--- a/2022/Drafts/Compliance Documents/LMCI-HERS/2022-LMCI-MCH-24b-EnclosureAirLeakageWorksheet-SinglePointTest-Automatic Meter.docx
+++ b/2022/Drafts/Compliance Documents/LMCI-HERS/2022-LMCI-MCH-24b-EnclosureAirLeakageWorksheet-SinglePointTest-Automatic Meter.docx
@@ -1,7 +1,233 @@
 
 <file path=word/document.xml><?xml version="1.0" encoding="utf-8"?>
-<w:document xmlns:wpc="http://schemas.microsoft.com/office/word/2010/wordprocessingCanvas" xmlns:cx="http://schemas.microsoft.com/office/drawing/2014/chartex" xmlns:cx1="http://schemas.microsoft.com/office/drawing/2015/9/8/chartex" xmlns:cx2="http://schemas.microsoft.com/office/drawing/2015/10/21/chartex" xmlns:cx3="http://schemas.microsoft.com/office/drawing/2016/5/9/chartex" xmlns:cx4="http://schemas.microsoft.com/office/drawing/2016/5/10/chartex" xmlns:cx5="http://schemas.microsoft.com/office/drawing/2016/5/11/chartex" xmlns:cx6="http://schemas.microsoft.com/office/drawing/2016/5/12/chartex" xmlns:cx7="http://schemas.microsoft.com/office/drawing/2016/5/13/chartex" xmlns:cx8="http://schemas.microsoft.com/office/drawing/2016/5/14/chartex" xmlns:mc="http://schemas.openxmlformats.org/markup-compatibility/2006" xmlns:aink="http://schemas.microsoft.com/office/drawing/2016/ink" xmlns:am3d="http://schemas.microsoft.com/office/drawing/2017/model3d" xmlns:o="urn:schemas-microsoft-com:office:office" xmlns:r="http://schemas.openxmlformats.org/officeDocument/2006/relationships" xmlns:m="http://schemas.openxmlformats.org/officeDocument/2006/math" xmlns:v="urn:schemas-microsoft-com:vml" xmlns:wp14="http://schemas.microsoft.com/office/word/2010/wordprocessingDrawing" xmlns:wp="http://schemas.openxmlformats.org/drawingml/2006/wordprocessingDrawing" xmlns:w10="urn:schemas-microsoft-com:office:word" xmlns:w="http://schemas.openxmlformats.org/wordprocessingml/2006/main" xmlns:w14="http://schemas.microsoft.com/office/word/2010/wordml" xmlns:w15="http://schemas.microsoft.com/office/word/2012/wordml" xmlns:w16cex="http://schemas.microsoft.com/office/word/2018/wordml/cex" xmlns:w16cid="http://schemas.microsoft.com/office/word/2016/wordml/cid" xmlns:w16="http://schemas.microsoft.com/office/word/2018/wordml" xmlns:w16sdtdh="http://schemas.microsoft.com/office/word/2020/wordml/sdtdatahash" xmlns:w16se="http://schemas.microsoft.com/office/word/2015/wordml/symex" xmlns:wpg="http://schemas.microsoft.com/office/word/2010/wordprocessingGroup" xmlns:wpi="http://schemas.microsoft.com/office/word/2010/wordprocessingInk" xmlns:wne="http://schemas.microsoft.com/office/word/2006/wordml" xmlns:wps="http://schemas.microsoft.com/office/word/2010/wordprocessingShape" mc:Ignorable="w14 w15 w16se w16cid w16 w16cex w16sdtdh wp14">
+<w:document xmlns:wpc="http://schemas.microsoft.com/office/word/2010/wordprocessingCanvas" xmlns:cx="http://schemas.microsoft.com/office/drawing/2014/chartex" xmlns:cx1="http://schemas.microsoft.com/office/drawing/2015/9/8/chartex" xmlns:cx2="http://schemas.microsoft.com/office/drawing/2015/10/21/chartex" xmlns:cx3="http://schemas.microsoft.com/office/drawing/2016/5/9/chartex" xmlns:cx4="http://schemas.microsoft.com/office/drawing/2016/5/10/chartex" xmlns:cx5="http://schemas.microsoft.com/office/drawing/2016/5/11/chartex" xmlns:cx6="http://schemas.microsoft.com/office/drawing/2016/5/12/chartex" xmlns:cx7="http://schemas.microsoft.com/office/drawing/2016/5/13/chartex" xmlns:cx8="http://schemas.microsoft.com/office/drawing/2016/5/14/chartex" xmlns:mc="http://schemas.openxmlformats.org/markup-compatibility/2006" xmlns:aink="http://schemas.microsoft.com/office/drawing/2016/ink" xmlns:am3d="http://schemas.microsoft.com/office/drawing/2017/model3d" xmlns:o="urn:schemas-microsoft-com:office:office" xmlns:oel="http://schemas.microsoft.com/office/2019/extlst" xmlns:r="http://schemas.openxmlformats.org/officeDocument/2006/relationships" xmlns:m="http://schemas.openxmlformats.org/officeDocument/2006/math" xmlns:v="urn:schemas-microsoft-com:vml" xmlns:wp14="http://schemas.microsoft.com/office/word/2010/wordprocessingDrawing" xmlns:wp="http://schemas.openxmlformats.org/drawingml/2006/wordprocessingDrawing" xmlns:w10="urn:schemas-microsoft-com:office:word" xmlns:w="http://schemas.openxmlformats.org/wordprocessingml/2006/main" xmlns:w14="http://schemas.microsoft.com/office/word/2010/wordml" xmlns:w15="http://schemas.microsoft.com/office/word/2012/wordml" xmlns:w16cex="http://schemas.microsoft.com/office/word/2018/wordml/cex" xmlns:w16cid="http://schemas.microsoft.com/office/word/2016/wordml/cid" xmlns:w16="http://schemas.microsoft.com/office/word/2018/wordml" xmlns:w16du="http://schemas.microsoft.com/office/word/2023/wordml/word16du" xmlns:w16sdtdh="http://schemas.microsoft.com/office/word/2020/wordml/sdtdatahash" xmlns:w16se="http://schemas.microsoft.com/office/word/2015/wordml/symex" xmlns:wpg="http://schemas.microsoft.com/office/word/2010/wordprocessingGroup" xmlns:wpi="http://schemas.microsoft.com/office/word/2010/wordprocessingInk" xmlns:wne="http://schemas.microsoft.com/office/word/2006/wordml" xmlns:wps="http://schemas.microsoft.com/office/word/2010/wordprocessingShape" mc:Ignorable="w14 w15 w16se w16cid w16 w16cex w16sdtdh wp14">
   <w:body>
+    <w:p>
+      <w:pPr>
+        <w:rPr>
+          <w:rFonts w:ascii="Calibri" w:eastAsia="Calibri" w:hAnsi="Calibri" w:cs="Calibri"/>
+          <w:b/>
+          <w:bCs/>
+        </w:rPr>
+      </w:pPr>
+      <w:r>
+        <w:rPr>
+          <w:rFonts w:asciiTheme="minorHAnsi" w:hAnsiTheme="minorHAnsi" w:cstheme="minorBidi"/>
+          <w:b/>
+          <w:bCs/>
+          <w:sz w:val="24"/>
+          <w:szCs w:val="24"/>
+        </w:rPr>
+        <w:t xml:space="preserve">CERTIFICATE OF </w:t>
+      </w:r>
+      <w:r>
+        <w:rPr>
+          <w:rFonts w:ascii="Calibri" w:eastAsia="Calibri" w:hAnsi="Calibri" w:cs="Calibri"/>
+          <w:b/>
+          <w:bCs/>
+          <w:sz w:val="24"/>
+          <w:szCs w:val="24"/>
+        </w:rPr>
+        <w:t>INSTALLATION</w:t>
+      </w:r>
+    </w:p>
+    <w:p>
+      <w:pPr>
+        <w:rPr>
+          <w:rFonts w:asciiTheme="minorHAnsi" w:hAnsiTheme="minorHAnsi" w:cstheme="minorHAnsi"/>
+          <w:sz w:val="24"/>
+          <w:szCs w:val="24"/>
+        </w:rPr>
+      </w:pPr>
+      <w:r>
+        <w:rPr>
+          <w:rFonts w:asciiTheme="minorHAnsi" w:hAnsiTheme="minorHAnsi" w:cstheme="minorHAnsi"/>
+          <w:b/>
+          <w:sz w:val="24"/>
+          <w:szCs w:val="24"/>
+        </w:rPr>
+        <w:t>Note:</w:t>
+      </w:r>
+      <w:r>
+        <w:rPr>
+          <w:rFonts w:asciiTheme="minorHAnsi" w:hAnsiTheme="minorHAnsi" w:cstheme="minorHAnsi"/>
+          <w:bCs/>
+          <w:sz w:val="24"/>
+          <w:szCs w:val="24"/>
+        </w:rPr>
+        <w:t xml:space="preserve"> This table completed by HERS Registry.</w:t>
+      </w:r>
+    </w:p>
+    <w:tbl>
+      <w:tblPr>
+        <w:tblStyle w:val="TableGrid"/>
+        <w:tblW w:w="4996" w:type="pct"/>
+        <w:tblLook w:val="0020" w:firstRow="1" w:lastRow="0" w:firstColumn="0" w:lastColumn="0" w:noHBand="0" w:noVBand="0"/>
+      </w:tblPr>
+      <w:tblGrid>
+        <w:gridCol w:w="5318"/>
+        <w:gridCol w:w="5463"/>
+      </w:tblGrid>
+      <w:tr>
+        <w:trPr>
+          <w:trHeight w:val="288"/>
+        </w:trPr>
+        <w:tc>
+          <w:tcPr>
+            <w:tcW w:w="7177" w:type="dxa"/>
+          </w:tcPr>
+          <w:p>
+            <w:pPr>
+              <w:rPr>
+                <w:rFonts w:asciiTheme="minorHAnsi" w:hAnsiTheme="minorHAnsi" w:cstheme="minorHAnsi"/>
+                <w:sz w:val="24"/>
+                <w:szCs w:val="24"/>
+              </w:rPr>
+            </w:pPr>
+            <w:r>
+              <w:rPr>
+                <w:rFonts w:asciiTheme="minorHAnsi" w:hAnsiTheme="minorHAnsi" w:cstheme="minorHAnsi"/>
+                <w:sz w:val="24"/>
+                <w:szCs w:val="24"/>
+              </w:rPr>
+              <w:t>Project Name:</w:t>
+            </w:r>
+          </w:p>
+        </w:tc>
+        <w:tc>
+          <w:tcPr>
+            <w:tcW w:w="7201" w:type="dxa"/>
+          </w:tcPr>
+          <w:p>
+            <w:pPr>
+              <w:rPr>
+                <w:rFonts w:asciiTheme="minorHAnsi" w:hAnsiTheme="minorHAnsi" w:cstheme="minorHAnsi"/>
+                <w:sz w:val="24"/>
+                <w:szCs w:val="24"/>
+              </w:rPr>
+            </w:pPr>
+            <w:r>
+              <w:rPr>
+                <w:rFonts w:asciiTheme="minorHAnsi" w:hAnsiTheme="minorHAnsi" w:cstheme="minorHAnsi"/>
+                <w:sz w:val="24"/>
+                <w:szCs w:val="24"/>
+              </w:rPr>
+              <w:t>Enforcement Agency:</w:t>
+            </w:r>
+          </w:p>
+        </w:tc>
+      </w:tr>
+      <w:tr>
+        <w:trPr>
+          <w:trHeight w:val="288"/>
+        </w:trPr>
+        <w:tc>
+          <w:tcPr>
+            <w:tcW w:w="7177" w:type="dxa"/>
+          </w:tcPr>
+          <w:p>
+            <w:pPr>
+              <w:rPr>
+                <w:rFonts w:asciiTheme="minorHAnsi" w:hAnsiTheme="minorHAnsi" w:cstheme="minorHAnsi"/>
+                <w:sz w:val="24"/>
+                <w:szCs w:val="24"/>
+                <w:vertAlign w:val="superscript"/>
+              </w:rPr>
+            </w:pPr>
+            <w:r>
+              <w:rPr>
+                <w:rFonts w:asciiTheme="minorHAnsi" w:hAnsiTheme="minorHAnsi" w:cstheme="minorHAnsi"/>
+                <w:sz w:val="24"/>
+                <w:szCs w:val="24"/>
+              </w:rPr>
+              <w:t>Dwelling Address:</w:t>
+            </w:r>
+          </w:p>
+        </w:tc>
+        <w:tc>
+          <w:tcPr>
+            <w:tcW w:w="7201" w:type="dxa"/>
+          </w:tcPr>
+          <w:p>
+            <w:pPr>
+              <w:rPr>
+                <w:rFonts w:asciiTheme="minorHAnsi" w:hAnsiTheme="minorHAnsi" w:cstheme="minorHAnsi"/>
+                <w:sz w:val="24"/>
+                <w:szCs w:val="24"/>
+                <w:vertAlign w:val="superscript"/>
+              </w:rPr>
+            </w:pPr>
+            <w:r>
+              <w:rPr>
+                <w:rFonts w:asciiTheme="minorHAnsi" w:hAnsiTheme="minorHAnsi" w:cstheme="minorHAnsi"/>
+                <w:sz w:val="24"/>
+                <w:szCs w:val="24"/>
+              </w:rPr>
+              <w:t>Permit Number:</w:t>
+            </w:r>
+          </w:p>
+        </w:tc>
+      </w:tr>
+      <w:tr>
+        <w:trPr>
+          <w:trHeight w:val="288"/>
+        </w:trPr>
+        <w:tc>
+          <w:tcPr>
+            <w:tcW w:w="7177" w:type="dxa"/>
+          </w:tcPr>
+          <w:p>
+            <w:pPr>
+              <w:rPr>
+                <w:rFonts w:asciiTheme="minorHAnsi" w:hAnsiTheme="minorHAnsi" w:cstheme="minorHAnsi"/>
+                <w:sz w:val="24"/>
+                <w:szCs w:val="24"/>
+              </w:rPr>
+            </w:pPr>
+            <w:r>
+              <w:rPr>
+                <w:rFonts w:asciiTheme="minorHAnsi" w:hAnsiTheme="minorHAnsi" w:cstheme="minorHAnsi"/>
+                <w:sz w:val="24"/>
+                <w:szCs w:val="24"/>
+              </w:rPr>
+              <w:t>City and Zip Code:</w:t>
+            </w:r>
+          </w:p>
+        </w:tc>
+        <w:tc>
+          <w:tcPr>
+            <w:tcW w:w="7201" w:type="dxa"/>
+          </w:tcPr>
+          <w:p>
+            <w:pPr>
+              <w:rPr>
+                <w:rFonts w:asciiTheme="minorHAnsi" w:hAnsiTheme="minorHAnsi" w:cstheme="minorBidi"/>
+                <w:sz w:val="24"/>
+                <w:szCs w:val="24"/>
+              </w:rPr>
+            </w:pPr>
+            <w:r>
+              <w:rPr>
+                <w:rFonts w:ascii="Calibri" w:eastAsia="Calibri" w:hAnsi="Calibri" w:cs="Calibri"/>
+                <w:color w:val="000000" w:themeColor="text1"/>
+                <w:sz w:val="24"/>
+                <w:szCs w:val="24"/>
+              </w:rPr>
+              <w:t>Permit Application Date</w:t>
+            </w:r>
+            <w:r>
+              <w:rPr>
+                <w:rFonts w:asciiTheme="minorHAnsi" w:hAnsiTheme="minorHAnsi" w:cstheme="minorBidi"/>
+                <w:sz w:val="24"/>
+                <w:szCs w:val="24"/>
+              </w:rPr>
+              <w:t>:</w:t>
+            </w:r>
+          </w:p>
+        </w:tc>
+      </w:tr>
+    </w:tbl>
+    <w:p/>
     <w:tbl>
       <w:tblPr>
         <w:tblW w:w="5000" w:type="pct"/>
@@ -1198,13 +1424,33 @@
                 <w:szCs w:val="18"/>
               </w:rPr>
             </w:pPr>
-            <w:r>
-              <w:rPr>
-                <w:rFonts w:asciiTheme="minorHAnsi" w:hAnsiTheme="minorHAnsi"/>
-                <w:sz w:val="18"/>
-                <w:szCs w:val="18"/>
-              </w:rPr>
-              <w:t>Building volume</w:t>
+            <w:ins w:id="0" w:author="Alhabibi, Haider@Energy" w:date="2023-06-07T13:05:00Z">
+              <w:r>
+                <w:rPr>
+                  <w:rFonts w:asciiTheme="minorHAnsi" w:hAnsiTheme="minorHAnsi"/>
+                  <w:sz w:val="18"/>
+                  <w:szCs w:val="18"/>
+                </w:rPr>
+                <w:t>Dwelling Unit</w:t>
+              </w:r>
+            </w:ins>
+            <w:del w:id="1" w:author="Alhabibi, Haider@Energy" w:date="2023-06-07T13:05:00Z">
+              <w:r>
+                <w:rPr>
+                  <w:rFonts w:asciiTheme="minorHAnsi" w:hAnsiTheme="minorHAnsi"/>
+                  <w:sz w:val="18"/>
+                  <w:szCs w:val="18"/>
+                </w:rPr>
+                <w:delText>Building</w:delText>
+              </w:r>
+            </w:del>
+            <w:r>
+              <w:rPr>
+                <w:rFonts w:asciiTheme="minorHAnsi" w:hAnsiTheme="minorHAnsi"/>
+                <w:sz w:val="18"/>
+                <w:szCs w:val="18"/>
+              </w:rPr>
+              <w:t xml:space="preserve"> volume</w:t>
             </w:r>
           </w:p>
         </w:tc>
@@ -1276,16 +1522,7 @@
                 <w:sz w:val="18"/>
                 <w:szCs w:val="18"/>
               </w:rPr>
-              <w:t xml:space="preserve">Target dwelling unit compartmentalization </w:t>
-            </w:r>
-            <w:proofErr w:type="gramStart"/>
-            <w:r>
-              <w:rPr>
-                <w:rFonts w:asciiTheme="minorHAnsi" w:hAnsiTheme="minorHAnsi"/>
-                <w:sz w:val="18"/>
-                <w:szCs w:val="18"/>
-              </w:rPr>
-              <w:t xml:space="preserve">leakage </w:t>
+              <w:t xml:space="preserve">Target dwelling unit compartmentalization leakage </w:t>
             </w:r>
             <w:r>
               <w:rPr>
@@ -1302,16 +1539,7 @@
                 <w:sz w:val="18"/>
                 <w:szCs w:val="18"/>
               </w:rPr>
-              <w:t>(</w:t>
-            </w:r>
-            <w:proofErr w:type="gramEnd"/>
-            <w:r>
-              <w:rPr>
-                <w:rFonts w:asciiTheme="minorHAnsi" w:hAnsiTheme="minorHAnsi"/>
-                <w:sz w:val="18"/>
-                <w:szCs w:val="18"/>
-              </w:rPr>
-              <w:t>CFM50)</w:t>
+              <w:t>(CFM50)</w:t>
             </w:r>
           </w:p>
         </w:tc>
@@ -2703,33 +2931,6 @@
         </w:rPr>
       </w:pPr>
     </w:p>
-    <w:p>
-      <w:pPr>
-        <w:rPr>
-          <w:rFonts w:asciiTheme="minorHAnsi" w:hAnsiTheme="minorHAnsi"/>
-          <w:sz w:val="18"/>
-          <w:szCs w:val="18"/>
-        </w:rPr>
-      </w:pPr>
-    </w:p>
-    <w:p>
-      <w:pPr>
-        <w:rPr>
-          <w:rFonts w:asciiTheme="minorHAnsi" w:hAnsiTheme="minorHAnsi"/>
-          <w:sz w:val="18"/>
-          <w:szCs w:val="18"/>
-        </w:rPr>
-      </w:pPr>
-    </w:p>
-    <w:p>
-      <w:pPr>
-        <w:rPr>
-          <w:rFonts w:asciiTheme="minorHAnsi" w:hAnsiTheme="minorHAnsi"/>
-          <w:sz w:val="18"/>
-          <w:szCs w:val="18"/>
-        </w:rPr>
-      </w:pPr>
-    </w:p>
     <w:tbl>
       <w:tblPr>
         <w:tblpPr w:leftFromText="180" w:rightFromText="180" w:vertAnchor="text" w:horzAnchor="margin" w:tblpY="-15"/>
@@ -2766,7 +2967,6 @@
                 <w:b/>
                 <w:szCs w:val="18"/>
               </w:rPr>
-              <w:lastRenderedPageBreak/>
               <w:t>MCH</w:t>
             </w:r>
             <w:r>
@@ -2799,25 +2999,7 @@
                 <w:b/>
                 <w:szCs w:val="18"/>
               </w:rPr>
-              <w:t xml:space="preserve"> - Single Point Air Tightness Test </w:t>
-            </w:r>
-            <w:proofErr w:type="gramStart"/>
-            <w:r>
-              <w:rPr>
-                <w:rFonts w:asciiTheme="minorHAnsi" w:hAnsiTheme="minorHAnsi"/>
-                <w:b/>
-                <w:szCs w:val="18"/>
-              </w:rPr>
-              <w:t>With</w:t>
-            </w:r>
-            <w:proofErr w:type="gramEnd"/>
-            <w:r>
-              <w:rPr>
-                <w:rFonts w:asciiTheme="minorHAnsi" w:hAnsiTheme="minorHAnsi"/>
-                <w:b/>
-                <w:szCs w:val="18"/>
-              </w:rPr>
-              <w:t xml:space="preserve"> </w:t>
+              <w:t xml:space="preserve"> - Single Point Air Tightness Test With </w:t>
             </w:r>
             <w:r>
               <w:rPr>
@@ -3742,25 +3924,7 @@
                 <w:sz w:val="18"/>
                 <w:szCs w:val="18"/>
               </w:rPr>
-              <w:t xml:space="preserve">(Pressurization is </w:t>
-            </w:r>
-            <w:proofErr w:type="gramStart"/>
-            <w:r>
-              <w:rPr>
-                <w:rFonts w:asciiTheme="minorHAnsi" w:hAnsiTheme="minorHAnsi"/>
-                <w:sz w:val="18"/>
-                <w:szCs w:val="18"/>
-              </w:rPr>
-              <w:t>positive;  Depressurization</w:t>
-            </w:r>
-            <w:proofErr w:type="gramEnd"/>
-            <w:r>
-              <w:rPr>
-                <w:rFonts w:asciiTheme="minorHAnsi" w:hAnsiTheme="minorHAnsi"/>
-                <w:sz w:val="18"/>
-                <w:szCs w:val="18"/>
-              </w:rPr>
-              <w:t xml:space="preserve"> is negative)</w:t>
+              <w:t>(Pressurization is positive;  Depressurization is negative)</w:t>
             </w:r>
           </w:p>
         </w:tc>
@@ -5293,26 +5457,14 @@
               </w:rPr>
               <w:t>enclosure for testing is detailed in RESNET 380-201</w:t>
             </w:r>
-            <w:ins w:id="0" w:author="Tsan, Bach@Energy" w:date="2021-11-24T11:27:00Z">
-              <w:r>
-                <w:rPr>
-                  <w:rFonts w:asciiTheme="minorHAnsi" w:hAnsiTheme="minorHAnsi"/>
-                  <w:sz w:val="18"/>
-                  <w:szCs w:val="18"/>
-                </w:rPr>
-                <w:t>9</w:t>
-              </w:r>
-            </w:ins>
-            <w:del w:id="1" w:author="Tsan, Bach@Energy" w:date="2021-11-24T11:27:00Z">
-              <w:r>
-                <w:rPr>
-                  <w:rFonts w:asciiTheme="minorHAnsi" w:hAnsiTheme="minorHAnsi"/>
-                  <w:sz w:val="18"/>
-                  <w:szCs w:val="18"/>
-                </w:rPr>
-                <w:delText>6</w:delText>
-              </w:r>
-            </w:del>
+            <w:r>
+              <w:rPr>
+                <w:rFonts w:asciiTheme="minorHAnsi" w:hAnsiTheme="minorHAnsi"/>
+                <w:sz w:val="18"/>
+                <w:szCs w:val="18"/>
+              </w:rPr>
+              <w:t>9</w:t>
+            </w:r>
             <w:r>
               <w:rPr>
                 <w:rFonts w:asciiTheme="minorHAnsi" w:hAnsiTheme="minorHAnsi"/>
@@ -5463,26 +5615,14 @@
               </w:rPr>
               <w:t xml:space="preserve"> Standards Section 1</w:t>
             </w:r>
-            <w:ins w:id="2" w:author="Moua, Cheng@Energy" w:date="2022-02-18T14:53:00Z">
-              <w:r>
-                <w:rPr>
-                  <w:rFonts w:asciiTheme="minorHAnsi" w:hAnsiTheme="minorHAnsi"/>
-                  <w:sz w:val="18"/>
-                  <w:szCs w:val="18"/>
-                </w:rPr>
-                <w:t>60.2(b)2Aivb2</w:t>
-              </w:r>
-            </w:ins>
-            <w:del w:id="3" w:author="Moua, Cheng@Energy" w:date="2022-02-18T14:53:00Z">
-              <w:r>
-                <w:rPr>
-                  <w:rFonts w:asciiTheme="minorHAnsi" w:hAnsiTheme="minorHAnsi"/>
-                  <w:sz w:val="18"/>
-                  <w:szCs w:val="18"/>
-                </w:rPr>
-                <w:delText>50.0(o)1Eii</w:delText>
-              </w:r>
-            </w:del>
+            <w:r>
+              <w:rPr>
+                <w:rFonts w:asciiTheme="minorHAnsi" w:hAnsiTheme="minorHAnsi"/>
+                <w:sz w:val="18"/>
+                <w:szCs w:val="18"/>
+              </w:rPr>
+              <w:t>60.2(b)2Aivb2</w:t>
+            </w:r>
             <w:r>
               <w:rPr>
                 <w:rFonts w:asciiTheme="minorHAnsi" w:hAnsiTheme="minorHAnsi"/>
@@ -5594,26 +5734,14 @@
               </w:rPr>
               <w:t>-201</w:t>
             </w:r>
-            <w:ins w:id="4" w:author="Tsan, Bach@Energy" w:date="2021-11-24T11:27:00Z">
-              <w:r>
-                <w:rPr>
-                  <w:rFonts w:asciiTheme="minorHAnsi" w:hAnsiTheme="minorHAnsi"/>
-                  <w:sz w:val="18"/>
-                  <w:szCs w:val="18"/>
-                </w:rPr>
-                <w:t>9</w:t>
-              </w:r>
-            </w:ins>
-            <w:del w:id="5" w:author="Tsan, Bach@Energy" w:date="2021-11-24T11:27:00Z">
-              <w:r>
-                <w:rPr>
-                  <w:rFonts w:asciiTheme="minorHAnsi" w:hAnsiTheme="minorHAnsi"/>
-                  <w:sz w:val="18"/>
-                  <w:szCs w:val="18"/>
-                </w:rPr>
-                <w:delText>6</w:delText>
-              </w:r>
-            </w:del>
+            <w:r>
+              <w:rPr>
+                <w:rFonts w:asciiTheme="minorHAnsi" w:hAnsiTheme="minorHAnsi"/>
+                <w:sz w:val="18"/>
+                <w:szCs w:val="18"/>
+              </w:rPr>
+              <w:t>9</w:t>
+            </w:r>
             <w:r>
               <w:rPr>
                 <w:rFonts w:asciiTheme="minorHAnsi" w:hAnsiTheme="minorHAnsi"/>
@@ -5725,26 +5853,14 @@
               </w:rPr>
               <w:t>-201</w:t>
             </w:r>
-            <w:ins w:id="6" w:author="Tsan, Bach@Energy" w:date="2021-11-24T11:27:00Z">
-              <w:r>
-                <w:rPr>
-                  <w:rFonts w:asciiTheme="minorHAnsi" w:hAnsiTheme="minorHAnsi"/>
-                  <w:sz w:val="18"/>
-                  <w:szCs w:val="18"/>
-                </w:rPr>
-                <w:t>9</w:t>
-              </w:r>
-            </w:ins>
-            <w:del w:id="7" w:author="Tsan, Bach@Energy" w:date="2021-11-24T11:27:00Z">
-              <w:r>
-                <w:rPr>
-                  <w:rFonts w:asciiTheme="minorHAnsi" w:hAnsiTheme="minorHAnsi"/>
-                  <w:sz w:val="18"/>
-                  <w:szCs w:val="18"/>
-                </w:rPr>
-                <w:delText>6</w:delText>
-              </w:r>
-            </w:del>
+            <w:r>
+              <w:rPr>
+                <w:rFonts w:asciiTheme="minorHAnsi" w:hAnsiTheme="minorHAnsi"/>
+                <w:sz w:val="18"/>
+                <w:szCs w:val="18"/>
+              </w:rPr>
+              <w:t>9</w:t>
+            </w:r>
             <w:r>
               <w:rPr>
                 <w:rFonts w:asciiTheme="minorHAnsi" w:hAnsiTheme="minorHAnsi"/>
@@ -5758,6 +5874,38 @@
       </w:tr>
     </w:tbl>
     <w:p/>
+    <w:p>
+      <w:pPr>
+        <w:tabs>
+          <w:tab w:val="left" w:pos="-720"/>
+          <w:tab w:val="left" w:pos="0"/>
+          <w:tab w:val="left" w:pos="1152"/>
+          <w:tab w:val="center" w:pos="3942"/>
+          <w:tab w:val="center" w:pos="5292"/>
+          <w:tab w:val="center" w:pos="6642"/>
+          <w:tab w:val="center" w:pos="7722"/>
+          <w:tab w:val="center" w:pos="8802"/>
+          <w:tab w:val="center" w:pos="9792"/>
+          <w:tab w:val="left" w:pos="10800"/>
+          <w:tab w:val="left" w:pos="11520"/>
+          <w:tab w:val="left" w:pos="12240"/>
+          <w:tab w:val="left" w:pos="12960"/>
+          <w:tab w:val="left" w:pos="13680"/>
+          <w:tab w:val="left" w:pos="14400"/>
+          <w:tab w:val="left" w:pos="15120"/>
+          <w:tab w:val="left" w:pos="15840"/>
+          <w:tab w:val="left" w:pos="16560"/>
+          <w:tab w:val="left" w:pos="17280"/>
+          <w:tab w:val="left" w:pos="18000"/>
+          <w:tab w:val="left" w:pos="18720"/>
+          <w:tab w:val="left" w:pos="30672"/>
+        </w:tabs>
+        <w:suppressAutoHyphens/>
+        <w:rPr>
+          <w:b/>
+        </w:rPr>
+      </w:pPr>
+    </w:p>
     <w:tbl>
       <w:tblPr>
         <w:tblW w:w="5000" w:type="pct"/>
@@ -5778,8 +5926,8 @@
       <w:tblGrid>
         <w:gridCol w:w="5166"/>
         <w:gridCol w:w="264"/>
-        <w:gridCol w:w="2486"/>
-        <w:gridCol w:w="2874"/>
+        <w:gridCol w:w="2485"/>
+        <w:gridCol w:w="2875"/>
       </w:tblGrid>
       <w:tr>
         <w:trPr>
@@ -5828,8 +5976,6 @@
                 <w:rFonts w:ascii="Calibri" w:hAnsi="Calibri" w:cs="Arial"/>
                 <w:b/>
                 <w:caps/>
-                <w:sz w:val="18"/>
-                <w:szCs w:val="18"/>
               </w:rPr>
               <w:lastRenderedPageBreak/>
               <w:t>Documentation Author's Declaration Statement</w:t>
@@ -5857,33 +6003,13 @@
               <w:ind w:left="360" w:hanging="270"/>
               <w:rPr>
                 <w:rFonts w:ascii="Calibri" w:hAnsi="Calibri"/>
-                <w:sz w:val="18"/>
-                <w:szCs w:val="18"/>
               </w:rPr>
             </w:pPr>
             <w:r>
               <w:rPr>
                 <w:rFonts w:ascii="Calibri" w:hAnsi="Calibri"/>
-                <w:sz w:val="18"/>
-                <w:szCs w:val="18"/>
-              </w:rPr>
-              <w:t xml:space="preserve">I certify that this Certificate of </w:t>
-            </w:r>
-            <w:r>
-              <w:rPr>
-                <w:rFonts w:ascii="Calibri" w:hAnsi="Calibri"/>
-                <w:sz w:val="18"/>
-                <w:szCs w:val="18"/>
-              </w:rPr>
-              <w:t>Installation</w:t>
-            </w:r>
-            <w:r>
-              <w:rPr>
-                <w:rFonts w:ascii="Calibri" w:hAnsi="Calibri"/>
-                <w:sz w:val="18"/>
-                <w:szCs w:val="18"/>
-              </w:rPr>
-              <w:t xml:space="preserve"> documentation is accurate and complete.</w:t>
+              </w:rPr>
+              <w:t>I certify that this Certificate of Installation documentation is accurate and complete.</w:t>
             </w:r>
           </w:p>
         </w:tc>
@@ -5902,25 +6028,13 @@
               <w:keepNext/>
               <w:rPr>
                 <w:rFonts w:ascii="Calibri" w:hAnsi="Calibri"/>
-                <w:sz w:val="14"/>
-                <w:szCs w:val="14"/>
               </w:rPr>
             </w:pPr>
             <w:r>
               <w:rPr>
                 <w:rFonts w:ascii="Calibri" w:hAnsi="Calibri"/>
-                <w:sz w:val="14"/>
-                <w:szCs w:val="14"/>
-              </w:rPr>
-              <w:t xml:space="preserve">Documentation Author </w:t>
-            </w:r>
-            <w:r>
-              <w:rPr>
-                <w:rFonts w:ascii="Calibri" w:hAnsi="Calibri"/>
-                <w:sz w:val="14"/>
-                <w:szCs w:val="14"/>
-              </w:rPr>
-              <w:t>Name:</w:t>
+              </w:rPr>
+              <w:t>Documentation Author Name:</w:t>
             </w:r>
           </w:p>
         </w:tc>
@@ -5934,25 +6048,13 @@
               <w:keepNext/>
               <w:rPr>
                 <w:rFonts w:ascii="Calibri" w:hAnsi="Calibri"/>
-                <w:sz w:val="14"/>
-                <w:szCs w:val="14"/>
               </w:rPr>
             </w:pPr>
             <w:r>
               <w:rPr>
                 <w:rFonts w:ascii="Calibri" w:hAnsi="Calibri"/>
-                <w:sz w:val="14"/>
-                <w:szCs w:val="14"/>
-              </w:rPr>
-              <w:t xml:space="preserve">Documentation Author </w:t>
-            </w:r>
-            <w:r>
-              <w:rPr>
-                <w:rFonts w:ascii="Calibri" w:hAnsi="Calibri"/>
-                <w:sz w:val="14"/>
-                <w:szCs w:val="14"/>
-              </w:rPr>
-              <w:t>Signature:</w:t>
+              </w:rPr>
+              <w:t>Documentation Author Signature:</w:t>
             </w:r>
           </w:p>
         </w:tc>
@@ -5971,25 +6073,13 @@
               <w:keepNext/>
               <w:rPr>
                 <w:rFonts w:ascii="Calibri" w:hAnsi="Calibri"/>
-                <w:sz w:val="14"/>
-                <w:szCs w:val="14"/>
               </w:rPr>
             </w:pPr>
             <w:r>
               <w:rPr>
                 <w:rFonts w:ascii="Calibri" w:hAnsi="Calibri"/>
-                <w:sz w:val="14"/>
-                <w:szCs w:val="14"/>
-              </w:rPr>
-              <w:t>Documentation Author Company Name</w:t>
-            </w:r>
-            <w:r>
-              <w:rPr>
-                <w:rFonts w:ascii="Calibri" w:hAnsi="Calibri"/>
-                <w:sz w:val="14"/>
-                <w:szCs w:val="14"/>
-              </w:rPr>
-              <w:t>:</w:t>
+              </w:rPr>
+              <w:t>Documentation Author Company Name:</w:t>
             </w:r>
           </w:p>
         </w:tc>
@@ -6003,33 +6093,13 @@
               <w:keepNext/>
               <w:rPr>
                 <w:rFonts w:ascii="Calibri" w:hAnsi="Calibri"/>
-                <w:sz w:val="14"/>
-                <w:szCs w:val="14"/>
               </w:rPr>
             </w:pPr>
             <w:r>
               <w:rPr>
                 <w:rFonts w:ascii="Calibri" w:hAnsi="Calibri"/>
-                <w:sz w:val="14"/>
-                <w:szCs w:val="14"/>
-              </w:rPr>
-              <w:t>Date</w:t>
-            </w:r>
-            <w:r>
-              <w:rPr>
-                <w:rFonts w:ascii="Calibri" w:hAnsi="Calibri"/>
-                <w:sz w:val="14"/>
-                <w:szCs w:val="14"/>
-              </w:rPr>
-              <w:t xml:space="preserve"> Signed</w:t>
-            </w:r>
-            <w:r>
-              <w:rPr>
-                <w:rFonts w:ascii="Calibri" w:hAnsi="Calibri"/>
-                <w:sz w:val="14"/>
-                <w:szCs w:val="14"/>
-              </w:rPr>
-              <w:t>:</w:t>
+              </w:rPr>
+              <w:t>Date Signed:</w:t>
             </w:r>
           </w:p>
         </w:tc>
@@ -6048,15 +6118,11 @@
               <w:keepNext/>
               <w:rPr>
                 <w:rFonts w:ascii="Calibri" w:hAnsi="Calibri"/>
-                <w:sz w:val="14"/>
-                <w:szCs w:val="14"/>
               </w:rPr>
             </w:pPr>
             <w:r>
               <w:rPr>
                 <w:rFonts w:ascii="Calibri" w:hAnsi="Calibri"/>
-                <w:sz w:val="14"/>
-                <w:szCs w:val="14"/>
               </w:rPr>
               <w:t>Address:</w:t>
             </w:r>
@@ -6072,33 +6138,13 @@
               <w:keepNext/>
               <w:rPr>
                 <w:rFonts w:ascii="Calibri" w:hAnsi="Calibri"/>
-                <w:sz w:val="14"/>
-                <w:szCs w:val="14"/>
               </w:rPr>
             </w:pPr>
             <w:r>
               <w:rPr>
                 <w:rFonts w:ascii="Calibri" w:hAnsi="Calibri"/>
-                <w:sz w:val="14"/>
-                <w:szCs w:val="14"/>
-              </w:rPr>
-              <w:t>CEA/</w:t>
-            </w:r>
-            <w:r>
-              <w:rPr>
-                <w:rFonts w:ascii="Calibri" w:hAnsi="Calibri"/>
-                <w:sz w:val="14"/>
-                <w:szCs w:val="14"/>
-              </w:rPr>
-              <w:t>HERS Certification I</w:t>
-            </w:r>
-            <w:r>
-              <w:rPr>
-                <w:rFonts w:ascii="Calibri" w:hAnsi="Calibri"/>
-                <w:sz w:val="14"/>
-                <w:szCs w:val="14"/>
-              </w:rPr>
-              <w:t>dentification (If applicable):</w:t>
+              </w:rPr>
+              <w:t>CEA/HERS Certification Identification (If applicable):</w:t>
             </w:r>
           </w:p>
         </w:tc>
@@ -6117,15 +6163,11 @@
               <w:keepNext/>
               <w:rPr>
                 <w:rFonts w:ascii="Calibri" w:hAnsi="Calibri"/>
-                <w:sz w:val="14"/>
-                <w:szCs w:val="14"/>
               </w:rPr>
             </w:pPr>
             <w:r>
               <w:rPr>
                 <w:rFonts w:ascii="Calibri" w:hAnsi="Calibri"/>
-                <w:sz w:val="14"/>
-                <w:szCs w:val="14"/>
               </w:rPr>
               <w:t>City/State/Zip:</w:t>
             </w:r>
@@ -6141,15 +6183,11 @@
               <w:keepNext/>
               <w:rPr>
                 <w:rFonts w:ascii="Calibri" w:hAnsi="Calibri"/>
-                <w:sz w:val="14"/>
-                <w:szCs w:val="14"/>
               </w:rPr>
             </w:pPr>
             <w:r>
               <w:rPr>
                 <w:rFonts w:ascii="Calibri" w:hAnsi="Calibri"/>
-                <w:sz w:val="14"/>
-                <w:szCs w:val="14"/>
               </w:rPr>
               <w:t>Phone:</w:t>
             </w:r>
@@ -6201,8 +6239,6 @@
               <w:suppressAutoHyphens/>
               <w:rPr>
                 <w:rFonts w:ascii="Calibri" w:hAnsi="Calibri"/>
-                <w:sz w:val="18"/>
-                <w:szCs w:val="18"/>
               </w:rPr>
             </w:pPr>
             <w:r>
@@ -6210,30 +6246,8 @@
                 <w:rFonts w:ascii="Calibri" w:hAnsi="Calibri" w:cs="Arial"/>
                 <w:b/>
                 <w:caps/>
-                <w:sz w:val="18"/>
-                <w:szCs w:val="18"/>
-              </w:rPr>
-              <w:t xml:space="preserve">Responsible Person's </w:t>
-            </w:r>
-            <w:r>
-              <w:rPr>
-                <w:rFonts w:ascii="Calibri" w:hAnsi="Calibri" w:cs="Arial"/>
-                <w:b/>
-                <w:caps/>
-                <w:sz w:val="18"/>
-                <w:szCs w:val="18"/>
-              </w:rPr>
-              <w:t>Declaration statement</w:t>
-            </w:r>
-            <w:r>
-              <w:rPr>
-                <w:rFonts w:ascii="Calibri" w:hAnsi="Calibri" w:cs="Arial"/>
-                <w:b/>
-                <w:caps/>
-                <w:sz w:val="18"/>
-                <w:szCs w:val="18"/>
-              </w:rPr>
-              <w:t xml:space="preserve">  </w:t>
+              </w:rPr>
+              <w:t xml:space="preserve">Responsible Person's Declaration statement  </w:t>
             </w:r>
           </w:p>
         </w:tc>
@@ -6255,222 +6269,126 @@
           </w:tcPr>
           <w:p>
             <w:pPr>
-              <w:pStyle w:val="Heading3"/>
+              <w:keepNext/>
+              <w:rPr>
+                <w:rFonts w:ascii="Calibri" w:hAnsi="Calibri"/>
+              </w:rPr>
+            </w:pPr>
+            <w:r>
+              <w:rPr>
+                <w:rFonts w:ascii="Calibri" w:hAnsi="Calibri"/>
+              </w:rPr>
+              <w:t>I certify the following under penalty of perjury, under the laws of the State of California:</w:t>
+            </w:r>
+          </w:p>
+          <w:p>
+            <w:pPr>
               <w:numPr>
                 <w:ilvl w:val="0"/>
-                <w:numId w:val="0"/>
+                <w:numId w:val="28"/>
               </w:numPr>
-              <w:spacing w:before="60" w:after="60"/>
-              <w:ind w:right="86"/>
-              <w:rPr>
-                <w:rFonts w:asciiTheme="minorHAnsi" w:hAnsiTheme="minorHAnsi"/>
-                <w:sz w:val="18"/>
-                <w:szCs w:val="18"/>
-              </w:rPr>
-            </w:pPr>
-            <w:r>
-              <w:rPr>
-                <w:rFonts w:asciiTheme="minorHAnsi" w:hAnsiTheme="minorHAnsi"/>
-                <w:sz w:val="18"/>
-                <w:szCs w:val="18"/>
-              </w:rPr>
-              <w:t xml:space="preserve">I certify the following under penalty of perjury, under the laws of the State of California: </w:t>
-            </w:r>
-          </w:p>
-          <w:p>
-            <w:pPr>
-              <w:pStyle w:val="Heading3"/>
+              <w:ind w:left="865" w:hanging="360"/>
+              <w:contextualSpacing/>
+              <w:rPr>
+                <w:rFonts w:asciiTheme="minorHAnsi" w:hAnsiTheme="minorHAnsi" w:cstheme="minorBidi"/>
+                <w:caps/>
+              </w:rPr>
+            </w:pPr>
+            <w:r>
+              <w:rPr>
+                <w:rFonts w:asciiTheme="minorHAnsi" w:hAnsiTheme="minorHAnsi" w:cstheme="minorBidi"/>
+              </w:rPr>
+              <w:t xml:space="preserve">The information provided on this certificate of installation is true and correct. </w:t>
+            </w:r>
+          </w:p>
+          <w:p>
+            <w:pPr>
               <w:numPr>
                 <w:ilvl w:val="0"/>
-                <w:numId w:val="13"/>
+                <w:numId w:val="28"/>
               </w:numPr>
-              <w:spacing w:before="0"/>
-              <w:ind w:right="90"/>
-              <w:rPr>
-                <w:rFonts w:asciiTheme="minorHAnsi" w:hAnsiTheme="minorHAnsi"/>
-                <w:b/>
+              <w:ind w:left="865" w:hanging="360"/>
+              <w:contextualSpacing/>
+              <w:rPr>
+                <w:rFonts w:asciiTheme="minorHAnsi" w:hAnsiTheme="minorHAnsi" w:cstheme="minorHAnsi"/>
                 <w:caps/>
-                <w:sz w:val="18"/>
-                <w:szCs w:val="18"/>
-              </w:rPr>
-            </w:pPr>
-            <w:r>
-              <w:rPr>
-                <w:rFonts w:asciiTheme="minorHAnsi" w:hAnsiTheme="minorHAnsi"/>
-                <w:sz w:val="18"/>
-                <w:szCs w:val="18"/>
-              </w:rPr>
-              <w:t xml:space="preserve">The information provided on this Certificate of Installation is true and correct. </w:t>
-            </w:r>
-          </w:p>
-          <w:p>
-            <w:pPr>
-              <w:pStyle w:val="Heading3"/>
+              </w:rPr>
+            </w:pPr>
+            <w:r>
+              <w:rPr>
+                <w:rFonts w:asciiTheme="minorHAnsi" w:hAnsiTheme="minorHAnsi" w:cstheme="minorHAnsi"/>
+              </w:rPr>
+              <w:t>I am either: a) a responsible person eligible under division 3 of the business and professions code in the applicable classification to accept responsibility for the system design, construction, or installation of features, materials, components, or manufactured devices for the scope of work identified on this certificate of installation, and attest to the declarations in this statement, or b) I am an authorized representative of the responsible person and attest to the declarations in this statement on the responsible person’s behalf.</w:t>
+            </w:r>
+          </w:p>
+          <w:p>
+            <w:pPr>
               <w:numPr>
                 <w:ilvl w:val="0"/>
-                <w:numId w:val="13"/>
+                <w:numId w:val="28"/>
               </w:numPr>
-              <w:spacing w:before="0"/>
-              <w:ind w:right="90"/>
-              <w:rPr>
-                <w:rFonts w:asciiTheme="minorHAnsi" w:hAnsiTheme="minorHAnsi"/>
-                <w:b/>
+              <w:ind w:left="865" w:hanging="360"/>
+              <w:contextualSpacing/>
+              <w:rPr>
+                <w:rFonts w:asciiTheme="minorHAnsi" w:hAnsiTheme="minorHAnsi" w:cstheme="minorHAnsi"/>
                 <w:caps/>
-                <w:sz w:val="18"/>
-              </w:rPr>
-            </w:pPr>
-            <w:r>
-              <w:rPr>
-                <w:rFonts w:asciiTheme="minorHAnsi" w:hAnsiTheme="minorHAnsi"/>
-                <w:snapToGrid w:val="0"/>
-                <w:sz w:val="18"/>
-                <w:szCs w:val="18"/>
-              </w:rPr>
-              <w:t xml:space="preserve">I am either: a) a responsible person eligible under Division 3 of the Business and Professions Code </w:t>
-            </w:r>
-            <w:r>
-              <w:rPr>
-                <w:rFonts w:asciiTheme="minorHAnsi" w:hAnsiTheme="minorHAnsi"/>
-                <w:sz w:val="18"/>
-                <w:szCs w:val="18"/>
-              </w:rPr>
-              <w:t xml:space="preserve">in the applicable classification to accept responsibility for the system design, construction, or installation </w:t>
-            </w:r>
-            <w:r>
-              <w:rPr>
-                <w:rFonts w:asciiTheme="minorHAnsi" w:hAnsiTheme="minorHAnsi"/>
-                <w:snapToGrid w:val="0"/>
-                <w:sz w:val="18"/>
-                <w:szCs w:val="18"/>
-              </w:rPr>
-              <w:t xml:space="preserve">of features, materials, components, or manufactured devices </w:t>
-            </w:r>
-            <w:r>
-              <w:rPr>
-                <w:rFonts w:asciiTheme="minorHAnsi" w:hAnsiTheme="minorHAnsi"/>
-                <w:sz w:val="18"/>
-                <w:szCs w:val="18"/>
-              </w:rPr>
-              <w:t xml:space="preserve">for the scope of work identified on this Certificate of Installation </w:t>
-            </w:r>
-            <w:r>
-              <w:rPr>
-                <w:rFonts w:asciiTheme="minorHAnsi" w:hAnsiTheme="minorHAnsi"/>
-                <w:snapToGrid w:val="0"/>
-                <w:sz w:val="18"/>
-                <w:szCs w:val="18"/>
-              </w:rPr>
-              <w:t>and attest to the declarations in this statement</w:t>
-            </w:r>
-            <w:r>
-              <w:rPr>
-                <w:rFonts w:asciiTheme="minorHAnsi" w:hAnsiTheme="minorHAnsi"/>
-                <w:sz w:val="18"/>
-                <w:szCs w:val="18"/>
-              </w:rPr>
-              <w:t>, or b) I am an authorized representative of the responsible person and attest to the declarations in this statement on the responsible person’s behalf</w:t>
-            </w:r>
-            <w:r>
-              <w:rPr>
-                <w:rFonts w:asciiTheme="minorHAnsi" w:eastAsia="Calibri" w:hAnsiTheme="minorHAnsi"/>
-                <w:sz w:val="18"/>
-                <w:szCs w:val="18"/>
-              </w:rPr>
-              <w:t>.</w:t>
-            </w:r>
-          </w:p>
-          <w:p>
-            <w:pPr>
-              <w:keepNext/>
+              </w:rPr>
+            </w:pPr>
+            <w:r>
+              <w:rPr>
+                <w:rFonts w:asciiTheme="minorHAnsi" w:hAnsiTheme="minorHAnsi" w:cstheme="minorHAnsi"/>
+              </w:rPr>
+              <w:t>The constructed or installed features, materials, components or manufactured devices (the installation) identified on this certificate of installation conforms to all applicable codes and regulations and the installation conforms to the requirements given on the certificate of compliance, plans, and specifications approved by the enforcement agency.</w:t>
+            </w:r>
+          </w:p>
+          <w:p>
+            <w:pPr>
               <w:numPr>
                 <w:ilvl w:val="0"/>
-                <w:numId w:val="13"/>
+                <w:numId w:val="28"/>
               </w:numPr>
-              <w:autoSpaceDE w:val="0"/>
-              <w:autoSpaceDN w:val="0"/>
-              <w:adjustRightInd w:val="0"/>
-              <w:ind w:right="90"/>
-              <w:rPr>
-                <w:rFonts w:asciiTheme="minorHAnsi" w:hAnsiTheme="minorHAnsi"/>
-                <w:sz w:val="18"/>
-                <w:szCs w:val="18"/>
-              </w:rPr>
-            </w:pPr>
-            <w:r>
-              <w:rPr>
-                <w:rFonts w:asciiTheme="minorHAnsi" w:hAnsiTheme="minorHAnsi"/>
-                <w:sz w:val="18"/>
-                <w:szCs w:val="18"/>
-              </w:rPr>
-              <w:t xml:space="preserve">The constructed or installed features, materials, </w:t>
-            </w:r>
-            <w:proofErr w:type="gramStart"/>
-            <w:r>
-              <w:rPr>
-                <w:rFonts w:asciiTheme="minorHAnsi" w:hAnsiTheme="minorHAnsi"/>
-                <w:sz w:val="18"/>
-                <w:szCs w:val="18"/>
-              </w:rPr>
-              <w:t>components</w:t>
-            </w:r>
-            <w:proofErr w:type="gramEnd"/>
-            <w:r>
-              <w:rPr>
-                <w:rFonts w:asciiTheme="minorHAnsi" w:hAnsiTheme="minorHAnsi"/>
-                <w:sz w:val="18"/>
-                <w:szCs w:val="18"/>
-              </w:rPr>
-              <w:t xml:space="preserve"> or manufactured devices (the installation) identified on this Certificate of Installation conforms to all applicable codes and regulations and the installation conforms to the requirements given on the Certificate of Compliance, plans, and specifications approved by the enforcement agency</w:t>
-            </w:r>
-            <w:r>
-              <w:rPr>
-                <w:rFonts w:asciiTheme="minorHAnsi" w:eastAsia="Calibri" w:hAnsiTheme="minorHAnsi" w:cs="TimesNewRomanPSMT"/>
-                <w:sz w:val="18"/>
-                <w:szCs w:val="18"/>
-              </w:rPr>
-              <w:t>.</w:t>
-            </w:r>
-          </w:p>
-          <w:p>
-            <w:pPr>
-              <w:pStyle w:val="ListParagraph"/>
-              <w:keepNext/>
+              <w:ind w:left="865" w:hanging="360"/>
+              <w:contextualSpacing/>
+              <w:rPr>
+                <w:rFonts w:asciiTheme="minorHAnsi" w:hAnsiTheme="minorHAnsi" w:cstheme="minorHAnsi"/>
+                <w:caps/>
+              </w:rPr>
+            </w:pPr>
+            <w:r>
+              <w:rPr>
+                <w:rFonts w:asciiTheme="minorHAnsi" w:hAnsiTheme="minorHAnsi" w:cstheme="minorHAnsi"/>
+              </w:rPr>
+              <w:t xml:space="preserve">I understand that a HERS rater will check the installation to verify compliance and if such checking determines the installation fails to comply, I am required to offer any necessary corrective action at no charge to the building owner.  </w:t>
+            </w:r>
+          </w:p>
+          <w:p>
+            <w:pPr>
               <w:numPr>
                 <w:ilvl w:val="0"/>
-                <w:numId w:val="13"/>
+                <w:numId w:val="28"/>
               </w:numPr>
-              <w:autoSpaceDE w:val="0"/>
-              <w:autoSpaceDN w:val="0"/>
-              <w:adjustRightInd w:val="0"/>
-              <w:rPr>
-                <w:rFonts w:asciiTheme="minorHAnsi" w:hAnsiTheme="minorHAnsi"/>
-                <w:sz w:val="18"/>
-              </w:rPr>
-            </w:pPr>
-            <w:r>
-              <w:rPr>
-                <w:rFonts w:asciiTheme="minorHAnsi" w:hAnsiTheme="minorHAnsi"/>
-                <w:sz w:val="18"/>
-                <w:szCs w:val="18"/>
-              </w:rPr>
-              <w:t xml:space="preserve">I understand that a HERS rater will check the installation to verify compliance and if such checking determines the installation fails to comply, I am required to offer any necessary corrective action at no charge to the building owner. </w:t>
-            </w:r>
-            <w:r>
-              <w:rPr>
-                <w:rFonts w:asciiTheme="minorHAnsi" w:hAnsiTheme="minorHAnsi"/>
-                <w:sz w:val="18"/>
-                <w:szCs w:val="18"/>
-              </w:rPr>
-              <w:t xml:space="preserve"> </w:t>
-            </w:r>
-          </w:p>
-          <w:p>
-            <w:pPr>
-              <w:pStyle w:val="ListParagraph"/>
+              <w:ind w:left="865" w:hanging="360"/>
+              <w:contextualSpacing/>
+              <w:rPr>
+                <w:rFonts w:asciiTheme="minorHAnsi" w:hAnsiTheme="minorHAnsi" w:cstheme="minorBidi"/>
+                <w:caps/>
+              </w:rPr>
+            </w:pPr>
+            <w:r>
+              <w:rPr>
+                <w:rFonts w:asciiTheme="minorHAnsi" w:hAnsiTheme="minorHAnsi" w:cstheme="minorBidi"/>
+              </w:rPr>
+              <w:t xml:space="preserve">I understand that a registered copy of this certificate of installation shall be posted or made available with the building permit(s) issued for the building and made available to the enforcement agency for all applicable inspections, and I will take the necessary steps to ensure this requirement is accomplished. </w:t>
+            </w:r>
+          </w:p>
+          <w:p>
+            <w:pPr>
               <w:numPr>
                 <w:ilvl w:val="0"/>
-                <w:numId w:val="13"/>
+                <w:numId w:val="28"/>
               </w:numPr>
+              <w:ind w:left="865" w:hanging="360"/>
+              <w:contextualSpacing/>
               <w:rPr>
                 <w:rFonts w:ascii="Calibri" w:hAnsi="Calibri"/>
                 <w:b/>
@@ -6478,29 +6396,9 @@
             </w:pPr>
             <w:r>
               <w:rPr>
-                <w:rFonts w:asciiTheme="minorHAnsi" w:hAnsiTheme="minorHAnsi"/>
-                <w:sz w:val="18"/>
-                <w:szCs w:val="18"/>
-              </w:rPr>
-              <w:t xml:space="preserve">I will ensure that a registered copy of this Certificate of Installation shall be </w:t>
-            </w:r>
-            <w:proofErr w:type="gramStart"/>
-            <w:r>
-              <w:rPr>
-                <w:rFonts w:asciiTheme="minorHAnsi" w:hAnsiTheme="minorHAnsi"/>
-                <w:sz w:val="18"/>
-                <w:szCs w:val="18"/>
-              </w:rPr>
-              <w:t>posted, or</w:t>
-            </w:r>
-            <w:proofErr w:type="gramEnd"/>
-            <w:r>
-              <w:rPr>
-                <w:rFonts w:asciiTheme="minorHAnsi" w:hAnsiTheme="minorHAnsi"/>
-                <w:sz w:val="18"/>
-                <w:szCs w:val="18"/>
-              </w:rPr>
-              <w:t xml:space="preserve"> made available with the building permit(s) issued for the building, and made available to the enforcement agency for all applicable inspections. I understand that a registered copy of this Certificate of Installation is required to be included with the documentation the builder provides to the building owner at occupancy.</w:t>
+                <w:rFonts w:asciiTheme="minorHAnsi" w:hAnsiTheme="minorHAnsi" w:cstheme="minorBidi"/>
+              </w:rPr>
+              <w:t>I understand that a registered copy of this certificate of installation is required to be included with the documentation the builder provides to the building owner at occupancy, and I will take the necessary steps to ensure this requirement is accomplished.</w:t>
             </w:r>
           </w:p>
         </w:tc>
@@ -6550,41 +6448,13 @@
               <w:ind w:right="90"/>
               <w:rPr>
                 <w:rFonts w:ascii="Calibri" w:hAnsi="Calibri"/>
-                <w:sz w:val="14"/>
-                <w:szCs w:val="14"/>
               </w:rPr>
             </w:pPr>
             <w:r>
               <w:rPr>
                 <w:rFonts w:ascii="Calibri" w:hAnsi="Calibri"/>
-                <w:sz w:val="14"/>
-                <w:szCs w:val="14"/>
-              </w:rPr>
-              <w:t xml:space="preserve">Responsible </w:t>
-            </w:r>
-            <w:r>
-              <w:rPr>
-                <w:rFonts w:ascii="Calibri" w:hAnsi="Calibri"/>
-                <w:sz w:val="14"/>
-                <w:szCs w:val="14"/>
-              </w:rPr>
-              <w:t>Builder/I</w:t>
-            </w:r>
-            <w:r>
-              <w:rPr>
-                <w:rFonts w:ascii="Calibri" w:hAnsi="Calibri"/>
-                <w:sz w:val="14"/>
-                <w:szCs w:val="14"/>
-              </w:rPr>
-              <w:t xml:space="preserve">nstaller </w:t>
-            </w:r>
-            <w:r>
-              <w:rPr>
-                <w:rFonts w:ascii="Calibri" w:hAnsi="Calibri"/>
-                <w:sz w:val="14"/>
-                <w:szCs w:val="14"/>
-              </w:rPr>
-              <w:t>Name:</w:t>
+              </w:rPr>
+              <w:t>Responsible Builder/Installer Name:</w:t>
             </w:r>
           </w:p>
         </w:tc>
@@ -6624,41 +6494,13 @@
               <w:ind w:right="90"/>
               <w:rPr>
                 <w:rFonts w:ascii="Calibri" w:hAnsi="Calibri"/>
-                <w:sz w:val="14"/>
-                <w:szCs w:val="14"/>
               </w:rPr>
             </w:pPr>
             <w:r>
               <w:rPr>
                 <w:rFonts w:ascii="Calibri" w:hAnsi="Calibri"/>
-                <w:sz w:val="14"/>
-                <w:szCs w:val="14"/>
-              </w:rPr>
-              <w:t xml:space="preserve">Responsible </w:t>
-            </w:r>
-            <w:r>
-              <w:rPr>
-                <w:rFonts w:ascii="Calibri" w:hAnsi="Calibri"/>
-                <w:sz w:val="14"/>
-                <w:szCs w:val="14"/>
-              </w:rPr>
-              <w:t>Builder/I</w:t>
-            </w:r>
-            <w:r>
-              <w:rPr>
-                <w:rFonts w:ascii="Calibri" w:hAnsi="Calibri"/>
-                <w:sz w:val="14"/>
-                <w:szCs w:val="14"/>
-              </w:rPr>
-              <w:t xml:space="preserve">nstaller </w:t>
-            </w:r>
-            <w:r>
-              <w:rPr>
-                <w:rFonts w:ascii="Calibri" w:hAnsi="Calibri"/>
-                <w:sz w:val="14"/>
-                <w:szCs w:val="14"/>
-              </w:rPr>
-              <w:t>Signature:</w:t>
+              </w:rPr>
+              <w:t>Responsible Builder/Installer Signature:</w:t>
             </w:r>
           </w:p>
         </w:tc>
@@ -6708,35 +6550,13 @@
               <w:ind w:right="90"/>
               <w:rPr>
                 <w:rFonts w:ascii="Calibri" w:hAnsi="Calibri"/>
-                <w:sz w:val="14"/>
-                <w:szCs w:val="14"/>
               </w:rPr>
             </w:pPr>
             <w:r>
               <w:rPr>
                 <w:rFonts w:ascii="Calibri" w:hAnsi="Calibri"/>
-                <w:sz w:val="14"/>
-                <w:szCs w:val="14"/>
-              </w:rPr>
-              <w:t>Company Name</w:t>
-            </w:r>
-            <w:proofErr w:type="gramStart"/>
-            <w:r>
-              <w:rPr>
-                <w:rFonts w:ascii="Calibri" w:hAnsi="Calibri"/>
-                <w:sz w:val="14"/>
-                <w:szCs w:val="14"/>
-              </w:rPr>
-              <w:t>:  (</w:t>
-            </w:r>
-            <w:proofErr w:type="gramEnd"/>
-            <w:r>
-              <w:rPr>
-                <w:rFonts w:ascii="Calibri" w:hAnsi="Calibri"/>
-                <w:sz w:val="14"/>
-                <w:szCs w:val="14"/>
-              </w:rPr>
-              <w:t>Installing Subcontractor or General Contractor or Builder/Owner)</w:t>
+              </w:rPr>
+              <w:t>Company Name:  (Installing Subcontractor or General Contractor or Builder/Owner)</w:t>
             </w:r>
           </w:p>
         </w:tc>
@@ -6776,15 +6596,11 @@
               <w:ind w:right="90"/>
               <w:rPr>
                 <w:rFonts w:ascii="Calibri" w:hAnsi="Calibri"/>
-                <w:sz w:val="14"/>
-                <w:szCs w:val="14"/>
               </w:rPr>
             </w:pPr>
             <w:r>
               <w:rPr>
                 <w:rFonts w:ascii="Calibri" w:hAnsi="Calibri"/>
-                <w:sz w:val="14"/>
-                <w:szCs w:val="14"/>
               </w:rPr>
               <w:t>Position With Company (Title):</w:t>
             </w:r>
@@ -6836,15 +6652,11 @@
               <w:ind w:right="90"/>
               <w:rPr>
                 <w:rFonts w:ascii="Calibri" w:hAnsi="Calibri"/>
-                <w:sz w:val="14"/>
-                <w:szCs w:val="14"/>
               </w:rPr>
             </w:pPr>
             <w:r>
               <w:rPr>
                 <w:rFonts w:ascii="Calibri" w:hAnsi="Calibri"/>
-                <w:sz w:val="14"/>
-                <w:szCs w:val="14"/>
               </w:rPr>
               <w:t>Address:</w:t>
             </w:r>
@@ -6886,15 +6698,11 @@
               <w:ind w:right="90"/>
               <w:rPr>
                 <w:rFonts w:ascii="Calibri" w:hAnsi="Calibri"/>
-                <w:sz w:val="14"/>
-                <w:szCs w:val="14"/>
               </w:rPr>
             </w:pPr>
             <w:r>
               <w:rPr>
                 <w:rFonts w:ascii="Calibri" w:hAnsi="Calibri"/>
-                <w:sz w:val="14"/>
-                <w:szCs w:val="14"/>
               </w:rPr>
               <w:t>CSLB License:</w:t>
             </w:r>
@@ -6946,15 +6754,11 @@
               <w:ind w:right="90"/>
               <w:rPr>
                 <w:rFonts w:ascii="Calibri" w:hAnsi="Calibri"/>
-                <w:sz w:val="14"/>
-                <w:szCs w:val="14"/>
               </w:rPr>
             </w:pPr>
             <w:r>
               <w:rPr>
                 <w:rFonts w:ascii="Calibri" w:hAnsi="Calibri"/>
-                <w:sz w:val="14"/>
-                <w:szCs w:val="14"/>
               </w:rPr>
               <w:t>City/State/Zip:</w:t>
             </w:r>
@@ -6996,15 +6800,11 @@
               <w:ind w:right="90"/>
               <w:rPr>
                 <w:rFonts w:ascii="Calibri" w:hAnsi="Calibri"/>
-                <w:sz w:val="14"/>
-                <w:szCs w:val="14"/>
               </w:rPr>
             </w:pPr>
             <w:r>
               <w:rPr>
                 <w:rFonts w:ascii="Calibri" w:hAnsi="Calibri"/>
-                <w:sz w:val="14"/>
-                <w:szCs w:val="14"/>
               </w:rPr>
               <w:t>Phone:</w:t>
             </w:r>
@@ -7045,15 +6845,11 @@
               <w:ind w:right="90"/>
               <w:rPr>
                 <w:rFonts w:ascii="Calibri" w:hAnsi="Calibri"/>
-                <w:sz w:val="14"/>
-                <w:szCs w:val="14"/>
               </w:rPr>
             </w:pPr>
             <w:r>
               <w:rPr>
                 <w:rFonts w:ascii="Calibri" w:hAnsi="Calibri"/>
-                <w:sz w:val="14"/>
-                <w:szCs w:val="14"/>
               </w:rPr>
               <w:t>Date Signed:</w:t>
             </w:r>
@@ -7105,25 +6901,13 @@
               <w:ind w:right="90"/>
               <w:rPr>
                 <w:rFonts w:ascii="Calibri" w:hAnsi="Calibri"/>
-                <w:sz w:val="14"/>
-                <w:szCs w:val="14"/>
               </w:rPr>
             </w:pPr>
             <w:r>
               <w:rPr>
                 <w:rFonts w:ascii="Calibri" w:hAnsi="Calibri"/>
-                <w:sz w:val="14"/>
-                <w:szCs w:val="14"/>
-              </w:rPr>
-              <w:t>Third Party Quality Control Program (TPQCP)</w:t>
-            </w:r>
-            <w:r>
-              <w:rPr>
-                <w:rFonts w:ascii="Calibri" w:hAnsi="Calibri"/>
-                <w:sz w:val="14"/>
-                <w:szCs w:val="14"/>
-              </w:rPr>
-              <w:t xml:space="preserve"> Status:</w:t>
+              </w:rPr>
+              <w:t>Third Party Quality Control Program (TPQCP) Status:</w:t>
             </w:r>
           </w:p>
         </w:tc>
@@ -7163,15 +6947,11 @@
               <w:ind w:right="90"/>
               <w:rPr>
                 <w:rFonts w:ascii="Calibri" w:hAnsi="Calibri"/>
-                <w:sz w:val="14"/>
-                <w:szCs w:val="14"/>
               </w:rPr>
             </w:pPr>
             <w:r>
               <w:rPr>
                 <w:rFonts w:ascii="Calibri" w:hAnsi="Calibri"/>
-                <w:sz w:val="14"/>
-                <w:szCs w:val="14"/>
               </w:rPr>
               <w:t xml:space="preserve">Name of TPQCP (if applicable): </w:t>
             </w:r>
@@ -7179,38 +6959,6 @@
         </w:tc>
       </w:tr>
     </w:tbl>
-    <w:p>
-      <w:pPr>
-        <w:tabs>
-          <w:tab w:val="left" w:pos="-720"/>
-          <w:tab w:val="left" w:pos="0"/>
-          <w:tab w:val="left" w:pos="1152"/>
-          <w:tab w:val="center" w:pos="3942"/>
-          <w:tab w:val="center" w:pos="5292"/>
-          <w:tab w:val="center" w:pos="6642"/>
-          <w:tab w:val="center" w:pos="7722"/>
-          <w:tab w:val="center" w:pos="8802"/>
-          <w:tab w:val="center" w:pos="9792"/>
-          <w:tab w:val="left" w:pos="10800"/>
-          <w:tab w:val="left" w:pos="11520"/>
-          <w:tab w:val="left" w:pos="12240"/>
-          <w:tab w:val="left" w:pos="12960"/>
-          <w:tab w:val="left" w:pos="13680"/>
-          <w:tab w:val="left" w:pos="14400"/>
-          <w:tab w:val="left" w:pos="15120"/>
-          <w:tab w:val="left" w:pos="15840"/>
-          <w:tab w:val="left" w:pos="16560"/>
-          <w:tab w:val="left" w:pos="17280"/>
-          <w:tab w:val="left" w:pos="18000"/>
-          <w:tab w:val="left" w:pos="18720"/>
-          <w:tab w:val="left" w:pos="30672"/>
-        </w:tabs>
-        <w:suppressAutoHyphens/>
-        <w:rPr>
-          <w:b/>
-        </w:rPr>
-      </w:pPr>
-    </w:p>
     <w:p>
       <w:pPr>
         <w:tabs>
@@ -7265,27 +7013,15 @@
           <w:szCs w:val="18"/>
         </w:rPr>
       </w:pPr>
-      <w:del w:id="21" w:author="Alhabibi, Haider@Energy" w:date="2022-02-22T15:26:00Z">
-        <w:r>
-          <w:rPr>
-            <w:rFonts w:ascii="Calibri" w:hAnsi="Calibri"/>
-            <w:b/>
-            <w:szCs w:val="18"/>
-          </w:rPr>
-          <w:lastRenderedPageBreak/>
-          <w:delText>CF2R</w:delText>
-        </w:r>
-      </w:del>
-      <w:ins w:id="22" w:author="Alhabibi, Haider@Energy" w:date="2022-02-22T15:26:00Z">
-        <w:r>
-          <w:rPr>
-            <w:rFonts w:ascii="Calibri" w:hAnsi="Calibri"/>
-            <w:b/>
-            <w:szCs w:val="18"/>
-          </w:rPr>
-          <w:t>LMCI</w:t>
-        </w:r>
-      </w:ins>
+      <w:r>
+        <w:rPr>
+          <w:rFonts w:ascii="Calibri" w:hAnsi="Calibri"/>
+          <w:b/>
+          <w:szCs w:val="18"/>
+        </w:rPr>
+        <w:lastRenderedPageBreak/>
+        <w:t>LMCI</w:t>
+      </w:r>
       <w:r>
         <w:rPr>
           <w:rFonts w:ascii="Calibri" w:hAnsi="Calibri"/>
@@ -7798,26 +7534,14 @@
         </w:rPr>
         <w:t xml:space="preserve">This field is automatically calculated unless the </w:t>
       </w:r>
-      <w:del w:id="23" w:author="Alhabibi, Haider@Energy" w:date="2022-02-22T15:26:00Z">
-        <w:r>
-          <w:rPr>
-            <w:rFonts w:ascii="Calibri" w:hAnsi="Calibri"/>
-            <w:sz w:val="18"/>
-            <w:szCs w:val="18"/>
-          </w:rPr>
-          <w:delText>CF1R</w:delText>
-        </w:r>
-      </w:del>
-      <w:ins w:id="24" w:author="Alhabibi, Haider@Energy" w:date="2022-02-22T15:26:00Z">
-        <w:r>
-          <w:rPr>
-            <w:rFonts w:ascii="Calibri" w:hAnsi="Calibri"/>
-            <w:sz w:val="18"/>
-            <w:szCs w:val="18"/>
-          </w:rPr>
-          <w:t>LMCC</w:t>
-        </w:r>
-      </w:ins>
+      <w:r>
+        <w:rPr>
+          <w:rFonts w:ascii="Calibri" w:hAnsi="Calibri"/>
+          <w:sz w:val="18"/>
+          <w:szCs w:val="18"/>
+        </w:rPr>
+        <w:t>LMCC</w:t>
+      </w:r>
       <w:r>
         <w:rPr>
           <w:rFonts w:ascii="Calibri" w:hAnsi="Calibri"/>
@@ -8050,25 +7774,7 @@
           <w:sz w:val="18"/>
           <w:szCs w:val="18"/>
         </w:rPr>
-        <w:t xml:space="preserve">air leakage data. Examples: </w:t>
-      </w:r>
-      <w:proofErr w:type="spellStart"/>
-      <w:r>
-        <w:rPr>
-          <w:rFonts w:ascii="Calibri" w:hAnsi="Calibri"/>
-          <w:sz w:val="18"/>
-          <w:szCs w:val="18"/>
-        </w:rPr>
-        <w:t>Retrotec</w:t>
-      </w:r>
-      <w:proofErr w:type="spellEnd"/>
-      <w:r>
-        <w:rPr>
-          <w:rFonts w:ascii="Calibri" w:hAnsi="Calibri"/>
-          <w:sz w:val="18"/>
-          <w:szCs w:val="18"/>
-        </w:rPr>
-        <w:t>, Energy Conservatory.</w:t>
+        <w:t>air leakage data. Examples: Retrotec, Energy Conservatory.</w:t>
       </w:r>
     </w:p>
     <w:p>
@@ -8328,25 +8034,7 @@
           <w:sz w:val="18"/>
           <w:szCs w:val="18"/>
         </w:rPr>
-        <w:t xml:space="preserve">air leakage data. Examples: </w:t>
-      </w:r>
-      <w:proofErr w:type="spellStart"/>
-      <w:r>
-        <w:rPr>
-          <w:rFonts w:ascii="Calibri" w:hAnsi="Calibri"/>
-          <w:sz w:val="18"/>
-          <w:szCs w:val="18"/>
-        </w:rPr>
-        <w:t>Retrotec</w:t>
-      </w:r>
-      <w:proofErr w:type="spellEnd"/>
-      <w:r>
-        <w:rPr>
-          <w:rFonts w:ascii="Calibri" w:hAnsi="Calibri"/>
-          <w:sz w:val="18"/>
-          <w:szCs w:val="18"/>
-        </w:rPr>
-        <w:t>, Energy Conservatory.</w:t>
+        <w:t>air leakage data. Examples: Retrotec, Energy Conservatory.</w:t>
       </w:r>
     </w:p>
     <w:p>
@@ -9004,26 +8692,14 @@
         </w:rPr>
         <w:t xml:space="preserve"> using equation 4 in Section 9 of ASTM E779-</w:t>
       </w:r>
-      <w:del w:id="25" w:author="Tsan, Bach@Energy" w:date="2021-11-10T10:45:00Z">
-        <w:r>
-          <w:rPr>
-            <w:rFonts w:ascii="Calibri" w:hAnsi="Calibri"/>
-            <w:sz w:val="18"/>
-            <w:szCs w:val="18"/>
-          </w:rPr>
-          <w:delText>10</w:delText>
-        </w:r>
-      </w:del>
-      <w:ins w:id="26" w:author="Tsan, Bach@Energy" w:date="2021-11-10T10:45:00Z">
-        <w:r>
-          <w:rPr>
-            <w:rFonts w:ascii="Calibri" w:hAnsi="Calibri"/>
-            <w:sz w:val="18"/>
-            <w:szCs w:val="18"/>
-          </w:rPr>
-          <w:t>19</w:t>
-        </w:r>
-      </w:ins>
+      <w:r>
+        <w:rPr>
+          <w:rFonts w:ascii="Calibri" w:hAnsi="Calibri"/>
+          <w:sz w:val="18"/>
+          <w:szCs w:val="18"/>
+        </w:rPr>
+        <w:t>19</w:t>
+      </w:r>
       <w:r>
         <w:rPr>
           <w:rFonts w:ascii="Calibri" w:hAnsi="Calibri"/>
@@ -9062,7 +8738,6 @@
           <w:sz w:val="18"/>
           <w:szCs w:val="18"/>
         </w:rPr>
-        <w:lastRenderedPageBreak/>
         <w:t xml:space="preserve">This field is automatically calculated. The </w:t>
       </w:r>
       <w:r>
@@ -9219,26 +8894,14 @@
         </w:rPr>
         <w:t>. This value is determined from equation 5a from ANSI/RESNET/ICC 380-201</w:t>
       </w:r>
-      <w:ins w:id="27" w:author="Tsan, Bach@Energy" w:date="2021-11-24T11:27:00Z">
-        <w:r>
-          <w:rPr>
-            <w:rFonts w:ascii="Calibri" w:hAnsi="Calibri"/>
-            <w:sz w:val="18"/>
-            <w:szCs w:val="18"/>
-          </w:rPr>
-          <w:t>9</w:t>
-        </w:r>
-      </w:ins>
-      <w:del w:id="28" w:author="Tsan, Bach@Energy" w:date="2021-11-24T11:27:00Z">
-        <w:r>
-          <w:rPr>
-            <w:rFonts w:ascii="Calibri" w:hAnsi="Calibri"/>
-            <w:sz w:val="18"/>
-            <w:szCs w:val="18"/>
-          </w:rPr>
-          <w:delText>6</w:delText>
-        </w:r>
-      </w:del>
+      <w:r>
+        <w:rPr>
+          <w:rFonts w:ascii="Calibri" w:hAnsi="Calibri"/>
+          <w:sz w:val="18"/>
+          <w:szCs w:val="18"/>
+        </w:rPr>
+        <w:t>9</w:t>
+      </w:r>
       <w:r>
         <w:rPr>
           <w:rFonts w:ascii="Calibri" w:hAnsi="Calibri"/>
@@ -9875,1060 +9538,1352 @@
                 <w:sz w:val="18"/>
                 <w:szCs w:val="18"/>
               </w:rPr>
-              <w:t xml:space="preserve">&lt;&lt;calculated field: If </w:t>
-            </w:r>
-            <w:r>
-              <w:rPr>
-                <w:rFonts w:asciiTheme="minorHAnsi" w:hAnsiTheme="minorHAnsi"/>
-                <w:sz w:val="18"/>
-                <w:szCs w:val="18"/>
-              </w:rPr>
-              <w:t xml:space="preserve">MCH-27 </w:t>
-            </w:r>
-            <w:r>
-              <w:rPr>
-                <w:rFonts w:asciiTheme="minorHAnsi" w:hAnsiTheme="minorHAnsi"/>
-                <w:sz w:val="18"/>
-                <w:szCs w:val="18"/>
-              </w:rPr>
-              <w:t>requires HERS verification of compartmentalization leakage, then value = Required, else value = N/A&gt;&gt;</w:t>
-            </w:r>
-          </w:p>
-        </w:tc>
-      </w:tr>
-      <w:tr>
-        <w:tc>
-          <w:tcPr>
-            <w:tcW w:w="582" w:type="dxa"/>
-            <w:vAlign w:val="center"/>
-          </w:tcPr>
-          <w:p>
-            <w:pPr>
-              <w:jc w:val="center"/>
-              <w:rPr>
-                <w:rFonts w:asciiTheme="minorHAnsi" w:hAnsiTheme="minorHAnsi"/>
-                <w:sz w:val="18"/>
-                <w:szCs w:val="18"/>
-              </w:rPr>
-            </w:pPr>
-            <w:r>
-              <w:rPr>
-                <w:rFonts w:asciiTheme="minorHAnsi" w:hAnsiTheme="minorHAnsi"/>
-                <w:sz w:val="18"/>
-                <w:szCs w:val="18"/>
-              </w:rPr>
-              <w:t>0</w:t>
-            </w:r>
-            <w:r>
-              <w:rPr>
-                <w:rFonts w:asciiTheme="minorHAnsi" w:hAnsiTheme="minorHAnsi"/>
-                <w:sz w:val="18"/>
-                <w:szCs w:val="18"/>
-              </w:rPr>
-              <w:t>3</w:t>
-            </w:r>
-          </w:p>
-        </w:tc>
-        <w:tc>
-          <w:tcPr>
-            <w:tcW w:w="5104" w:type="dxa"/>
-          </w:tcPr>
-          <w:p>
-            <w:pPr>
-              <w:rPr>
-                <w:rFonts w:asciiTheme="minorHAnsi" w:hAnsiTheme="minorHAnsi"/>
-                <w:sz w:val="18"/>
-                <w:szCs w:val="18"/>
-              </w:rPr>
-            </w:pPr>
-            <w:r>
-              <w:rPr>
-                <w:rFonts w:asciiTheme="minorHAnsi" w:hAnsiTheme="minorHAnsi"/>
-                <w:sz w:val="18"/>
-                <w:szCs w:val="18"/>
-              </w:rPr>
-              <w:t xml:space="preserve">Default </w:t>
-            </w:r>
-            <w:r>
-              <w:rPr>
-                <w:rFonts w:asciiTheme="minorHAnsi" w:hAnsiTheme="minorHAnsi"/>
-                <w:sz w:val="18"/>
-                <w:szCs w:val="18"/>
-              </w:rPr>
-              <w:t>Enclosure</w:t>
-            </w:r>
-            <w:r>
-              <w:rPr>
-                <w:rFonts w:asciiTheme="minorHAnsi" w:hAnsiTheme="minorHAnsi"/>
-                <w:sz w:val="18"/>
-                <w:szCs w:val="18"/>
-              </w:rPr>
-              <w:t xml:space="preserve"> </w:t>
-            </w:r>
-            <w:r>
-              <w:rPr>
-                <w:rFonts w:asciiTheme="minorHAnsi" w:hAnsiTheme="minorHAnsi"/>
-                <w:sz w:val="18"/>
-                <w:szCs w:val="18"/>
-              </w:rPr>
-              <w:t xml:space="preserve">Air Leakage </w:t>
-            </w:r>
-          </w:p>
-        </w:tc>
-        <w:tc>
-          <w:tcPr>
-            <w:tcW w:w="5104" w:type="dxa"/>
-            <w:vAlign w:val="center"/>
-          </w:tcPr>
-          <w:p>
-            <w:pPr>
-              <w:rPr>
-                <w:rFonts w:asciiTheme="minorHAnsi" w:hAnsiTheme="minorHAnsi"/>
-                <w:sz w:val="18"/>
-                <w:szCs w:val="18"/>
-              </w:rPr>
-            </w:pPr>
-            <w:r>
-              <w:rPr>
-                <w:rFonts w:asciiTheme="minorHAnsi" w:hAnsiTheme="minorHAnsi"/>
-                <w:sz w:val="18"/>
-                <w:szCs w:val="18"/>
-              </w:rPr>
-              <w:t>&lt;&lt;if A01=required, then value = 2 ACH</w:t>
-            </w:r>
-            <w:r>
-              <w:rPr>
-                <w:rFonts w:asciiTheme="minorHAnsi" w:hAnsiTheme="minorHAnsi"/>
-                <w:sz w:val="18"/>
-                <w:szCs w:val="18"/>
-                <w:vertAlign w:val="subscript"/>
-              </w:rPr>
-              <w:t>50</w:t>
-            </w:r>
-            <w:r>
-              <w:rPr>
-                <w:rFonts w:asciiTheme="minorHAnsi" w:hAnsiTheme="minorHAnsi"/>
-                <w:sz w:val="18"/>
-                <w:szCs w:val="18"/>
-              </w:rPr>
-              <w:t xml:space="preserve"> ; else value = N/A&gt;&gt;</w:t>
-            </w:r>
-          </w:p>
-        </w:tc>
-      </w:tr>
-      <w:tr>
-        <w:tc>
-          <w:tcPr>
-            <w:tcW w:w="582" w:type="dxa"/>
-            <w:vAlign w:val="center"/>
-          </w:tcPr>
-          <w:p>
-            <w:pPr>
-              <w:jc w:val="center"/>
-              <w:rPr>
-                <w:rFonts w:asciiTheme="minorHAnsi" w:hAnsiTheme="minorHAnsi"/>
-                <w:sz w:val="18"/>
-                <w:szCs w:val="18"/>
-              </w:rPr>
-            </w:pPr>
-            <w:r>
-              <w:rPr>
-                <w:rFonts w:asciiTheme="minorHAnsi" w:hAnsiTheme="minorHAnsi"/>
-                <w:sz w:val="18"/>
-                <w:szCs w:val="18"/>
-              </w:rPr>
-              <w:t>0</w:t>
-            </w:r>
-            <w:r>
-              <w:rPr>
-                <w:rFonts w:asciiTheme="minorHAnsi" w:hAnsiTheme="minorHAnsi"/>
-                <w:sz w:val="18"/>
-                <w:szCs w:val="18"/>
-              </w:rPr>
-              <w:t>4</w:t>
-            </w:r>
-          </w:p>
-        </w:tc>
-        <w:tc>
-          <w:tcPr>
-            <w:tcW w:w="5104" w:type="dxa"/>
-          </w:tcPr>
-          <w:p>
-            <w:pPr>
-              <w:rPr>
-                <w:rFonts w:asciiTheme="minorHAnsi" w:hAnsiTheme="minorHAnsi"/>
-                <w:sz w:val="18"/>
-                <w:szCs w:val="18"/>
-              </w:rPr>
-            </w:pPr>
-            <w:r>
-              <w:rPr>
-                <w:rFonts w:asciiTheme="minorHAnsi" w:hAnsiTheme="minorHAnsi"/>
-                <w:sz w:val="18"/>
-                <w:szCs w:val="18"/>
-              </w:rPr>
-              <w:t>Indoor temperature during test (</w:t>
-            </w:r>
-            <w:r>
-              <w:rPr>
-                <w:rFonts w:asciiTheme="minorHAnsi" w:hAnsiTheme="minorHAnsi"/>
-                <w:sz w:val="18"/>
-                <w:szCs w:val="18"/>
-              </w:rPr>
-              <w:t>°</w:t>
-            </w:r>
-            <w:r>
-              <w:rPr>
-                <w:rFonts w:asciiTheme="minorHAnsi" w:hAnsiTheme="minorHAnsi"/>
-                <w:sz w:val="18"/>
-                <w:szCs w:val="18"/>
-              </w:rPr>
-              <w:t>F)</w:t>
-            </w:r>
-          </w:p>
-        </w:tc>
-        <w:tc>
-          <w:tcPr>
-            <w:tcW w:w="5104" w:type="dxa"/>
-          </w:tcPr>
-          <w:p>
-            <w:pPr>
-              <w:tabs>
-                <w:tab w:val="left" w:pos="2189"/>
-              </w:tabs>
-              <w:rPr>
-                <w:rFonts w:asciiTheme="minorHAnsi" w:hAnsiTheme="minorHAnsi"/>
-                <w:sz w:val="18"/>
-                <w:szCs w:val="18"/>
-              </w:rPr>
-            </w:pPr>
-            <w:r>
-              <w:rPr>
-                <w:rFonts w:asciiTheme="minorHAnsi" w:hAnsiTheme="minorHAnsi"/>
-                <w:sz w:val="18"/>
-                <w:szCs w:val="18"/>
-              </w:rPr>
-              <w:t xml:space="preserve">&lt;&lt;user input, </w:t>
-            </w:r>
-            <w:r>
-              <w:rPr>
-                <w:rFonts w:asciiTheme="minorHAnsi" w:hAnsiTheme="minorHAnsi"/>
-                <w:sz w:val="18"/>
-                <w:szCs w:val="18"/>
-              </w:rPr>
-              <w:t xml:space="preserve">numeric, </w:t>
-            </w:r>
-            <w:proofErr w:type="spellStart"/>
-            <w:r>
-              <w:rPr>
-                <w:rFonts w:asciiTheme="minorHAnsi" w:hAnsiTheme="minorHAnsi"/>
-                <w:sz w:val="18"/>
-                <w:szCs w:val="18"/>
-              </w:rPr>
-              <w:t>x.x</w:t>
-            </w:r>
-            <w:proofErr w:type="spellEnd"/>
-            <w:r>
-              <w:rPr>
-                <w:rFonts w:asciiTheme="minorHAnsi" w:hAnsiTheme="minorHAnsi"/>
-                <w:sz w:val="18"/>
-                <w:szCs w:val="18"/>
-              </w:rPr>
-              <w:t xml:space="preserve"> </w:t>
-            </w:r>
-            <w:proofErr w:type="spellStart"/>
-            <w:r>
-              <w:rPr>
-                <w:rFonts w:asciiTheme="minorHAnsi" w:hAnsiTheme="minorHAnsi"/>
-                <w:sz w:val="18"/>
-                <w:szCs w:val="18"/>
-              </w:rPr>
-              <w:t>degF</w:t>
-            </w:r>
-            <w:proofErr w:type="spellEnd"/>
-            <w:r>
-              <w:rPr>
-                <w:rFonts w:asciiTheme="minorHAnsi" w:hAnsiTheme="minorHAnsi"/>
-                <w:sz w:val="18"/>
-                <w:szCs w:val="18"/>
-              </w:rPr>
-              <w:t>&gt;&gt;</w:t>
-            </w:r>
-          </w:p>
-        </w:tc>
-      </w:tr>
-      <w:tr>
-        <w:tc>
-          <w:tcPr>
-            <w:tcW w:w="582" w:type="dxa"/>
-            <w:vAlign w:val="center"/>
-          </w:tcPr>
-          <w:p>
-            <w:pPr>
-              <w:jc w:val="center"/>
-              <w:rPr>
-                <w:rFonts w:asciiTheme="minorHAnsi" w:hAnsiTheme="minorHAnsi"/>
-                <w:sz w:val="18"/>
-                <w:szCs w:val="18"/>
-              </w:rPr>
-            </w:pPr>
-            <w:r>
-              <w:rPr>
-                <w:rFonts w:asciiTheme="minorHAnsi" w:hAnsiTheme="minorHAnsi"/>
-                <w:sz w:val="18"/>
-                <w:szCs w:val="18"/>
-              </w:rPr>
-              <w:t>0</w:t>
-            </w:r>
-            <w:r>
-              <w:rPr>
-                <w:rFonts w:asciiTheme="minorHAnsi" w:hAnsiTheme="minorHAnsi"/>
-                <w:sz w:val="18"/>
-                <w:szCs w:val="18"/>
-              </w:rPr>
-              <w:t>5</w:t>
-            </w:r>
-          </w:p>
-        </w:tc>
-        <w:tc>
-          <w:tcPr>
-            <w:tcW w:w="5104" w:type="dxa"/>
-          </w:tcPr>
-          <w:p>
-            <w:pPr>
-              <w:rPr>
-                <w:rFonts w:asciiTheme="minorHAnsi" w:hAnsiTheme="minorHAnsi"/>
-                <w:sz w:val="18"/>
-                <w:szCs w:val="18"/>
-              </w:rPr>
-            </w:pPr>
-            <w:r>
-              <w:rPr>
-                <w:rFonts w:asciiTheme="minorHAnsi" w:hAnsiTheme="minorHAnsi"/>
-                <w:sz w:val="18"/>
-                <w:szCs w:val="18"/>
-              </w:rPr>
-              <w:t>Outdoor temperature during test (</w:t>
-            </w:r>
-            <w:r>
-              <w:rPr>
-                <w:rFonts w:asciiTheme="minorHAnsi" w:hAnsiTheme="minorHAnsi"/>
-                <w:sz w:val="18"/>
-                <w:szCs w:val="18"/>
-              </w:rPr>
-              <w:t>°</w:t>
-            </w:r>
-            <w:r>
-              <w:rPr>
-                <w:rFonts w:asciiTheme="minorHAnsi" w:hAnsiTheme="minorHAnsi"/>
-                <w:sz w:val="18"/>
-                <w:szCs w:val="18"/>
-              </w:rPr>
-              <w:t>F)</w:t>
-            </w:r>
-          </w:p>
-        </w:tc>
-        <w:tc>
-          <w:tcPr>
-            <w:tcW w:w="5104" w:type="dxa"/>
-          </w:tcPr>
-          <w:p>
-            <w:pPr>
-              <w:rPr>
-                <w:rFonts w:asciiTheme="minorHAnsi" w:hAnsiTheme="minorHAnsi"/>
-                <w:sz w:val="18"/>
-                <w:szCs w:val="18"/>
-              </w:rPr>
-            </w:pPr>
-            <w:r>
-              <w:rPr>
-                <w:rFonts w:asciiTheme="minorHAnsi" w:hAnsiTheme="minorHAnsi"/>
-                <w:sz w:val="18"/>
-                <w:szCs w:val="18"/>
-              </w:rPr>
-              <w:t xml:space="preserve">&lt;&lt;user input, </w:t>
-            </w:r>
-            <w:r>
-              <w:rPr>
-                <w:rFonts w:asciiTheme="minorHAnsi" w:hAnsiTheme="minorHAnsi"/>
-                <w:sz w:val="18"/>
-                <w:szCs w:val="18"/>
-              </w:rPr>
-              <w:t xml:space="preserve">numeric, </w:t>
-            </w:r>
-            <w:proofErr w:type="spellStart"/>
-            <w:r>
-              <w:rPr>
-                <w:rFonts w:asciiTheme="minorHAnsi" w:hAnsiTheme="minorHAnsi"/>
-                <w:sz w:val="18"/>
-                <w:szCs w:val="18"/>
-              </w:rPr>
-              <w:t>x.x</w:t>
-            </w:r>
-            <w:proofErr w:type="spellEnd"/>
-            <w:r>
-              <w:rPr>
-                <w:rFonts w:asciiTheme="minorHAnsi" w:hAnsiTheme="minorHAnsi"/>
-                <w:sz w:val="18"/>
-                <w:szCs w:val="18"/>
-              </w:rPr>
-              <w:t xml:space="preserve"> </w:t>
-            </w:r>
-            <w:proofErr w:type="spellStart"/>
-            <w:r>
-              <w:rPr>
-                <w:rFonts w:asciiTheme="minorHAnsi" w:hAnsiTheme="minorHAnsi"/>
-                <w:sz w:val="18"/>
-                <w:szCs w:val="18"/>
-              </w:rPr>
-              <w:t>degF</w:t>
-            </w:r>
-            <w:proofErr w:type="spellEnd"/>
-            <w:r>
-              <w:rPr>
-                <w:rFonts w:asciiTheme="minorHAnsi" w:hAnsiTheme="minorHAnsi"/>
-                <w:sz w:val="18"/>
-                <w:szCs w:val="18"/>
-              </w:rPr>
-              <w:t>&gt;&gt;</w:t>
-            </w:r>
-          </w:p>
-        </w:tc>
-      </w:tr>
-      <w:tr>
-        <w:tc>
-          <w:tcPr>
-            <w:tcW w:w="582" w:type="dxa"/>
-            <w:vAlign w:val="center"/>
-          </w:tcPr>
-          <w:p>
-            <w:pPr>
-              <w:jc w:val="center"/>
-              <w:rPr>
-                <w:rFonts w:asciiTheme="minorHAnsi" w:hAnsiTheme="minorHAnsi"/>
-                <w:sz w:val="18"/>
-                <w:szCs w:val="18"/>
-              </w:rPr>
-            </w:pPr>
-            <w:r>
-              <w:rPr>
-                <w:rFonts w:asciiTheme="minorHAnsi" w:hAnsiTheme="minorHAnsi"/>
-                <w:sz w:val="18"/>
-                <w:szCs w:val="18"/>
-              </w:rPr>
-              <w:t>0</w:t>
-            </w:r>
-            <w:r>
-              <w:rPr>
-                <w:rFonts w:asciiTheme="minorHAnsi" w:hAnsiTheme="minorHAnsi"/>
-                <w:sz w:val="18"/>
-                <w:szCs w:val="18"/>
-              </w:rPr>
-              <w:t>6</w:t>
-            </w:r>
-          </w:p>
-        </w:tc>
-        <w:tc>
-          <w:tcPr>
-            <w:tcW w:w="5104" w:type="dxa"/>
-          </w:tcPr>
-          <w:p>
-            <w:pPr>
-              <w:rPr>
-                <w:rFonts w:asciiTheme="minorHAnsi" w:hAnsiTheme="minorHAnsi"/>
-                <w:sz w:val="18"/>
-                <w:szCs w:val="18"/>
-              </w:rPr>
-            </w:pPr>
-            <w:r>
-              <w:rPr>
-                <w:rFonts w:asciiTheme="minorHAnsi" w:hAnsiTheme="minorHAnsi"/>
-                <w:sz w:val="18"/>
-                <w:szCs w:val="18"/>
-              </w:rPr>
-              <w:t xml:space="preserve">Blower </w:t>
-            </w:r>
-            <w:r>
-              <w:rPr>
-                <w:rFonts w:asciiTheme="minorHAnsi" w:hAnsiTheme="minorHAnsi"/>
-                <w:sz w:val="18"/>
-                <w:szCs w:val="18"/>
-              </w:rPr>
-              <w:t>D</w:t>
-            </w:r>
-            <w:r>
-              <w:rPr>
-                <w:rFonts w:asciiTheme="minorHAnsi" w:hAnsiTheme="minorHAnsi"/>
-                <w:sz w:val="18"/>
-                <w:szCs w:val="18"/>
-              </w:rPr>
-              <w:t xml:space="preserve">oor </w:t>
-            </w:r>
-            <w:r>
-              <w:rPr>
-                <w:rFonts w:asciiTheme="minorHAnsi" w:hAnsiTheme="minorHAnsi"/>
-                <w:sz w:val="18"/>
-                <w:szCs w:val="18"/>
-              </w:rPr>
-              <w:t>L</w:t>
-            </w:r>
-            <w:r>
-              <w:rPr>
-                <w:rFonts w:asciiTheme="minorHAnsi" w:hAnsiTheme="minorHAnsi"/>
-                <w:sz w:val="18"/>
-                <w:szCs w:val="18"/>
-              </w:rPr>
-              <w:t>ocation</w:t>
-            </w:r>
-          </w:p>
-        </w:tc>
-        <w:tc>
-          <w:tcPr>
-            <w:tcW w:w="5104" w:type="dxa"/>
-          </w:tcPr>
-          <w:p>
-            <w:pPr>
-              <w:rPr>
-                <w:rFonts w:asciiTheme="minorHAnsi" w:hAnsiTheme="minorHAnsi"/>
-                <w:sz w:val="18"/>
-                <w:szCs w:val="18"/>
-              </w:rPr>
-            </w:pPr>
-            <w:r>
-              <w:rPr>
-                <w:rFonts w:asciiTheme="minorHAnsi" w:hAnsiTheme="minorHAnsi"/>
-                <w:sz w:val="18"/>
-                <w:szCs w:val="18"/>
-              </w:rPr>
-              <w:t>&lt;&lt;user input, text, maximum 50 characters&gt;&gt;</w:t>
-            </w:r>
-          </w:p>
-        </w:tc>
-      </w:tr>
-      <w:tr>
-        <w:tc>
-          <w:tcPr>
-            <w:tcW w:w="582" w:type="dxa"/>
-            <w:vAlign w:val="center"/>
-          </w:tcPr>
-          <w:p>
-            <w:pPr>
-              <w:jc w:val="center"/>
-              <w:rPr>
-                <w:rFonts w:asciiTheme="minorHAnsi" w:hAnsiTheme="minorHAnsi"/>
-                <w:sz w:val="18"/>
-                <w:szCs w:val="18"/>
-              </w:rPr>
-            </w:pPr>
-            <w:r>
-              <w:rPr>
-                <w:rFonts w:asciiTheme="minorHAnsi" w:hAnsiTheme="minorHAnsi"/>
-                <w:sz w:val="18"/>
-                <w:szCs w:val="18"/>
-              </w:rPr>
-              <w:t>0</w:t>
-            </w:r>
-            <w:r>
-              <w:rPr>
-                <w:rFonts w:asciiTheme="minorHAnsi" w:hAnsiTheme="minorHAnsi"/>
-                <w:sz w:val="18"/>
-                <w:szCs w:val="18"/>
-              </w:rPr>
-              <w:t>7</w:t>
-            </w:r>
-          </w:p>
-        </w:tc>
-        <w:tc>
-          <w:tcPr>
-            <w:tcW w:w="5104" w:type="dxa"/>
-          </w:tcPr>
-          <w:p>
-            <w:pPr>
-              <w:rPr>
-                <w:rFonts w:asciiTheme="minorHAnsi" w:hAnsiTheme="minorHAnsi"/>
-                <w:sz w:val="18"/>
-                <w:szCs w:val="18"/>
-              </w:rPr>
-            </w:pPr>
-            <w:r>
-              <w:rPr>
-                <w:rFonts w:asciiTheme="minorHAnsi" w:hAnsiTheme="minorHAnsi"/>
-                <w:sz w:val="18"/>
-                <w:szCs w:val="18"/>
-              </w:rPr>
-              <w:t xml:space="preserve">Building Elevation </w:t>
-            </w:r>
-            <w:r>
-              <w:rPr>
-                <w:rFonts w:asciiTheme="minorHAnsi" w:hAnsiTheme="minorHAnsi"/>
-                <w:sz w:val="18"/>
-                <w:szCs w:val="18"/>
-              </w:rPr>
-              <w:t xml:space="preserve">Above Sea Level </w:t>
-            </w:r>
-            <w:r>
-              <w:rPr>
-                <w:rFonts w:asciiTheme="minorHAnsi" w:hAnsiTheme="minorHAnsi"/>
-                <w:sz w:val="18"/>
-                <w:szCs w:val="18"/>
-              </w:rPr>
-              <w:t>(ft)</w:t>
-            </w:r>
-          </w:p>
-        </w:tc>
-        <w:tc>
-          <w:tcPr>
-            <w:tcW w:w="5104" w:type="dxa"/>
-          </w:tcPr>
-          <w:p>
-            <w:pPr>
-              <w:rPr>
-                <w:rFonts w:asciiTheme="minorHAnsi" w:hAnsiTheme="minorHAnsi"/>
-                <w:sz w:val="18"/>
-                <w:szCs w:val="18"/>
-              </w:rPr>
-            </w:pPr>
-            <w:r>
-              <w:rPr>
-                <w:rFonts w:asciiTheme="minorHAnsi" w:hAnsiTheme="minorHAnsi"/>
-                <w:sz w:val="18"/>
-                <w:szCs w:val="18"/>
-              </w:rPr>
-              <w:t xml:space="preserve">&lt;&lt;user input, </w:t>
-            </w:r>
-            <w:r>
-              <w:rPr>
-                <w:rFonts w:asciiTheme="minorHAnsi" w:hAnsiTheme="minorHAnsi"/>
-                <w:sz w:val="18"/>
-                <w:szCs w:val="18"/>
-              </w:rPr>
-              <w:t xml:space="preserve">integer, </w:t>
-            </w:r>
-            <w:proofErr w:type="spellStart"/>
-            <w:r>
-              <w:rPr>
-                <w:rFonts w:asciiTheme="minorHAnsi" w:hAnsiTheme="minorHAnsi"/>
-                <w:sz w:val="18"/>
-                <w:szCs w:val="18"/>
-              </w:rPr>
-              <w:t>xxxxx</w:t>
-            </w:r>
-            <w:proofErr w:type="spellEnd"/>
-            <w:r>
-              <w:rPr>
-                <w:rFonts w:asciiTheme="minorHAnsi" w:hAnsiTheme="minorHAnsi"/>
-                <w:sz w:val="18"/>
-                <w:szCs w:val="18"/>
-              </w:rPr>
-              <w:t xml:space="preserve"> </w:t>
-            </w:r>
-            <w:r>
-              <w:rPr>
-                <w:rFonts w:asciiTheme="minorHAnsi" w:hAnsiTheme="minorHAnsi"/>
-                <w:sz w:val="18"/>
-                <w:szCs w:val="18"/>
-              </w:rPr>
-              <w:t>&gt;&gt;</w:t>
-            </w:r>
-          </w:p>
-        </w:tc>
-      </w:tr>
-      <w:tr>
-        <w:tc>
-          <w:tcPr>
-            <w:tcW w:w="582" w:type="dxa"/>
-            <w:vAlign w:val="center"/>
-          </w:tcPr>
-          <w:p>
-            <w:pPr>
-              <w:jc w:val="center"/>
-              <w:rPr>
-                <w:rFonts w:asciiTheme="minorHAnsi" w:hAnsiTheme="minorHAnsi"/>
-                <w:sz w:val="18"/>
-                <w:szCs w:val="18"/>
-              </w:rPr>
-            </w:pPr>
-            <w:r>
-              <w:rPr>
-                <w:rFonts w:asciiTheme="minorHAnsi" w:hAnsiTheme="minorHAnsi"/>
-                <w:sz w:val="18"/>
-                <w:szCs w:val="18"/>
-              </w:rPr>
-              <w:t>08</w:t>
-            </w:r>
-          </w:p>
-        </w:tc>
-        <w:tc>
-          <w:tcPr>
-            <w:tcW w:w="5104" w:type="dxa"/>
-            <w:vAlign w:val="center"/>
-          </w:tcPr>
-          <w:p>
-            <w:pPr>
-              <w:rPr>
-                <w:rFonts w:asciiTheme="minorHAnsi" w:hAnsiTheme="minorHAnsi"/>
-                <w:sz w:val="18"/>
-                <w:szCs w:val="18"/>
-              </w:rPr>
-            </w:pPr>
-            <w:r>
-              <w:rPr>
-                <w:rFonts w:asciiTheme="minorHAnsi" w:hAnsiTheme="minorHAnsi"/>
-                <w:sz w:val="18"/>
-                <w:szCs w:val="18"/>
-              </w:rPr>
-              <w:t>Total dwelling unit floor area (ft</w:t>
-            </w:r>
-            <w:r>
-              <w:rPr>
-                <w:rFonts w:asciiTheme="minorHAnsi" w:hAnsiTheme="minorHAnsi"/>
-                <w:sz w:val="18"/>
-                <w:szCs w:val="18"/>
-                <w:vertAlign w:val="superscript"/>
-              </w:rPr>
-              <w:t>2</w:t>
-            </w:r>
-            <w:r>
-              <w:rPr>
-                <w:rFonts w:asciiTheme="minorHAnsi" w:hAnsiTheme="minorHAnsi"/>
-                <w:sz w:val="18"/>
-                <w:szCs w:val="18"/>
-              </w:rPr>
-              <w:t>)</w:t>
-            </w:r>
-          </w:p>
-        </w:tc>
-        <w:tc>
-          <w:tcPr>
-            <w:tcW w:w="5104" w:type="dxa"/>
-            <w:vAlign w:val="center"/>
-          </w:tcPr>
-          <w:p>
-            <w:pPr>
-              <w:rPr>
-                <w:rFonts w:asciiTheme="minorHAnsi" w:hAnsiTheme="minorHAnsi"/>
-                <w:sz w:val="18"/>
-                <w:szCs w:val="18"/>
-              </w:rPr>
-            </w:pPr>
-            <w:r>
-              <w:rPr>
-                <w:rFonts w:asciiTheme="minorHAnsi" w:hAnsiTheme="minorHAnsi"/>
-                <w:sz w:val="18"/>
-                <w:szCs w:val="18"/>
-              </w:rPr>
-              <w:t xml:space="preserve">&lt;&lt;if A02≠"required", then value = N/A; </w:t>
-            </w:r>
-          </w:p>
-          <w:p>
-            <w:pPr>
-              <w:rPr>
-                <w:rFonts w:asciiTheme="minorHAnsi" w:hAnsiTheme="minorHAnsi"/>
-                <w:sz w:val="18"/>
-                <w:szCs w:val="18"/>
-              </w:rPr>
-            </w:pPr>
-            <w:r>
-              <w:rPr>
-                <w:rFonts w:asciiTheme="minorHAnsi" w:hAnsiTheme="minorHAnsi"/>
-                <w:sz w:val="18"/>
-                <w:szCs w:val="18"/>
-              </w:rPr>
-              <w:t xml:space="preserve">Else if value available from </w:t>
-            </w:r>
-            <w:del w:id="37" w:author="Alhabibi, Haider@Energy" w:date="2022-02-22T15:26:00Z">
+              <w:t>&lt;&lt; value = Required</w:t>
+            </w:r>
+            <w:ins w:id="2" w:author="Alhabibi, Haider@Energy [2]" w:date="2022-09-15T16:46:00Z">
               <w:r>
                 <w:rPr>
                   <w:rFonts w:asciiTheme="minorHAnsi" w:hAnsiTheme="minorHAnsi"/>
                   <w:sz w:val="18"/>
                   <w:szCs w:val="18"/>
                 </w:rPr>
-                <w:delText>CF1R</w:delText>
+                <w:t xml:space="preserve"> </w:t>
               </w:r>
-            </w:del>
-            <w:ins w:id="38" w:author="Alhabibi, Haider@Energy" w:date="2022-02-22T15:26:00Z">
+            </w:ins>
+            <w:r>
+              <w:rPr>
+                <w:rFonts w:asciiTheme="minorHAnsi" w:hAnsiTheme="minorHAnsi"/>
+                <w:sz w:val="18"/>
+                <w:szCs w:val="18"/>
+              </w:rPr>
+              <w:t>&gt;&gt;</w:t>
+            </w:r>
+          </w:p>
+        </w:tc>
+      </w:tr>
+      <w:tr>
+        <w:tc>
+          <w:tcPr>
+            <w:tcW w:w="582" w:type="dxa"/>
+            <w:vAlign w:val="center"/>
+          </w:tcPr>
+          <w:p>
+            <w:pPr>
+              <w:jc w:val="center"/>
+              <w:rPr>
+                <w:rFonts w:asciiTheme="minorHAnsi" w:hAnsiTheme="minorHAnsi"/>
+                <w:sz w:val="18"/>
+                <w:szCs w:val="18"/>
+              </w:rPr>
+            </w:pPr>
+            <w:r>
+              <w:rPr>
+                <w:rFonts w:asciiTheme="minorHAnsi" w:hAnsiTheme="minorHAnsi"/>
+                <w:sz w:val="18"/>
+                <w:szCs w:val="18"/>
+              </w:rPr>
+              <w:t>0</w:t>
+            </w:r>
+            <w:r>
+              <w:rPr>
+                <w:rFonts w:asciiTheme="minorHAnsi" w:hAnsiTheme="minorHAnsi"/>
+                <w:sz w:val="18"/>
+                <w:szCs w:val="18"/>
+              </w:rPr>
+              <w:t>3</w:t>
+            </w:r>
+          </w:p>
+        </w:tc>
+        <w:tc>
+          <w:tcPr>
+            <w:tcW w:w="5104" w:type="dxa"/>
+          </w:tcPr>
+          <w:p>
+            <w:pPr>
+              <w:rPr>
+                <w:rFonts w:asciiTheme="minorHAnsi" w:hAnsiTheme="minorHAnsi"/>
+                <w:sz w:val="18"/>
+                <w:szCs w:val="18"/>
+              </w:rPr>
+            </w:pPr>
+            <w:r>
+              <w:rPr>
+                <w:rFonts w:asciiTheme="minorHAnsi" w:hAnsiTheme="minorHAnsi"/>
+                <w:sz w:val="18"/>
+                <w:szCs w:val="18"/>
+              </w:rPr>
+              <w:t xml:space="preserve">Default </w:t>
+            </w:r>
+            <w:r>
+              <w:rPr>
+                <w:rFonts w:asciiTheme="minorHAnsi" w:hAnsiTheme="minorHAnsi"/>
+                <w:sz w:val="18"/>
+                <w:szCs w:val="18"/>
+              </w:rPr>
+              <w:t>Enclosure</w:t>
+            </w:r>
+            <w:r>
+              <w:rPr>
+                <w:rFonts w:asciiTheme="minorHAnsi" w:hAnsiTheme="minorHAnsi"/>
+                <w:sz w:val="18"/>
+                <w:szCs w:val="18"/>
+              </w:rPr>
+              <w:t xml:space="preserve"> </w:t>
+            </w:r>
+            <w:r>
+              <w:rPr>
+                <w:rFonts w:asciiTheme="minorHAnsi" w:hAnsiTheme="minorHAnsi"/>
+                <w:sz w:val="18"/>
+                <w:szCs w:val="18"/>
+              </w:rPr>
+              <w:t xml:space="preserve">Air Leakage </w:t>
+            </w:r>
+          </w:p>
+        </w:tc>
+        <w:tc>
+          <w:tcPr>
+            <w:tcW w:w="5104" w:type="dxa"/>
+            <w:vAlign w:val="center"/>
+          </w:tcPr>
+          <w:p>
+            <w:pPr>
+              <w:rPr>
+                <w:rFonts w:asciiTheme="minorHAnsi" w:hAnsiTheme="minorHAnsi"/>
+                <w:sz w:val="18"/>
+                <w:szCs w:val="18"/>
+              </w:rPr>
+            </w:pPr>
+            <w:r>
+              <w:rPr>
+                <w:rFonts w:asciiTheme="minorHAnsi" w:hAnsiTheme="minorHAnsi"/>
+                <w:sz w:val="18"/>
+                <w:szCs w:val="18"/>
+              </w:rPr>
+              <w:t>&lt;&lt;if A01=required, then value = 2 ACH</w:t>
+            </w:r>
+            <w:r>
+              <w:rPr>
+                <w:rFonts w:asciiTheme="minorHAnsi" w:hAnsiTheme="minorHAnsi"/>
+                <w:sz w:val="18"/>
+                <w:szCs w:val="18"/>
+                <w:vertAlign w:val="subscript"/>
+              </w:rPr>
+              <w:t>50</w:t>
+            </w:r>
+            <w:r>
+              <w:rPr>
+                <w:rFonts w:asciiTheme="minorHAnsi" w:hAnsiTheme="minorHAnsi"/>
+                <w:sz w:val="18"/>
+                <w:szCs w:val="18"/>
+              </w:rPr>
+              <w:t xml:space="preserve"> ; else value = N/A&gt;&gt;</w:t>
+            </w:r>
+          </w:p>
+        </w:tc>
+      </w:tr>
+      <w:tr>
+        <w:tc>
+          <w:tcPr>
+            <w:tcW w:w="582" w:type="dxa"/>
+            <w:vAlign w:val="center"/>
+          </w:tcPr>
+          <w:p>
+            <w:pPr>
+              <w:jc w:val="center"/>
+              <w:rPr>
+                <w:rFonts w:asciiTheme="minorHAnsi" w:hAnsiTheme="minorHAnsi"/>
+                <w:sz w:val="18"/>
+                <w:szCs w:val="18"/>
+              </w:rPr>
+            </w:pPr>
+            <w:r>
+              <w:rPr>
+                <w:rFonts w:asciiTheme="minorHAnsi" w:hAnsiTheme="minorHAnsi"/>
+                <w:sz w:val="18"/>
+                <w:szCs w:val="18"/>
+              </w:rPr>
+              <w:t>0</w:t>
+            </w:r>
+            <w:r>
+              <w:rPr>
+                <w:rFonts w:asciiTheme="minorHAnsi" w:hAnsiTheme="minorHAnsi"/>
+                <w:sz w:val="18"/>
+                <w:szCs w:val="18"/>
+              </w:rPr>
+              <w:t>4</w:t>
+            </w:r>
+          </w:p>
+        </w:tc>
+        <w:tc>
+          <w:tcPr>
+            <w:tcW w:w="5104" w:type="dxa"/>
+          </w:tcPr>
+          <w:p>
+            <w:pPr>
+              <w:rPr>
+                <w:rFonts w:asciiTheme="minorHAnsi" w:hAnsiTheme="minorHAnsi"/>
+                <w:sz w:val="18"/>
+                <w:szCs w:val="18"/>
+              </w:rPr>
+            </w:pPr>
+            <w:r>
+              <w:rPr>
+                <w:rFonts w:asciiTheme="minorHAnsi" w:hAnsiTheme="minorHAnsi"/>
+                <w:sz w:val="18"/>
+                <w:szCs w:val="18"/>
+              </w:rPr>
+              <w:t>Indoor temperature during test (</w:t>
+            </w:r>
+            <w:r>
+              <w:rPr>
+                <w:rFonts w:asciiTheme="minorHAnsi" w:hAnsiTheme="minorHAnsi"/>
+                <w:sz w:val="18"/>
+                <w:szCs w:val="18"/>
+              </w:rPr>
+              <w:t>°</w:t>
+            </w:r>
+            <w:r>
+              <w:rPr>
+                <w:rFonts w:asciiTheme="minorHAnsi" w:hAnsiTheme="minorHAnsi"/>
+                <w:sz w:val="18"/>
+                <w:szCs w:val="18"/>
+              </w:rPr>
+              <w:t>F)</w:t>
+            </w:r>
+          </w:p>
+        </w:tc>
+        <w:tc>
+          <w:tcPr>
+            <w:tcW w:w="5104" w:type="dxa"/>
+          </w:tcPr>
+          <w:p>
+            <w:pPr>
+              <w:tabs>
+                <w:tab w:val="left" w:pos="2189"/>
+              </w:tabs>
+              <w:rPr>
+                <w:rFonts w:asciiTheme="minorHAnsi" w:hAnsiTheme="minorHAnsi"/>
+                <w:sz w:val="18"/>
+                <w:szCs w:val="18"/>
+              </w:rPr>
+            </w:pPr>
+            <w:r>
+              <w:rPr>
+                <w:rFonts w:asciiTheme="minorHAnsi" w:hAnsiTheme="minorHAnsi"/>
+                <w:sz w:val="18"/>
+                <w:szCs w:val="18"/>
+              </w:rPr>
+              <w:t xml:space="preserve">&lt;&lt;user input, </w:t>
+            </w:r>
+            <w:r>
+              <w:rPr>
+                <w:rFonts w:asciiTheme="minorHAnsi" w:hAnsiTheme="minorHAnsi"/>
+                <w:sz w:val="18"/>
+                <w:szCs w:val="18"/>
+              </w:rPr>
+              <w:t xml:space="preserve">numeric, x.x </w:t>
+            </w:r>
+            <w:r>
+              <w:rPr>
+                <w:rFonts w:asciiTheme="minorHAnsi" w:hAnsiTheme="minorHAnsi"/>
+                <w:sz w:val="18"/>
+                <w:szCs w:val="18"/>
+              </w:rPr>
+              <w:t>degF&gt;&gt;</w:t>
+            </w:r>
+          </w:p>
+        </w:tc>
+      </w:tr>
+      <w:tr>
+        <w:tc>
+          <w:tcPr>
+            <w:tcW w:w="582" w:type="dxa"/>
+            <w:vAlign w:val="center"/>
+          </w:tcPr>
+          <w:p>
+            <w:pPr>
+              <w:jc w:val="center"/>
+              <w:rPr>
+                <w:rFonts w:asciiTheme="minorHAnsi" w:hAnsiTheme="minorHAnsi"/>
+                <w:sz w:val="18"/>
+                <w:szCs w:val="18"/>
+              </w:rPr>
+            </w:pPr>
+            <w:r>
+              <w:rPr>
+                <w:rFonts w:asciiTheme="minorHAnsi" w:hAnsiTheme="minorHAnsi"/>
+                <w:sz w:val="18"/>
+                <w:szCs w:val="18"/>
+              </w:rPr>
+              <w:t>0</w:t>
+            </w:r>
+            <w:r>
+              <w:rPr>
+                <w:rFonts w:asciiTheme="minorHAnsi" w:hAnsiTheme="minorHAnsi"/>
+                <w:sz w:val="18"/>
+                <w:szCs w:val="18"/>
+              </w:rPr>
+              <w:t>5</w:t>
+            </w:r>
+          </w:p>
+        </w:tc>
+        <w:tc>
+          <w:tcPr>
+            <w:tcW w:w="5104" w:type="dxa"/>
+          </w:tcPr>
+          <w:p>
+            <w:pPr>
+              <w:rPr>
+                <w:rFonts w:asciiTheme="minorHAnsi" w:hAnsiTheme="minorHAnsi"/>
+                <w:sz w:val="18"/>
+                <w:szCs w:val="18"/>
+              </w:rPr>
+            </w:pPr>
+            <w:r>
+              <w:rPr>
+                <w:rFonts w:asciiTheme="minorHAnsi" w:hAnsiTheme="minorHAnsi"/>
+                <w:sz w:val="18"/>
+                <w:szCs w:val="18"/>
+              </w:rPr>
+              <w:t>Outdoor temperature during test (</w:t>
+            </w:r>
+            <w:r>
+              <w:rPr>
+                <w:rFonts w:asciiTheme="minorHAnsi" w:hAnsiTheme="minorHAnsi"/>
+                <w:sz w:val="18"/>
+                <w:szCs w:val="18"/>
+              </w:rPr>
+              <w:t>°</w:t>
+            </w:r>
+            <w:r>
+              <w:rPr>
+                <w:rFonts w:asciiTheme="minorHAnsi" w:hAnsiTheme="minorHAnsi"/>
+                <w:sz w:val="18"/>
+                <w:szCs w:val="18"/>
+              </w:rPr>
+              <w:t>F)</w:t>
+            </w:r>
+          </w:p>
+        </w:tc>
+        <w:tc>
+          <w:tcPr>
+            <w:tcW w:w="5104" w:type="dxa"/>
+          </w:tcPr>
+          <w:p>
+            <w:pPr>
+              <w:rPr>
+                <w:rFonts w:asciiTheme="minorHAnsi" w:hAnsiTheme="minorHAnsi"/>
+                <w:sz w:val="18"/>
+                <w:szCs w:val="18"/>
+              </w:rPr>
+            </w:pPr>
+            <w:r>
+              <w:rPr>
+                <w:rFonts w:asciiTheme="minorHAnsi" w:hAnsiTheme="minorHAnsi"/>
+                <w:sz w:val="18"/>
+                <w:szCs w:val="18"/>
+              </w:rPr>
+              <w:t xml:space="preserve">&lt;&lt;user input, </w:t>
+            </w:r>
+            <w:r>
+              <w:rPr>
+                <w:rFonts w:asciiTheme="minorHAnsi" w:hAnsiTheme="minorHAnsi"/>
+                <w:sz w:val="18"/>
+                <w:szCs w:val="18"/>
+              </w:rPr>
+              <w:t xml:space="preserve">numeric, x.x </w:t>
+            </w:r>
+            <w:r>
+              <w:rPr>
+                <w:rFonts w:asciiTheme="minorHAnsi" w:hAnsiTheme="minorHAnsi"/>
+                <w:sz w:val="18"/>
+                <w:szCs w:val="18"/>
+              </w:rPr>
+              <w:t>degF&gt;&gt;</w:t>
+            </w:r>
+          </w:p>
+        </w:tc>
+      </w:tr>
+      <w:tr>
+        <w:tc>
+          <w:tcPr>
+            <w:tcW w:w="582" w:type="dxa"/>
+            <w:vAlign w:val="center"/>
+          </w:tcPr>
+          <w:p>
+            <w:pPr>
+              <w:jc w:val="center"/>
+              <w:rPr>
+                <w:rFonts w:asciiTheme="minorHAnsi" w:hAnsiTheme="minorHAnsi"/>
+                <w:sz w:val="18"/>
+                <w:szCs w:val="18"/>
+              </w:rPr>
+            </w:pPr>
+            <w:r>
+              <w:rPr>
+                <w:rFonts w:asciiTheme="minorHAnsi" w:hAnsiTheme="minorHAnsi"/>
+                <w:sz w:val="18"/>
+                <w:szCs w:val="18"/>
+              </w:rPr>
+              <w:t>0</w:t>
+            </w:r>
+            <w:r>
+              <w:rPr>
+                <w:rFonts w:asciiTheme="minorHAnsi" w:hAnsiTheme="minorHAnsi"/>
+                <w:sz w:val="18"/>
+                <w:szCs w:val="18"/>
+              </w:rPr>
+              <w:t>6</w:t>
+            </w:r>
+          </w:p>
+        </w:tc>
+        <w:tc>
+          <w:tcPr>
+            <w:tcW w:w="5104" w:type="dxa"/>
+          </w:tcPr>
+          <w:p>
+            <w:pPr>
+              <w:rPr>
+                <w:rFonts w:asciiTheme="minorHAnsi" w:hAnsiTheme="minorHAnsi"/>
+                <w:sz w:val="18"/>
+                <w:szCs w:val="18"/>
+              </w:rPr>
+            </w:pPr>
+            <w:r>
+              <w:rPr>
+                <w:rFonts w:asciiTheme="minorHAnsi" w:hAnsiTheme="minorHAnsi"/>
+                <w:sz w:val="18"/>
+                <w:szCs w:val="18"/>
+              </w:rPr>
+              <w:t xml:space="preserve">Blower </w:t>
+            </w:r>
+            <w:r>
+              <w:rPr>
+                <w:rFonts w:asciiTheme="minorHAnsi" w:hAnsiTheme="minorHAnsi"/>
+                <w:sz w:val="18"/>
+                <w:szCs w:val="18"/>
+              </w:rPr>
+              <w:t>D</w:t>
+            </w:r>
+            <w:r>
+              <w:rPr>
+                <w:rFonts w:asciiTheme="minorHAnsi" w:hAnsiTheme="minorHAnsi"/>
+                <w:sz w:val="18"/>
+                <w:szCs w:val="18"/>
+              </w:rPr>
+              <w:t xml:space="preserve">oor </w:t>
+            </w:r>
+            <w:r>
+              <w:rPr>
+                <w:rFonts w:asciiTheme="minorHAnsi" w:hAnsiTheme="minorHAnsi"/>
+                <w:sz w:val="18"/>
+                <w:szCs w:val="18"/>
+              </w:rPr>
+              <w:t>L</w:t>
+            </w:r>
+            <w:r>
+              <w:rPr>
+                <w:rFonts w:asciiTheme="minorHAnsi" w:hAnsiTheme="minorHAnsi"/>
+                <w:sz w:val="18"/>
+                <w:szCs w:val="18"/>
+              </w:rPr>
+              <w:t>ocation</w:t>
+            </w:r>
+          </w:p>
+        </w:tc>
+        <w:tc>
+          <w:tcPr>
+            <w:tcW w:w="5104" w:type="dxa"/>
+          </w:tcPr>
+          <w:p>
+            <w:pPr>
+              <w:rPr>
+                <w:rFonts w:asciiTheme="minorHAnsi" w:hAnsiTheme="minorHAnsi"/>
+                <w:sz w:val="18"/>
+                <w:szCs w:val="18"/>
+              </w:rPr>
+            </w:pPr>
+            <w:r>
+              <w:rPr>
+                <w:rFonts w:asciiTheme="minorHAnsi" w:hAnsiTheme="minorHAnsi"/>
+                <w:sz w:val="18"/>
+                <w:szCs w:val="18"/>
+              </w:rPr>
+              <w:t>&lt;&lt;user input, text, maximum 50 characters&gt;&gt;</w:t>
+            </w:r>
+          </w:p>
+        </w:tc>
+      </w:tr>
+      <w:tr>
+        <w:tc>
+          <w:tcPr>
+            <w:tcW w:w="582" w:type="dxa"/>
+            <w:vAlign w:val="center"/>
+          </w:tcPr>
+          <w:p>
+            <w:pPr>
+              <w:jc w:val="center"/>
+              <w:rPr>
+                <w:rFonts w:asciiTheme="minorHAnsi" w:hAnsiTheme="minorHAnsi"/>
+                <w:sz w:val="18"/>
+                <w:szCs w:val="18"/>
+              </w:rPr>
+            </w:pPr>
+            <w:r>
+              <w:rPr>
+                <w:rFonts w:asciiTheme="minorHAnsi" w:hAnsiTheme="minorHAnsi"/>
+                <w:sz w:val="18"/>
+                <w:szCs w:val="18"/>
+              </w:rPr>
+              <w:t>0</w:t>
+            </w:r>
+            <w:r>
+              <w:rPr>
+                <w:rFonts w:asciiTheme="minorHAnsi" w:hAnsiTheme="minorHAnsi"/>
+                <w:sz w:val="18"/>
+                <w:szCs w:val="18"/>
+              </w:rPr>
+              <w:t>7</w:t>
+            </w:r>
+          </w:p>
+        </w:tc>
+        <w:tc>
+          <w:tcPr>
+            <w:tcW w:w="5104" w:type="dxa"/>
+          </w:tcPr>
+          <w:p>
+            <w:pPr>
+              <w:rPr>
+                <w:rFonts w:asciiTheme="minorHAnsi" w:hAnsiTheme="minorHAnsi"/>
+                <w:sz w:val="18"/>
+                <w:szCs w:val="18"/>
+              </w:rPr>
+            </w:pPr>
+            <w:r>
+              <w:rPr>
+                <w:rFonts w:asciiTheme="minorHAnsi" w:hAnsiTheme="minorHAnsi"/>
+                <w:sz w:val="18"/>
+                <w:szCs w:val="18"/>
+              </w:rPr>
+              <w:t xml:space="preserve">Building Elevation </w:t>
+            </w:r>
+            <w:r>
+              <w:rPr>
+                <w:rFonts w:asciiTheme="minorHAnsi" w:hAnsiTheme="minorHAnsi"/>
+                <w:sz w:val="18"/>
+                <w:szCs w:val="18"/>
+              </w:rPr>
+              <w:t xml:space="preserve">Above Sea Level </w:t>
+            </w:r>
+            <w:r>
+              <w:rPr>
+                <w:rFonts w:asciiTheme="minorHAnsi" w:hAnsiTheme="minorHAnsi"/>
+                <w:sz w:val="18"/>
+                <w:szCs w:val="18"/>
+              </w:rPr>
+              <w:t>(ft)</w:t>
+            </w:r>
+          </w:p>
+        </w:tc>
+        <w:tc>
+          <w:tcPr>
+            <w:tcW w:w="5104" w:type="dxa"/>
+          </w:tcPr>
+          <w:p>
+            <w:pPr>
+              <w:rPr>
+                <w:rFonts w:asciiTheme="minorHAnsi" w:hAnsiTheme="minorHAnsi"/>
+                <w:sz w:val="18"/>
+                <w:szCs w:val="18"/>
+              </w:rPr>
+            </w:pPr>
+            <w:r>
+              <w:rPr>
+                <w:rFonts w:asciiTheme="minorHAnsi" w:hAnsiTheme="minorHAnsi"/>
+                <w:sz w:val="18"/>
+                <w:szCs w:val="18"/>
+              </w:rPr>
+              <w:t xml:space="preserve">&lt;&lt;user input, </w:t>
+            </w:r>
+            <w:r>
+              <w:rPr>
+                <w:rFonts w:asciiTheme="minorHAnsi" w:hAnsiTheme="minorHAnsi"/>
+                <w:sz w:val="18"/>
+                <w:szCs w:val="18"/>
+              </w:rPr>
+              <w:t xml:space="preserve">integer, xxxxx </w:t>
+            </w:r>
+            <w:r>
+              <w:rPr>
+                <w:rFonts w:asciiTheme="minorHAnsi" w:hAnsiTheme="minorHAnsi"/>
+                <w:sz w:val="18"/>
+                <w:szCs w:val="18"/>
+              </w:rPr>
+              <w:t>&gt;&gt;</w:t>
+            </w:r>
+          </w:p>
+        </w:tc>
+      </w:tr>
+      <w:tr>
+        <w:tc>
+          <w:tcPr>
+            <w:tcW w:w="582" w:type="dxa"/>
+            <w:vAlign w:val="center"/>
+          </w:tcPr>
+          <w:p>
+            <w:pPr>
+              <w:jc w:val="center"/>
+              <w:rPr>
+                <w:rFonts w:asciiTheme="minorHAnsi" w:hAnsiTheme="minorHAnsi"/>
+                <w:sz w:val="18"/>
+                <w:szCs w:val="18"/>
+              </w:rPr>
+            </w:pPr>
+            <w:r>
+              <w:rPr>
+                <w:rFonts w:asciiTheme="minorHAnsi" w:hAnsiTheme="minorHAnsi"/>
+                <w:sz w:val="18"/>
+                <w:szCs w:val="18"/>
+              </w:rPr>
+              <w:t>08</w:t>
+            </w:r>
+          </w:p>
+        </w:tc>
+        <w:tc>
+          <w:tcPr>
+            <w:tcW w:w="5104" w:type="dxa"/>
+            <w:vAlign w:val="center"/>
+          </w:tcPr>
+          <w:p>
+            <w:pPr>
+              <w:rPr>
+                <w:rFonts w:asciiTheme="minorHAnsi" w:hAnsiTheme="minorHAnsi"/>
+                <w:sz w:val="18"/>
+                <w:szCs w:val="18"/>
+              </w:rPr>
+            </w:pPr>
+            <w:r>
+              <w:rPr>
+                <w:rFonts w:asciiTheme="minorHAnsi" w:hAnsiTheme="minorHAnsi"/>
+                <w:sz w:val="18"/>
+                <w:szCs w:val="18"/>
+              </w:rPr>
+              <w:t>Total dwelling unit floor area (ft</w:t>
+            </w:r>
+            <w:r>
+              <w:rPr>
+                <w:rFonts w:asciiTheme="minorHAnsi" w:hAnsiTheme="minorHAnsi"/>
+                <w:sz w:val="18"/>
+                <w:szCs w:val="18"/>
+                <w:vertAlign w:val="superscript"/>
+              </w:rPr>
+              <w:t>2</w:t>
+            </w:r>
+            <w:r>
+              <w:rPr>
+                <w:rFonts w:asciiTheme="minorHAnsi" w:hAnsiTheme="minorHAnsi"/>
+                <w:sz w:val="18"/>
+                <w:szCs w:val="18"/>
+              </w:rPr>
+              <w:t>)</w:t>
+            </w:r>
+          </w:p>
+        </w:tc>
+        <w:tc>
+          <w:tcPr>
+            <w:tcW w:w="5104" w:type="dxa"/>
+            <w:vAlign w:val="center"/>
+          </w:tcPr>
+          <w:p>
+            <w:pPr>
+              <w:rPr>
+                <w:rFonts w:asciiTheme="minorHAnsi" w:hAnsiTheme="minorHAnsi"/>
+                <w:sz w:val="18"/>
+                <w:szCs w:val="18"/>
+              </w:rPr>
+            </w:pPr>
+            <w:r>
+              <w:rPr>
+                <w:rFonts w:asciiTheme="minorHAnsi" w:hAnsiTheme="minorHAnsi"/>
+                <w:sz w:val="18"/>
+                <w:szCs w:val="18"/>
+              </w:rPr>
+              <w:t xml:space="preserve">&lt;&lt;if A02≠"required", then value = N/A; </w:t>
+            </w:r>
+          </w:p>
+          <w:p>
+            <w:pPr>
+              <w:rPr>
+                <w:rFonts w:asciiTheme="minorHAnsi" w:hAnsiTheme="minorHAnsi"/>
+                <w:sz w:val="18"/>
+                <w:szCs w:val="18"/>
+              </w:rPr>
+            </w:pPr>
+            <w:r>
+              <w:rPr>
+                <w:rFonts w:asciiTheme="minorHAnsi" w:hAnsiTheme="minorHAnsi"/>
+                <w:sz w:val="18"/>
+                <w:szCs w:val="18"/>
+              </w:rPr>
+              <w:t xml:space="preserve">Else if value available from </w:t>
+            </w:r>
+            <w:r>
+              <w:rPr>
+                <w:rFonts w:asciiTheme="minorHAnsi" w:hAnsiTheme="minorHAnsi"/>
+                <w:sz w:val="18"/>
+                <w:szCs w:val="18"/>
+              </w:rPr>
+              <w:t>LMCC</w:t>
+            </w:r>
+            <w:r>
+              <w:rPr>
+                <w:rFonts w:asciiTheme="minorHAnsi" w:hAnsiTheme="minorHAnsi"/>
+                <w:sz w:val="18"/>
+                <w:szCs w:val="18"/>
+              </w:rPr>
+              <w:t xml:space="preserve">, use value; </w:t>
+            </w:r>
+          </w:p>
+          <w:p>
+            <w:pPr>
+              <w:rPr>
+                <w:rFonts w:asciiTheme="minorHAnsi" w:hAnsiTheme="minorHAnsi"/>
+                <w:sz w:val="18"/>
+                <w:szCs w:val="18"/>
+              </w:rPr>
+            </w:pPr>
+            <w:r>
+              <w:rPr>
+                <w:rFonts w:asciiTheme="minorHAnsi" w:hAnsiTheme="minorHAnsi"/>
+                <w:sz w:val="18"/>
+                <w:szCs w:val="18"/>
+              </w:rPr>
+              <w:t>Else user input numeric value, xxxxx.x &gt;&gt;</w:t>
+            </w:r>
+          </w:p>
+        </w:tc>
+      </w:tr>
+      <w:tr>
+        <w:tc>
+          <w:tcPr>
+            <w:tcW w:w="582" w:type="dxa"/>
+            <w:vAlign w:val="center"/>
+          </w:tcPr>
+          <w:p>
+            <w:pPr>
+              <w:jc w:val="center"/>
+              <w:rPr>
+                <w:rFonts w:asciiTheme="minorHAnsi" w:hAnsiTheme="minorHAnsi"/>
+                <w:sz w:val="18"/>
+                <w:szCs w:val="18"/>
+              </w:rPr>
+            </w:pPr>
+            <w:r>
+              <w:rPr>
+                <w:rFonts w:asciiTheme="minorHAnsi" w:hAnsiTheme="minorHAnsi"/>
+                <w:sz w:val="18"/>
+                <w:szCs w:val="18"/>
+              </w:rPr>
+              <w:t>09</w:t>
+            </w:r>
+          </w:p>
+        </w:tc>
+        <w:tc>
+          <w:tcPr>
+            <w:tcW w:w="5104" w:type="dxa"/>
+            <w:vAlign w:val="center"/>
+          </w:tcPr>
+          <w:p>
+            <w:pPr>
+              <w:rPr>
+                <w:rFonts w:asciiTheme="minorHAnsi" w:hAnsiTheme="minorHAnsi"/>
+                <w:sz w:val="18"/>
+                <w:szCs w:val="18"/>
+              </w:rPr>
+            </w:pPr>
+            <w:r>
+              <w:rPr>
+                <w:rFonts w:asciiTheme="minorHAnsi" w:hAnsiTheme="minorHAnsi"/>
+                <w:sz w:val="18"/>
+                <w:szCs w:val="18"/>
+              </w:rPr>
+              <w:t>Total dwelling unit ceiling area (ft</w:t>
+            </w:r>
+            <w:r>
+              <w:rPr>
+                <w:rFonts w:asciiTheme="minorHAnsi" w:hAnsiTheme="minorHAnsi"/>
+                <w:sz w:val="18"/>
+                <w:szCs w:val="18"/>
+                <w:vertAlign w:val="superscript"/>
+              </w:rPr>
+              <w:t>2</w:t>
+            </w:r>
+            <w:r>
+              <w:rPr>
+                <w:rFonts w:asciiTheme="minorHAnsi" w:hAnsiTheme="minorHAnsi"/>
+                <w:sz w:val="18"/>
+                <w:szCs w:val="18"/>
+              </w:rPr>
+              <w:t>)</w:t>
+            </w:r>
+          </w:p>
+        </w:tc>
+        <w:tc>
+          <w:tcPr>
+            <w:tcW w:w="5104" w:type="dxa"/>
+            <w:vAlign w:val="center"/>
+          </w:tcPr>
+          <w:p>
+            <w:pPr>
+              <w:rPr>
+                <w:rFonts w:asciiTheme="minorHAnsi" w:hAnsiTheme="minorHAnsi"/>
+                <w:sz w:val="18"/>
+                <w:szCs w:val="18"/>
+              </w:rPr>
+            </w:pPr>
+            <w:r>
+              <w:rPr>
+                <w:rFonts w:asciiTheme="minorHAnsi" w:hAnsiTheme="minorHAnsi"/>
+                <w:sz w:val="18"/>
+                <w:szCs w:val="18"/>
+              </w:rPr>
+              <w:t xml:space="preserve">&lt;&lt;if A02≠"required", then value = N/A; </w:t>
+            </w:r>
+          </w:p>
+          <w:p>
+            <w:pPr>
+              <w:rPr>
+                <w:rFonts w:asciiTheme="minorHAnsi" w:hAnsiTheme="minorHAnsi"/>
+                <w:sz w:val="18"/>
+                <w:szCs w:val="18"/>
+              </w:rPr>
+            </w:pPr>
+            <w:r>
+              <w:rPr>
+                <w:rFonts w:asciiTheme="minorHAnsi" w:hAnsiTheme="minorHAnsi"/>
+                <w:sz w:val="18"/>
+                <w:szCs w:val="18"/>
+              </w:rPr>
+              <w:t xml:space="preserve">Else if value available from </w:t>
+            </w:r>
+            <w:r>
+              <w:rPr>
+                <w:rFonts w:asciiTheme="minorHAnsi" w:hAnsiTheme="minorHAnsi"/>
+                <w:sz w:val="18"/>
+                <w:szCs w:val="18"/>
+              </w:rPr>
+              <w:t>LMCC</w:t>
+            </w:r>
+            <w:r>
+              <w:rPr>
+                <w:rFonts w:asciiTheme="minorHAnsi" w:hAnsiTheme="minorHAnsi"/>
+                <w:sz w:val="18"/>
+                <w:szCs w:val="18"/>
+              </w:rPr>
+              <w:t xml:space="preserve">, use value; </w:t>
+            </w:r>
+          </w:p>
+          <w:p>
+            <w:pPr>
+              <w:rPr>
+                <w:rFonts w:asciiTheme="minorHAnsi" w:hAnsiTheme="minorHAnsi"/>
+                <w:sz w:val="18"/>
+                <w:szCs w:val="18"/>
+              </w:rPr>
+            </w:pPr>
+            <w:r>
+              <w:rPr>
+                <w:rFonts w:asciiTheme="minorHAnsi" w:hAnsiTheme="minorHAnsi"/>
+                <w:sz w:val="18"/>
+                <w:szCs w:val="18"/>
+              </w:rPr>
+              <w:t>Else user input numeric value, xxxxx.x &gt;&gt;</w:t>
+            </w:r>
+          </w:p>
+        </w:tc>
+      </w:tr>
+      <w:tr>
+        <w:tc>
+          <w:tcPr>
+            <w:tcW w:w="582" w:type="dxa"/>
+            <w:vAlign w:val="center"/>
+          </w:tcPr>
+          <w:p>
+            <w:pPr>
+              <w:jc w:val="center"/>
+              <w:rPr>
+                <w:rFonts w:asciiTheme="minorHAnsi" w:hAnsiTheme="minorHAnsi"/>
+                <w:sz w:val="18"/>
+                <w:szCs w:val="18"/>
+              </w:rPr>
+            </w:pPr>
+            <w:r>
+              <w:rPr>
+                <w:rFonts w:asciiTheme="minorHAnsi" w:hAnsiTheme="minorHAnsi"/>
+                <w:sz w:val="18"/>
+                <w:szCs w:val="18"/>
+              </w:rPr>
+              <w:t>10</w:t>
+            </w:r>
+          </w:p>
+        </w:tc>
+        <w:tc>
+          <w:tcPr>
+            <w:tcW w:w="5104" w:type="dxa"/>
+            <w:vAlign w:val="center"/>
+          </w:tcPr>
+          <w:p>
+            <w:pPr>
+              <w:rPr>
+                <w:rFonts w:asciiTheme="minorHAnsi" w:hAnsiTheme="minorHAnsi"/>
+                <w:sz w:val="18"/>
+                <w:szCs w:val="18"/>
+              </w:rPr>
+            </w:pPr>
+            <w:r>
+              <w:rPr>
+                <w:rFonts w:asciiTheme="minorHAnsi" w:hAnsiTheme="minorHAnsi"/>
+                <w:sz w:val="18"/>
+                <w:szCs w:val="18"/>
+              </w:rPr>
+              <w:t>Total dwelling unit exterior wall area (ft</w:t>
+            </w:r>
+            <w:r>
+              <w:rPr>
+                <w:rFonts w:asciiTheme="minorHAnsi" w:hAnsiTheme="minorHAnsi"/>
+                <w:sz w:val="18"/>
+                <w:szCs w:val="18"/>
+                <w:vertAlign w:val="superscript"/>
+              </w:rPr>
+              <w:t>2</w:t>
+            </w:r>
+            <w:r>
+              <w:rPr>
+                <w:rFonts w:asciiTheme="minorHAnsi" w:hAnsiTheme="minorHAnsi"/>
+                <w:sz w:val="18"/>
+                <w:szCs w:val="18"/>
+              </w:rPr>
+              <w:t>)</w:t>
+            </w:r>
+          </w:p>
+        </w:tc>
+        <w:tc>
+          <w:tcPr>
+            <w:tcW w:w="5104" w:type="dxa"/>
+            <w:vAlign w:val="center"/>
+          </w:tcPr>
+          <w:p>
+            <w:pPr>
+              <w:rPr>
+                <w:rFonts w:asciiTheme="minorHAnsi" w:hAnsiTheme="minorHAnsi"/>
+                <w:sz w:val="18"/>
+                <w:szCs w:val="18"/>
+              </w:rPr>
+            </w:pPr>
+            <w:r>
+              <w:rPr>
+                <w:rFonts w:asciiTheme="minorHAnsi" w:hAnsiTheme="minorHAnsi"/>
+                <w:sz w:val="18"/>
+                <w:szCs w:val="18"/>
+              </w:rPr>
+              <w:t xml:space="preserve">&lt;&lt;if A02≠"required", then value = N/A; </w:t>
+            </w:r>
+          </w:p>
+          <w:p>
+            <w:pPr>
+              <w:rPr>
+                <w:rFonts w:asciiTheme="minorHAnsi" w:hAnsiTheme="minorHAnsi"/>
+                <w:sz w:val="18"/>
+                <w:szCs w:val="18"/>
+              </w:rPr>
+            </w:pPr>
+            <w:r>
+              <w:rPr>
+                <w:rFonts w:asciiTheme="minorHAnsi" w:hAnsiTheme="minorHAnsi"/>
+                <w:sz w:val="18"/>
+                <w:szCs w:val="18"/>
+              </w:rPr>
+              <w:t xml:space="preserve">Else if value available from </w:t>
+            </w:r>
+            <w:r>
+              <w:rPr>
+                <w:rFonts w:asciiTheme="minorHAnsi" w:hAnsiTheme="minorHAnsi"/>
+                <w:sz w:val="18"/>
+                <w:szCs w:val="18"/>
+              </w:rPr>
+              <w:t>LMCC</w:t>
+            </w:r>
+            <w:r>
+              <w:rPr>
+                <w:rFonts w:asciiTheme="minorHAnsi" w:hAnsiTheme="minorHAnsi"/>
+                <w:sz w:val="18"/>
+                <w:szCs w:val="18"/>
+              </w:rPr>
+              <w:t xml:space="preserve">, use value; </w:t>
+            </w:r>
+          </w:p>
+          <w:p>
+            <w:pPr>
+              <w:rPr>
+                <w:rFonts w:asciiTheme="minorHAnsi" w:hAnsiTheme="minorHAnsi"/>
+                <w:sz w:val="18"/>
+                <w:szCs w:val="18"/>
+              </w:rPr>
+            </w:pPr>
+            <w:r>
+              <w:rPr>
+                <w:rFonts w:asciiTheme="minorHAnsi" w:hAnsiTheme="minorHAnsi"/>
+                <w:sz w:val="18"/>
+                <w:szCs w:val="18"/>
+              </w:rPr>
+              <w:t>Else user input numeric value, xxxxx.x &gt;&gt;</w:t>
+            </w:r>
+          </w:p>
+        </w:tc>
+      </w:tr>
+      <w:tr>
+        <w:tc>
+          <w:tcPr>
+            <w:tcW w:w="582" w:type="dxa"/>
+            <w:vAlign w:val="center"/>
+          </w:tcPr>
+          <w:p>
+            <w:pPr>
+              <w:jc w:val="center"/>
+              <w:rPr>
+                <w:rFonts w:asciiTheme="minorHAnsi" w:hAnsiTheme="minorHAnsi"/>
+                <w:sz w:val="18"/>
+                <w:szCs w:val="18"/>
+              </w:rPr>
+            </w:pPr>
+            <w:r>
+              <w:rPr>
+                <w:rFonts w:asciiTheme="minorHAnsi" w:hAnsiTheme="minorHAnsi"/>
+                <w:sz w:val="18"/>
+                <w:szCs w:val="18"/>
+              </w:rPr>
+              <w:t>11</w:t>
+            </w:r>
+          </w:p>
+        </w:tc>
+        <w:tc>
+          <w:tcPr>
+            <w:tcW w:w="5104" w:type="dxa"/>
+            <w:vAlign w:val="center"/>
+          </w:tcPr>
+          <w:p>
+            <w:pPr>
+              <w:rPr>
+                <w:rFonts w:asciiTheme="minorHAnsi" w:hAnsiTheme="minorHAnsi"/>
+                <w:sz w:val="18"/>
+                <w:szCs w:val="18"/>
+              </w:rPr>
+            </w:pPr>
+            <w:r>
+              <w:rPr>
+                <w:rFonts w:asciiTheme="minorHAnsi" w:hAnsiTheme="minorHAnsi"/>
+                <w:sz w:val="18"/>
+                <w:szCs w:val="18"/>
+              </w:rPr>
+              <w:t>Total dwelling unit wall area shared with other dwelling units (ft</w:t>
+            </w:r>
+            <w:r>
+              <w:rPr>
+                <w:rFonts w:asciiTheme="minorHAnsi" w:hAnsiTheme="minorHAnsi"/>
+                <w:sz w:val="18"/>
+                <w:szCs w:val="18"/>
+                <w:vertAlign w:val="superscript"/>
+              </w:rPr>
+              <w:t>2</w:t>
+            </w:r>
+            <w:r>
+              <w:rPr>
+                <w:rFonts w:asciiTheme="minorHAnsi" w:hAnsiTheme="minorHAnsi"/>
+                <w:sz w:val="18"/>
+                <w:szCs w:val="18"/>
+              </w:rPr>
+              <w:t>)</w:t>
+            </w:r>
+          </w:p>
+        </w:tc>
+        <w:tc>
+          <w:tcPr>
+            <w:tcW w:w="5104" w:type="dxa"/>
+            <w:vAlign w:val="center"/>
+          </w:tcPr>
+          <w:p>
+            <w:pPr>
+              <w:rPr>
+                <w:rFonts w:asciiTheme="minorHAnsi" w:hAnsiTheme="minorHAnsi"/>
+                <w:sz w:val="18"/>
+                <w:szCs w:val="18"/>
+              </w:rPr>
+            </w:pPr>
+            <w:r>
+              <w:rPr>
+                <w:rFonts w:asciiTheme="minorHAnsi" w:hAnsiTheme="minorHAnsi"/>
+                <w:sz w:val="18"/>
+                <w:szCs w:val="18"/>
+              </w:rPr>
+              <w:t xml:space="preserve">&lt;&lt;if A02≠"required", then value = N/A; </w:t>
+            </w:r>
+          </w:p>
+          <w:p>
+            <w:pPr>
+              <w:rPr>
+                <w:rFonts w:asciiTheme="minorHAnsi" w:hAnsiTheme="minorHAnsi"/>
+                <w:sz w:val="18"/>
+                <w:szCs w:val="18"/>
+              </w:rPr>
+            </w:pPr>
+            <w:r>
+              <w:rPr>
+                <w:rFonts w:asciiTheme="minorHAnsi" w:hAnsiTheme="minorHAnsi"/>
+                <w:sz w:val="18"/>
+                <w:szCs w:val="18"/>
+              </w:rPr>
+              <w:t xml:space="preserve">Else if value available from </w:t>
+            </w:r>
+            <w:r>
+              <w:rPr>
+                <w:rFonts w:asciiTheme="minorHAnsi" w:hAnsiTheme="minorHAnsi"/>
+                <w:sz w:val="18"/>
+                <w:szCs w:val="18"/>
+              </w:rPr>
+              <w:t>LMCC</w:t>
+            </w:r>
+            <w:r>
+              <w:rPr>
+                <w:rFonts w:asciiTheme="minorHAnsi" w:hAnsiTheme="minorHAnsi"/>
+                <w:sz w:val="18"/>
+                <w:szCs w:val="18"/>
+              </w:rPr>
+              <w:t xml:space="preserve">, use value; </w:t>
+            </w:r>
+          </w:p>
+          <w:p>
+            <w:pPr>
+              <w:rPr>
+                <w:rFonts w:asciiTheme="minorHAnsi" w:hAnsiTheme="minorHAnsi"/>
+                <w:sz w:val="18"/>
+                <w:szCs w:val="18"/>
+              </w:rPr>
+            </w:pPr>
+            <w:r>
+              <w:rPr>
+                <w:rFonts w:asciiTheme="minorHAnsi" w:hAnsiTheme="minorHAnsi"/>
+                <w:sz w:val="18"/>
+                <w:szCs w:val="18"/>
+              </w:rPr>
+              <w:t>Else user input numeric value, xxxxx.x &gt;&gt;</w:t>
+            </w:r>
+          </w:p>
+        </w:tc>
+      </w:tr>
+      <w:tr>
+        <w:tc>
+          <w:tcPr>
+            <w:tcW w:w="582" w:type="dxa"/>
+            <w:vAlign w:val="center"/>
+          </w:tcPr>
+          <w:p>
+            <w:pPr>
+              <w:jc w:val="center"/>
+              <w:rPr>
+                <w:rFonts w:asciiTheme="minorHAnsi" w:hAnsiTheme="minorHAnsi"/>
+                <w:sz w:val="18"/>
+                <w:szCs w:val="18"/>
+              </w:rPr>
+            </w:pPr>
+            <w:r>
+              <w:rPr>
+                <w:rFonts w:asciiTheme="minorHAnsi" w:hAnsiTheme="minorHAnsi"/>
+                <w:sz w:val="18"/>
+                <w:szCs w:val="18"/>
+              </w:rPr>
+              <w:t>12</w:t>
+            </w:r>
+          </w:p>
+        </w:tc>
+        <w:tc>
+          <w:tcPr>
+            <w:tcW w:w="5104" w:type="dxa"/>
+            <w:vAlign w:val="center"/>
+          </w:tcPr>
+          <w:p>
+            <w:pPr>
+              <w:rPr>
+                <w:rFonts w:asciiTheme="minorHAnsi" w:hAnsiTheme="minorHAnsi"/>
+                <w:sz w:val="18"/>
+                <w:szCs w:val="18"/>
+              </w:rPr>
+            </w:pPr>
+            <w:r>
+              <w:rPr>
+                <w:rFonts w:asciiTheme="minorHAnsi" w:hAnsiTheme="minorHAnsi"/>
+                <w:sz w:val="18"/>
+                <w:szCs w:val="18"/>
+              </w:rPr>
+              <w:t>Total dwelling unit enclosure area (ft</w:t>
+            </w:r>
+            <w:r>
+              <w:rPr>
+                <w:rFonts w:asciiTheme="minorHAnsi" w:hAnsiTheme="minorHAnsi"/>
+                <w:sz w:val="18"/>
+                <w:szCs w:val="18"/>
+                <w:vertAlign w:val="superscript"/>
+              </w:rPr>
+              <w:t>2</w:t>
+            </w:r>
+            <w:r>
+              <w:rPr>
+                <w:rFonts w:asciiTheme="minorHAnsi" w:hAnsiTheme="minorHAnsi"/>
+                <w:sz w:val="18"/>
+                <w:szCs w:val="18"/>
+              </w:rPr>
+              <w:t>)</w:t>
+            </w:r>
+          </w:p>
+        </w:tc>
+        <w:tc>
+          <w:tcPr>
+            <w:tcW w:w="5104" w:type="dxa"/>
+            <w:vAlign w:val="center"/>
+          </w:tcPr>
+          <w:p>
+            <w:pPr>
+              <w:rPr>
+                <w:rFonts w:asciiTheme="minorHAnsi" w:hAnsiTheme="minorHAnsi"/>
+                <w:sz w:val="18"/>
+                <w:szCs w:val="18"/>
+              </w:rPr>
+            </w:pPr>
+            <w:r>
+              <w:rPr>
+                <w:rFonts w:asciiTheme="minorHAnsi" w:hAnsiTheme="minorHAnsi"/>
+                <w:sz w:val="18"/>
+                <w:szCs w:val="18"/>
+              </w:rPr>
+              <w:t xml:space="preserve">&lt;&lt; if A02≠"required", then value = N/A; </w:t>
+            </w:r>
+          </w:p>
+          <w:p>
+            <w:pPr>
+              <w:rPr>
+                <w:rFonts w:asciiTheme="minorHAnsi" w:hAnsiTheme="minorHAnsi"/>
+                <w:sz w:val="18"/>
+                <w:szCs w:val="18"/>
+              </w:rPr>
+            </w:pPr>
+            <w:r>
+              <w:rPr>
+                <w:rFonts w:asciiTheme="minorHAnsi" w:hAnsiTheme="minorHAnsi"/>
+                <w:sz w:val="18"/>
+                <w:szCs w:val="18"/>
+              </w:rPr>
+              <w:t xml:space="preserve">Else if value available from </w:t>
+            </w:r>
+            <w:r>
+              <w:rPr>
+                <w:rFonts w:asciiTheme="minorHAnsi" w:hAnsiTheme="minorHAnsi"/>
+                <w:sz w:val="18"/>
+                <w:szCs w:val="18"/>
+              </w:rPr>
+              <w:t>LMCC</w:t>
+            </w:r>
+            <w:r>
+              <w:rPr>
+                <w:rFonts w:asciiTheme="minorHAnsi" w:hAnsiTheme="minorHAnsi"/>
+                <w:sz w:val="18"/>
+                <w:szCs w:val="18"/>
+              </w:rPr>
+              <w:t xml:space="preserve">, use value; </w:t>
+            </w:r>
+          </w:p>
+          <w:p>
+            <w:pPr>
+              <w:rPr>
+                <w:rFonts w:asciiTheme="minorHAnsi" w:hAnsiTheme="minorHAnsi"/>
+                <w:sz w:val="18"/>
+                <w:szCs w:val="18"/>
+              </w:rPr>
+            </w:pPr>
+            <w:r>
+              <w:rPr>
+                <w:rFonts w:asciiTheme="minorHAnsi" w:hAnsiTheme="minorHAnsi"/>
+                <w:sz w:val="18"/>
+                <w:szCs w:val="18"/>
+              </w:rPr>
+              <w:t>Else value = sum of (A08+A09+A10+A11) &gt;&gt;</w:t>
+            </w:r>
+          </w:p>
+        </w:tc>
+      </w:tr>
+      <w:tr>
+        <w:tc>
+          <w:tcPr>
+            <w:tcW w:w="582" w:type="dxa"/>
+            <w:vAlign w:val="center"/>
+          </w:tcPr>
+          <w:p>
+            <w:pPr>
+              <w:jc w:val="center"/>
+              <w:rPr>
+                <w:rFonts w:asciiTheme="minorHAnsi" w:hAnsiTheme="minorHAnsi"/>
+                <w:sz w:val="18"/>
+                <w:szCs w:val="18"/>
+              </w:rPr>
+            </w:pPr>
+            <w:r>
+              <w:rPr>
+                <w:rFonts w:asciiTheme="minorHAnsi" w:hAnsiTheme="minorHAnsi"/>
+                <w:sz w:val="18"/>
+                <w:szCs w:val="18"/>
+              </w:rPr>
+              <w:t>13</w:t>
+            </w:r>
+          </w:p>
+        </w:tc>
+        <w:tc>
+          <w:tcPr>
+            <w:tcW w:w="5104" w:type="dxa"/>
+            <w:vAlign w:val="center"/>
+          </w:tcPr>
+          <w:p>
+            <w:pPr>
+              <w:rPr>
+                <w:rFonts w:asciiTheme="minorHAnsi" w:hAnsiTheme="minorHAnsi"/>
+                <w:sz w:val="18"/>
+                <w:szCs w:val="18"/>
+              </w:rPr>
+            </w:pPr>
+            <w:ins w:id="3" w:author="Alhabibi, Haider@Energy [2]" w:date="2023-06-07T13:11:00Z">
               <w:r>
                 <w:rPr>
                   <w:rFonts w:asciiTheme="minorHAnsi" w:hAnsiTheme="minorHAnsi"/>
                   <w:sz w:val="18"/>
                   <w:szCs w:val="18"/>
                 </w:rPr>
-                <w:t>LMCC</w:t>
+                <w:t>Dwelling Unit</w:t>
               </w:r>
             </w:ins>
-            <w:r>
-              <w:rPr>
-                <w:rFonts w:asciiTheme="minorHAnsi" w:hAnsiTheme="minorHAnsi"/>
-                <w:sz w:val="18"/>
-                <w:szCs w:val="18"/>
-              </w:rPr>
-              <w:t xml:space="preserve">, use </w:t>
-            </w:r>
-            <w:proofErr w:type="gramStart"/>
-            <w:r>
-              <w:rPr>
-                <w:rFonts w:asciiTheme="minorHAnsi" w:hAnsiTheme="minorHAnsi"/>
-                <w:sz w:val="18"/>
-                <w:szCs w:val="18"/>
-              </w:rPr>
-              <w:t>value;</w:t>
-            </w:r>
-            <w:proofErr w:type="gramEnd"/>
-            <w:r>
-              <w:rPr>
-                <w:rFonts w:asciiTheme="minorHAnsi" w:hAnsiTheme="minorHAnsi"/>
-                <w:sz w:val="18"/>
-                <w:szCs w:val="18"/>
-              </w:rPr>
-              <w:t xml:space="preserve"> </w:t>
-            </w:r>
-          </w:p>
-          <w:p>
-            <w:pPr>
-              <w:rPr>
-                <w:rFonts w:asciiTheme="minorHAnsi" w:hAnsiTheme="minorHAnsi"/>
-                <w:sz w:val="18"/>
-                <w:szCs w:val="18"/>
-              </w:rPr>
-            </w:pPr>
-            <w:r>
-              <w:rPr>
-                <w:rFonts w:asciiTheme="minorHAnsi" w:hAnsiTheme="minorHAnsi"/>
-                <w:sz w:val="18"/>
-                <w:szCs w:val="18"/>
-              </w:rPr>
-              <w:t xml:space="preserve">Else user input numeric value, </w:t>
-            </w:r>
-            <w:proofErr w:type="spellStart"/>
-            <w:r>
-              <w:rPr>
-                <w:rFonts w:asciiTheme="minorHAnsi" w:hAnsiTheme="minorHAnsi"/>
-                <w:sz w:val="18"/>
-                <w:szCs w:val="18"/>
-              </w:rPr>
-              <w:t>xxxxx.x</w:t>
-            </w:r>
-            <w:proofErr w:type="spellEnd"/>
-            <w:r>
-              <w:rPr>
-                <w:rFonts w:asciiTheme="minorHAnsi" w:hAnsiTheme="minorHAnsi"/>
-                <w:sz w:val="18"/>
-                <w:szCs w:val="18"/>
-              </w:rPr>
-              <w:t xml:space="preserve"> &gt;&gt;</w:t>
-            </w:r>
-          </w:p>
-        </w:tc>
-      </w:tr>
-      <w:tr>
-        <w:tc>
-          <w:tcPr>
-            <w:tcW w:w="582" w:type="dxa"/>
-            <w:vAlign w:val="center"/>
-          </w:tcPr>
-          <w:p>
-            <w:pPr>
-              <w:jc w:val="center"/>
-              <w:rPr>
-                <w:rFonts w:asciiTheme="minorHAnsi" w:hAnsiTheme="minorHAnsi"/>
-                <w:sz w:val="18"/>
-                <w:szCs w:val="18"/>
-              </w:rPr>
-            </w:pPr>
-            <w:r>
-              <w:rPr>
-                <w:rFonts w:asciiTheme="minorHAnsi" w:hAnsiTheme="minorHAnsi"/>
-                <w:sz w:val="18"/>
-                <w:szCs w:val="18"/>
-              </w:rPr>
-              <w:t>09</w:t>
-            </w:r>
-          </w:p>
-        </w:tc>
-        <w:tc>
-          <w:tcPr>
-            <w:tcW w:w="5104" w:type="dxa"/>
-            <w:vAlign w:val="center"/>
-          </w:tcPr>
-          <w:p>
-            <w:pPr>
-              <w:rPr>
-                <w:rFonts w:asciiTheme="minorHAnsi" w:hAnsiTheme="minorHAnsi"/>
-                <w:sz w:val="18"/>
-                <w:szCs w:val="18"/>
-              </w:rPr>
-            </w:pPr>
-            <w:r>
-              <w:rPr>
-                <w:rFonts w:asciiTheme="minorHAnsi" w:hAnsiTheme="minorHAnsi"/>
-                <w:sz w:val="18"/>
-                <w:szCs w:val="18"/>
-              </w:rPr>
-              <w:t>Total dwelling unit ceiling area (ft</w:t>
-            </w:r>
-            <w:r>
-              <w:rPr>
-                <w:rFonts w:asciiTheme="minorHAnsi" w:hAnsiTheme="minorHAnsi"/>
-                <w:sz w:val="18"/>
-                <w:szCs w:val="18"/>
-                <w:vertAlign w:val="superscript"/>
-              </w:rPr>
-              <w:t>2</w:t>
-            </w:r>
-            <w:r>
-              <w:rPr>
-                <w:rFonts w:asciiTheme="minorHAnsi" w:hAnsiTheme="minorHAnsi"/>
-                <w:sz w:val="18"/>
-                <w:szCs w:val="18"/>
-              </w:rPr>
-              <w:t>)</w:t>
-            </w:r>
-          </w:p>
-        </w:tc>
-        <w:tc>
-          <w:tcPr>
-            <w:tcW w:w="5104" w:type="dxa"/>
-            <w:vAlign w:val="center"/>
-          </w:tcPr>
-          <w:p>
-            <w:pPr>
-              <w:rPr>
-                <w:rFonts w:asciiTheme="minorHAnsi" w:hAnsiTheme="minorHAnsi"/>
-                <w:sz w:val="18"/>
-                <w:szCs w:val="18"/>
-              </w:rPr>
-            </w:pPr>
-            <w:r>
-              <w:rPr>
-                <w:rFonts w:asciiTheme="minorHAnsi" w:hAnsiTheme="minorHAnsi"/>
-                <w:sz w:val="18"/>
-                <w:szCs w:val="18"/>
-              </w:rPr>
-              <w:t xml:space="preserve">&lt;&lt;if A02≠"required", then value = N/A; </w:t>
-            </w:r>
-          </w:p>
-          <w:p>
-            <w:pPr>
-              <w:rPr>
-                <w:rFonts w:asciiTheme="minorHAnsi" w:hAnsiTheme="minorHAnsi"/>
-                <w:sz w:val="18"/>
-                <w:szCs w:val="18"/>
-              </w:rPr>
-            </w:pPr>
-            <w:r>
-              <w:rPr>
-                <w:rFonts w:asciiTheme="minorHAnsi" w:hAnsiTheme="minorHAnsi"/>
-                <w:sz w:val="18"/>
-                <w:szCs w:val="18"/>
-              </w:rPr>
-              <w:t xml:space="preserve">Else if value available from </w:t>
-            </w:r>
-            <w:del w:id="39" w:author="Alhabibi, Haider@Energy" w:date="2022-02-22T15:26:00Z">
+            <w:del w:id="4" w:author="Alhabibi, Haider@Energy [2]" w:date="2023-06-07T13:11:00Z">
               <w:r>
                 <w:rPr>
                   <w:rFonts w:asciiTheme="minorHAnsi" w:hAnsiTheme="minorHAnsi"/>
                   <w:sz w:val="18"/>
                   <w:szCs w:val="18"/>
                 </w:rPr>
-                <w:delText>CF1R</w:delText>
+                <w:delText>Building</w:delText>
               </w:r>
             </w:del>
-            <w:ins w:id="40" w:author="Alhabibi, Haider@Energy" w:date="2022-02-22T15:26:00Z">
-              <w:r>
-                <w:rPr>
-                  <w:rFonts w:asciiTheme="minorHAnsi" w:hAnsiTheme="minorHAnsi"/>
-                  <w:sz w:val="18"/>
-                  <w:szCs w:val="18"/>
-                </w:rPr>
-                <w:t>LMCC</w:t>
-              </w:r>
-            </w:ins>
-            <w:r>
-              <w:rPr>
-                <w:rFonts w:asciiTheme="minorHAnsi" w:hAnsiTheme="minorHAnsi"/>
-                <w:sz w:val="18"/>
-                <w:szCs w:val="18"/>
-              </w:rPr>
-              <w:t xml:space="preserve">, use </w:t>
-            </w:r>
-            <w:proofErr w:type="gramStart"/>
-            <w:r>
-              <w:rPr>
-                <w:rFonts w:asciiTheme="minorHAnsi" w:hAnsiTheme="minorHAnsi"/>
-                <w:sz w:val="18"/>
-                <w:szCs w:val="18"/>
-              </w:rPr>
-              <w:t>value;</w:t>
-            </w:r>
-            <w:proofErr w:type="gramEnd"/>
-            <w:r>
-              <w:rPr>
-                <w:rFonts w:asciiTheme="minorHAnsi" w:hAnsiTheme="minorHAnsi"/>
-                <w:sz w:val="18"/>
-                <w:szCs w:val="18"/>
-              </w:rPr>
-              <w:t xml:space="preserve"> </w:t>
-            </w:r>
-          </w:p>
-          <w:p>
-            <w:pPr>
-              <w:rPr>
-                <w:rFonts w:asciiTheme="minorHAnsi" w:hAnsiTheme="minorHAnsi"/>
-                <w:sz w:val="18"/>
-                <w:szCs w:val="18"/>
-              </w:rPr>
-            </w:pPr>
-            <w:r>
-              <w:rPr>
-                <w:rFonts w:asciiTheme="minorHAnsi" w:hAnsiTheme="minorHAnsi"/>
-                <w:sz w:val="18"/>
-                <w:szCs w:val="18"/>
-              </w:rPr>
-              <w:t xml:space="preserve">Else user input numeric value, </w:t>
-            </w:r>
-            <w:proofErr w:type="spellStart"/>
-            <w:r>
-              <w:rPr>
-                <w:rFonts w:asciiTheme="minorHAnsi" w:hAnsiTheme="minorHAnsi"/>
-                <w:sz w:val="18"/>
-                <w:szCs w:val="18"/>
-              </w:rPr>
-              <w:t>xxxxx.x</w:t>
-            </w:r>
-            <w:proofErr w:type="spellEnd"/>
-            <w:r>
-              <w:rPr>
-                <w:rFonts w:asciiTheme="minorHAnsi" w:hAnsiTheme="minorHAnsi"/>
-                <w:sz w:val="18"/>
-                <w:szCs w:val="18"/>
-              </w:rPr>
-              <w:t xml:space="preserve"> &gt;&gt;</w:t>
-            </w:r>
-          </w:p>
-        </w:tc>
-      </w:tr>
-      <w:tr>
-        <w:tc>
-          <w:tcPr>
-            <w:tcW w:w="582" w:type="dxa"/>
-            <w:vAlign w:val="center"/>
-          </w:tcPr>
-          <w:p>
-            <w:pPr>
-              <w:jc w:val="center"/>
-              <w:rPr>
-                <w:rFonts w:asciiTheme="minorHAnsi" w:hAnsiTheme="minorHAnsi"/>
-                <w:sz w:val="18"/>
-                <w:szCs w:val="18"/>
-              </w:rPr>
-            </w:pPr>
-            <w:r>
-              <w:rPr>
-                <w:rFonts w:asciiTheme="minorHAnsi" w:hAnsiTheme="minorHAnsi"/>
-                <w:sz w:val="18"/>
-                <w:szCs w:val="18"/>
-              </w:rPr>
-              <w:t>10</w:t>
+            <w:r>
+              <w:rPr>
+                <w:rFonts w:asciiTheme="minorHAnsi" w:hAnsiTheme="minorHAnsi"/>
+                <w:sz w:val="18"/>
+                <w:szCs w:val="18"/>
+              </w:rPr>
+              <w:t xml:space="preserve"> volume</w:t>
             </w:r>
           </w:p>
         </w:tc>
@@ -10951,594 +10906,16 @@
                 <w:sz w:val="18"/>
                 <w:szCs w:val="18"/>
               </w:rPr>
-              <w:t>Total dwelling unit exterior wall area (ft</w:t>
-            </w:r>
-            <w:r>
-              <w:rPr>
-                <w:rFonts w:asciiTheme="minorHAnsi" w:hAnsiTheme="minorHAnsi"/>
-                <w:sz w:val="18"/>
-                <w:szCs w:val="18"/>
-                <w:vertAlign w:val="superscript"/>
-              </w:rPr>
-              <w:t>2</w:t>
-            </w:r>
-            <w:r>
-              <w:rPr>
-                <w:rFonts w:asciiTheme="minorHAnsi" w:hAnsiTheme="minorHAnsi"/>
-                <w:sz w:val="18"/>
-                <w:szCs w:val="18"/>
-              </w:rPr>
-              <w:t>)</w:t>
-            </w:r>
-          </w:p>
-        </w:tc>
-        <w:tc>
-          <w:tcPr>
-            <w:tcW w:w="5104" w:type="dxa"/>
-            <w:vAlign w:val="center"/>
-          </w:tcPr>
-          <w:p>
-            <w:pPr>
-              <w:rPr>
-                <w:rFonts w:asciiTheme="minorHAnsi" w:hAnsiTheme="minorHAnsi"/>
-                <w:sz w:val="18"/>
-                <w:szCs w:val="18"/>
-              </w:rPr>
-            </w:pPr>
-            <w:r>
-              <w:rPr>
-                <w:rFonts w:asciiTheme="minorHAnsi" w:hAnsiTheme="minorHAnsi"/>
-                <w:sz w:val="18"/>
-                <w:szCs w:val="18"/>
-              </w:rPr>
-              <w:t xml:space="preserve">&lt;&lt;if A02≠"required", then value = N/A; </w:t>
-            </w:r>
-          </w:p>
-          <w:p>
-            <w:pPr>
-              <w:rPr>
-                <w:rFonts w:asciiTheme="minorHAnsi" w:hAnsiTheme="minorHAnsi"/>
-                <w:sz w:val="18"/>
-                <w:szCs w:val="18"/>
-              </w:rPr>
-            </w:pPr>
-            <w:r>
-              <w:rPr>
-                <w:rFonts w:asciiTheme="minorHAnsi" w:hAnsiTheme="minorHAnsi"/>
-                <w:sz w:val="18"/>
-                <w:szCs w:val="18"/>
-              </w:rPr>
-              <w:t xml:space="preserve">Else if value available from </w:t>
-            </w:r>
-            <w:del w:id="41" w:author="Alhabibi, Haider@Energy" w:date="2022-02-22T15:26:00Z">
-              <w:r>
-                <w:rPr>
-                  <w:rFonts w:asciiTheme="minorHAnsi" w:hAnsiTheme="minorHAnsi"/>
-                  <w:sz w:val="18"/>
-                  <w:szCs w:val="18"/>
-                </w:rPr>
-                <w:delText>CF1R</w:delText>
-              </w:r>
-            </w:del>
-            <w:ins w:id="42" w:author="Alhabibi, Haider@Energy" w:date="2022-02-22T15:26:00Z">
-              <w:r>
-                <w:rPr>
-                  <w:rFonts w:asciiTheme="minorHAnsi" w:hAnsiTheme="minorHAnsi"/>
-                  <w:sz w:val="18"/>
-                  <w:szCs w:val="18"/>
-                </w:rPr>
-                <w:t>LMCC</w:t>
-              </w:r>
-            </w:ins>
-            <w:r>
-              <w:rPr>
-                <w:rFonts w:asciiTheme="minorHAnsi" w:hAnsiTheme="minorHAnsi"/>
-                <w:sz w:val="18"/>
-                <w:szCs w:val="18"/>
-              </w:rPr>
-              <w:t xml:space="preserve">, use </w:t>
-            </w:r>
-            <w:proofErr w:type="gramStart"/>
-            <w:r>
-              <w:rPr>
-                <w:rFonts w:asciiTheme="minorHAnsi" w:hAnsiTheme="minorHAnsi"/>
-                <w:sz w:val="18"/>
-                <w:szCs w:val="18"/>
-              </w:rPr>
-              <w:t>value;</w:t>
-            </w:r>
-            <w:proofErr w:type="gramEnd"/>
-            <w:r>
-              <w:rPr>
-                <w:rFonts w:asciiTheme="minorHAnsi" w:hAnsiTheme="minorHAnsi"/>
-                <w:sz w:val="18"/>
-                <w:szCs w:val="18"/>
-              </w:rPr>
-              <w:t xml:space="preserve"> </w:t>
-            </w:r>
-          </w:p>
-          <w:p>
-            <w:pPr>
-              <w:rPr>
-                <w:rFonts w:asciiTheme="minorHAnsi" w:hAnsiTheme="minorHAnsi"/>
-                <w:sz w:val="18"/>
-                <w:szCs w:val="18"/>
-              </w:rPr>
-            </w:pPr>
-            <w:r>
-              <w:rPr>
-                <w:rFonts w:asciiTheme="minorHAnsi" w:hAnsiTheme="minorHAnsi"/>
-                <w:sz w:val="18"/>
-                <w:szCs w:val="18"/>
-              </w:rPr>
-              <w:t xml:space="preserve">Else user input numeric value, </w:t>
-            </w:r>
-            <w:proofErr w:type="spellStart"/>
-            <w:r>
-              <w:rPr>
-                <w:rFonts w:asciiTheme="minorHAnsi" w:hAnsiTheme="minorHAnsi"/>
-                <w:sz w:val="18"/>
-                <w:szCs w:val="18"/>
-              </w:rPr>
-              <w:t>xxxxx.x</w:t>
-            </w:r>
-            <w:proofErr w:type="spellEnd"/>
-            <w:r>
-              <w:rPr>
-                <w:rFonts w:asciiTheme="minorHAnsi" w:hAnsiTheme="minorHAnsi"/>
-                <w:sz w:val="18"/>
-                <w:szCs w:val="18"/>
-              </w:rPr>
-              <w:t xml:space="preserve"> &gt;&gt;</w:t>
-            </w:r>
-          </w:p>
-        </w:tc>
-      </w:tr>
-      <w:tr>
-        <w:tc>
-          <w:tcPr>
-            <w:tcW w:w="582" w:type="dxa"/>
-            <w:vAlign w:val="center"/>
-          </w:tcPr>
-          <w:p>
-            <w:pPr>
-              <w:jc w:val="center"/>
-              <w:rPr>
-                <w:rFonts w:asciiTheme="minorHAnsi" w:hAnsiTheme="minorHAnsi"/>
-                <w:sz w:val="18"/>
-                <w:szCs w:val="18"/>
-              </w:rPr>
-            </w:pPr>
-            <w:r>
-              <w:rPr>
-                <w:rFonts w:asciiTheme="minorHAnsi" w:hAnsiTheme="minorHAnsi"/>
-                <w:sz w:val="18"/>
-                <w:szCs w:val="18"/>
-              </w:rPr>
-              <w:t>11</w:t>
-            </w:r>
-          </w:p>
-        </w:tc>
-        <w:tc>
-          <w:tcPr>
-            <w:tcW w:w="5104" w:type="dxa"/>
-            <w:vAlign w:val="center"/>
-          </w:tcPr>
-          <w:p>
-            <w:pPr>
-              <w:rPr>
-                <w:rFonts w:asciiTheme="minorHAnsi" w:hAnsiTheme="minorHAnsi"/>
-                <w:sz w:val="18"/>
-                <w:szCs w:val="18"/>
-              </w:rPr>
-            </w:pPr>
-            <w:r>
-              <w:rPr>
-                <w:rFonts w:asciiTheme="minorHAnsi" w:hAnsiTheme="minorHAnsi"/>
-                <w:sz w:val="18"/>
-                <w:szCs w:val="18"/>
-              </w:rPr>
-              <w:t>Total dwelling unit wall area shared with other dwelling units (ft</w:t>
-            </w:r>
-            <w:r>
-              <w:rPr>
-                <w:rFonts w:asciiTheme="minorHAnsi" w:hAnsiTheme="minorHAnsi"/>
-                <w:sz w:val="18"/>
-                <w:szCs w:val="18"/>
-                <w:vertAlign w:val="superscript"/>
-              </w:rPr>
-              <w:t>2</w:t>
-            </w:r>
-            <w:r>
-              <w:rPr>
-                <w:rFonts w:asciiTheme="minorHAnsi" w:hAnsiTheme="minorHAnsi"/>
-                <w:sz w:val="18"/>
-                <w:szCs w:val="18"/>
-              </w:rPr>
-              <w:t>)</w:t>
-            </w:r>
-          </w:p>
-        </w:tc>
-        <w:tc>
-          <w:tcPr>
-            <w:tcW w:w="5104" w:type="dxa"/>
-            <w:vAlign w:val="center"/>
-          </w:tcPr>
-          <w:p>
-            <w:pPr>
-              <w:rPr>
-                <w:rFonts w:asciiTheme="minorHAnsi" w:hAnsiTheme="minorHAnsi"/>
-                <w:sz w:val="18"/>
-                <w:szCs w:val="18"/>
-              </w:rPr>
-            </w:pPr>
-            <w:r>
-              <w:rPr>
-                <w:rFonts w:asciiTheme="minorHAnsi" w:hAnsiTheme="minorHAnsi"/>
-                <w:sz w:val="18"/>
-                <w:szCs w:val="18"/>
-              </w:rPr>
-              <w:t xml:space="preserve">&lt;&lt;if A02≠"required", then value = N/A; </w:t>
-            </w:r>
-          </w:p>
-          <w:p>
-            <w:pPr>
-              <w:rPr>
-                <w:rFonts w:asciiTheme="minorHAnsi" w:hAnsiTheme="minorHAnsi"/>
-                <w:sz w:val="18"/>
-                <w:szCs w:val="18"/>
-              </w:rPr>
-            </w:pPr>
-            <w:r>
-              <w:rPr>
-                <w:rFonts w:asciiTheme="minorHAnsi" w:hAnsiTheme="minorHAnsi"/>
-                <w:sz w:val="18"/>
-                <w:szCs w:val="18"/>
-              </w:rPr>
-              <w:t xml:space="preserve">Else if value available from </w:t>
-            </w:r>
-            <w:del w:id="43" w:author="Alhabibi, Haider@Energy" w:date="2022-02-22T15:26:00Z">
-              <w:r>
-                <w:rPr>
-                  <w:rFonts w:asciiTheme="minorHAnsi" w:hAnsiTheme="minorHAnsi"/>
-                  <w:sz w:val="18"/>
-                  <w:szCs w:val="18"/>
-                </w:rPr>
-                <w:delText>CF1R</w:delText>
-              </w:r>
-            </w:del>
-            <w:ins w:id="44" w:author="Alhabibi, Haider@Energy" w:date="2022-02-22T15:26:00Z">
-              <w:r>
-                <w:rPr>
-                  <w:rFonts w:asciiTheme="minorHAnsi" w:hAnsiTheme="minorHAnsi"/>
-                  <w:sz w:val="18"/>
-                  <w:szCs w:val="18"/>
-                </w:rPr>
-                <w:t>LMCC</w:t>
-              </w:r>
-            </w:ins>
-            <w:r>
-              <w:rPr>
-                <w:rFonts w:asciiTheme="minorHAnsi" w:hAnsiTheme="minorHAnsi"/>
-                <w:sz w:val="18"/>
-                <w:szCs w:val="18"/>
-              </w:rPr>
-              <w:t xml:space="preserve">, use </w:t>
-            </w:r>
-            <w:proofErr w:type="gramStart"/>
-            <w:r>
-              <w:rPr>
-                <w:rFonts w:asciiTheme="minorHAnsi" w:hAnsiTheme="minorHAnsi"/>
-                <w:sz w:val="18"/>
-                <w:szCs w:val="18"/>
-              </w:rPr>
-              <w:t>value;</w:t>
-            </w:r>
-            <w:proofErr w:type="gramEnd"/>
-            <w:r>
-              <w:rPr>
-                <w:rFonts w:asciiTheme="minorHAnsi" w:hAnsiTheme="minorHAnsi"/>
-                <w:sz w:val="18"/>
-                <w:szCs w:val="18"/>
-              </w:rPr>
-              <w:t xml:space="preserve"> </w:t>
-            </w:r>
-          </w:p>
-          <w:p>
-            <w:pPr>
-              <w:rPr>
-                <w:rFonts w:asciiTheme="minorHAnsi" w:hAnsiTheme="minorHAnsi"/>
-                <w:sz w:val="18"/>
-                <w:szCs w:val="18"/>
-              </w:rPr>
-            </w:pPr>
-            <w:r>
-              <w:rPr>
-                <w:rFonts w:asciiTheme="minorHAnsi" w:hAnsiTheme="minorHAnsi"/>
-                <w:sz w:val="18"/>
-                <w:szCs w:val="18"/>
-              </w:rPr>
-              <w:t xml:space="preserve">Else user input numeric value, </w:t>
-            </w:r>
-            <w:proofErr w:type="spellStart"/>
-            <w:r>
-              <w:rPr>
-                <w:rFonts w:asciiTheme="minorHAnsi" w:hAnsiTheme="minorHAnsi"/>
-                <w:sz w:val="18"/>
-                <w:szCs w:val="18"/>
-              </w:rPr>
-              <w:t>xxxxx.x</w:t>
-            </w:r>
-            <w:proofErr w:type="spellEnd"/>
-            <w:r>
-              <w:rPr>
-                <w:rFonts w:asciiTheme="minorHAnsi" w:hAnsiTheme="minorHAnsi"/>
-                <w:sz w:val="18"/>
-                <w:szCs w:val="18"/>
-              </w:rPr>
-              <w:t xml:space="preserve"> &gt;&gt;</w:t>
-            </w:r>
-          </w:p>
-        </w:tc>
-      </w:tr>
-      <w:tr>
-        <w:tc>
-          <w:tcPr>
-            <w:tcW w:w="582" w:type="dxa"/>
-            <w:vAlign w:val="center"/>
-          </w:tcPr>
-          <w:p>
-            <w:pPr>
-              <w:jc w:val="center"/>
-              <w:rPr>
-                <w:rFonts w:asciiTheme="minorHAnsi" w:hAnsiTheme="minorHAnsi"/>
-                <w:sz w:val="18"/>
-                <w:szCs w:val="18"/>
-              </w:rPr>
-            </w:pPr>
-            <w:r>
-              <w:rPr>
-                <w:rFonts w:asciiTheme="minorHAnsi" w:hAnsiTheme="minorHAnsi"/>
-                <w:sz w:val="18"/>
-                <w:szCs w:val="18"/>
-              </w:rPr>
-              <w:t>12</w:t>
-            </w:r>
-          </w:p>
-        </w:tc>
-        <w:tc>
-          <w:tcPr>
-            <w:tcW w:w="5104" w:type="dxa"/>
-            <w:vAlign w:val="center"/>
-          </w:tcPr>
-          <w:p>
-            <w:pPr>
-              <w:rPr>
-                <w:rFonts w:asciiTheme="minorHAnsi" w:hAnsiTheme="minorHAnsi"/>
-                <w:sz w:val="18"/>
-                <w:szCs w:val="18"/>
-              </w:rPr>
-            </w:pPr>
-            <w:r>
-              <w:rPr>
-                <w:rFonts w:asciiTheme="minorHAnsi" w:hAnsiTheme="minorHAnsi"/>
-                <w:sz w:val="18"/>
-                <w:szCs w:val="18"/>
-              </w:rPr>
-              <w:t>Total dwelling unit enclosure area (ft</w:t>
-            </w:r>
-            <w:r>
-              <w:rPr>
-                <w:rFonts w:asciiTheme="minorHAnsi" w:hAnsiTheme="minorHAnsi"/>
-                <w:sz w:val="18"/>
-                <w:szCs w:val="18"/>
-                <w:vertAlign w:val="superscript"/>
-              </w:rPr>
-              <w:t>2</w:t>
-            </w:r>
-            <w:r>
-              <w:rPr>
-                <w:rFonts w:asciiTheme="minorHAnsi" w:hAnsiTheme="minorHAnsi"/>
-                <w:sz w:val="18"/>
-                <w:szCs w:val="18"/>
-              </w:rPr>
-              <w:t>)</w:t>
-            </w:r>
-          </w:p>
-        </w:tc>
-        <w:tc>
-          <w:tcPr>
-            <w:tcW w:w="5104" w:type="dxa"/>
-            <w:vAlign w:val="center"/>
-          </w:tcPr>
-          <w:p>
-            <w:pPr>
-              <w:rPr>
-                <w:rFonts w:asciiTheme="minorHAnsi" w:hAnsiTheme="minorHAnsi"/>
-                <w:sz w:val="18"/>
-                <w:szCs w:val="18"/>
-              </w:rPr>
-            </w:pPr>
-            <w:r>
-              <w:rPr>
-                <w:rFonts w:asciiTheme="minorHAnsi" w:hAnsiTheme="minorHAnsi"/>
-                <w:sz w:val="18"/>
-                <w:szCs w:val="18"/>
-              </w:rPr>
-              <w:t xml:space="preserve">&lt;&lt; if A02≠"required", then value = N/A; </w:t>
-            </w:r>
-          </w:p>
-          <w:p>
-            <w:pPr>
-              <w:rPr>
-                <w:rFonts w:asciiTheme="minorHAnsi" w:hAnsiTheme="minorHAnsi"/>
-                <w:sz w:val="18"/>
-                <w:szCs w:val="18"/>
-              </w:rPr>
-            </w:pPr>
-            <w:r>
-              <w:rPr>
-                <w:rFonts w:asciiTheme="minorHAnsi" w:hAnsiTheme="minorHAnsi"/>
-                <w:sz w:val="18"/>
-                <w:szCs w:val="18"/>
-              </w:rPr>
-              <w:t xml:space="preserve">Else if value available from </w:t>
-            </w:r>
-            <w:del w:id="45" w:author="Alhabibi, Haider@Energy" w:date="2022-02-22T15:26:00Z">
-              <w:r>
-                <w:rPr>
-                  <w:rFonts w:asciiTheme="minorHAnsi" w:hAnsiTheme="minorHAnsi"/>
-                  <w:sz w:val="18"/>
-                  <w:szCs w:val="18"/>
-                </w:rPr>
-                <w:delText>CF1R</w:delText>
-              </w:r>
-            </w:del>
-            <w:ins w:id="46" w:author="Alhabibi, Haider@Energy" w:date="2022-02-22T15:26:00Z">
-              <w:r>
-                <w:rPr>
-                  <w:rFonts w:asciiTheme="minorHAnsi" w:hAnsiTheme="minorHAnsi"/>
-                  <w:sz w:val="18"/>
-                  <w:szCs w:val="18"/>
-                </w:rPr>
-                <w:t>LMCC</w:t>
-              </w:r>
-            </w:ins>
-            <w:r>
-              <w:rPr>
-                <w:rFonts w:asciiTheme="minorHAnsi" w:hAnsiTheme="minorHAnsi"/>
-                <w:sz w:val="18"/>
-                <w:szCs w:val="18"/>
-              </w:rPr>
-              <w:t xml:space="preserve">, use </w:t>
-            </w:r>
-            <w:proofErr w:type="gramStart"/>
-            <w:r>
-              <w:rPr>
-                <w:rFonts w:asciiTheme="minorHAnsi" w:hAnsiTheme="minorHAnsi"/>
-                <w:sz w:val="18"/>
-                <w:szCs w:val="18"/>
-              </w:rPr>
-              <w:t>value;</w:t>
-            </w:r>
-            <w:proofErr w:type="gramEnd"/>
-            <w:r>
-              <w:rPr>
-                <w:rFonts w:asciiTheme="minorHAnsi" w:hAnsiTheme="minorHAnsi"/>
-                <w:sz w:val="18"/>
-                <w:szCs w:val="18"/>
-              </w:rPr>
-              <w:t xml:space="preserve"> </w:t>
-            </w:r>
-          </w:p>
-          <w:p>
-            <w:pPr>
-              <w:rPr>
-                <w:rFonts w:asciiTheme="minorHAnsi" w:hAnsiTheme="minorHAnsi"/>
-                <w:sz w:val="18"/>
-                <w:szCs w:val="18"/>
-              </w:rPr>
-            </w:pPr>
-            <w:r>
-              <w:rPr>
-                <w:rFonts w:asciiTheme="minorHAnsi" w:hAnsiTheme="minorHAnsi"/>
-                <w:sz w:val="18"/>
-                <w:szCs w:val="18"/>
-              </w:rPr>
-              <w:t>Else value = sum of (A08+A09+A10+A11) &gt;&gt;</w:t>
-            </w:r>
-          </w:p>
-        </w:tc>
-      </w:tr>
-      <w:tr>
-        <w:tc>
-          <w:tcPr>
-            <w:tcW w:w="582" w:type="dxa"/>
-            <w:vAlign w:val="center"/>
-          </w:tcPr>
-          <w:p>
-            <w:pPr>
-              <w:jc w:val="center"/>
-              <w:rPr>
-                <w:rFonts w:asciiTheme="minorHAnsi" w:hAnsiTheme="minorHAnsi"/>
-                <w:sz w:val="18"/>
-                <w:szCs w:val="18"/>
-              </w:rPr>
-            </w:pPr>
-            <w:r>
-              <w:rPr>
-                <w:rFonts w:asciiTheme="minorHAnsi" w:hAnsiTheme="minorHAnsi"/>
-                <w:sz w:val="18"/>
-                <w:szCs w:val="18"/>
-              </w:rPr>
-              <w:t>13</w:t>
-            </w:r>
-          </w:p>
-        </w:tc>
-        <w:tc>
-          <w:tcPr>
-            <w:tcW w:w="5104" w:type="dxa"/>
-            <w:vAlign w:val="center"/>
-          </w:tcPr>
-          <w:p>
-            <w:pPr>
-              <w:rPr>
-                <w:rFonts w:asciiTheme="minorHAnsi" w:hAnsiTheme="minorHAnsi"/>
-                <w:sz w:val="18"/>
-                <w:szCs w:val="18"/>
-              </w:rPr>
-            </w:pPr>
-            <w:r>
-              <w:rPr>
-                <w:rFonts w:asciiTheme="minorHAnsi" w:hAnsiTheme="minorHAnsi"/>
-                <w:sz w:val="18"/>
-                <w:szCs w:val="18"/>
-              </w:rPr>
-              <w:t>Building volume</w:t>
-            </w:r>
-          </w:p>
-        </w:tc>
-        <w:tc>
-          <w:tcPr>
-            <w:tcW w:w="5104" w:type="dxa"/>
-            <w:vAlign w:val="center"/>
-          </w:tcPr>
-          <w:p>
-            <w:pPr>
-              <w:rPr>
-                <w:rFonts w:asciiTheme="minorHAnsi" w:hAnsiTheme="minorHAnsi"/>
-                <w:sz w:val="18"/>
-                <w:szCs w:val="18"/>
-              </w:rPr>
-            </w:pPr>
-            <w:r>
-              <w:rPr>
-                <w:rFonts w:asciiTheme="minorHAnsi" w:hAnsiTheme="minorHAnsi"/>
-                <w:sz w:val="18"/>
-                <w:szCs w:val="18"/>
-              </w:rPr>
               <w:t xml:space="preserve">&lt;&lt;if performance, reference from </w:t>
             </w:r>
-            <w:del w:id="47" w:author="Alhabibi, Haider@Energy" w:date="2022-02-22T15:26:00Z">
-              <w:r>
-                <w:rPr>
-                  <w:rFonts w:asciiTheme="minorHAnsi" w:hAnsiTheme="minorHAnsi"/>
-                  <w:sz w:val="18"/>
-                  <w:szCs w:val="18"/>
-                </w:rPr>
-                <w:delText>CF1R</w:delText>
-              </w:r>
-            </w:del>
-            <w:ins w:id="48" w:author="Alhabibi, Haider@Energy" w:date="2022-02-22T15:26:00Z">
-              <w:r>
-                <w:rPr>
-                  <w:rFonts w:asciiTheme="minorHAnsi" w:hAnsiTheme="minorHAnsi"/>
-                  <w:sz w:val="18"/>
-                  <w:szCs w:val="18"/>
-                </w:rPr>
-                <w:t>LMCC</w:t>
-              </w:r>
-            </w:ins>
+            <w:r>
+              <w:rPr>
+                <w:rFonts w:asciiTheme="minorHAnsi" w:hAnsiTheme="minorHAnsi"/>
+                <w:sz w:val="18"/>
+                <w:szCs w:val="18"/>
+              </w:rPr>
+              <w:t>LMCC</w:t>
+            </w:r>
             <w:r>
               <w:rPr>
                 <w:rFonts w:asciiTheme="minorHAnsi" w:hAnsiTheme="minorHAnsi"/>
@@ -14297,25 +13674,7 @@
                 <w:sz w:val="18"/>
                 <w:szCs w:val="18"/>
               </w:rPr>
-              <w:t xml:space="preserve"> </w:t>
-            </w:r>
-            <w:proofErr w:type="spellStart"/>
-            <w:r>
-              <w:rPr>
-                <w:rFonts w:asciiTheme="minorHAnsi" w:hAnsiTheme="minorHAnsi"/>
-                <w:sz w:val="18"/>
-                <w:szCs w:val="18"/>
-              </w:rPr>
-              <w:t>xx.x</w:t>
-            </w:r>
-            <w:proofErr w:type="spellEnd"/>
-            <w:r>
-              <w:rPr>
-                <w:rFonts w:asciiTheme="minorHAnsi" w:hAnsiTheme="minorHAnsi"/>
-                <w:sz w:val="18"/>
-                <w:szCs w:val="18"/>
-              </w:rPr>
-              <w:t>:</w:t>
+              <w:t xml:space="preserve"> xx.x:</w:t>
             </w:r>
             <w:r>
               <w:rPr>
@@ -14650,25 +14009,7 @@
                 <w:sz w:val="18"/>
                 <w:szCs w:val="18"/>
               </w:rPr>
-              <w:t xml:space="preserve">numeric </w:t>
-            </w:r>
-            <w:proofErr w:type="spellStart"/>
-            <w:r>
-              <w:rPr>
-                <w:rFonts w:asciiTheme="minorHAnsi" w:hAnsiTheme="minorHAnsi"/>
-                <w:sz w:val="18"/>
-                <w:szCs w:val="18"/>
-              </w:rPr>
-              <w:t>xx.x</w:t>
-            </w:r>
-            <w:proofErr w:type="spellEnd"/>
-            <w:r>
-              <w:rPr>
-                <w:rFonts w:asciiTheme="minorHAnsi" w:hAnsiTheme="minorHAnsi"/>
-                <w:sz w:val="18"/>
-                <w:szCs w:val="18"/>
-              </w:rPr>
-              <w:t xml:space="preserve">:  -75.0 </w:t>
+              <w:t xml:space="preserve">numeric xx.x:  -75.0 </w:t>
             </w:r>
             <w:r>
               <w:rPr>
@@ -17423,7 +16764,51 @@
                 <w:sz w:val="18"/>
                 <w:szCs w:val="18"/>
               </w:rPr>
-              <w:t xml:space="preserve">&lt;&lt;value = ((D02 * 60) / Building volume from </w:t>
+              <w:t xml:space="preserve">&lt;&lt;value = ((D02 * 60) / </w:t>
+            </w:r>
+            <w:ins w:id="5" w:author="Alhabibi, Haider@Energy [2]" w:date="2023-06-07T13:10:00Z">
+              <w:r>
+                <w:rPr>
+                  <w:rFonts w:asciiTheme="minorHAnsi" w:hAnsiTheme="minorHAnsi"/>
+                  <w:sz w:val="18"/>
+                  <w:szCs w:val="18"/>
+                </w:rPr>
+                <w:t>Dwelling Unit</w:t>
+              </w:r>
+            </w:ins>
+            <w:del w:id="6" w:author="Alhabibi, Haider@Energy [2]" w:date="2023-06-07T13:10:00Z">
+              <w:r>
+                <w:rPr>
+                  <w:rFonts w:asciiTheme="minorHAnsi" w:hAnsiTheme="minorHAnsi"/>
+                  <w:sz w:val="18"/>
+                  <w:szCs w:val="18"/>
+                </w:rPr>
+                <w:delText>Building</w:delText>
+              </w:r>
+            </w:del>
+            <w:r>
+              <w:rPr>
+                <w:rFonts w:asciiTheme="minorHAnsi" w:hAnsiTheme="minorHAnsi"/>
+                <w:sz w:val="18"/>
+                <w:szCs w:val="18"/>
+              </w:rPr>
+              <w:t xml:space="preserve"> volume</w:t>
+            </w:r>
+            <w:r>
+              <w:rPr>
+                <w:rFonts w:asciiTheme="minorHAnsi" w:hAnsiTheme="minorHAnsi"/>
+                <w:sz w:val="18"/>
+                <w:szCs w:val="18"/>
+              </w:rPr>
+              <w:t xml:space="preserve"> </w:t>
+            </w:r>
+            <w:r>
+              <w:rPr>
+                <w:rFonts w:asciiTheme="minorHAnsi" w:hAnsiTheme="minorHAnsi"/>
+                <w:sz w:val="18"/>
+                <w:szCs w:val="18"/>
+              </w:rPr>
+              <w:t xml:space="preserve">from </w:t>
             </w:r>
             <w:r>
               <w:rPr>
@@ -18066,13 +17451,33 @@
               </w:rPr>
               <w:t>*60/ (</w:t>
             </w:r>
-            <w:r>
-              <w:rPr>
-                <w:rFonts w:asciiTheme="minorHAnsi" w:hAnsiTheme="minorHAnsi"/>
-                <w:sz w:val="18"/>
-                <w:szCs w:val="18"/>
-              </w:rPr>
-              <w:t xml:space="preserve">Building </w:t>
+            <w:ins w:id="7" w:author="Alhabibi, Haider@Energy [2]" w:date="2023-06-07T13:11:00Z">
+              <w:r>
+                <w:rPr>
+                  <w:rFonts w:asciiTheme="minorHAnsi" w:hAnsiTheme="minorHAnsi"/>
+                  <w:sz w:val="18"/>
+                  <w:szCs w:val="18"/>
+                </w:rPr>
+                <w:t>Dwelling Unit</w:t>
+              </w:r>
+            </w:ins>
+            <w:del w:id="8" w:author="Alhabibi, Haider@Energy [2]" w:date="2023-06-07T13:11:00Z">
+              <w:r>
+                <w:rPr>
+                  <w:rFonts w:asciiTheme="minorHAnsi" w:hAnsiTheme="minorHAnsi"/>
+                  <w:sz w:val="18"/>
+                  <w:szCs w:val="18"/>
+                </w:rPr>
+                <w:delText>Building</w:delText>
+              </w:r>
+            </w:del>
+            <w:r>
+              <w:rPr>
+                <w:rFonts w:asciiTheme="minorHAnsi" w:hAnsiTheme="minorHAnsi"/>
+                <w:sz w:val="18"/>
+                <w:szCs w:val="18"/>
+              </w:rPr>
+              <w:t xml:space="preserve"> </w:t>
             </w:r>
             <w:r>
               <w:rPr>
@@ -18258,14 +17663,12 @@
         <w:tblLook w:val="00A0" w:firstRow="1" w:lastRow="0" w:firstColumn="1" w:lastColumn="0" w:noHBand="0" w:noVBand="0"/>
       </w:tblPr>
       <w:tblGrid>
-        <w:gridCol w:w="399"/>
-        <w:gridCol w:w="10395"/>
+        <w:gridCol w:w="10794"/>
       </w:tblGrid>
       <w:tr>
         <w:tc>
           <w:tcPr>
             <w:tcW w:w="10794" w:type="dxa"/>
-            <w:gridSpan w:val="2"/>
             <w:tcBorders>
               <w:top w:val="single" w:sz="4" w:space="0" w:color="000000"/>
               <w:left w:val="single" w:sz="4" w:space="0" w:color="000000"/>
@@ -18303,7 +17706,6 @@
               </w:tabs>
               <w:suppressAutoHyphens/>
               <w:rPr>
-                <w:ins w:id="49" w:author="Alhabibi, Haider@Energy" w:date="2022-03-08T19:58:00Z"/>
                 <w:rFonts w:asciiTheme="minorHAnsi" w:hAnsiTheme="minorHAnsi"/>
                 <w:b/>
                 <w:sz w:val="18"/>
@@ -18373,630 +17775,14 @@
                 <w:szCs w:val="18"/>
               </w:rPr>
             </w:pPr>
-            <w:ins w:id="50" w:author="Alhabibi, Haider@Energy" w:date="2022-03-08T19:58:00Z">
-              <w:r>
-                <w:rPr>
-                  <w:rFonts w:ascii="Calibri" w:hAnsi="Calibri"/>
-                  <w:sz w:val="18"/>
-                  <w:szCs w:val="18"/>
-                </w:rPr>
-                <w:t>&lt;&lt;Static Text - see the top&gt;&gt;</w:t>
-              </w:r>
-            </w:ins>
-          </w:p>
-        </w:tc>
-      </w:tr>
-      <w:tr>
-        <w:trPr>
-          <w:trHeight w:val="242"/>
-          <w:del w:id="51" w:author="Alhabibi, Haider@Energy" w:date="2022-03-08T19:58:00Z"/>
-        </w:trPr>
-        <w:tc>
-          <w:tcPr>
-            <w:tcW w:w="399" w:type="dxa"/>
-            <w:vAlign w:val="center"/>
-          </w:tcPr>
-          <w:p>
-            <w:pPr>
-              <w:tabs>
-                <w:tab w:val="left" w:pos="-720"/>
-                <w:tab w:val="left" w:pos="0"/>
-                <w:tab w:val="left" w:pos="1152"/>
-                <w:tab w:val="center" w:pos="3942"/>
-                <w:tab w:val="center" w:pos="5292"/>
-                <w:tab w:val="center" w:pos="6642"/>
-                <w:tab w:val="center" w:pos="7722"/>
-                <w:tab w:val="center" w:pos="8802"/>
-                <w:tab w:val="center" w:pos="9792"/>
-                <w:tab w:val="left" w:pos="10800"/>
-                <w:tab w:val="left" w:pos="11520"/>
-                <w:tab w:val="left" w:pos="12240"/>
-                <w:tab w:val="left" w:pos="12960"/>
-                <w:tab w:val="left" w:pos="13680"/>
-                <w:tab w:val="left" w:pos="14400"/>
-                <w:tab w:val="left" w:pos="15120"/>
-                <w:tab w:val="left" w:pos="15840"/>
-                <w:tab w:val="left" w:pos="16560"/>
-                <w:tab w:val="left" w:pos="17280"/>
-                <w:tab w:val="left" w:pos="18000"/>
-                <w:tab w:val="left" w:pos="18720"/>
-                <w:tab w:val="left" w:pos="30672"/>
-              </w:tabs>
-              <w:suppressAutoHyphens/>
-              <w:jc w:val="center"/>
-              <w:rPr>
-                <w:del w:id="52" w:author="Alhabibi, Haider@Energy" w:date="2022-03-08T19:58:00Z"/>
-                <w:rFonts w:asciiTheme="minorHAnsi" w:hAnsiTheme="minorHAnsi"/>
-                <w:sz w:val="18"/>
-                <w:szCs w:val="18"/>
-              </w:rPr>
-            </w:pPr>
-            <w:del w:id="53" w:author="Alhabibi, Haider@Energy" w:date="2022-03-08T19:58:00Z">
-              <w:r>
-                <w:rPr>
-                  <w:rFonts w:asciiTheme="minorHAnsi" w:hAnsiTheme="minorHAnsi"/>
-                  <w:sz w:val="18"/>
-                  <w:szCs w:val="18"/>
-                </w:rPr>
-                <w:delText>01</w:delText>
-              </w:r>
-            </w:del>
-          </w:p>
-        </w:tc>
-        <w:tc>
-          <w:tcPr>
-            <w:tcW w:w="10395" w:type="dxa"/>
-            <w:vAlign w:val="center"/>
-          </w:tcPr>
-          <w:p>
-            <w:pPr>
-              <w:shd w:val="clear" w:color="auto" w:fill="FFFFFF"/>
-              <w:rPr>
-                <w:del w:id="54" w:author="Alhabibi, Haider@Energy" w:date="2022-03-08T19:58:00Z"/>
-                <w:rFonts w:asciiTheme="minorHAnsi" w:hAnsiTheme="minorHAnsi"/>
-                <w:sz w:val="18"/>
-                <w:szCs w:val="18"/>
-              </w:rPr>
-            </w:pPr>
-            <w:del w:id="55" w:author="Alhabibi, Haider@Energy" w:date="2022-03-08T19:58:00Z">
-              <w:r>
-                <w:rPr>
-                  <w:rFonts w:asciiTheme="minorHAnsi" w:hAnsiTheme="minorHAnsi"/>
-                  <w:sz w:val="18"/>
-                  <w:szCs w:val="18"/>
-                </w:rPr>
-                <w:delText>The p</w:delText>
-              </w:r>
-              <w:r>
-                <w:rPr>
-                  <w:rFonts w:asciiTheme="minorHAnsi" w:hAnsiTheme="minorHAnsi"/>
-                  <w:sz w:val="18"/>
-                  <w:szCs w:val="18"/>
-                </w:rPr>
-                <w:delText xml:space="preserve">rocedure </w:delText>
-              </w:r>
-              <w:r>
-                <w:rPr>
-                  <w:rFonts w:asciiTheme="minorHAnsi" w:hAnsiTheme="minorHAnsi"/>
-                  <w:sz w:val="18"/>
-                  <w:szCs w:val="18"/>
-                </w:rPr>
-                <w:delText>for</w:delText>
-              </w:r>
-              <w:r>
-                <w:rPr>
-                  <w:rFonts w:asciiTheme="minorHAnsi" w:hAnsiTheme="minorHAnsi"/>
-                  <w:sz w:val="18"/>
-                  <w:szCs w:val="18"/>
-                </w:rPr>
-                <w:delText xml:space="preserve"> </w:delText>
-              </w:r>
-              <w:r>
-                <w:rPr>
-                  <w:rFonts w:asciiTheme="minorHAnsi" w:hAnsiTheme="minorHAnsi"/>
-                  <w:sz w:val="18"/>
-                  <w:szCs w:val="18"/>
-                </w:rPr>
-                <w:delText>preparing</w:delText>
-              </w:r>
-              <w:r>
-                <w:rPr>
-                  <w:rFonts w:asciiTheme="minorHAnsi" w:hAnsiTheme="minorHAnsi"/>
-                  <w:sz w:val="18"/>
-                  <w:szCs w:val="18"/>
-                </w:rPr>
-                <w:delText xml:space="preserve"> </w:delText>
-              </w:r>
-              <w:r>
-                <w:rPr>
-                  <w:rFonts w:asciiTheme="minorHAnsi" w:hAnsiTheme="minorHAnsi"/>
-                  <w:sz w:val="18"/>
-                  <w:szCs w:val="18"/>
-                </w:rPr>
-                <w:delText xml:space="preserve">the </w:delText>
-              </w:r>
-              <w:r>
-                <w:rPr>
-                  <w:rFonts w:asciiTheme="minorHAnsi" w:hAnsiTheme="minorHAnsi"/>
-                  <w:sz w:val="18"/>
-                  <w:szCs w:val="18"/>
-                </w:rPr>
-                <w:delText>enclosure for testing is detailed in RESNET 380-2016</w:delText>
-              </w:r>
-            </w:del>
-            <w:ins w:id="56" w:author="Tsan, Bach@Energy" w:date="2021-11-24T11:27:00Z">
-              <w:del w:id="57" w:author="Alhabibi, Haider@Energy" w:date="2022-03-08T19:58:00Z">
-                <w:r>
-                  <w:rPr>
-                    <w:rFonts w:asciiTheme="minorHAnsi" w:hAnsiTheme="minorHAnsi"/>
-                    <w:sz w:val="18"/>
-                    <w:szCs w:val="18"/>
-                  </w:rPr>
-                  <w:delText>9</w:delText>
-                </w:r>
-              </w:del>
-            </w:ins>
-            <w:del w:id="58" w:author="Alhabibi, Haider@Energy" w:date="2022-03-08T19:58:00Z">
-              <w:r>
-                <w:rPr>
-                  <w:rFonts w:asciiTheme="minorHAnsi" w:hAnsiTheme="minorHAnsi"/>
-                  <w:sz w:val="18"/>
-                  <w:szCs w:val="18"/>
-                </w:rPr>
-                <w:delText xml:space="preserve"> Section 3.2.</w:delText>
-              </w:r>
-            </w:del>
-          </w:p>
-        </w:tc>
-      </w:tr>
-      <w:tr>
-        <w:trPr>
-          <w:trHeight w:val="683"/>
-          <w:del w:id="59" w:author="Alhabibi, Haider@Energy" w:date="2022-03-08T19:58:00Z"/>
-        </w:trPr>
-        <w:tc>
-          <w:tcPr>
-            <w:tcW w:w="399" w:type="dxa"/>
-            <w:vAlign w:val="center"/>
-          </w:tcPr>
-          <w:p>
-            <w:pPr>
-              <w:tabs>
-                <w:tab w:val="left" w:pos="-720"/>
-                <w:tab w:val="left" w:pos="0"/>
-                <w:tab w:val="left" w:pos="1152"/>
-                <w:tab w:val="center" w:pos="3942"/>
-                <w:tab w:val="center" w:pos="5292"/>
-                <w:tab w:val="center" w:pos="6642"/>
-                <w:tab w:val="center" w:pos="7722"/>
-                <w:tab w:val="center" w:pos="8802"/>
-                <w:tab w:val="center" w:pos="9792"/>
-                <w:tab w:val="left" w:pos="10800"/>
-                <w:tab w:val="left" w:pos="11520"/>
-                <w:tab w:val="left" w:pos="12240"/>
-                <w:tab w:val="left" w:pos="12960"/>
-                <w:tab w:val="left" w:pos="13680"/>
-                <w:tab w:val="left" w:pos="14400"/>
-                <w:tab w:val="left" w:pos="15120"/>
-                <w:tab w:val="left" w:pos="15840"/>
-                <w:tab w:val="left" w:pos="16560"/>
-                <w:tab w:val="left" w:pos="17280"/>
-                <w:tab w:val="left" w:pos="18000"/>
-                <w:tab w:val="left" w:pos="18720"/>
-                <w:tab w:val="left" w:pos="30672"/>
-              </w:tabs>
-              <w:suppressAutoHyphens/>
-              <w:jc w:val="center"/>
-              <w:rPr>
-                <w:del w:id="60" w:author="Alhabibi, Haider@Energy" w:date="2022-03-08T19:58:00Z"/>
-                <w:rFonts w:asciiTheme="minorHAnsi" w:hAnsiTheme="minorHAnsi"/>
-                <w:sz w:val="18"/>
-                <w:szCs w:val="18"/>
-              </w:rPr>
-            </w:pPr>
-            <w:del w:id="61" w:author="Alhabibi, Haider@Energy" w:date="2022-03-08T19:58:00Z">
-              <w:r>
-                <w:rPr>
-                  <w:rFonts w:asciiTheme="minorHAnsi" w:hAnsiTheme="minorHAnsi"/>
-                  <w:sz w:val="18"/>
-                  <w:szCs w:val="18"/>
-                </w:rPr>
-                <w:delText>02</w:delText>
-              </w:r>
-            </w:del>
-          </w:p>
-        </w:tc>
-        <w:tc>
-          <w:tcPr>
-            <w:tcW w:w="10395" w:type="dxa"/>
-            <w:vAlign w:val="center"/>
-          </w:tcPr>
-          <w:p>
-            <w:pPr>
-              <w:shd w:val="clear" w:color="auto" w:fill="FFFFFF"/>
-              <w:rPr>
-                <w:del w:id="62" w:author="Alhabibi, Haider@Energy" w:date="2022-03-08T19:58:00Z"/>
-                <w:rFonts w:asciiTheme="minorHAnsi" w:hAnsiTheme="minorHAnsi"/>
-                <w:sz w:val="18"/>
-                <w:szCs w:val="18"/>
-              </w:rPr>
-            </w:pPr>
-            <w:del w:id="63" w:author="Alhabibi, Haider@Energy" w:date="2022-03-08T19:58:00Z">
-              <w:r>
-                <w:rPr>
-                  <w:rFonts w:asciiTheme="minorHAnsi" w:hAnsiTheme="minorHAnsi"/>
-                  <w:sz w:val="18"/>
-                  <w:szCs w:val="18"/>
-                </w:rPr>
-                <w:delText xml:space="preserve">When </w:delText>
-              </w:r>
-              <w:r>
-                <w:rPr>
-                  <w:rFonts w:asciiTheme="minorHAnsi" w:hAnsiTheme="minorHAnsi"/>
-                  <w:sz w:val="18"/>
-                  <w:szCs w:val="18"/>
-                </w:rPr>
-                <w:delText>multifamily attached dwelling units must comply</w:delText>
-              </w:r>
-              <w:r>
-                <w:rPr>
-                  <w:rFonts w:asciiTheme="minorHAnsi" w:hAnsiTheme="minorHAnsi"/>
-                  <w:sz w:val="18"/>
-                  <w:szCs w:val="18"/>
-                </w:rPr>
-                <w:delText xml:space="preserve"> with </w:delText>
-              </w:r>
-              <w:r>
-                <w:rPr>
-                  <w:rFonts w:asciiTheme="minorHAnsi" w:hAnsiTheme="minorHAnsi"/>
-                  <w:sz w:val="18"/>
-                  <w:szCs w:val="18"/>
-                </w:rPr>
-                <w:delText>the</w:delText>
-              </w:r>
-              <w:r>
-                <w:rPr>
-                  <w:rFonts w:asciiTheme="minorHAnsi" w:hAnsiTheme="minorHAnsi"/>
-                  <w:sz w:val="18"/>
-                  <w:szCs w:val="18"/>
-                </w:rPr>
-                <w:delText xml:space="preserve"> maximum dwelling unit enclosure</w:delText>
-              </w:r>
-              <w:r>
-                <w:rPr>
-                  <w:rFonts w:asciiTheme="minorHAnsi" w:hAnsiTheme="minorHAnsi"/>
-                  <w:sz w:val="18"/>
-                  <w:szCs w:val="18"/>
-                </w:rPr>
-                <w:delText xml:space="preserve"> air</w:delText>
-              </w:r>
-              <w:r>
-                <w:rPr>
-                  <w:rFonts w:asciiTheme="minorHAnsi" w:hAnsiTheme="minorHAnsi"/>
-                  <w:sz w:val="18"/>
-                  <w:szCs w:val="18"/>
-                </w:rPr>
-                <w:delText xml:space="preserve"> leakage </w:delText>
-              </w:r>
-              <w:r>
-                <w:rPr>
-                  <w:rFonts w:asciiTheme="minorHAnsi" w:hAnsiTheme="minorHAnsi"/>
-                  <w:sz w:val="18"/>
-                  <w:szCs w:val="18"/>
-                </w:rPr>
-                <w:delText>specified in</w:delText>
-              </w:r>
-              <w:r>
-                <w:rPr>
-                  <w:rFonts w:asciiTheme="minorHAnsi" w:hAnsiTheme="minorHAnsi"/>
-                  <w:sz w:val="18"/>
-                  <w:szCs w:val="18"/>
-                </w:rPr>
-                <w:delText xml:space="preserve"> Standards Section 1</w:delText>
-              </w:r>
-            </w:del>
-            <w:ins w:id="64" w:author="Moua, Cheng@Energy" w:date="2022-02-18T14:54:00Z">
-              <w:del w:id="65" w:author="Alhabibi, Haider@Energy" w:date="2022-03-08T19:58:00Z">
-                <w:r>
-                  <w:rPr>
-                    <w:rFonts w:asciiTheme="minorHAnsi" w:hAnsiTheme="minorHAnsi"/>
-                    <w:sz w:val="18"/>
-                    <w:szCs w:val="18"/>
-                  </w:rPr>
-                  <w:delText>60.2(b)2Aivb2</w:delText>
-                </w:r>
-              </w:del>
-            </w:ins>
-            <w:del w:id="66" w:author="Alhabibi, Haider@Energy" w:date="2022-03-08T19:58:00Z">
-              <w:r>
-                <w:rPr>
-                  <w:rFonts w:asciiTheme="minorHAnsi" w:hAnsiTheme="minorHAnsi"/>
-                  <w:sz w:val="18"/>
-                  <w:szCs w:val="18"/>
-                </w:rPr>
-                <w:delText>50.0(o)1Eii, the test shall be conducted with the dwelling unit as if it were exposed to the outdoor air on all sides, top and bottom by opening doors and windows of adjacent dwelling units</w:delText>
-              </w:r>
-              <w:r>
-                <w:rPr>
-                  <w:rFonts w:asciiTheme="minorHAnsi" w:hAnsiTheme="minorHAnsi"/>
-                  <w:sz w:val="18"/>
-                  <w:szCs w:val="18"/>
-                </w:rPr>
-                <w:delText xml:space="preserve"> as specified by RA3.8.3.1</w:delText>
-              </w:r>
-              <w:r>
-                <w:rPr>
-                  <w:rFonts w:asciiTheme="minorHAnsi" w:hAnsiTheme="minorHAnsi"/>
-                  <w:sz w:val="18"/>
-                  <w:szCs w:val="18"/>
-                </w:rPr>
-                <w:delText>.</w:delText>
-              </w:r>
-            </w:del>
-          </w:p>
-        </w:tc>
-      </w:tr>
-      <w:tr>
-        <w:trPr>
-          <w:trHeight w:val="260"/>
-          <w:del w:id="67" w:author="Alhabibi, Haider@Energy" w:date="2022-03-08T19:58:00Z"/>
-        </w:trPr>
-        <w:tc>
-          <w:tcPr>
-            <w:tcW w:w="399" w:type="dxa"/>
-            <w:vAlign w:val="center"/>
-          </w:tcPr>
-          <w:p>
-            <w:pPr>
-              <w:tabs>
-                <w:tab w:val="left" w:pos="-720"/>
-                <w:tab w:val="left" w:pos="0"/>
-                <w:tab w:val="left" w:pos="1152"/>
-                <w:tab w:val="center" w:pos="3942"/>
-                <w:tab w:val="center" w:pos="5292"/>
-                <w:tab w:val="center" w:pos="6642"/>
-                <w:tab w:val="center" w:pos="7722"/>
-                <w:tab w:val="center" w:pos="8802"/>
-                <w:tab w:val="center" w:pos="9792"/>
-                <w:tab w:val="left" w:pos="10800"/>
-                <w:tab w:val="left" w:pos="11520"/>
-                <w:tab w:val="left" w:pos="12240"/>
-                <w:tab w:val="left" w:pos="12960"/>
-                <w:tab w:val="left" w:pos="13680"/>
-                <w:tab w:val="left" w:pos="14400"/>
-                <w:tab w:val="left" w:pos="15120"/>
-                <w:tab w:val="left" w:pos="15840"/>
-                <w:tab w:val="left" w:pos="16560"/>
-                <w:tab w:val="left" w:pos="17280"/>
-                <w:tab w:val="left" w:pos="18000"/>
-                <w:tab w:val="left" w:pos="18720"/>
-                <w:tab w:val="left" w:pos="30672"/>
-              </w:tabs>
-              <w:suppressAutoHyphens/>
-              <w:jc w:val="center"/>
-              <w:rPr>
-                <w:del w:id="68" w:author="Alhabibi, Haider@Energy" w:date="2022-03-08T19:58:00Z"/>
-                <w:rFonts w:asciiTheme="minorHAnsi" w:hAnsiTheme="minorHAnsi"/>
-                <w:sz w:val="18"/>
-                <w:szCs w:val="18"/>
-              </w:rPr>
-            </w:pPr>
-            <w:del w:id="69" w:author="Alhabibi, Haider@Energy" w:date="2022-03-08T19:58:00Z">
-              <w:r>
-                <w:rPr>
-                  <w:rFonts w:asciiTheme="minorHAnsi" w:hAnsiTheme="minorHAnsi"/>
-                  <w:sz w:val="18"/>
-                  <w:szCs w:val="18"/>
-                </w:rPr>
-                <w:delText>03</w:delText>
-              </w:r>
-            </w:del>
-          </w:p>
-        </w:tc>
-        <w:tc>
-          <w:tcPr>
-            <w:tcW w:w="10395" w:type="dxa"/>
-            <w:vAlign w:val="center"/>
-          </w:tcPr>
-          <w:p>
-            <w:pPr>
-              <w:shd w:val="clear" w:color="auto" w:fill="FFFFFF"/>
-              <w:contextualSpacing/>
-              <w:rPr>
-                <w:del w:id="70" w:author="Alhabibi, Haider@Energy" w:date="2022-03-08T19:58:00Z"/>
-                <w:rFonts w:asciiTheme="minorHAnsi" w:hAnsiTheme="minorHAnsi"/>
-                <w:sz w:val="18"/>
-                <w:szCs w:val="18"/>
-              </w:rPr>
-            </w:pPr>
-            <w:del w:id="71" w:author="Alhabibi, Haider@Energy" w:date="2022-03-08T19:58:00Z">
-              <w:r>
-                <w:rPr>
-                  <w:rFonts w:asciiTheme="minorHAnsi" w:hAnsiTheme="minorHAnsi"/>
-                  <w:sz w:val="18"/>
-                  <w:szCs w:val="18"/>
-                </w:rPr>
-                <w:delText>The procedure for installation of the test apparatus, and preparations for measurement shall conform to RESNET 380</w:delText>
-              </w:r>
-              <w:r>
-                <w:rPr>
-                  <w:rFonts w:asciiTheme="minorHAnsi" w:hAnsiTheme="minorHAnsi"/>
-                  <w:sz w:val="18"/>
-                  <w:szCs w:val="18"/>
-                </w:rPr>
-                <w:delText>-201</w:delText>
-              </w:r>
-            </w:del>
-            <w:ins w:id="72" w:author="Tsan, Bach@Energy" w:date="2021-11-24T11:27:00Z">
-              <w:del w:id="73" w:author="Alhabibi, Haider@Energy" w:date="2022-03-08T19:58:00Z">
-                <w:r>
-                  <w:rPr>
-                    <w:rFonts w:asciiTheme="minorHAnsi" w:hAnsiTheme="minorHAnsi"/>
-                    <w:sz w:val="18"/>
-                    <w:szCs w:val="18"/>
-                  </w:rPr>
-                  <w:delText>9</w:delText>
-                </w:r>
-              </w:del>
-            </w:ins>
-            <w:del w:id="74" w:author="Alhabibi, Haider@Energy" w:date="2022-03-08T19:58:00Z">
-              <w:r>
-                <w:rPr>
-                  <w:rFonts w:asciiTheme="minorHAnsi" w:hAnsiTheme="minorHAnsi"/>
-                  <w:sz w:val="18"/>
-                  <w:szCs w:val="18"/>
-                </w:rPr>
-                <w:delText>6</w:delText>
-              </w:r>
-              <w:r>
-                <w:rPr>
-                  <w:rFonts w:asciiTheme="minorHAnsi" w:hAnsiTheme="minorHAnsi"/>
-                  <w:sz w:val="18"/>
-                  <w:szCs w:val="18"/>
-                </w:rPr>
-                <w:delText xml:space="preserve"> Section 3.3</w:delText>
-              </w:r>
-            </w:del>
-          </w:p>
-        </w:tc>
-      </w:tr>
-      <w:tr>
-        <w:trPr>
-          <w:trHeight w:val="440"/>
-          <w:del w:id="75" w:author="Alhabibi, Haider@Energy" w:date="2022-03-08T19:58:00Z"/>
-        </w:trPr>
-        <w:tc>
-          <w:tcPr>
-            <w:tcW w:w="399" w:type="dxa"/>
-            <w:vAlign w:val="center"/>
-          </w:tcPr>
-          <w:p>
-            <w:pPr>
-              <w:tabs>
-                <w:tab w:val="left" w:pos="-720"/>
-                <w:tab w:val="left" w:pos="0"/>
-                <w:tab w:val="left" w:pos="1152"/>
-                <w:tab w:val="center" w:pos="3942"/>
-                <w:tab w:val="center" w:pos="5292"/>
-                <w:tab w:val="center" w:pos="6642"/>
-                <w:tab w:val="center" w:pos="7722"/>
-                <w:tab w:val="center" w:pos="8802"/>
-                <w:tab w:val="center" w:pos="9792"/>
-                <w:tab w:val="left" w:pos="10800"/>
-                <w:tab w:val="left" w:pos="11520"/>
-                <w:tab w:val="left" w:pos="12240"/>
-                <w:tab w:val="left" w:pos="12960"/>
-                <w:tab w:val="left" w:pos="13680"/>
-                <w:tab w:val="left" w:pos="14400"/>
-                <w:tab w:val="left" w:pos="15120"/>
-                <w:tab w:val="left" w:pos="15840"/>
-                <w:tab w:val="left" w:pos="16560"/>
-                <w:tab w:val="left" w:pos="17280"/>
-                <w:tab w:val="left" w:pos="18000"/>
-                <w:tab w:val="left" w:pos="18720"/>
-                <w:tab w:val="left" w:pos="30672"/>
-              </w:tabs>
-              <w:suppressAutoHyphens/>
-              <w:jc w:val="center"/>
-              <w:rPr>
-                <w:del w:id="76" w:author="Alhabibi, Haider@Energy" w:date="2022-03-08T19:58:00Z"/>
-                <w:rFonts w:asciiTheme="minorHAnsi" w:hAnsiTheme="minorHAnsi"/>
-                <w:sz w:val="18"/>
-                <w:szCs w:val="18"/>
-              </w:rPr>
-            </w:pPr>
-            <w:del w:id="77" w:author="Alhabibi, Haider@Energy" w:date="2022-03-08T19:58:00Z">
-              <w:r>
-                <w:rPr>
-                  <w:rFonts w:asciiTheme="minorHAnsi" w:hAnsiTheme="minorHAnsi"/>
-                  <w:sz w:val="18"/>
-                  <w:szCs w:val="18"/>
-                </w:rPr>
-                <w:delText>04</w:delText>
-              </w:r>
-            </w:del>
-          </w:p>
-        </w:tc>
-        <w:tc>
-          <w:tcPr>
-            <w:tcW w:w="10395" w:type="dxa"/>
-            <w:vAlign w:val="center"/>
-          </w:tcPr>
-          <w:p>
-            <w:pPr>
-              <w:shd w:val="clear" w:color="auto" w:fill="FFFFFF"/>
-              <w:contextualSpacing/>
-              <w:rPr>
-                <w:del w:id="78" w:author="Alhabibi, Haider@Energy" w:date="2022-03-08T19:58:00Z"/>
-                <w:rFonts w:asciiTheme="minorHAnsi" w:hAnsiTheme="minorHAnsi"/>
-                <w:sz w:val="18"/>
-                <w:szCs w:val="18"/>
-              </w:rPr>
-            </w:pPr>
-            <w:del w:id="79" w:author="Alhabibi, Haider@Energy" w:date="2022-03-08T19:58:00Z">
-              <w:r>
-                <w:rPr>
-                  <w:rFonts w:asciiTheme="minorHAnsi" w:hAnsiTheme="minorHAnsi"/>
-                  <w:sz w:val="18"/>
-                  <w:szCs w:val="18"/>
-                </w:rPr>
-                <w:delText xml:space="preserve">The procedure for the conduct of the enclosure </w:delText>
-              </w:r>
-              <w:r>
-                <w:rPr>
-                  <w:rFonts w:asciiTheme="minorHAnsi" w:hAnsiTheme="minorHAnsi"/>
-                  <w:sz w:val="18"/>
-                  <w:szCs w:val="18"/>
-                </w:rPr>
-                <w:delText xml:space="preserve">air </w:delText>
-              </w:r>
-              <w:r>
-                <w:rPr>
-                  <w:rFonts w:asciiTheme="minorHAnsi" w:hAnsiTheme="minorHAnsi"/>
-                  <w:sz w:val="18"/>
-                  <w:szCs w:val="18"/>
-                </w:rPr>
-                <w:delText>leakage test shall conform to the One-Point Airtightness Test specified in RESNET 380</w:delText>
-              </w:r>
-              <w:r>
-                <w:rPr>
-                  <w:rFonts w:asciiTheme="minorHAnsi" w:hAnsiTheme="minorHAnsi"/>
-                  <w:sz w:val="18"/>
-                  <w:szCs w:val="18"/>
-                </w:rPr>
-                <w:delText>-201</w:delText>
-              </w:r>
-            </w:del>
-            <w:ins w:id="80" w:author="Tsan, Bach@Energy" w:date="2021-11-24T11:27:00Z">
-              <w:del w:id="81" w:author="Alhabibi, Haider@Energy" w:date="2022-03-08T19:58:00Z">
-                <w:r>
-                  <w:rPr>
-                    <w:rFonts w:asciiTheme="minorHAnsi" w:hAnsiTheme="minorHAnsi"/>
-                    <w:sz w:val="18"/>
-                    <w:szCs w:val="18"/>
-                  </w:rPr>
-                  <w:delText>9</w:delText>
-                </w:r>
-              </w:del>
-            </w:ins>
-            <w:del w:id="82" w:author="Alhabibi, Haider@Energy" w:date="2022-03-08T19:58:00Z">
-              <w:r>
-                <w:rPr>
-                  <w:rFonts w:asciiTheme="minorHAnsi" w:hAnsiTheme="minorHAnsi"/>
-                  <w:sz w:val="18"/>
-                  <w:szCs w:val="18"/>
-                </w:rPr>
-                <w:delText>6</w:delText>
-              </w:r>
-              <w:r>
-                <w:rPr>
-                  <w:rFonts w:asciiTheme="minorHAnsi" w:hAnsiTheme="minorHAnsi"/>
-                  <w:sz w:val="18"/>
-                  <w:szCs w:val="18"/>
-                </w:rPr>
-                <w:delText xml:space="preserve"> Section 3.4.1</w:delText>
-              </w:r>
-            </w:del>
+            <w:r>
+              <w:rPr>
+                <w:rFonts w:ascii="Calibri" w:hAnsi="Calibri"/>
+                <w:sz w:val="18"/>
+                <w:szCs w:val="18"/>
+              </w:rPr>
+              <w:t>&lt;&lt;Static Text - see the top&gt;&gt;</w:t>
+            </w:r>
           </w:p>
         </w:tc>
       </w:tr>
@@ -19088,7 +17874,7 @@
 </file>
 
 <file path=word/endnotes.xml><?xml version="1.0" encoding="utf-8"?>
-<w:endnotes xmlns:wpc="http://schemas.microsoft.com/office/word/2010/wordprocessingCanvas" xmlns:cx="http://schemas.microsoft.com/office/drawing/2014/chartex" xmlns:cx1="http://schemas.microsoft.com/office/drawing/2015/9/8/chartex" xmlns:cx2="http://schemas.microsoft.com/office/drawing/2015/10/21/chartex" xmlns:cx3="http://schemas.microsoft.com/office/drawing/2016/5/9/chartex" xmlns:cx4="http://schemas.microsoft.com/office/drawing/2016/5/10/chartex" xmlns:cx5="http://schemas.microsoft.com/office/drawing/2016/5/11/chartex" xmlns:cx6="http://schemas.microsoft.com/office/drawing/2016/5/12/chartex" xmlns:cx7="http://schemas.microsoft.com/office/drawing/2016/5/13/chartex" xmlns:cx8="http://schemas.microsoft.com/office/drawing/2016/5/14/chartex" xmlns:mc="http://schemas.openxmlformats.org/markup-compatibility/2006" xmlns:aink="http://schemas.microsoft.com/office/drawing/2016/ink" xmlns:am3d="http://schemas.microsoft.com/office/drawing/2017/model3d" xmlns:o="urn:schemas-microsoft-com:office:office" xmlns:r="http://schemas.openxmlformats.org/officeDocument/2006/relationships" xmlns:m="http://schemas.openxmlformats.org/officeDocument/2006/math" xmlns:v="urn:schemas-microsoft-com:vml" xmlns:wp14="http://schemas.microsoft.com/office/word/2010/wordprocessingDrawing" xmlns:wp="http://schemas.openxmlformats.org/drawingml/2006/wordprocessingDrawing" xmlns:w10="urn:schemas-microsoft-com:office:word" xmlns:w="http://schemas.openxmlformats.org/wordprocessingml/2006/main" xmlns:w14="http://schemas.microsoft.com/office/word/2010/wordml" xmlns:w15="http://schemas.microsoft.com/office/word/2012/wordml" xmlns:w16cex="http://schemas.microsoft.com/office/word/2018/wordml/cex" xmlns:w16cid="http://schemas.microsoft.com/office/word/2016/wordml/cid" xmlns:w16="http://schemas.microsoft.com/office/word/2018/wordml" xmlns:w16sdtdh="http://schemas.microsoft.com/office/word/2020/wordml/sdtdatahash" xmlns:w16se="http://schemas.microsoft.com/office/word/2015/wordml/symex" xmlns:wpg="http://schemas.microsoft.com/office/word/2010/wordprocessingGroup" xmlns:wpi="http://schemas.microsoft.com/office/word/2010/wordprocessingInk" xmlns:wne="http://schemas.microsoft.com/office/word/2006/wordml" xmlns:wps="http://schemas.microsoft.com/office/word/2010/wordprocessingShape" mc:Ignorable="w14 w15 w16se w16cid w16 w16cex w16sdtdh wp14">
+<w:endnotes xmlns:wpc="http://schemas.microsoft.com/office/word/2010/wordprocessingCanvas" xmlns:cx="http://schemas.microsoft.com/office/drawing/2014/chartex" xmlns:cx1="http://schemas.microsoft.com/office/drawing/2015/9/8/chartex" xmlns:cx2="http://schemas.microsoft.com/office/drawing/2015/10/21/chartex" xmlns:cx3="http://schemas.microsoft.com/office/drawing/2016/5/9/chartex" xmlns:cx4="http://schemas.microsoft.com/office/drawing/2016/5/10/chartex" xmlns:cx5="http://schemas.microsoft.com/office/drawing/2016/5/11/chartex" xmlns:cx6="http://schemas.microsoft.com/office/drawing/2016/5/12/chartex" xmlns:cx7="http://schemas.microsoft.com/office/drawing/2016/5/13/chartex" xmlns:cx8="http://schemas.microsoft.com/office/drawing/2016/5/14/chartex" xmlns:mc="http://schemas.openxmlformats.org/markup-compatibility/2006" xmlns:aink="http://schemas.microsoft.com/office/drawing/2016/ink" xmlns:am3d="http://schemas.microsoft.com/office/drawing/2017/model3d" xmlns:o="urn:schemas-microsoft-com:office:office" xmlns:oel="http://schemas.microsoft.com/office/2019/extlst" xmlns:r="http://schemas.openxmlformats.org/officeDocument/2006/relationships" xmlns:m="http://schemas.openxmlformats.org/officeDocument/2006/math" xmlns:v="urn:schemas-microsoft-com:vml" xmlns:wp14="http://schemas.microsoft.com/office/word/2010/wordprocessingDrawing" xmlns:wp="http://schemas.openxmlformats.org/drawingml/2006/wordprocessingDrawing" xmlns:w10="urn:schemas-microsoft-com:office:word" xmlns:w="http://schemas.openxmlformats.org/wordprocessingml/2006/main" xmlns:w14="http://schemas.microsoft.com/office/word/2010/wordml" xmlns:w15="http://schemas.microsoft.com/office/word/2012/wordml" xmlns:w16cex="http://schemas.microsoft.com/office/word/2018/wordml/cex" xmlns:w16cid="http://schemas.microsoft.com/office/word/2016/wordml/cid" xmlns:w16="http://schemas.microsoft.com/office/word/2018/wordml" xmlns:w16du="http://schemas.microsoft.com/office/word/2023/wordml/word16du" xmlns:w16sdtdh="http://schemas.microsoft.com/office/word/2020/wordml/sdtdatahash" xmlns:w16se="http://schemas.microsoft.com/office/word/2015/wordml/symex" xmlns:wpg="http://schemas.microsoft.com/office/word/2010/wordprocessingGroup" xmlns:wpi="http://schemas.microsoft.com/office/word/2010/wordprocessingInk" xmlns:wne="http://schemas.microsoft.com/office/word/2006/wordml" xmlns:wps="http://schemas.microsoft.com/office/word/2010/wordprocessingShape" mc:Ignorable="w14 w15 w16se w16cid w16 w16cex w16sdtdh wp14">
   <w:endnote w:type="separator" w:id="-1">
     <w:p>
       <w:r>
@@ -19110,7 +17896,7 @@
 </file>
 
 <file path=word/footer1.xml><?xml version="1.0" encoding="utf-8"?>
-<w:ftr xmlns:wpc="http://schemas.microsoft.com/office/word/2010/wordprocessingCanvas" xmlns:cx="http://schemas.microsoft.com/office/drawing/2014/chartex" xmlns:cx1="http://schemas.microsoft.com/office/drawing/2015/9/8/chartex" xmlns:cx2="http://schemas.microsoft.com/office/drawing/2015/10/21/chartex" xmlns:cx3="http://schemas.microsoft.com/office/drawing/2016/5/9/chartex" xmlns:cx4="http://schemas.microsoft.com/office/drawing/2016/5/10/chartex" xmlns:cx5="http://schemas.microsoft.com/office/drawing/2016/5/11/chartex" xmlns:cx6="http://schemas.microsoft.com/office/drawing/2016/5/12/chartex" xmlns:cx7="http://schemas.microsoft.com/office/drawing/2016/5/13/chartex" xmlns:cx8="http://schemas.microsoft.com/office/drawing/2016/5/14/chartex" xmlns:mc="http://schemas.openxmlformats.org/markup-compatibility/2006" xmlns:aink="http://schemas.microsoft.com/office/drawing/2016/ink" xmlns:am3d="http://schemas.microsoft.com/office/drawing/2017/model3d" xmlns:o="urn:schemas-microsoft-com:office:office" xmlns:r="http://schemas.openxmlformats.org/officeDocument/2006/relationships" xmlns:m="http://schemas.openxmlformats.org/officeDocument/2006/math" xmlns:v="urn:schemas-microsoft-com:vml" xmlns:wp14="http://schemas.microsoft.com/office/word/2010/wordprocessingDrawing" xmlns:wp="http://schemas.openxmlformats.org/drawingml/2006/wordprocessingDrawing" xmlns:w10="urn:schemas-microsoft-com:office:word" xmlns:w="http://schemas.openxmlformats.org/wordprocessingml/2006/main" xmlns:w14="http://schemas.microsoft.com/office/word/2010/wordml" xmlns:w15="http://schemas.microsoft.com/office/word/2012/wordml" xmlns:w16cex="http://schemas.microsoft.com/office/word/2018/wordml/cex" xmlns:w16cid="http://schemas.microsoft.com/office/word/2016/wordml/cid" xmlns:w16="http://schemas.microsoft.com/office/word/2018/wordml" xmlns:w16sdtdh="http://schemas.microsoft.com/office/word/2020/wordml/sdtdatahash" xmlns:w16se="http://schemas.microsoft.com/office/word/2015/wordml/symex" xmlns:wpg="http://schemas.microsoft.com/office/word/2010/wordprocessingGroup" xmlns:wpi="http://schemas.microsoft.com/office/word/2010/wordprocessingInk" xmlns:wne="http://schemas.microsoft.com/office/word/2006/wordml" xmlns:wps="http://schemas.microsoft.com/office/word/2010/wordprocessingShape" mc:Ignorable="w14 w15 w16se w16cid w16 w16cex w16sdtdh wp14">
+<w:ftr xmlns:wpc="http://schemas.microsoft.com/office/word/2010/wordprocessingCanvas" xmlns:cx="http://schemas.microsoft.com/office/drawing/2014/chartex" xmlns:cx1="http://schemas.microsoft.com/office/drawing/2015/9/8/chartex" xmlns:cx2="http://schemas.microsoft.com/office/drawing/2015/10/21/chartex" xmlns:cx3="http://schemas.microsoft.com/office/drawing/2016/5/9/chartex" xmlns:cx4="http://schemas.microsoft.com/office/drawing/2016/5/10/chartex" xmlns:cx5="http://schemas.microsoft.com/office/drawing/2016/5/11/chartex" xmlns:cx6="http://schemas.microsoft.com/office/drawing/2016/5/12/chartex" xmlns:cx7="http://schemas.microsoft.com/office/drawing/2016/5/13/chartex" xmlns:cx8="http://schemas.microsoft.com/office/drawing/2016/5/14/chartex" xmlns:mc="http://schemas.openxmlformats.org/markup-compatibility/2006" xmlns:aink="http://schemas.microsoft.com/office/drawing/2016/ink" xmlns:am3d="http://schemas.microsoft.com/office/drawing/2017/model3d" xmlns:o="urn:schemas-microsoft-com:office:office" xmlns:oel="http://schemas.microsoft.com/office/2019/extlst" xmlns:r="http://schemas.openxmlformats.org/officeDocument/2006/relationships" xmlns:m="http://schemas.openxmlformats.org/officeDocument/2006/math" xmlns:v="urn:schemas-microsoft-com:vml" xmlns:wp14="http://schemas.microsoft.com/office/word/2010/wordprocessingDrawing" xmlns:wp="http://schemas.openxmlformats.org/drawingml/2006/wordprocessingDrawing" xmlns:w10="urn:schemas-microsoft-com:office:word" xmlns:w="http://schemas.openxmlformats.org/wordprocessingml/2006/main" xmlns:w14="http://schemas.microsoft.com/office/word/2010/wordml" xmlns:w15="http://schemas.microsoft.com/office/word/2012/wordml" xmlns:w16cex="http://schemas.microsoft.com/office/word/2018/wordml/cex" xmlns:w16cid="http://schemas.microsoft.com/office/word/2016/wordml/cid" xmlns:w16="http://schemas.microsoft.com/office/word/2018/wordml" xmlns:w16du="http://schemas.microsoft.com/office/word/2023/wordml/word16du" xmlns:w16sdtdh="http://schemas.microsoft.com/office/word/2020/wordml/sdtdatahash" xmlns:w16se="http://schemas.microsoft.com/office/word/2015/wordml/symex" xmlns:wpg="http://schemas.microsoft.com/office/word/2010/wordprocessingGroup" xmlns:wpi="http://schemas.microsoft.com/office/word/2010/wordprocessingInk" xmlns:wne="http://schemas.microsoft.com/office/word/2006/wordml" xmlns:wps="http://schemas.microsoft.com/office/word/2010/wordprocessingShape" mc:Ignorable="w14 w15 w16se w16cid w16 w16cex w16sdtdh wp14">
   <w:p>
     <w:pPr>
       <w:pStyle w:val="Style7"/>
@@ -19142,31 +17928,13 @@
       </w:rPr>
       <w:t>CA Building Energy Efficiency Standards - 20</w:t>
     </w:r>
-    <w:ins w:id="15" w:author="Alhabibi, Haider@Energy" w:date="2021-08-24T14:13:00Z">
-      <w:r>
-        <w:rPr>
-          <w:b w:val="0"/>
-          <w:i w:val="0"/>
-        </w:rPr>
-        <w:t>22</w:t>
-      </w:r>
-    </w:ins>
-    <w:del w:id="16" w:author="Alhabibi, Haider@Energy" w:date="2021-08-24T14:13:00Z">
-      <w:r>
-        <w:rPr>
-          <w:b w:val="0"/>
-          <w:i w:val="0"/>
-        </w:rPr>
-        <w:delText>1</w:delText>
-      </w:r>
-      <w:r>
-        <w:rPr>
-          <w:b w:val="0"/>
-          <w:i w:val="0"/>
-        </w:rPr>
-        <w:delText>9</w:delText>
-      </w:r>
-    </w:del>
+    <w:r>
+      <w:rPr>
+        <w:b w:val="0"/>
+        <w:i w:val="0"/>
+      </w:rPr>
+      <w:t>22</w:t>
+    </w:r>
     <w:r>
       <w:rPr>
         <w:b w:val="0"/>
@@ -19174,24 +17942,27 @@
       </w:rPr>
       <w:t xml:space="preserve"> </w:t>
     </w:r>
-    <w:ins w:id="17" w:author="Alhabibi, Haider@Energy" w:date="2022-02-22T15:25:00Z">
-      <w:r>
-        <w:rPr>
-          <w:b w:val="0"/>
-          <w:i w:val="0"/>
-        </w:rPr>
-        <w:t>Low-rise Multifamily</w:t>
-      </w:r>
-    </w:ins>
-    <w:del w:id="18" w:author="Alhabibi, Haider@Energy" w:date="2022-02-22T15:25:00Z">
-      <w:r>
-        <w:rPr>
-          <w:b w:val="0"/>
-          <w:i w:val="0"/>
-        </w:rPr>
-        <w:delText>Residential</w:delText>
-      </w:r>
-    </w:del>
+    <w:r>
+      <w:rPr>
+        <w:b w:val="0"/>
+        <w:i w:val="0"/>
+      </w:rPr>
+      <w:t>Low-</w:t>
+    </w:r>
+    <w:r>
+      <w:rPr>
+        <w:b w:val="0"/>
+        <w:i w:val="0"/>
+      </w:rPr>
+      <w:t>R</w:t>
+    </w:r>
+    <w:r>
+      <w:rPr>
+        <w:b w:val="0"/>
+        <w:i w:val="0"/>
+      </w:rPr>
+      <w:t>ise Multifamily</w:t>
+    </w:r>
     <w:r>
       <w:rPr>
         <w:b w:val="0"/>
@@ -19213,30 +17984,19 @@
       </w:rPr>
       <w:t>January 20</w:t>
     </w:r>
-    <w:ins w:id="19" w:author="Alhabibi, Haider@Energy" w:date="2021-08-24T14:13:00Z">
-      <w:r>
-        <w:rPr>
-          <w:b w:val="0"/>
-          <w:i w:val="0"/>
-        </w:rPr>
-        <w:t>22</w:t>
-      </w:r>
-    </w:ins>
-    <w:del w:id="20" w:author="Alhabibi, Haider@Energy" w:date="2021-08-24T14:13:00Z">
-      <w:r>
-        <w:rPr>
-          <w:b w:val="0"/>
-          <w:i w:val="0"/>
-        </w:rPr>
-        <w:delText>20</w:delText>
-      </w:r>
-    </w:del>
+    <w:r>
+      <w:rPr>
+        <w:b w:val="0"/>
+        <w:i w:val="0"/>
+      </w:rPr>
+      <w:t>22</w:t>
+    </w:r>
   </w:p>
 </w:ftr>
 </file>
 
 <file path=word/footer2.xml><?xml version="1.0" encoding="utf-8"?>
-<w:ftr xmlns:wpc="http://schemas.microsoft.com/office/word/2010/wordprocessingCanvas" xmlns:cx="http://schemas.microsoft.com/office/drawing/2014/chartex" xmlns:cx1="http://schemas.microsoft.com/office/drawing/2015/9/8/chartex" xmlns:cx2="http://schemas.microsoft.com/office/drawing/2015/10/21/chartex" xmlns:cx3="http://schemas.microsoft.com/office/drawing/2016/5/9/chartex" xmlns:cx4="http://schemas.microsoft.com/office/drawing/2016/5/10/chartex" xmlns:cx5="http://schemas.microsoft.com/office/drawing/2016/5/11/chartex" xmlns:cx6="http://schemas.microsoft.com/office/drawing/2016/5/12/chartex" xmlns:cx7="http://schemas.microsoft.com/office/drawing/2016/5/13/chartex" xmlns:cx8="http://schemas.microsoft.com/office/drawing/2016/5/14/chartex" xmlns:mc="http://schemas.openxmlformats.org/markup-compatibility/2006" xmlns:aink="http://schemas.microsoft.com/office/drawing/2016/ink" xmlns:am3d="http://schemas.microsoft.com/office/drawing/2017/model3d" xmlns:o="urn:schemas-microsoft-com:office:office" xmlns:r="http://schemas.openxmlformats.org/officeDocument/2006/relationships" xmlns:m="http://schemas.openxmlformats.org/officeDocument/2006/math" xmlns:v="urn:schemas-microsoft-com:vml" xmlns:wp14="http://schemas.microsoft.com/office/word/2010/wordprocessingDrawing" xmlns:wp="http://schemas.openxmlformats.org/drawingml/2006/wordprocessingDrawing" xmlns:w10="urn:schemas-microsoft-com:office:word" xmlns:w="http://schemas.openxmlformats.org/wordprocessingml/2006/main" xmlns:w14="http://schemas.microsoft.com/office/word/2010/wordml" xmlns:w15="http://schemas.microsoft.com/office/word/2012/wordml" xmlns:w16cex="http://schemas.microsoft.com/office/word/2018/wordml/cex" xmlns:w16cid="http://schemas.microsoft.com/office/word/2016/wordml/cid" xmlns:w16="http://schemas.microsoft.com/office/word/2018/wordml" xmlns:w16sdtdh="http://schemas.microsoft.com/office/word/2020/wordml/sdtdatahash" xmlns:w16se="http://schemas.microsoft.com/office/word/2015/wordml/symex" xmlns:wpg="http://schemas.microsoft.com/office/word/2010/wordprocessingGroup" xmlns:wpi="http://schemas.microsoft.com/office/word/2010/wordprocessingInk" xmlns:wne="http://schemas.microsoft.com/office/word/2006/wordml" xmlns:wps="http://schemas.microsoft.com/office/word/2010/wordprocessingShape" mc:Ignorable="w14 w15 w16se w16cid w16 w16cex w16sdtdh wp14">
+<w:ftr xmlns:wpc="http://schemas.microsoft.com/office/word/2010/wordprocessingCanvas" xmlns:cx="http://schemas.microsoft.com/office/drawing/2014/chartex" xmlns:cx1="http://schemas.microsoft.com/office/drawing/2015/9/8/chartex" xmlns:cx2="http://schemas.microsoft.com/office/drawing/2015/10/21/chartex" xmlns:cx3="http://schemas.microsoft.com/office/drawing/2016/5/9/chartex" xmlns:cx4="http://schemas.microsoft.com/office/drawing/2016/5/10/chartex" xmlns:cx5="http://schemas.microsoft.com/office/drawing/2016/5/11/chartex" xmlns:cx6="http://schemas.microsoft.com/office/drawing/2016/5/12/chartex" xmlns:cx7="http://schemas.microsoft.com/office/drawing/2016/5/13/chartex" xmlns:cx8="http://schemas.microsoft.com/office/drawing/2016/5/14/chartex" xmlns:mc="http://schemas.openxmlformats.org/markup-compatibility/2006" xmlns:aink="http://schemas.microsoft.com/office/drawing/2016/ink" xmlns:am3d="http://schemas.microsoft.com/office/drawing/2017/model3d" xmlns:o="urn:schemas-microsoft-com:office:office" xmlns:oel="http://schemas.microsoft.com/office/2019/extlst" xmlns:r="http://schemas.openxmlformats.org/officeDocument/2006/relationships" xmlns:m="http://schemas.openxmlformats.org/officeDocument/2006/math" xmlns:v="urn:schemas-microsoft-com:vml" xmlns:wp14="http://schemas.microsoft.com/office/word/2010/wordprocessingDrawing" xmlns:wp="http://schemas.openxmlformats.org/drawingml/2006/wordprocessingDrawing" xmlns:w10="urn:schemas-microsoft-com:office:word" xmlns:w="http://schemas.openxmlformats.org/wordprocessingml/2006/main" xmlns:w14="http://schemas.microsoft.com/office/word/2010/wordml" xmlns:w15="http://schemas.microsoft.com/office/word/2012/wordml" xmlns:w16cex="http://schemas.microsoft.com/office/word/2018/wordml/cex" xmlns:w16cid="http://schemas.microsoft.com/office/word/2016/wordml/cid" xmlns:w16="http://schemas.microsoft.com/office/word/2018/wordml" xmlns:w16du="http://schemas.microsoft.com/office/word/2023/wordml/word16du" xmlns:w16sdtdh="http://schemas.microsoft.com/office/word/2020/wordml/sdtdatahash" xmlns:w16se="http://schemas.microsoft.com/office/word/2015/wordml/symex" xmlns:wpg="http://schemas.microsoft.com/office/word/2010/wordprocessingGroup" xmlns:wpi="http://schemas.microsoft.com/office/word/2010/wordprocessingInk" xmlns:wne="http://schemas.microsoft.com/office/word/2006/wordml" xmlns:wps="http://schemas.microsoft.com/office/word/2010/wordprocessingShape" mc:Ignorable="w14 w15 w16se w16cid w16 w16cex w16sdtdh wp14">
   <w:p>
     <w:pPr>
       <w:pStyle w:val="Footer"/>
@@ -19244,32 +18004,21 @@
     <w:r>
       <w:t>CA Building Energy Efficiency Standards - 20</w:t>
     </w:r>
-    <w:ins w:id="31" w:author="Alhabibi, Haider@Energy" w:date="2021-08-24T14:13:00Z">
-      <w:r>
-        <w:t>22</w:t>
-      </w:r>
-    </w:ins>
-    <w:del w:id="32" w:author="Alhabibi, Haider@Energy" w:date="2021-08-24T14:13:00Z">
-      <w:r>
-        <w:delText>1</w:delText>
-      </w:r>
-      <w:r>
-        <w:delText>9</w:delText>
-      </w:r>
-    </w:del>
+    <w:r>
+      <w:t>22</w:t>
+    </w:r>
     <w:r>
       <w:t xml:space="preserve"> </w:t>
     </w:r>
-    <w:ins w:id="33" w:author="Alhabibi, Haider@Energy" w:date="2022-02-22T15:25:00Z">
-      <w:r>
-        <w:t>Low-rise Multifamily</w:t>
-      </w:r>
-    </w:ins>
-    <w:del w:id="34" w:author="Alhabibi, Haider@Energy" w:date="2022-02-22T15:25:00Z">
-      <w:r>
-        <w:delText>Residential</w:delText>
-      </w:r>
-    </w:del>
+    <w:r>
+      <w:t>Low-</w:t>
+    </w:r>
+    <w:r>
+      <w:t>R</w:t>
+    </w:r>
+    <w:r>
+      <w:t>ise Multifamily</w:t>
+    </w:r>
     <w:r>
       <w:t xml:space="preserve"> Compliance</w:t>
     </w:r>
@@ -19279,22 +18028,15 @@
     <w:r>
       <w:t>January 20</w:t>
     </w:r>
-    <w:ins w:id="35" w:author="Alhabibi, Haider@Energy" w:date="2021-08-24T14:13:00Z">
-      <w:r>
-        <w:t>22</w:t>
-      </w:r>
-    </w:ins>
-    <w:del w:id="36" w:author="Alhabibi, Haider@Energy" w:date="2021-08-24T14:13:00Z">
-      <w:r>
-        <w:delText>20</w:delText>
-      </w:r>
-    </w:del>
+    <w:r>
+      <w:t>22</w:t>
+    </w:r>
   </w:p>
 </w:ftr>
 </file>
 
 <file path=word/footnotes.xml><?xml version="1.0" encoding="utf-8"?>
-<w:footnotes xmlns:wpc="http://schemas.microsoft.com/office/word/2010/wordprocessingCanvas" xmlns:cx="http://schemas.microsoft.com/office/drawing/2014/chartex" xmlns:cx1="http://schemas.microsoft.com/office/drawing/2015/9/8/chartex" xmlns:cx2="http://schemas.microsoft.com/office/drawing/2015/10/21/chartex" xmlns:cx3="http://schemas.microsoft.com/office/drawing/2016/5/9/chartex" xmlns:cx4="http://schemas.microsoft.com/office/drawing/2016/5/10/chartex" xmlns:cx5="http://schemas.microsoft.com/office/drawing/2016/5/11/chartex" xmlns:cx6="http://schemas.microsoft.com/office/drawing/2016/5/12/chartex" xmlns:cx7="http://schemas.microsoft.com/office/drawing/2016/5/13/chartex" xmlns:cx8="http://schemas.microsoft.com/office/drawing/2016/5/14/chartex" xmlns:mc="http://schemas.openxmlformats.org/markup-compatibility/2006" xmlns:aink="http://schemas.microsoft.com/office/drawing/2016/ink" xmlns:am3d="http://schemas.microsoft.com/office/drawing/2017/model3d" xmlns:o="urn:schemas-microsoft-com:office:office" xmlns:r="http://schemas.openxmlformats.org/officeDocument/2006/relationships" xmlns:m="http://schemas.openxmlformats.org/officeDocument/2006/math" xmlns:v="urn:schemas-microsoft-com:vml" xmlns:wp14="http://schemas.microsoft.com/office/word/2010/wordprocessingDrawing" xmlns:wp="http://schemas.openxmlformats.org/drawingml/2006/wordprocessingDrawing" xmlns:w10="urn:schemas-microsoft-com:office:word" xmlns:w="http://schemas.openxmlformats.org/wordprocessingml/2006/main" xmlns:w14="http://schemas.microsoft.com/office/word/2010/wordml" xmlns:w15="http://schemas.microsoft.com/office/word/2012/wordml" xmlns:w16cex="http://schemas.microsoft.com/office/word/2018/wordml/cex" xmlns:w16cid="http://schemas.microsoft.com/office/word/2016/wordml/cid" xmlns:w16="http://schemas.microsoft.com/office/word/2018/wordml" xmlns:w16sdtdh="http://schemas.microsoft.com/office/word/2020/wordml/sdtdatahash" xmlns:w16se="http://schemas.microsoft.com/office/word/2015/wordml/symex" xmlns:wpg="http://schemas.microsoft.com/office/word/2010/wordprocessingGroup" xmlns:wpi="http://schemas.microsoft.com/office/word/2010/wordprocessingInk" xmlns:wne="http://schemas.microsoft.com/office/word/2006/wordml" xmlns:wps="http://schemas.microsoft.com/office/word/2010/wordprocessingShape" mc:Ignorable="w14 w15 w16se w16cid w16 w16cex w16sdtdh wp14">
+<w:footnotes xmlns:wpc="http://schemas.microsoft.com/office/word/2010/wordprocessingCanvas" xmlns:cx="http://schemas.microsoft.com/office/drawing/2014/chartex" xmlns:cx1="http://schemas.microsoft.com/office/drawing/2015/9/8/chartex" xmlns:cx2="http://schemas.microsoft.com/office/drawing/2015/10/21/chartex" xmlns:cx3="http://schemas.microsoft.com/office/drawing/2016/5/9/chartex" xmlns:cx4="http://schemas.microsoft.com/office/drawing/2016/5/10/chartex" xmlns:cx5="http://schemas.microsoft.com/office/drawing/2016/5/11/chartex" xmlns:cx6="http://schemas.microsoft.com/office/drawing/2016/5/12/chartex" xmlns:cx7="http://schemas.microsoft.com/office/drawing/2016/5/13/chartex" xmlns:cx8="http://schemas.microsoft.com/office/drawing/2016/5/14/chartex" xmlns:mc="http://schemas.openxmlformats.org/markup-compatibility/2006" xmlns:aink="http://schemas.microsoft.com/office/drawing/2016/ink" xmlns:am3d="http://schemas.microsoft.com/office/drawing/2017/model3d" xmlns:o="urn:schemas-microsoft-com:office:office" xmlns:oel="http://schemas.microsoft.com/office/2019/extlst" xmlns:r="http://schemas.openxmlformats.org/officeDocument/2006/relationships" xmlns:m="http://schemas.openxmlformats.org/officeDocument/2006/math" xmlns:v="urn:schemas-microsoft-com:vml" xmlns:wp14="http://schemas.microsoft.com/office/word/2010/wordprocessingDrawing" xmlns:wp="http://schemas.openxmlformats.org/drawingml/2006/wordprocessingDrawing" xmlns:w10="urn:schemas-microsoft-com:office:word" xmlns:w="http://schemas.openxmlformats.org/wordprocessingml/2006/main" xmlns:w14="http://schemas.microsoft.com/office/word/2010/wordml" xmlns:w15="http://schemas.microsoft.com/office/word/2012/wordml" xmlns:w16cex="http://schemas.microsoft.com/office/word/2018/wordml/cex" xmlns:w16cid="http://schemas.microsoft.com/office/word/2016/wordml/cid" xmlns:w16="http://schemas.microsoft.com/office/word/2018/wordml" xmlns:w16du="http://schemas.microsoft.com/office/word/2023/wordml/word16du" xmlns:w16sdtdh="http://schemas.microsoft.com/office/word/2020/wordml/sdtdatahash" xmlns:w16se="http://schemas.microsoft.com/office/word/2015/wordml/symex" xmlns:wpg="http://schemas.microsoft.com/office/word/2010/wordprocessingGroup" xmlns:wpi="http://schemas.microsoft.com/office/word/2010/wordprocessingInk" xmlns:wne="http://schemas.microsoft.com/office/word/2006/wordml" xmlns:wps="http://schemas.microsoft.com/office/word/2010/wordprocessingShape" mc:Ignorable="w14 w15 w16se w16cid w16 w16cex w16sdtdh wp14">
   <w:footnote w:type="separator" w:id="-1">
     <w:p>
       <w:r>
@@ -19316,7 +18058,7 @@
 </file>
 
 <file path=word/header1.xml><?xml version="1.0" encoding="utf-8"?>
-<w:hdr xmlns:wpc="http://schemas.microsoft.com/office/word/2010/wordprocessingCanvas" xmlns:cx="http://schemas.microsoft.com/office/drawing/2014/chartex" xmlns:cx1="http://schemas.microsoft.com/office/drawing/2015/9/8/chartex" xmlns:cx2="http://schemas.microsoft.com/office/drawing/2015/10/21/chartex" xmlns:cx3="http://schemas.microsoft.com/office/drawing/2016/5/9/chartex" xmlns:cx4="http://schemas.microsoft.com/office/drawing/2016/5/10/chartex" xmlns:cx5="http://schemas.microsoft.com/office/drawing/2016/5/11/chartex" xmlns:cx6="http://schemas.microsoft.com/office/drawing/2016/5/12/chartex" xmlns:cx7="http://schemas.microsoft.com/office/drawing/2016/5/13/chartex" xmlns:cx8="http://schemas.microsoft.com/office/drawing/2016/5/14/chartex" xmlns:mc="http://schemas.openxmlformats.org/markup-compatibility/2006" xmlns:aink="http://schemas.microsoft.com/office/drawing/2016/ink" xmlns:am3d="http://schemas.microsoft.com/office/drawing/2017/model3d" xmlns:o="urn:schemas-microsoft-com:office:office" xmlns:r="http://schemas.openxmlformats.org/officeDocument/2006/relationships" xmlns:m="http://schemas.openxmlformats.org/officeDocument/2006/math" xmlns:v="urn:schemas-microsoft-com:vml" xmlns:wp14="http://schemas.microsoft.com/office/word/2010/wordprocessingDrawing" xmlns:wp="http://schemas.openxmlformats.org/drawingml/2006/wordprocessingDrawing" xmlns:w10="urn:schemas-microsoft-com:office:word" xmlns:w="http://schemas.openxmlformats.org/wordprocessingml/2006/main" xmlns:w14="http://schemas.microsoft.com/office/word/2010/wordml" xmlns:w15="http://schemas.microsoft.com/office/word/2012/wordml" xmlns:w16cex="http://schemas.microsoft.com/office/word/2018/wordml/cex" xmlns:w16cid="http://schemas.microsoft.com/office/word/2016/wordml/cid" xmlns:w16="http://schemas.microsoft.com/office/word/2018/wordml" xmlns:w16sdtdh="http://schemas.microsoft.com/office/word/2020/wordml/sdtdatahash" xmlns:w16se="http://schemas.microsoft.com/office/word/2015/wordml/symex" xmlns:wpg="http://schemas.microsoft.com/office/word/2010/wordprocessingGroup" xmlns:wpi="http://schemas.microsoft.com/office/word/2010/wordprocessingInk" xmlns:wne="http://schemas.microsoft.com/office/word/2006/wordml" xmlns:wps="http://schemas.microsoft.com/office/word/2010/wordprocessingShape" mc:Ignorable="w14 w15 w16se w16cid w16 w16cex w16sdtdh wp14">
+<w:hdr xmlns:wpc="http://schemas.microsoft.com/office/word/2010/wordprocessingCanvas" xmlns:cx="http://schemas.microsoft.com/office/drawing/2014/chartex" xmlns:cx1="http://schemas.microsoft.com/office/drawing/2015/9/8/chartex" xmlns:cx2="http://schemas.microsoft.com/office/drawing/2015/10/21/chartex" xmlns:cx3="http://schemas.microsoft.com/office/drawing/2016/5/9/chartex" xmlns:cx4="http://schemas.microsoft.com/office/drawing/2016/5/10/chartex" xmlns:cx5="http://schemas.microsoft.com/office/drawing/2016/5/11/chartex" xmlns:cx6="http://schemas.microsoft.com/office/drawing/2016/5/12/chartex" xmlns:cx7="http://schemas.microsoft.com/office/drawing/2016/5/13/chartex" xmlns:cx8="http://schemas.microsoft.com/office/drawing/2016/5/14/chartex" xmlns:mc="http://schemas.openxmlformats.org/markup-compatibility/2006" xmlns:aink="http://schemas.microsoft.com/office/drawing/2016/ink" xmlns:am3d="http://schemas.microsoft.com/office/drawing/2017/model3d" xmlns:o="urn:schemas-microsoft-com:office:office" xmlns:oel="http://schemas.microsoft.com/office/2019/extlst" xmlns:r="http://schemas.openxmlformats.org/officeDocument/2006/relationships" xmlns:m="http://schemas.openxmlformats.org/officeDocument/2006/math" xmlns:v="urn:schemas-microsoft-com:vml" xmlns:wp14="http://schemas.microsoft.com/office/word/2010/wordprocessingDrawing" xmlns:wp="http://schemas.openxmlformats.org/drawingml/2006/wordprocessingDrawing" xmlns:w10="urn:schemas-microsoft-com:office:word" xmlns:w="http://schemas.openxmlformats.org/wordprocessingml/2006/main" xmlns:w14="http://schemas.microsoft.com/office/word/2010/wordml" xmlns:w15="http://schemas.microsoft.com/office/word/2012/wordml" xmlns:w16cex="http://schemas.microsoft.com/office/word/2018/wordml/cex" xmlns:w16cid="http://schemas.microsoft.com/office/word/2016/wordml/cid" xmlns:w16="http://schemas.microsoft.com/office/word/2018/wordml" xmlns:w16du="http://schemas.microsoft.com/office/word/2023/wordml/word16du" xmlns:w16sdtdh="http://schemas.microsoft.com/office/word/2020/wordml/sdtdatahash" xmlns:w16se="http://schemas.microsoft.com/office/word/2015/wordml/symex" xmlns:wpg="http://schemas.microsoft.com/office/word/2010/wordprocessingGroup" xmlns:wpi="http://schemas.microsoft.com/office/word/2010/wordprocessingInk" xmlns:wne="http://schemas.microsoft.com/office/word/2006/wordml" xmlns:wps="http://schemas.microsoft.com/office/word/2010/wordprocessingShape" mc:Ignorable="w14 w15 w16se w16cid w16 w16cex w16sdtdh wp14">
   <w:p>
     <w:pPr>
       <w:pStyle w:val="Header"/>
@@ -19345,7 +18087,7 @@
           <v:path o:extrusionok="f" gradientshapeok="t" o:connecttype="rect"/>
           <o:lock v:ext="edit" aspectratio="t"/>
         </v:shapetype>
-        <v:shape id="WordPictureWatermark11198032" o:spid="_x0000_s2049" type="#_x0000_t75" style="position:absolute;margin-left:0;margin-top:0;width:10in;height:540pt;z-index:-251658236;mso-position-horizontal:center;mso-position-horizontal-relative:margin;mso-position-vertical:center;mso-position-vertical-relative:margin" o:allowincell="f">
+        <v:shape id="WordPictureWatermark11198032" o:spid="_x0000_s1025" type="#_x0000_t75" style="position:absolute;margin-left:0;margin-top:0;width:10in;height:540pt;z-index:-251658236;mso-position-horizontal:center;mso-position-horizontal-relative:margin;mso-position-vertical:center;mso-position-vertical-relative:margin" o:allowincell="f">
           <v:imagedata r:id="rId1" o:title="" gain="19661f" blacklevel="22938f"/>
           <w10:wrap anchorx="margin" anchory="margin"/>
         </v:shape>
@@ -19356,34 +18098,44 @@
 </file>
 
 <file path=word/header2.xml><?xml version="1.0" encoding="utf-8"?>
-<w:hdr xmlns:wpc="http://schemas.microsoft.com/office/word/2010/wordprocessingCanvas" xmlns:cx="http://schemas.microsoft.com/office/drawing/2014/chartex" xmlns:cx1="http://schemas.microsoft.com/office/drawing/2015/9/8/chartex" xmlns:cx2="http://schemas.microsoft.com/office/drawing/2015/10/21/chartex" xmlns:cx3="http://schemas.microsoft.com/office/drawing/2016/5/9/chartex" xmlns:cx4="http://schemas.microsoft.com/office/drawing/2016/5/10/chartex" xmlns:cx5="http://schemas.microsoft.com/office/drawing/2016/5/11/chartex" xmlns:cx6="http://schemas.microsoft.com/office/drawing/2016/5/12/chartex" xmlns:cx7="http://schemas.microsoft.com/office/drawing/2016/5/13/chartex" xmlns:cx8="http://schemas.microsoft.com/office/drawing/2016/5/14/chartex" xmlns:mc="http://schemas.openxmlformats.org/markup-compatibility/2006" xmlns:aink="http://schemas.microsoft.com/office/drawing/2016/ink" xmlns:am3d="http://schemas.microsoft.com/office/drawing/2017/model3d" xmlns:o="urn:schemas-microsoft-com:office:office" xmlns:r="http://schemas.openxmlformats.org/officeDocument/2006/relationships" xmlns:m="http://schemas.openxmlformats.org/officeDocument/2006/math" xmlns:v="urn:schemas-microsoft-com:vml" xmlns:wp14="http://schemas.microsoft.com/office/word/2010/wordprocessingDrawing" xmlns:wp="http://schemas.openxmlformats.org/drawingml/2006/wordprocessingDrawing" xmlns:w10="urn:schemas-microsoft-com:office:word" xmlns:w="http://schemas.openxmlformats.org/wordprocessingml/2006/main" xmlns:w14="http://schemas.microsoft.com/office/word/2010/wordml" xmlns:w15="http://schemas.microsoft.com/office/word/2012/wordml" xmlns:w16cex="http://schemas.microsoft.com/office/word/2018/wordml/cex" xmlns:w16cid="http://schemas.microsoft.com/office/word/2016/wordml/cid" xmlns:w16="http://schemas.microsoft.com/office/word/2018/wordml" xmlns:w16sdtdh="http://schemas.microsoft.com/office/word/2020/wordml/sdtdatahash" xmlns:w16se="http://schemas.microsoft.com/office/word/2015/wordml/symex" xmlns:wpg="http://schemas.microsoft.com/office/word/2010/wordprocessingGroup" xmlns:wpi="http://schemas.microsoft.com/office/word/2010/wordprocessingInk" xmlns:wne="http://schemas.microsoft.com/office/word/2006/wordml" xmlns:wps="http://schemas.microsoft.com/office/word/2010/wordprocessingShape" mc:Ignorable="w14 w15 w16se w16cid w16 w16cex w16sdtdh wp14">
+<w:hdr xmlns:wpc="http://schemas.microsoft.com/office/word/2010/wordprocessingCanvas" xmlns:cx="http://schemas.microsoft.com/office/drawing/2014/chartex" xmlns:cx1="http://schemas.microsoft.com/office/drawing/2015/9/8/chartex" xmlns:cx2="http://schemas.microsoft.com/office/drawing/2015/10/21/chartex" xmlns:cx3="http://schemas.microsoft.com/office/drawing/2016/5/9/chartex" xmlns:cx4="http://schemas.microsoft.com/office/drawing/2016/5/10/chartex" xmlns:cx5="http://schemas.microsoft.com/office/drawing/2016/5/11/chartex" xmlns:cx6="http://schemas.microsoft.com/office/drawing/2016/5/12/chartex" xmlns:cx7="http://schemas.microsoft.com/office/drawing/2016/5/13/chartex" xmlns:cx8="http://schemas.microsoft.com/office/drawing/2016/5/14/chartex" xmlns:mc="http://schemas.openxmlformats.org/markup-compatibility/2006" xmlns:aink="http://schemas.microsoft.com/office/drawing/2016/ink" xmlns:am3d="http://schemas.microsoft.com/office/drawing/2017/model3d" xmlns:o="urn:schemas-microsoft-com:office:office" xmlns:oel="http://schemas.microsoft.com/office/2019/extlst" xmlns:r="http://schemas.openxmlformats.org/officeDocument/2006/relationships" xmlns:m="http://schemas.openxmlformats.org/officeDocument/2006/math" xmlns:v="urn:schemas-microsoft-com:vml" xmlns:wp14="http://schemas.microsoft.com/office/word/2010/wordprocessingDrawing" xmlns:wp="http://schemas.openxmlformats.org/drawingml/2006/wordprocessingDrawing" xmlns:w10="urn:schemas-microsoft-com:office:word" xmlns:w="http://schemas.openxmlformats.org/wordprocessingml/2006/main" xmlns:w14="http://schemas.microsoft.com/office/word/2010/wordml" xmlns:w15="http://schemas.microsoft.com/office/word/2012/wordml" xmlns:w16cex="http://schemas.microsoft.com/office/word/2018/wordml/cex" xmlns:w16cid="http://schemas.microsoft.com/office/word/2016/wordml/cid" xmlns:w16="http://schemas.microsoft.com/office/word/2018/wordml" xmlns:w16du="http://schemas.microsoft.com/office/word/2023/wordml/word16du" xmlns:w16sdtdh="http://schemas.microsoft.com/office/word/2020/wordml/sdtdatahash" xmlns:w16se="http://schemas.microsoft.com/office/word/2015/wordml/symex" xmlns:wpg="http://schemas.microsoft.com/office/word/2010/wordprocessingGroup" xmlns:wpi="http://schemas.microsoft.com/office/word/2010/wordprocessingInk" xmlns:wne="http://schemas.microsoft.com/office/word/2006/wordml" xmlns:wps="http://schemas.microsoft.com/office/word/2010/wordprocessingShape" mc:Ignorable="w14 w15 w16se w16cid w16 w16cex w16sdtdh wp14">
   <w:p>
     <w:pPr>
-      <w:suppressAutoHyphens/>
-      <w:ind w:left="-90"/>
+      <w:pStyle w:val="Header"/>
+      <w:spacing w:line="276" w:lineRule="auto"/>
+      <w:ind w:left="360"/>
       <w:rPr>
-        <w:rFonts w:ascii="Arial" w:hAnsi="Arial" w:cs="Arial"/>
-        <w:sz w:val="14"/>
-        <w:szCs w:val="14"/>
+        <w:rFonts w:asciiTheme="minorHAnsi" w:hAnsiTheme="minorHAnsi" w:cstheme="minorHAnsi"/>
+        <w:sz w:val="28"/>
+        <w:szCs w:val="28"/>
       </w:rPr>
     </w:pPr>
     <w:r>
       <w:rPr>
+        <w:rFonts w:asciiTheme="minorHAnsi" w:hAnsiTheme="minorHAnsi" w:cstheme="minorHAnsi"/>
         <w:noProof/>
+        <w:sz w:val="28"/>
+        <w:szCs w:val="28"/>
       </w:rPr>
       <w:drawing>
-        <wp:anchor distT="0" distB="0" distL="114300" distR="114300" simplePos="0" relativeHeight="251658249" behindDoc="0" locked="0" layoutInCell="1" allowOverlap="1" wp14:anchorId="4A3A5F0F" wp14:editId="1C447A2E">
+        <wp:anchor distT="0" distB="0" distL="114300" distR="114300" simplePos="0" relativeHeight="251660296" behindDoc="0" locked="0" layoutInCell="1" allowOverlap="1" wp14:anchorId="5D695E2A" wp14:editId="2E4E475A">
           <wp:simplePos x="0" y="0"/>
-          <wp:positionH relativeFrom="margin">
-            <wp:posOffset>6632575</wp:posOffset>
+          <wp:positionH relativeFrom="column">
+            <wp:posOffset>17145</wp:posOffset>
           </wp:positionH>
-          <wp:positionV relativeFrom="margin">
-            <wp:posOffset>-1209675</wp:posOffset>
+          <wp:positionV relativeFrom="paragraph">
+            <wp:posOffset>343535</wp:posOffset>
           </wp:positionV>
-          <wp:extent cx="312420" cy="274320"/>
+          <wp:extent cx="2532380" cy="566420"/>
           <wp:effectExtent l="0" t="0" r="0" b="0"/>
-          <wp:wrapSquare wrapText="bothSides"/>
-          <wp:docPr id="1" name="Picture 12"/>
+          <wp:wrapNone/>
+          <wp:docPr id="4" name="Picture 4">
+            <a:extLst xmlns:a="http://schemas.openxmlformats.org/drawingml/2006/main">
+              <a:ext uri="{C183D7F6-B498-43B3-948B-1728B52AA6E4}">
+                <adec:decorative xmlns:adec="http://schemas.microsoft.com/office/drawing/2017/decorative" val="1"/>
+              </a:ext>
+            </a:extLst>
+          </wp:docPr>
           <wp:cNvGraphicFramePr>
             <a:graphicFrameLocks xmlns:a="http://schemas.openxmlformats.org/drawingml/2006/main" noChangeAspect="1"/>
           </wp:cNvGraphicFramePr>
@@ -19391,10 +18143,14 @@
             <a:graphicData uri="http://schemas.openxmlformats.org/drawingml/2006/picture">
               <pic:pic xmlns:pic="http://schemas.openxmlformats.org/drawingml/2006/picture">
                 <pic:nvPicPr>
-                  <pic:cNvPr id="0" name="Picture 12" descr="CEC_Seal-75x72"/>
-                  <pic:cNvPicPr>
-                    <a:picLocks noChangeAspect="1" noChangeArrowheads="1"/>
-                  </pic:cNvPicPr>
+                  <pic:cNvPr id="4" name="Picture 4">
+                    <a:extLst>
+                      <a:ext uri="{C183D7F6-B498-43B3-948B-1728B52AA6E4}">
+                        <adec:decorative xmlns:adec="http://schemas.microsoft.com/office/drawing/2017/decorative" val="1"/>
+                      </a:ext>
+                    </a:extLst>
+                  </pic:cNvPr>
+                  <pic:cNvPicPr/>
                 </pic:nvPicPr>
                 <pic:blipFill>
                   <a:blip r:embed="rId1">
@@ -19408,20 +18164,22 @@
                     <a:fillRect/>
                   </a:stretch>
                 </pic:blipFill>
-                <pic:spPr bwMode="auto">
+                <pic:spPr>
                   <a:xfrm>
                     <a:off x="0" y="0"/>
-                    <a:ext cx="312420" cy="274320"/>
+                    <a:ext cx="2532380" cy="566420"/>
                   </a:xfrm>
                   <a:prstGeom prst="rect">
                     <a:avLst/>
                   </a:prstGeom>
-                  <a:noFill/>
                 </pic:spPr>
               </pic:pic>
             </a:graphicData>
           </a:graphic>
-          <wp14:sizeRelV relativeFrom="margin">
+          <wp14:sizeRelH relativeFrom="page">
+            <wp14:pctWidth>0</wp14:pctWidth>
+          </wp14:sizeRelH>
+          <wp14:sizeRelV relativeFrom="page">
             <wp14:pctHeight>0</wp14:pctHeight>
           </wp14:sizeRelV>
         </wp:anchor>
@@ -19429,771 +18187,155 @@
     </w:r>
     <w:r>
       <w:rPr>
-        <w:rFonts w:ascii="Arial" w:hAnsi="Arial" w:cs="Arial"/>
-        <w:sz w:val="14"/>
-        <w:szCs w:val="14"/>
+        <w:rFonts w:asciiTheme="minorHAnsi" w:hAnsiTheme="minorHAnsi" w:cstheme="minorHAnsi"/>
+        <w:b/>
+        <w:sz w:val="28"/>
+        <w:szCs w:val="28"/>
       </w:rPr>
-      <w:t xml:space="preserve">STATE OF </w:t>
+      <w:t>BUILDING AIR LEAKAGE DIAGNOSTIC TEST WORKSHEET – BUILDING ENCLOSURES AND DWELLING UNIT ENCLOSURES</w:t>
     </w:r>
-    <w:smartTag w:uri="urn:schemas-microsoft-com:office:smarttags" w:element="place">
-      <w:smartTag w:uri="urn:schemas-microsoft-com:office:smarttags" w:element="State">
-        <w:r>
-          <w:rPr>
-            <w:rFonts w:ascii="Arial" w:hAnsi="Arial" w:cs="Arial"/>
-            <w:sz w:val="14"/>
-            <w:szCs w:val="14"/>
-          </w:rPr>
-          <w:t>CALIFORNIA</w:t>
-        </w:r>
-      </w:smartTag>
-    </w:smartTag>
   </w:p>
   <w:p>
     <w:pPr>
-      <w:suppressAutoHyphens/>
-      <w:ind w:left="-90"/>
+      <w:pStyle w:val="Header"/>
       <w:rPr>
-        <w:rFonts w:ascii="Arial" w:hAnsi="Arial" w:cs="Arial"/>
-        <w:b/>
+        <w:rFonts w:asciiTheme="minorHAnsi" w:hAnsiTheme="minorHAnsi" w:cstheme="minorHAnsi"/>
         <w:sz w:val="24"/>
         <w:szCs w:val="24"/>
       </w:rPr>
     </w:pPr>
     <w:r>
       <w:rPr>
-        <w:rFonts w:ascii="Arial" w:hAnsi="Arial" w:cs="Arial"/>
-        <w:b/>
+        <w:rFonts w:asciiTheme="minorHAnsi" w:hAnsiTheme="minorHAnsi" w:cstheme="minorHAnsi"/>
         <w:sz w:val="24"/>
         <w:szCs w:val="24"/>
       </w:rPr>
-      <w:t>BUILDING AIR LEAKAGE DIAGNOSTIC TEST WORKSHEET – BUILDING ENCLOSURES AND DWELLING UNIT ENCLOSURES</w:t>
+      <w:ptab w:relativeTo="margin" w:alignment="center" w:leader="none"/>
+    </w:r>
+    <w:r>
+      <w:rPr>
+        <w:rFonts w:asciiTheme="minorHAnsi" w:hAnsiTheme="minorHAnsi" w:cstheme="minorHAnsi"/>
+        <w:sz w:val="24"/>
+        <w:szCs w:val="24"/>
+      </w:rPr>
+      <w:ptab w:relativeTo="margin" w:alignment="right" w:leader="none"/>
+    </w:r>
+    <w:r>
+      <w:rPr>
+        <w:rFonts w:asciiTheme="minorHAnsi" w:hAnsiTheme="minorHAnsi" w:cstheme="minorHAnsi"/>
+        <w:sz w:val="24"/>
+        <w:szCs w:val="24"/>
+      </w:rPr>
+      <w:t>CEC-</w:t>
+    </w:r>
+    <w:r>
+      <w:rPr>
+        <w:rFonts w:asciiTheme="minorHAnsi" w:hAnsiTheme="minorHAnsi" w:cstheme="minorHAnsi"/>
+        <w:sz w:val="24"/>
+        <w:szCs w:val="24"/>
+      </w:rPr>
+      <w:t>LMCI</w:t>
+    </w:r>
+    <w:r>
+      <w:rPr>
+        <w:rFonts w:asciiTheme="minorHAnsi" w:hAnsiTheme="minorHAnsi" w:cstheme="minorHAnsi"/>
+        <w:sz w:val="24"/>
+        <w:szCs w:val="24"/>
+      </w:rPr>
+      <w:t>-</w:t>
+    </w:r>
+    <w:r>
+      <w:rPr>
+        <w:rFonts w:asciiTheme="minorHAnsi" w:hAnsiTheme="minorHAnsi" w:cstheme="minorHAnsi"/>
+        <w:sz w:val="24"/>
+        <w:szCs w:val="24"/>
+      </w:rPr>
+      <w:t>MCH</w:t>
+    </w:r>
+    <w:r>
+      <w:rPr>
+        <w:rFonts w:asciiTheme="minorHAnsi" w:hAnsiTheme="minorHAnsi" w:cstheme="minorHAnsi"/>
+        <w:sz w:val="24"/>
+        <w:szCs w:val="24"/>
+      </w:rPr>
+      <w:t>-</w:t>
+    </w:r>
+    <w:r>
+      <w:rPr>
+        <w:rFonts w:asciiTheme="minorHAnsi" w:hAnsiTheme="minorHAnsi" w:cstheme="minorHAnsi"/>
+        <w:sz w:val="24"/>
+        <w:szCs w:val="24"/>
+      </w:rPr>
+      <w:t>24</w:t>
+    </w:r>
+    <w:r>
+      <w:rPr>
+        <w:rFonts w:asciiTheme="minorHAnsi" w:hAnsiTheme="minorHAnsi" w:cstheme="minorHAnsi"/>
+        <w:sz w:val="24"/>
+        <w:szCs w:val="24"/>
+      </w:rPr>
+      <w:t>-</w:t>
+    </w:r>
+    <w:r>
+      <w:rPr>
+        <w:rFonts w:asciiTheme="minorHAnsi" w:hAnsiTheme="minorHAnsi" w:cstheme="minorHAnsi"/>
+        <w:sz w:val="24"/>
+        <w:szCs w:val="24"/>
+      </w:rPr>
+      <w:t>H</w:t>
     </w:r>
   </w:p>
   <w:p>
     <w:pPr>
-      <w:suppressAutoHyphens/>
-      <w:ind w:left="-90"/>
+      <w:pStyle w:val="Header"/>
+      <w:spacing w:line="276" w:lineRule="auto"/>
       <w:rPr>
-        <w:rFonts w:ascii="Arial" w:hAnsi="Arial" w:cs="Arial"/>
-        <w:sz w:val="14"/>
-        <w:szCs w:val="14"/>
+        <w:rFonts w:asciiTheme="minorHAnsi" w:hAnsiTheme="minorHAnsi" w:cstheme="minorHAnsi"/>
+        <w:sz w:val="24"/>
+        <w:szCs w:val="24"/>
+      </w:rPr>
+    </w:pPr>
+  </w:p>
+  <w:p>
+    <w:pPr>
+      <w:spacing w:line="276" w:lineRule="auto"/>
+      <w:ind w:left="360"/>
+      <w:rPr>
+        <w:rFonts w:asciiTheme="minorHAnsi" w:hAnsiTheme="minorHAnsi" w:cstheme="minorHAnsi"/>
+        <w:b/>
+        <w:bCs/>
+        <w:i/>
+        <w:iCs/>
+        <w:sz w:val="28"/>
+        <w:szCs w:val="28"/>
       </w:rPr>
     </w:pPr>
     <w:r>
       <w:rPr>
-        <w:rFonts w:ascii="Arial" w:hAnsi="Arial" w:cs="Arial"/>
-        <w:sz w:val="14"/>
-        <w:szCs w:val="14"/>
+        <w:rFonts w:asciiTheme="minorHAnsi" w:hAnsiTheme="minorHAnsi" w:cstheme="minorHAnsi"/>
+        <w:sz w:val="28"/>
+        <w:szCs w:val="28"/>
       </w:rPr>
-      <w:t>CEC-</w:t>
-    </w:r>
-    <w:del w:id="8" w:author="Alhabibi, Haider@Energy" w:date="2022-02-22T15:26:00Z">
-      <w:r>
-        <w:rPr>
-          <w:rFonts w:ascii="Arial" w:hAnsi="Arial" w:cs="Arial"/>
-          <w:sz w:val="14"/>
-          <w:szCs w:val="14"/>
-        </w:rPr>
-        <w:delText>CF2R</w:delText>
-      </w:r>
-    </w:del>
-    <w:ins w:id="9" w:author="Alhabibi, Haider@Energy" w:date="2022-02-22T15:26:00Z">
-      <w:r>
-        <w:rPr>
-          <w:rFonts w:ascii="Arial" w:hAnsi="Arial" w:cs="Arial"/>
-          <w:sz w:val="14"/>
-          <w:szCs w:val="14"/>
-        </w:rPr>
-        <w:t>LMCI</w:t>
-      </w:r>
-    </w:ins>
-    <w:r>
-      <w:rPr>
-        <w:rFonts w:ascii="Arial" w:hAnsi="Arial" w:cs="Arial"/>
-        <w:sz w:val="14"/>
-        <w:szCs w:val="14"/>
-      </w:rPr>
-      <w:t>-MCH-24-H</w:t>
+      <w:ptab w:relativeTo="margin" w:alignment="center" w:leader="none"/>
     </w:r>
     <w:r>
       <w:rPr>
-        <w:rFonts w:ascii="Arial" w:hAnsi="Arial" w:cs="Arial"/>
-        <w:sz w:val="14"/>
-        <w:szCs w:val="14"/>
+        <w:rFonts w:asciiTheme="minorHAnsi" w:hAnsiTheme="minorHAnsi" w:cstheme="minorHAnsi"/>
+        <w:b/>
+        <w:bCs/>
+        <w:i/>
+        <w:iCs/>
+        <w:sz w:val="28"/>
+        <w:szCs w:val="28"/>
       </w:rPr>
-      <w:t xml:space="preserve"> (Revised </w:t>
-    </w:r>
-    <w:r>
-      <w:rPr>
-        <w:rFonts w:ascii="Arial" w:hAnsi="Arial" w:cs="Arial"/>
-        <w:sz w:val="14"/>
-        <w:szCs w:val="14"/>
-      </w:rPr>
-      <w:t>01/</w:t>
-    </w:r>
-    <w:ins w:id="10" w:author="Alhabibi, Haider@Energy" w:date="2021-08-24T14:12:00Z">
-      <w:r>
-        <w:rPr>
-          <w:rFonts w:ascii="Arial" w:hAnsi="Arial" w:cs="Arial"/>
-          <w:sz w:val="14"/>
-          <w:szCs w:val="14"/>
-        </w:rPr>
-        <w:t>22</w:t>
-      </w:r>
-    </w:ins>
-    <w:del w:id="11" w:author="Alhabibi, Haider@Energy" w:date="2021-08-24T14:12:00Z">
-      <w:r>
-        <w:rPr>
-          <w:rFonts w:ascii="Arial" w:hAnsi="Arial" w:cs="Arial"/>
-          <w:sz w:val="14"/>
-          <w:szCs w:val="14"/>
-        </w:rPr>
-        <w:delText>2</w:delText>
-      </w:r>
-    </w:del>
-    <w:del w:id="12" w:author="Alhabibi, Haider@Energy" w:date="2021-08-24T14:13:00Z">
-      <w:r>
-        <w:rPr>
-          <w:rFonts w:ascii="Arial" w:hAnsi="Arial" w:cs="Arial"/>
-          <w:sz w:val="14"/>
-          <w:szCs w:val="14"/>
-        </w:rPr>
-        <w:delText>0</w:delText>
-      </w:r>
-    </w:del>
-    <w:r>
-      <w:rPr>
-        <w:rFonts w:ascii="Arial" w:hAnsi="Arial" w:cs="Arial"/>
-        <w:sz w:val="14"/>
-        <w:szCs w:val="14"/>
-      </w:rPr>
-      <w:t xml:space="preserve">)                                                                                                                                   </w:t>
-    </w:r>
-    <w:r>
-      <w:rPr>
-        <w:rFonts w:ascii="Arial" w:hAnsi="Arial" w:cs="Arial"/>
-        <w:sz w:val="14"/>
-        <w:szCs w:val="14"/>
-      </w:rPr>
-      <w:t xml:space="preserve">         </w:t>
-    </w:r>
-    <w:r>
-      <w:rPr>
-        <w:rFonts w:ascii="Arial" w:hAnsi="Arial" w:cs="Arial"/>
-        <w:sz w:val="14"/>
-        <w:szCs w:val="14"/>
-      </w:rPr>
-      <w:t>CALIFORNIA ENERGY COMMISSION</w:t>
-    </w:r>
-  </w:p>
-  <w:tbl>
-    <w:tblPr>
-      <w:tblW w:w="5002" w:type="pct"/>
-      <w:tblBorders>
-        <w:top w:val="single" w:sz="4" w:space="0" w:color="auto"/>
-        <w:left w:val="single" w:sz="4" w:space="0" w:color="auto"/>
-        <w:bottom w:val="single" w:sz="4" w:space="0" w:color="auto"/>
-        <w:right w:val="single" w:sz="4" w:space="0" w:color="auto"/>
-        <w:insideH w:val="single" w:sz="4" w:space="0" w:color="auto"/>
-        <w:insideV w:val="single" w:sz="4" w:space="0" w:color="auto"/>
-      </w:tblBorders>
-      <w:tblCellMar>
-        <w:left w:w="115" w:type="dxa"/>
-        <w:right w:w="115" w:type="dxa"/>
-      </w:tblCellMar>
-      <w:tblLook w:val="0000" w:firstRow="0" w:lastRow="0" w:firstColumn="0" w:lastColumn="0" w:noHBand="0" w:noVBand="0"/>
-    </w:tblPr>
-    <w:tblGrid>
-      <w:gridCol w:w="4495"/>
-      <w:gridCol w:w="3059"/>
-      <w:gridCol w:w="820"/>
-      <w:gridCol w:w="728"/>
-      <w:gridCol w:w="1692"/>
-    </w:tblGrid>
-    <w:tr>
-      <w:trPr>
-        <w:cantSplit/>
-        <w:trHeight w:val="288"/>
-      </w:trPr>
-      <w:tc>
-        <w:tcPr>
-          <w:tcW w:w="4216" w:type="pct"/>
-          <w:gridSpan w:val="4"/>
-          <w:tcBorders>
-            <w:right w:val="nil"/>
-          </w:tcBorders>
-          <w:vAlign w:val="center"/>
-        </w:tcPr>
-        <w:p>
-          <w:pPr>
-            <w:pStyle w:val="Heading1"/>
-            <w:rPr>
-              <w:rFonts w:ascii="Calibri" w:hAnsi="Calibri"/>
-              <w:b w:val="0"/>
-              <w:bCs/>
-              <w:sz w:val="20"/>
-            </w:rPr>
-          </w:pPr>
-          <w:r>
-            <w:rPr>
-              <w:rFonts w:ascii="Calibri" w:hAnsi="Calibri"/>
-              <w:b w:val="0"/>
-              <w:bCs/>
-              <w:sz w:val="20"/>
-            </w:rPr>
-            <w:t>CERTIFICATE OF INSTALLATION</w:t>
-          </w:r>
-        </w:p>
-      </w:tc>
-      <w:tc>
-        <w:tcPr>
-          <w:tcW w:w="784" w:type="pct"/>
-          <w:tcBorders>
-            <w:left w:val="nil"/>
-          </w:tcBorders>
-          <w:tcMar>
-            <w:left w:w="115" w:type="dxa"/>
-            <w:right w:w="115" w:type="dxa"/>
-          </w:tcMar>
-          <w:vAlign w:val="center"/>
-        </w:tcPr>
-        <w:p>
-          <w:pPr>
-            <w:pStyle w:val="Heading1"/>
-            <w:jc w:val="right"/>
-            <w:rPr>
-              <w:rFonts w:ascii="Calibri" w:hAnsi="Calibri"/>
-              <w:b w:val="0"/>
-              <w:bCs/>
-              <w:sz w:val="20"/>
-            </w:rPr>
-          </w:pPr>
-          <w:del w:id="13" w:author="Alhabibi, Haider@Energy" w:date="2022-02-22T15:26:00Z">
-            <w:r>
-              <w:rPr>
-                <w:rFonts w:ascii="Calibri" w:hAnsi="Calibri"/>
-                <w:b w:val="0"/>
-                <w:bCs/>
-                <w:sz w:val="20"/>
-              </w:rPr>
-              <w:delText>CF</w:delText>
-            </w:r>
-            <w:r>
-              <w:rPr>
-                <w:rFonts w:ascii="Calibri" w:hAnsi="Calibri"/>
-                <w:b w:val="0"/>
-                <w:bCs/>
-                <w:sz w:val="20"/>
-              </w:rPr>
-              <w:delText>2</w:delText>
-            </w:r>
-            <w:r>
-              <w:rPr>
-                <w:rFonts w:ascii="Calibri" w:hAnsi="Calibri"/>
-                <w:b w:val="0"/>
-                <w:bCs/>
-                <w:sz w:val="20"/>
-              </w:rPr>
-              <w:delText>R</w:delText>
-            </w:r>
-          </w:del>
-          <w:ins w:id="14" w:author="Alhabibi, Haider@Energy" w:date="2022-02-22T15:26:00Z">
-            <w:r>
-              <w:rPr>
-                <w:rFonts w:ascii="Calibri" w:hAnsi="Calibri"/>
-                <w:b w:val="0"/>
-                <w:bCs/>
-                <w:sz w:val="20"/>
-              </w:rPr>
-              <w:t>LMCI</w:t>
-            </w:r>
-          </w:ins>
-          <w:r>
-            <w:rPr>
-              <w:rFonts w:ascii="Calibri" w:hAnsi="Calibri"/>
-              <w:b w:val="0"/>
-              <w:bCs/>
-              <w:sz w:val="20"/>
-            </w:rPr>
-            <w:t>-</w:t>
-          </w:r>
-          <w:r>
-            <w:rPr>
-              <w:rFonts w:ascii="Calibri" w:hAnsi="Calibri"/>
-              <w:b w:val="0"/>
-              <w:bCs/>
-              <w:sz w:val="20"/>
-            </w:rPr>
-            <w:t>MCH</w:t>
-          </w:r>
-          <w:r>
-            <w:rPr>
-              <w:rFonts w:ascii="Calibri" w:hAnsi="Calibri"/>
-              <w:b w:val="0"/>
-              <w:bCs/>
-              <w:sz w:val="20"/>
-            </w:rPr>
-            <w:t>-2</w:t>
-          </w:r>
-          <w:r>
-            <w:rPr>
-              <w:rFonts w:ascii="Calibri" w:hAnsi="Calibri"/>
-              <w:b w:val="0"/>
-              <w:bCs/>
-              <w:sz w:val="20"/>
-            </w:rPr>
-            <w:t>4</w:t>
-          </w:r>
-          <w:r>
-            <w:rPr>
-              <w:rFonts w:ascii="Calibri" w:hAnsi="Calibri"/>
-              <w:b w:val="0"/>
-              <w:bCs/>
-              <w:sz w:val="20"/>
-            </w:rPr>
-            <w:t>-H</w:t>
-          </w:r>
-        </w:p>
-      </w:tc>
-    </w:tr>
-    <w:tr>
-      <w:trPr>
-        <w:cantSplit/>
-        <w:trHeight w:val="288"/>
-      </w:trPr>
-      <w:tc>
-        <w:tcPr>
-          <w:tcW w:w="3879" w:type="pct"/>
-          <w:gridSpan w:val="3"/>
-          <w:tcBorders>
-            <w:right w:val="nil"/>
-          </w:tcBorders>
-        </w:tcPr>
-        <w:p>
-          <w:pPr>
-            <w:tabs>
-              <w:tab w:val="right" w:pos="10543"/>
-            </w:tabs>
-            <w:rPr>
-              <w:rFonts w:ascii="Calibri" w:hAnsi="Calibri"/>
-              <w:sz w:val="12"/>
-              <w:szCs w:val="12"/>
-            </w:rPr>
-          </w:pPr>
-          <w:r>
-            <w:rPr>
-              <w:rFonts w:ascii="Calibri" w:hAnsi="Calibri"/>
-              <w:bCs/>
-            </w:rPr>
-            <w:t>B</w:t>
-          </w:r>
-          <w:r>
-            <w:rPr>
-              <w:rFonts w:ascii="Calibri" w:hAnsi="Calibri"/>
-              <w:bCs/>
-            </w:rPr>
-            <w:t>uilding Air</w:t>
-          </w:r>
-          <w:r>
-            <w:rPr>
-              <w:rFonts w:ascii="Calibri" w:hAnsi="Calibri"/>
-              <w:bCs/>
-            </w:rPr>
-            <w:t xml:space="preserve"> L</w:t>
-          </w:r>
-          <w:r>
-            <w:rPr>
-              <w:rFonts w:ascii="Calibri" w:hAnsi="Calibri"/>
-              <w:bCs/>
-            </w:rPr>
-            <w:t>eakage Diagnostic</w:t>
-          </w:r>
-          <w:r>
-            <w:rPr>
-              <w:rFonts w:ascii="Calibri" w:hAnsi="Calibri"/>
-              <w:bCs/>
-            </w:rPr>
-            <w:t xml:space="preserve"> T</w:t>
-          </w:r>
-          <w:r>
-            <w:rPr>
-              <w:rFonts w:ascii="Calibri" w:hAnsi="Calibri"/>
-              <w:bCs/>
-            </w:rPr>
-            <w:t>est Worksheet</w:t>
-          </w:r>
-          <w:r>
-            <w:rPr>
-              <w:rFonts w:ascii="Calibri" w:hAnsi="Calibri"/>
-              <w:bCs/>
-            </w:rPr>
-            <w:t xml:space="preserve"> – B</w:t>
-          </w:r>
-          <w:r>
-            <w:rPr>
-              <w:rFonts w:ascii="Calibri" w:hAnsi="Calibri"/>
-              <w:bCs/>
-            </w:rPr>
-            <w:t>uilding</w:t>
-          </w:r>
-          <w:r>
-            <w:rPr>
-              <w:rFonts w:ascii="Calibri" w:hAnsi="Calibri"/>
-              <w:bCs/>
-            </w:rPr>
-            <w:t xml:space="preserve"> E</w:t>
-          </w:r>
-          <w:r>
-            <w:rPr>
-              <w:rFonts w:ascii="Calibri" w:hAnsi="Calibri"/>
-              <w:bCs/>
-            </w:rPr>
-            <w:t>nclosures and</w:t>
-          </w:r>
-          <w:r>
-            <w:rPr>
-              <w:rFonts w:ascii="Calibri" w:hAnsi="Calibri"/>
-              <w:bCs/>
-            </w:rPr>
-            <w:t xml:space="preserve"> D</w:t>
-          </w:r>
-          <w:r>
-            <w:rPr>
-              <w:rFonts w:ascii="Calibri" w:hAnsi="Calibri"/>
-              <w:bCs/>
-            </w:rPr>
-            <w:t>welling Unit Enclosures</w:t>
-          </w:r>
-        </w:p>
-      </w:tc>
-      <w:tc>
-        <w:tcPr>
-          <w:tcW w:w="1121" w:type="pct"/>
-          <w:gridSpan w:val="2"/>
-          <w:tcBorders>
-            <w:left w:val="nil"/>
-          </w:tcBorders>
-        </w:tcPr>
-        <w:p>
-          <w:pPr>
-            <w:tabs>
-              <w:tab w:val="right" w:pos="10543"/>
-            </w:tabs>
-            <w:jc w:val="right"/>
-            <w:rPr>
-              <w:rFonts w:ascii="Calibri" w:hAnsi="Calibri"/>
-              <w:sz w:val="12"/>
-              <w:szCs w:val="12"/>
-            </w:rPr>
-          </w:pPr>
-          <w:r>
-            <w:rPr>
-              <w:rFonts w:ascii="Calibri" w:hAnsi="Calibri"/>
-              <w:bCs/>
-            </w:rPr>
-            <w:t xml:space="preserve">(Page </w:t>
-          </w:r>
-          <w:r>
-            <w:rPr>
-              <w:rFonts w:ascii="Calibri" w:hAnsi="Calibri"/>
-              <w:bCs/>
-            </w:rPr>
-            <w:fldChar w:fldCharType="begin"/>
-          </w:r>
-          <w:r>
-            <w:rPr>
-              <w:rFonts w:ascii="Calibri" w:hAnsi="Calibri"/>
-              <w:bCs/>
-            </w:rPr>
-            <w:instrText xml:space="preserve"> PAGE   \* MERGEFORMAT </w:instrText>
-          </w:r>
-          <w:r>
-            <w:rPr>
-              <w:rFonts w:ascii="Calibri" w:hAnsi="Calibri"/>
-              <w:bCs/>
-            </w:rPr>
-            <w:fldChar w:fldCharType="separate"/>
-          </w:r>
-          <w:r>
-            <w:rPr>
-              <w:rFonts w:ascii="Calibri" w:hAnsi="Calibri"/>
-              <w:bCs/>
-              <w:noProof/>
-            </w:rPr>
-            <w:t>3</w:t>
-          </w:r>
-          <w:r>
-            <w:rPr>
-              <w:rFonts w:ascii="Calibri" w:hAnsi="Calibri"/>
-              <w:bCs/>
-            </w:rPr>
-            <w:fldChar w:fldCharType="end"/>
-          </w:r>
-          <w:r>
-            <w:rPr>
-              <w:rFonts w:ascii="Calibri" w:hAnsi="Calibri"/>
-              <w:bCs/>
-            </w:rPr>
-            <w:t xml:space="preserve"> of </w:t>
-          </w:r>
-          <w:r>
-            <w:rPr>
-              <w:rFonts w:ascii="Calibri" w:hAnsi="Calibri"/>
-              <w:bCs/>
-              <w:noProof/>
-            </w:rPr>
-            <w:fldChar w:fldCharType="begin"/>
-          </w:r>
-          <w:r>
-            <w:rPr>
-              <w:rFonts w:ascii="Calibri" w:hAnsi="Calibri"/>
-              <w:bCs/>
-              <w:noProof/>
-            </w:rPr>
-            <w:instrText xml:space="preserve"> SECTIONPAGES   \* MERGEFORMAT </w:instrText>
-          </w:r>
-          <w:r>
-            <w:rPr>
-              <w:rFonts w:ascii="Calibri" w:hAnsi="Calibri"/>
-              <w:bCs/>
-              <w:noProof/>
-            </w:rPr>
-            <w:fldChar w:fldCharType="separate"/>
-          </w:r>
-          <w:r>
-            <w:rPr>
-              <w:rFonts w:ascii="Calibri" w:hAnsi="Calibri"/>
-              <w:bCs/>
-              <w:noProof/>
-            </w:rPr>
-            <w:t>3</w:t>
-          </w:r>
-          <w:r>
-            <w:rPr>
-              <w:rFonts w:ascii="Calibri" w:hAnsi="Calibri"/>
-              <w:bCs/>
-              <w:noProof/>
-            </w:rPr>
-            <w:fldChar w:fldCharType="end"/>
-          </w:r>
-          <w:r>
-            <w:rPr>
-              <w:rFonts w:ascii="Calibri" w:hAnsi="Calibri"/>
-              <w:bCs/>
-            </w:rPr>
-            <w:t>)</w:t>
-          </w:r>
-        </w:p>
-      </w:tc>
-    </w:tr>
-    <w:tr>
-      <w:trPr>
-        <w:cantSplit/>
-        <w:trHeight w:val="288"/>
-      </w:trPr>
-      <w:tc>
-        <w:tcPr>
-          <w:tcW w:w="2082" w:type="pct"/>
-        </w:tcPr>
-        <w:p>
-          <w:pPr>
-            <w:rPr>
-              <w:rFonts w:ascii="Calibri" w:hAnsi="Calibri"/>
-              <w:sz w:val="12"/>
-              <w:szCs w:val="12"/>
-            </w:rPr>
-          </w:pPr>
-          <w:r>
-            <w:rPr>
-              <w:rFonts w:ascii="Calibri" w:hAnsi="Calibri"/>
-              <w:sz w:val="12"/>
-              <w:szCs w:val="12"/>
-            </w:rPr>
-            <w:t>Project Name:</w:t>
-          </w:r>
-        </w:p>
-      </w:tc>
-      <w:tc>
-        <w:tcPr>
-          <w:tcW w:w="1417" w:type="pct"/>
-        </w:tcPr>
-        <w:p>
-          <w:pPr>
-            <w:rPr>
-              <w:rFonts w:ascii="Calibri" w:hAnsi="Calibri"/>
-              <w:sz w:val="12"/>
-              <w:szCs w:val="12"/>
-            </w:rPr>
-          </w:pPr>
-          <w:r>
-            <w:rPr>
-              <w:rFonts w:ascii="Calibri" w:hAnsi="Calibri"/>
-              <w:sz w:val="12"/>
-              <w:szCs w:val="12"/>
-            </w:rPr>
-            <w:t>Enforcement Agency:</w:t>
-          </w:r>
-        </w:p>
-      </w:tc>
-      <w:tc>
-        <w:tcPr>
-          <w:tcW w:w="1500" w:type="pct"/>
-          <w:gridSpan w:val="3"/>
-        </w:tcPr>
-        <w:p>
-          <w:pPr>
-            <w:rPr>
-              <w:rFonts w:ascii="Calibri" w:hAnsi="Calibri"/>
-              <w:sz w:val="12"/>
-              <w:szCs w:val="12"/>
-            </w:rPr>
-          </w:pPr>
-          <w:r>
-            <w:rPr>
-              <w:rFonts w:ascii="Calibri" w:hAnsi="Calibri"/>
-              <w:sz w:val="12"/>
-              <w:szCs w:val="12"/>
-            </w:rPr>
-            <w:t>Permit Number:</w:t>
-          </w:r>
-        </w:p>
-      </w:tc>
-    </w:tr>
-    <w:tr>
-      <w:trPr>
-        <w:cantSplit/>
-        <w:trHeight w:val="288"/>
-      </w:trPr>
-      <w:tc>
-        <w:tcPr>
-          <w:tcW w:w="2082" w:type="pct"/>
-        </w:tcPr>
-        <w:p>
-          <w:pPr>
-            <w:rPr>
-              <w:rFonts w:ascii="Calibri" w:hAnsi="Calibri"/>
-              <w:sz w:val="12"/>
-              <w:szCs w:val="12"/>
-              <w:vertAlign w:val="superscript"/>
-            </w:rPr>
-          </w:pPr>
-          <w:r>
-            <w:rPr>
-              <w:rFonts w:ascii="Calibri" w:hAnsi="Calibri"/>
-              <w:sz w:val="12"/>
-              <w:szCs w:val="12"/>
-            </w:rPr>
-            <w:t>Dwelling Address:</w:t>
-          </w:r>
-        </w:p>
-      </w:tc>
-      <w:tc>
-        <w:tcPr>
-          <w:tcW w:w="1417" w:type="pct"/>
-        </w:tcPr>
-        <w:p>
-          <w:pPr>
-            <w:rPr>
-              <w:rFonts w:ascii="Calibri" w:hAnsi="Calibri"/>
-              <w:sz w:val="12"/>
-              <w:szCs w:val="12"/>
-              <w:vertAlign w:val="superscript"/>
-            </w:rPr>
-          </w:pPr>
-          <w:r>
-            <w:rPr>
-              <w:rFonts w:ascii="Calibri" w:hAnsi="Calibri"/>
-              <w:sz w:val="12"/>
-              <w:szCs w:val="12"/>
-            </w:rPr>
-            <w:t>City</w:t>
-          </w:r>
-          <w:r>
-            <w:rPr>
-              <w:rFonts w:ascii="Calibri" w:hAnsi="Calibri"/>
-              <w:sz w:val="12"/>
-              <w:szCs w:val="12"/>
-            </w:rPr>
-            <w:t>:</w:t>
-          </w:r>
-        </w:p>
-      </w:tc>
-      <w:tc>
-        <w:tcPr>
-          <w:tcW w:w="1500" w:type="pct"/>
-          <w:gridSpan w:val="3"/>
-        </w:tcPr>
-        <w:p>
-          <w:pPr>
-            <w:rPr>
-              <w:rFonts w:ascii="Calibri" w:hAnsi="Calibri"/>
-              <w:sz w:val="12"/>
-              <w:szCs w:val="12"/>
-              <w:vertAlign w:val="superscript"/>
-            </w:rPr>
-          </w:pPr>
-          <w:r>
-            <w:rPr>
-              <w:rFonts w:ascii="Calibri" w:hAnsi="Calibri"/>
-              <w:sz w:val="12"/>
-              <w:szCs w:val="12"/>
-            </w:rPr>
-            <w:t>Zip Code</w:t>
-          </w:r>
-          <w:r>
-            <w:rPr>
-              <w:rFonts w:ascii="Calibri" w:hAnsi="Calibri"/>
-              <w:sz w:val="12"/>
-              <w:szCs w:val="12"/>
-            </w:rPr>
-            <w:t>:</w:t>
-          </w:r>
-        </w:p>
-      </w:tc>
-    </w:tr>
-  </w:tbl>
-  <w:p>
-    <w:pPr>
-      <w:pStyle w:val="Header"/>
-    </w:pPr>
-    <w:r>
-      <w:rPr>
-        <w:b/>
-        <w:noProof/>
-        <w:sz w:val="30"/>
-      </w:rPr>
-      <w:pict w14:anchorId="4A3A5F11">
-        <v:shapetype id="_x0000_t75" coordsize="21600,21600" o:spt="75" o:preferrelative="t" path="m@4@5l@4@11@9@11@9@5xe" filled="f" stroked="f">
-          <v:stroke joinstyle="miter"/>
-          <v:formulas>
-            <v:f eqn="if lineDrawn pixelLineWidth 0"/>
-            <v:f eqn="sum @0 1 0"/>
-            <v:f eqn="sum 0 0 @1"/>
-            <v:f eqn="prod @2 1 2"/>
-            <v:f eqn="prod @3 21600 pixelWidth"/>
-            <v:f eqn="prod @3 21600 pixelHeight"/>
-            <v:f eqn="sum @0 0 1"/>
-            <v:f eqn="prod @6 1 2"/>
-            <v:f eqn="prod @7 21600 pixelWidth"/>
-            <v:f eqn="sum @8 21600 0"/>
-            <v:f eqn="prod @7 21600 pixelHeight"/>
-            <v:f eqn="sum @10 21600 0"/>
-          </v:formulas>
-          <v:path o:extrusionok="f" gradientshapeok="t" o:connecttype="rect"/>
-          <o:lock v:ext="edit" aspectratio="t"/>
-        </v:shapetype>
-        <v:shape id="WordPictureWatermark11198033" o:spid="_x0000_s2061" type="#_x0000_t75" style="position:absolute;margin-left:0;margin-top:0;width:10in;height:540pt;z-index:-251658235;mso-position-horizontal:center;mso-position-horizontal-relative:margin;mso-position-vertical:center;mso-position-vertical-relative:margin" o:allowincell="f">
-          <v:imagedata r:id="rId2" o:title="" gain="19661f" blacklevel="22938f"/>
-          <w10:wrap anchorx="margin" anchory="margin"/>
-        </v:shape>
-      </w:pict>
+      <w:t>SAMPLE FORM – NOT VALID FOR SUBMISSION TO BUILDING DEPARTMENTS</w:t>
     </w:r>
   </w:p>
 </w:hdr>
 </file>
 
 <file path=word/header3.xml><?xml version="1.0" encoding="utf-8"?>
-<w:hdr xmlns:wpc="http://schemas.microsoft.com/office/word/2010/wordprocessingCanvas" xmlns:cx="http://schemas.microsoft.com/office/drawing/2014/chartex" xmlns:cx1="http://schemas.microsoft.com/office/drawing/2015/9/8/chartex" xmlns:cx2="http://schemas.microsoft.com/office/drawing/2015/10/21/chartex" xmlns:cx3="http://schemas.microsoft.com/office/drawing/2016/5/9/chartex" xmlns:cx4="http://schemas.microsoft.com/office/drawing/2016/5/10/chartex" xmlns:cx5="http://schemas.microsoft.com/office/drawing/2016/5/11/chartex" xmlns:cx6="http://schemas.microsoft.com/office/drawing/2016/5/12/chartex" xmlns:cx7="http://schemas.microsoft.com/office/drawing/2016/5/13/chartex" xmlns:cx8="http://schemas.microsoft.com/office/drawing/2016/5/14/chartex" xmlns:mc="http://schemas.openxmlformats.org/markup-compatibility/2006" xmlns:aink="http://schemas.microsoft.com/office/drawing/2016/ink" xmlns:am3d="http://schemas.microsoft.com/office/drawing/2017/model3d" xmlns:o="urn:schemas-microsoft-com:office:office" xmlns:r="http://schemas.openxmlformats.org/officeDocument/2006/relationships" xmlns:m="http://schemas.openxmlformats.org/officeDocument/2006/math" xmlns:v="urn:schemas-microsoft-com:vml" xmlns:wp14="http://schemas.microsoft.com/office/word/2010/wordprocessingDrawing" xmlns:wp="http://schemas.openxmlformats.org/drawingml/2006/wordprocessingDrawing" xmlns:w10="urn:schemas-microsoft-com:office:word" xmlns:w="http://schemas.openxmlformats.org/wordprocessingml/2006/main" xmlns:w14="http://schemas.microsoft.com/office/word/2010/wordml" xmlns:w15="http://schemas.microsoft.com/office/word/2012/wordml" xmlns:w16cex="http://schemas.microsoft.com/office/word/2018/wordml/cex" xmlns:w16cid="http://schemas.microsoft.com/office/word/2016/wordml/cid" xmlns:w16="http://schemas.microsoft.com/office/word/2018/wordml" xmlns:w16sdtdh="http://schemas.microsoft.com/office/word/2020/wordml/sdtdatahash" xmlns:w16se="http://schemas.microsoft.com/office/word/2015/wordml/symex" xmlns:wpg="http://schemas.microsoft.com/office/word/2010/wordprocessingGroup" xmlns:wpi="http://schemas.microsoft.com/office/word/2010/wordprocessingInk" xmlns:wne="http://schemas.microsoft.com/office/word/2006/wordml" xmlns:wps="http://schemas.microsoft.com/office/word/2010/wordprocessingShape" mc:Ignorable="w14 w15 w16se w16cid w16 w16cex w16sdtdh wp14">
+<w:hdr xmlns:wpc="http://schemas.microsoft.com/office/word/2010/wordprocessingCanvas" xmlns:cx="http://schemas.microsoft.com/office/drawing/2014/chartex" xmlns:cx1="http://schemas.microsoft.com/office/drawing/2015/9/8/chartex" xmlns:cx2="http://schemas.microsoft.com/office/drawing/2015/10/21/chartex" xmlns:cx3="http://schemas.microsoft.com/office/drawing/2016/5/9/chartex" xmlns:cx4="http://schemas.microsoft.com/office/drawing/2016/5/10/chartex" xmlns:cx5="http://schemas.microsoft.com/office/drawing/2016/5/11/chartex" xmlns:cx6="http://schemas.microsoft.com/office/drawing/2016/5/12/chartex" xmlns:cx7="http://schemas.microsoft.com/office/drawing/2016/5/13/chartex" xmlns:cx8="http://schemas.microsoft.com/office/drawing/2016/5/14/chartex" xmlns:mc="http://schemas.openxmlformats.org/markup-compatibility/2006" xmlns:aink="http://schemas.microsoft.com/office/drawing/2016/ink" xmlns:am3d="http://schemas.microsoft.com/office/drawing/2017/model3d" xmlns:o="urn:schemas-microsoft-com:office:office" xmlns:oel="http://schemas.microsoft.com/office/2019/extlst" xmlns:r="http://schemas.openxmlformats.org/officeDocument/2006/relationships" xmlns:m="http://schemas.openxmlformats.org/officeDocument/2006/math" xmlns:v="urn:schemas-microsoft-com:vml" xmlns:wp14="http://schemas.microsoft.com/office/word/2010/wordprocessingDrawing" xmlns:wp="http://schemas.openxmlformats.org/drawingml/2006/wordprocessingDrawing" xmlns:w10="urn:schemas-microsoft-com:office:word" xmlns:w="http://schemas.openxmlformats.org/wordprocessingml/2006/main" xmlns:w14="http://schemas.microsoft.com/office/word/2010/wordml" xmlns:w15="http://schemas.microsoft.com/office/word/2012/wordml" xmlns:w16cex="http://schemas.microsoft.com/office/word/2018/wordml/cex" xmlns:w16cid="http://schemas.microsoft.com/office/word/2016/wordml/cid" xmlns:w16="http://schemas.microsoft.com/office/word/2018/wordml" xmlns:w16du="http://schemas.microsoft.com/office/word/2023/wordml/word16du" xmlns:w16sdtdh="http://schemas.microsoft.com/office/word/2020/wordml/sdtdatahash" xmlns:w16se="http://schemas.microsoft.com/office/word/2015/wordml/symex" xmlns:wpg="http://schemas.microsoft.com/office/word/2010/wordprocessingGroup" xmlns:wpi="http://schemas.microsoft.com/office/word/2010/wordprocessingInk" xmlns:wne="http://schemas.microsoft.com/office/word/2006/wordml" xmlns:wps="http://schemas.microsoft.com/office/word/2010/wordprocessingShape" mc:Ignorable="w14 w15 w16se w16cid w16 w16cex w16sdtdh wp14">
   <w:p>
     <w:pPr>
       <w:pStyle w:val="Header"/>
@@ -20222,7 +18364,7 @@
           <v:path o:extrusionok="f" gradientshapeok="t" o:connecttype="rect"/>
           <o:lock v:ext="edit" aspectratio="t"/>
         </v:shapetype>
-        <v:shape id="WordPictureWatermark11198031" o:spid="_x0000_s2052" type="#_x0000_t75" style="position:absolute;margin-left:0;margin-top:0;width:10in;height:540pt;z-index:-251658237;mso-position-horizontal:center;mso-position-horizontal-relative:margin;mso-position-vertical:center;mso-position-vertical-relative:margin" o:allowincell="f">
+        <v:shape id="WordPictureWatermark11198031" o:spid="_x0000_s1028" type="#_x0000_t75" style="position:absolute;margin-left:0;margin-top:0;width:10in;height:540pt;z-index:-251658237;mso-position-horizontal:center;mso-position-horizontal-relative:margin;mso-position-vertical:center;mso-position-vertical-relative:margin" o:allowincell="f">
           <v:imagedata r:id="rId1" o:title="" gain="19661f" blacklevel="22938f"/>
           <w10:wrap anchorx="margin" anchory="margin"/>
         </v:shape>
@@ -20233,7 +18375,7 @@
 </file>
 
 <file path=word/header4.xml><?xml version="1.0" encoding="utf-8"?>
-<w:hdr xmlns:wpc="http://schemas.microsoft.com/office/word/2010/wordprocessingCanvas" xmlns:cx="http://schemas.microsoft.com/office/drawing/2014/chartex" xmlns:cx1="http://schemas.microsoft.com/office/drawing/2015/9/8/chartex" xmlns:cx2="http://schemas.microsoft.com/office/drawing/2015/10/21/chartex" xmlns:cx3="http://schemas.microsoft.com/office/drawing/2016/5/9/chartex" xmlns:cx4="http://schemas.microsoft.com/office/drawing/2016/5/10/chartex" xmlns:cx5="http://schemas.microsoft.com/office/drawing/2016/5/11/chartex" xmlns:cx6="http://schemas.microsoft.com/office/drawing/2016/5/12/chartex" xmlns:cx7="http://schemas.microsoft.com/office/drawing/2016/5/13/chartex" xmlns:cx8="http://schemas.microsoft.com/office/drawing/2016/5/14/chartex" xmlns:mc="http://schemas.openxmlformats.org/markup-compatibility/2006" xmlns:aink="http://schemas.microsoft.com/office/drawing/2016/ink" xmlns:am3d="http://schemas.microsoft.com/office/drawing/2017/model3d" xmlns:o="urn:schemas-microsoft-com:office:office" xmlns:r="http://schemas.openxmlformats.org/officeDocument/2006/relationships" xmlns:m="http://schemas.openxmlformats.org/officeDocument/2006/math" xmlns:v="urn:schemas-microsoft-com:vml" xmlns:wp14="http://schemas.microsoft.com/office/word/2010/wordprocessingDrawing" xmlns:wp="http://schemas.openxmlformats.org/drawingml/2006/wordprocessingDrawing" xmlns:w10="urn:schemas-microsoft-com:office:word" xmlns:w="http://schemas.openxmlformats.org/wordprocessingml/2006/main" xmlns:w14="http://schemas.microsoft.com/office/word/2010/wordml" xmlns:w15="http://schemas.microsoft.com/office/word/2012/wordml" xmlns:w16cex="http://schemas.microsoft.com/office/word/2018/wordml/cex" xmlns:w16cid="http://schemas.microsoft.com/office/word/2016/wordml/cid" xmlns:w16="http://schemas.microsoft.com/office/word/2018/wordml" xmlns:w16sdtdh="http://schemas.microsoft.com/office/word/2020/wordml/sdtdatahash" xmlns:w16se="http://schemas.microsoft.com/office/word/2015/wordml/symex" xmlns:wpg="http://schemas.microsoft.com/office/word/2010/wordprocessingGroup" xmlns:wpi="http://schemas.microsoft.com/office/word/2010/wordprocessingInk" xmlns:wne="http://schemas.microsoft.com/office/word/2006/wordml" xmlns:wps="http://schemas.microsoft.com/office/word/2010/wordprocessingShape" mc:Ignorable="w14 w15 w16se w16cid w16 w16cex w16sdtdh wp14">
+<w:hdr xmlns:wpc="http://schemas.microsoft.com/office/word/2010/wordprocessingCanvas" xmlns:cx="http://schemas.microsoft.com/office/drawing/2014/chartex" xmlns:cx1="http://schemas.microsoft.com/office/drawing/2015/9/8/chartex" xmlns:cx2="http://schemas.microsoft.com/office/drawing/2015/10/21/chartex" xmlns:cx3="http://schemas.microsoft.com/office/drawing/2016/5/9/chartex" xmlns:cx4="http://schemas.microsoft.com/office/drawing/2016/5/10/chartex" xmlns:cx5="http://schemas.microsoft.com/office/drawing/2016/5/11/chartex" xmlns:cx6="http://schemas.microsoft.com/office/drawing/2016/5/12/chartex" xmlns:cx7="http://schemas.microsoft.com/office/drawing/2016/5/13/chartex" xmlns:cx8="http://schemas.microsoft.com/office/drawing/2016/5/14/chartex" xmlns:mc="http://schemas.openxmlformats.org/markup-compatibility/2006" xmlns:aink="http://schemas.microsoft.com/office/drawing/2016/ink" xmlns:am3d="http://schemas.microsoft.com/office/drawing/2017/model3d" xmlns:o="urn:schemas-microsoft-com:office:office" xmlns:oel="http://schemas.microsoft.com/office/2019/extlst" xmlns:r="http://schemas.openxmlformats.org/officeDocument/2006/relationships" xmlns:m="http://schemas.openxmlformats.org/officeDocument/2006/math" xmlns:v="urn:schemas-microsoft-com:vml" xmlns:wp14="http://schemas.microsoft.com/office/word/2010/wordprocessingDrawing" xmlns:wp="http://schemas.openxmlformats.org/drawingml/2006/wordprocessingDrawing" xmlns:w10="urn:schemas-microsoft-com:office:word" xmlns:w="http://schemas.openxmlformats.org/wordprocessingml/2006/main" xmlns:w14="http://schemas.microsoft.com/office/word/2010/wordml" xmlns:w15="http://schemas.microsoft.com/office/word/2012/wordml" xmlns:w16cex="http://schemas.microsoft.com/office/word/2018/wordml/cex" xmlns:w16cid="http://schemas.microsoft.com/office/word/2016/wordml/cid" xmlns:w16="http://schemas.microsoft.com/office/word/2018/wordml" xmlns:w16du="http://schemas.microsoft.com/office/word/2023/wordml/word16du" xmlns:w16sdtdh="http://schemas.microsoft.com/office/word/2020/wordml/sdtdatahash" xmlns:w16se="http://schemas.microsoft.com/office/word/2015/wordml/symex" xmlns:wpg="http://schemas.microsoft.com/office/word/2010/wordprocessingGroup" xmlns:wpi="http://schemas.microsoft.com/office/word/2010/wordprocessingInk" xmlns:wne="http://schemas.microsoft.com/office/word/2006/wordml" xmlns:wps="http://schemas.microsoft.com/office/word/2010/wordprocessingShape" mc:Ignorable="w14 w15 w16se w16cid w16 w16cex w16sdtdh wp14">
   <w:p>
     <w:pPr>
       <w:pStyle w:val="Header"/>
@@ -20262,7 +18404,7 @@
           <v:path o:extrusionok="f" gradientshapeok="t" o:connecttype="rect"/>
           <o:lock v:ext="edit" aspectratio="t"/>
         </v:shapetype>
-        <v:shape id="WordPictureWatermark11198035" o:spid="_x0000_s2053" type="#_x0000_t75" style="position:absolute;margin-left:0;margin-top:0;width:10in;height:540pt;z-index:-251658233;mso-position-horizontal:center;mso-position-horizontal-relative:margin;mso-position-vertical:center;mso-position-vertical-relative:margin" o:allowincell="f">
+        <v:shape id="WordPictureWatermark11198035" o:spid="_x0000_s1029" type="#_x0000_t75" style="position:absolute;margin-left:0;margin-top:0;width:10in;height:540pt;z-index:-251658233;mso-position-horizontal:center;mso-position-horizontal-relative:margin;mso-position-vertical:center;mso-position-vertical-relative:margin" o:allowincell="f">
           <v:imagedata r:id="rId1" o:title="" gain="19661f" blacklevel="22938f"/>
           <w10:wrap anchorx="margin" anchory="margin"/>
         </v:shape>
@@ -20273,7 +18415,7 @@
 </file>
 
 <file path=word/header5.xml><?xml version="1.0" encoding="utf-8"?>
-<w:hdr xmlns:wpc="http://schemas.microsoft.com/office/word/2010/wordprocessingCanvas" xmlns:cx="http://schemas.microsoft.com/office/drawing/2014/chartex" xmlns:cx1="http://schemas.microsoft.com/office/drawing/2015/9/8/chartex" xmlns:cx2="http://schemas.microsoft.com/office/drawing/2015/10/21/chartex" xmlns:cx3="http://schemas.microsoft.com/office/drawing/2016/5/9/chartex" xmlns:cx4="http://schemas.microsoft.com/office/drawing/2016/5/10/chartex" xmlns:cx5="http://schemas.microsoft.com/office/drawing/2016/5/11/chartex" xmlns:cx6="http://schemas.microsoft.com/office/drawing/2016/5/12/chartex" xmlns:cx7="http://schemas.microsoft.com/office/drawing/2016/5/13/chartex" xmlns:cx8="http://schemas.microsoft.com/office/drawing/2016/5/14/chartex" xmlns:mc="http://schemas.openxmlformats.org/markup-compatibility/2006" xmlns:aink="http://schemas.microsoft.com/office/drawing/2016/ink" xmlns:am3d="http://schemas.microsoft.com/office/drawing/2017/model3d" xmlns:o="urn:schemas-microsoft-com:office:office" xmlns:r="http://schemas.openxmlformats.org/officeDocument/2006/relationships" xmlns:m="http://schemas.openxmlformats.org/officeDocument/2006/math" xmlns:v="urn:schemas-microsoft-com:vml" xmlns:wp14="http://schemas.microsoft.com/office/word/2010/wordprocessingDrawing" xmlns:wp="http://schemas.openxmlformats.org/drawingml/2006/wordprocessingDrawing" xmlns:w10="urn:schemas-microsoft-com:office:word" xmlns:w="http://schemas.openxmlformats.org/wordprocessingml/2006/main" xmlns:w14="http://schemas.microsoft.com/office/word/2010/wordml" xmlns:w15="http://schemas.microsoft.com/office/word/2012/wordml" xmlns:w16cex="http://schemas.microsoft.com/office/word/2018/wordml/cex" xmlns:w16cid="http://schemas.microsoft.com/office/word/2016/wordml/cid" xmlns:w16="http://schemas.microsoft.com/office/word/2018/wordml" xmlns:w16sdtdh="http://schemas.microsoft.com/office/word/2020/wordml/sdtdatahash" xmlns:w16se="http://schemas.microsoft.com/office/word/2015/wordml/symex" xmlns:wpg="http://schemas.microsoft.com/office/word/2010/wordprocessingGroup" xmlns:wpi="http://schemas.microsoft.com/office/word/2010/wordprocessingInk" xmlns:wne="http://schemas.microsoft.com/office/word/2006/wordml" xmlns:wps="http://schemas.microsoft.com/office/word/2010/wordprocessingShape" mc:Ignorable="w14 w15 w16se w16cid w16 w16cex w16sdtdh wp14">
+<w:hdr xmlns:wpc="http://schemas.microsoft.com/office/word/2010/wordprocessingCanvas" xmlns:cx="http://schemas.microsoft.com/office/drawing/2014/chartex" xmlns:cx1="http://schemas.microsoft.com/office/drawing/2015/9/8/chartex" xmlns:cx2="http://schemas.microsoft.com/office/drawing/2015/10/21/chartex" xmlns:cx3="http://schemas.microsoft.com/office/drawing/2016/5/9/chartex" xmlns:cx4="http://schemas.microsoft.com/office/drawing/2016/5/10/chartex" xmlns:cx5="http://schemas.microsoft.com/office/drawing/2016/5/11/chartex" xmlns:cx6="http://schemas.microsoft.com/office/drawing/2016/5/12/chartex" xmlns:cx7="http://schemas.microsoft.com/office/drawing/2016/5/13/chartex" xmlns:cx8="http://schemas.microsoft.com/office/drawing/2016/5/14/chartex" xmlns:mc="http://schemas.openxmlformats.org/markup-compatibility/2006" xmlns:aink="http://schemas.microsoft.com/office/drawing/2016/ink" xmlns:am3d="http://schemas.microsoft.com/office/drawing/2017/model3d" xmlns:o="urn:schemas-microsoft-com:office:office" xmlns:oel="http://schemas.microsoft.com/office/2019/extlst" xmlns:r="http://schemas.openxmlformats.org/officeDocument/2006/relationships" xmlns:m="http://schemas.openxmlformats.org/officeDocument/2006/math" xmlns:v="urn:schemas-microsoft-com:vml" xmlns:wp14="http://schemas.microsoft.com/office/word/2010/wordprocessingDrawing" xmlns:wp="http://schemas.openxmlformats.org/drawingml/2006/wordprocessingDrawing" xmlns:w10="urn:schemas-microsoft-com:office:word" xmlns:w="http://schemas.openxmlformats.org/wordprocessingml/2006/main" xmlns:w14="http://schemas.microsoft.com/office/word/2010/wordml" xmlns:w15="http://schemas.microsoft.com/office/word/2012/wordml" xmlns:w16cex="http://schemas.microsoft.com/office/word/2018/wordml/cex" xmlns:w16cid="http://schemas.microsoft.com/office/word/2016/wordml/cid" xmlns:w16="http://schemas.microsoft.com/office/word/2018/wordml" xmlns:w16du="http://schemas.microsoft.com/office/word/2023/wordml/word16du" xmlns:w16sdtdh="http://schemas.microsoft.com/office/word/2020/wordml/sdtdatahash" xmlns:w16se="http://schemas.microsoft.com/office/word/2015/wordml/symex" xmlns:wpg="http://schemas.microsoft.com/office/word/2010/wordprocessingGroup" xmlns:wpi="http://schemas.microsoft.com/office/word/2010/wordprocessingInk" xmlns:wne="http://schemas.microsoft.com/office/word/2006/wordml" xmlns:wps="http://schemas.microsoft.com/office/word/2010/wordprocessingShape" mc:Ignorable="w14 w15 w16se w16cid w16 w16cex w16sdtdh wp14">
   <w:tbl>
     <w:tblPr>
       <w:tblW w:w="5004" w:type="pct"/>
@@ -20292,8 +18434,8 @@
       <w:tblLook w:val="0000" w:firstRow="0" w:lastRow="0" w:firstColumn="0" w:lastColumn="0" w:noHBand="0" w:noVBand="0"/>
     </w:tblPr>
     <w:tblGrid>
-      <w:gridCol w:w="7555"/>
-      <w:gridCol w:w="819"/>
+      <w:gridCol w:w="8275"/>
+      <w:gridCol w:w="99"/>
       <w:gridCol w:w="2425"/>
     </w:tblGrid>
     <w:tr>
@@ -20354,28 +18496,15 @@
               <w:sz w:val="20"/>
             </w:rPr>
           </w:pPr>
-          <w:del w:id="29" w:author="Alhabibi, Haider@Energy" w:date="2022-02-22T15:26:00Z">
-            <w:r>
-              <w:rPr>
-                <w:rFonts w:ascii="Calibri" w:hAnsi="Calibri"/>
-                <w:b w:val="0"/>
-                <w:bCs/>
-                <w:sz w:val="20"/>
-              </w:rPr>
-              <w:delText>CF2R</w:delText>
-            </w:r>
-          </w:del>
-          <w:ins w:id="30" w:author="Alhabibi, Haider@Energy" w:date="2022-02-22T15:26:00Z">
-            <w:r>
-              <w:rPr>
-                <w:rFonts w:ascii="Calibri" w:hAnsi="Calibri"/>
-                <w:b w:val="0"/>
-                <w:bCs/>
-                <w:sz w:val="20"/>
-              </w:rPr>
-              <w:t>LMCI</w:t>
-            </w:r>
-          </w:ins>
+          <w:r>
+            <w:rPr>
+              <w:rFonts w:ascii="Calibri" w:hAnsi="Calibri"/>
+              <w:b w:val="0"/>
+              <w:bCs/>
+              <w:sz w:val="20"/>
+            </w:rPr>
+            <w:t>LMCI</w:t>
+          </w:r>
           <w:r>
             <w:rPr>
               <w:rFonts w:ascii="Calibri" w:hAnsi="Calibri"/>
@@ -20431,7 +18560,7 @@
       </w:trPr>
       <w:tc>
         <w:tcPr>
-          <w:tcW w:w="3498" w:type="pct"/>
+          <w:tcW w:w="3831" w:type="pct"/>
           <w:tcBorders>
             <w:right w:val="nil"/>
           </w:tcBorders>
@@ -20549,7 +18678,7 @@
       </w:tc>
       <w:tc>
         <w:tcPr>
-          <w:tcW w:w="1502" w:type="pct"/>
+          <w:tcW w:w="1169" w:type="pct"/>
           <w:gridSpan w:val="2"/>
           <w:tcBorders>
             <w:left w:val="nil"/>
@@ -20699,7 +18828,7 @@
           <v:path o:extrusionok="f" gradientshapeok="t" o:connecttype="rect"/>
           <o:lock v:ext="edit" aspectratio="t"/>
         </v:shapetype>
-        <v:shape id="WordPictureWatermark11198036" o:spid="_x0000_s2060" type="#_x0000_t75" style="position:absolute;margin-left:0;margin-top:0;width:10in;height:540pt;z-index:-251658232;mso-position-horizontal:center;mso-position-horizontal-relative:margin;mso-position-vertical:center;mso-position-vertical-relative:margin" o:allowincell="f">
+        <v:shape id="WordPictureWatermark11198036" o:spid="_x0000_s1036" type="#_x0000_t75" style="position:absolute;margin-left:0;margin-top:0;width:10in;height:540pt;z-index:-251658232;mso-position-horizontal:center;mso-position-horizontal-relative:margin;mso-position-vertical:center;mso-position-vertical-relative:margin" o:allowincell="f">
           <v:imagedata r:id="rId1" o:title="" gain="19661f" blacklevel="22938f"/>
           <w10:wrap anchorx="margin" anchory="margin"/>
         </v:shape>
@@ -20710,7 +18839,7 @@
 </file>
 
 <file path=word/header6.xml><?xml version="1.0" encoding="utf-8"?>
-<w:hdr xmlns:wpc="http://schemas.microsoft.com/office/word/2010/wordprocessingCanvas" xmlns:cx="http://schemas.microsoft.com/office/drawing/2014/chartex" xmlns:cx1="http://schemas.microsoft.com/office/drawing/2015/9/8/chartex" xmlns:cx2="http://schemas.microsoft.com/office/drawing/2015/10/21/chartex" xmlns:cx3="http://schemas.microsoft.com/office/drawing/2016/5/9/chartex" xmlns:cx4="http://schemas.microsoft.com/office/drawing/2016/5/10/chartex" xmlns:cx5="http://schemas.microsoft.com/office/drawing/2016/5/11/chartex" xmlns:cx6="http://schemas.microsoft.com/office/drawing/2016/5/12/chartex" xmlns:cx7="http://schemas.microsoft.com/office/drawing/2016/5/13/chartex" xmlns:cx8="http://schemas.microsoft.com/office/drawing/2016/5/14/chartex" xmlns:mc="http://schemas.openxmlformats.org/markup-compatibility/2006" xmlns:aink="http://schemas.microsoft.com/office/drawing/2016/ink" xmlns:am3d="http://schemas.microsoft.com/office/drawing/2017/model3d" xmlns:o="urn:schemas-microsoft-com:office:office" xmlns:r="http://schemas.openxmlformats.org/officeDocument/2006/relationships" xmlns:m="http://schemas.openxmlformats.org/officeDocument/2006/math" xmlns:v="urn:schemas-microsoft-com:vml" xmlns:wp14="http://schemas.microsoft.com/office/word/2010/wordprocessingDrawing" xmlns:wp="http://schemas.openxmlformats.org/drawingml/2006/wordprocessingDrawing" xmlns:w10="urn:schemas-microsoft-com:office:word" xmlns:w="http://schemas.openxmlformats.org/wordprocessingml/2006/main" xmlns:w14="http://schemas.microsoft.com/office/word/2010/wordml" xmlns:w15="http://schemas.microsoft.com/office/word/2012/wordml" xmlns:w16cex="http://schemas.microsoft.com/office/word/2018/wordml/cex" xmlns:w16cid="http://schemas.microsoft.com/office/word/2016/wordml/cid" xmlns:w16="http://schemas.microsoft.com/office/word/2018/wordml" xmlns:w16sdtdh="http://schemas.microsoft.com/office/word/2020/wordml/sdtdatahash" xmlns:w16se="http://schemas.microsoft.com/office/word/2015/wordml/symex" xmlns:wpg="http://schemas.microsoft.com/office/word/2010/wordprocessingGroup" xmlns:wpi="http://schemas.microsoft.com/office/word/2010/wordprocessingInk" xmlns:wne="http://schemas.microsoft.com/office/word/2006/wordml" xmlns:wps="http://schemas.microsoft.com/office/word/2010/wordprocessingShape" mc:Ignorable="w14 w15 w16se w16cid w16 w16cex w16sdtdh wp14">
+<w:hdr xmlns:wpc="http://schemas.microsoft.com/office/word/2010/wordprocessingCanvas" xmlns:cx="http://schemas.microsoft.com/office/drawing/2014/chartex" xmlns:cx1="http://schemas.microsoft.com/office/drawing/2015/9/8/chartex" xmlns:cx2="http://schemas.microsoft.com/office/drawing/2015/10/21/chartex" xmlns:cx3="http://schemas.microsoft.com/office/drawing/2016/5/9/chartex" xmlns:cx4="http://schemas.microsoft.com/office/drawing/2016/5/10/chartex" xmlns:cx5="http://schemas.microsoft.com/office/drawing/2016/5/11/chartex" xmlns:cx6="http://schemas.microsoft.com/office/drawing/2016/5/12/chartex" xmlns:cx7="http://schemas.microsoft.com/office/drawing/2016/5/13/chartex" xmlns:cx8="http://schemas.microsoft.com/office/drawing/2016/5/14/chartex" xmlns:mc="http://schemas.openxmlformats.org/markup-compatibility/2006" xmlns:aink="http://schemas.microsoft.com/office/drawing/2016/ink" xmlns:am3d="http://schemas.microsoft.com/office/drawing/2017/model3d" xmlns:o="urn:schemas-microsoft-com:office:office" xmlns:oel="http://schemas.microsoft.com/office/2019/extlst" xmlns:r="http://schemas.openxmlformats.org/officeDocument/2006/relationships" xmlns:m="http://schemas.openxmlformats.org/officeDocument/2006/math" xmlns:v="urn:schemas-microsoft-com:vml" xmlns:wp14="http://schemas.microsoft.com/office/word/2010/wordprocessingDrawing" xmlns:wp="http://schemas.openxmlformats.org/drawingml/2006/wordprocessingDrawing" xmlns:w10="urn:schemas-microsoft-com:office:word" xmlns:w="http://schemas.openxmlformats.org/wordprocessingml/2006/main" xmlns:w14="http://schemas.microsoft.com/office/word/2010/wordml" xmlns:w15="http://schemas.microsoft.com/office/word/2012/wordml" xmlns:w16cex="http://schemas.microsoft.com/office/word/2018/wordml/cex" xmlns:w16cid="http://schemas.microsoft.com/office/word/2016/wordml/cid" xmlns:w16="http://schemas.microsoft.com/office/word/2018/wordml" xmlns:w16du="http://schemas.microsoft.com/office/word/2023/wordml/word16du" xmlns:w16sdtdh="http://schemas.microsoft.com/office/word/2020/wordml/sdtdatahash" xmlns:w16se="http://schemas.microsoft.com/office/word/2015/wordml/symex" xmlns:wpg="http://schemas.microsoft.com/office/word/2010/wordprocessingGroup" xmlns:wpi="http://schemas.microsoft.com/office/word/2010/wordprocessingInk" xmlns:wne="http://schemas.microsoft.com/office/word/2006/wordml" xmlns:wps="http://schemas.microsoft.com/office/word/2010/wordprocessingShape" mc:Ignorable="w14 w15 w16se w16cid w16 w16cex w16sdtdh wp14">
   <w:p>
     <w:pPr>
       <w:pStyle w:val="Header"/>
@@ -20739,7 +18868,7 @@
           <v:path o:extrusionok="f" gradientshapeok="t" o:connecttype="rect"/>
           <o:lock v:ext="edit" aspectratio="t"/>
         </v:shapetype>
-        <v:shape id="WordPictureWatermark11198034" o:spid="_x0000_s2055" type="#_x0000_t75" style="position:absolute;margin-left:0;margin-top:0;width:10in;height:540pt;z-index:-251658234;mso-position-horizontal:center;mso-position-horizontal-relative:margin;mso-position-vertical:center;mso-position-vertical-relative:margin" o:allowincell="f">
+        <v:shape id="WordPictureWatermark11198034" o:spid="_x0000_s1031" type="#_x0000_t75" style="position:absolute;margin-left:0;margin-top:0;width:10in;height:540pt;z-index:-251658234;mso-position-horizontal:center;mso-position-horizontal-relative:margin;mso-position-vertical:center;mso-position-vertical-relative:margin" o:allowincell="f">
           <v:imagedata r:id="rId1" o:title="" gain="19661f" blacklevel="22938f"/>
           <w10:wrap anchorx="margin" anchory="margin"/>
         </v:shape>
@@ -20750,7 +18879,7 @@
 </file>
 
 <file path=word/header7.xml><?xml version="1.0" encoding="utf-8"?>
-<w:hdr xmlns:wpc="http://schemas.microsoft.com/office/word/2010/wordprocessingCanvas" xmlns:cx="http://schemas.microsoft.com/office/drawing/2014/chartex" xmlns:cx1="http://schemas.microsoft.com/office/drawing/2015/9/8/chartex" xmlns:cx2="http://schemas.microsoft.com/office/drawing/2015/10/21/chartex" xmlns:cx3="http://schemas.microsoft.com/office/drawing/2016/5/9/chartex" xmlns:cx4="http://schemas.microsoft.com/office/drawing/2016/5/10/chartex" xmlns:cx5="http://schemas.microsoft.com/office/drawing/2016/5/11/chartex" xmlns:cx6="http://schemas.microsoft.com/office/drawing/2016/5/12/chartex" xmlns:cx7="http://schemas.microsoft.com/office/drawing/2016/5/13/chartex" xmlns:cx8="http://schemas.microsoft.com/office/drawing/2016/5/14/chartex" xmlns:mc="http://schemas.openxmlformats.org/markup-compatibility/2006" xmlns:aink="http://schemas.microsoft.com/office/drawing/2016/ink" xmlns:am3d="http://schemas.microsoft.com/office/drawing/2017/model3d" xmlns:o="urn:schemas-microsoft-com:office:office" xmlns:r="http://schemas.openxmlformats.org/officeDocument/2006/relationships" xmlns:m="http://schemas.openxmlformats.org/officeDocument/2006/math" xmlns:v="urn:schemas-microsoft-com:vml" xmlns:wp14="http://schemas.microsoft.com/office/word/2010/wordprocessingDrawing" xmlns:wp="http://schemas.openxmlformats.org/drawingml/2006/wordprocessingDrawing" xmlns:w10="urn:schemas-microsoft-com:office:word" xmlns:w="http://schemas.openxmlformats.org/wordprocessingml/2006/main" xmlns:w14="http://schemas.microsoft.com/office/word/2010/wordml" xmlns:w15="http://schemas.microsoft.com/office/word/2012/wordml" xmlns:w16cex="http://schemas.microsoft.com/office/word/2018/wordml/cex" xmlns:w16cid="http://schemas.microsoft.com/office/word/2016/wordml/cid" xmlns:w16="http://schemas.microsoft.com/office/word/2018/wordml" xmlns:w16sdtdh="http://schemas.microsoft.com/office/word/2020/wordml/sdtdatahash" xmlns:w16se="http://schemas.microsoft.com/office/word/2015/wordml/symex" xmlns:wpg="http://schemas.microsoft.com/office/word/2010/wordprocessingGroup" xmlns:wpi="http://schemas.microsoft.com/office/word/2010/wordprocessingInk" xmlns:wne="http://schemas.microsoft.com/office/word/2006/wordml" xmlns:wps="http://schemas.microsoft.com/office/word/2010/wordprocessingShape" mc:Ignorable="w14 w15 w16se w16cid w16 w16cex w16sdtdh wp14">
+<w:hdr xmlns:wpc="http://schemas.microsoft.com/office/word/2010/wordprocessingCanvas" xmlns:cx="http://schemas.microsoft.com/office/drawing/2014/chartex" xmlns:cx1="http://schemas.microsoft.com/office/drawing/2015/9/8/chartex" xmlns:cx2="http://schemas.microsoft.com/office/drawing/2015/10/21/chartex" xmlns:cx3="http://schemas.microsoft.com/office/drawing/2016/5/9/chartex" xmlns:cx4="http://schemas.microsoft.com/office/drawing/2016/5/10/chartex" xmlns:cx5="http://schemas.microsoft.com/office/drawing/2016/5/11/chartex" xmlns:cx6="http://schemas.microsoft.com/office/drawing/2016/5/12/chartex" xmlns:cx7="http://schemas.microsoft.com/office/drawing/2016/5/13/chartex" xmlns:cx8="http://schemas.microsoft.com/office/drawing/2016/5/14/chartex" xmlns:mc="http://schemas.openxmlformats.org/markup-compatibility/2006" xmlns:aink="http://schemas.microsoft.com/office/drawing/2016/ink" xmlns:am3d="http://schemas.microsoft.com/office/drawing/2017/model3d" xmlns:o="urn:schemas-microsoft-com:office:office" xmlns:oel="http://schemas.microsoft.com/office/2019/extlst" xmlns:r="http://schemas.openxmlformats.org/officeDocument/2006/relationships" xmlns:m="http://schemas.openxmlformats.org/officeDocument/2006/math" xmlns:v="urn:schemas-microsoft-com:vml" xmlns:wp14="http://schemas.microsoft.com/office/word/2010/wordprocessingDrawing" xmlns:wp="http://schemas.openxmlformats.org/drawingml/2006/wordprocessingDrawing" xmlns:w10="urn:schemas-microsoft-com:office:word" xmlns:w="http://schemas.openxmlformats.org/wordprocessingml/2006/main" xmlns:w14="http://schemas.microsoft.com/office/word/2010/wordml" xmlns:w15="http://schemas.microsoft.com/office/word/2012/wordml" xmlns:w16cex="http://schemas.microsoft.com/office/word/2018/wordml/cex" xmlns:w16cid="http://schemas.microsoft.com/office/word/2016/wordml/cid" xmlns:w16="http://schemas.microsoft.com/office/word/2018/wordml" xmlns:w16du="http://schemas.microsoft.com/office/word/2023/wordml/word16du" xmlns:w16sdtdh="http://schemas.microsoft.com/office/word/2020/wordml/sdtdatahash" xmlns:w16se="http://schemas.microsoft.com/office/word/2015/wordml/symex" xmlns:wpg="http://schemas.microsoft.com/office/word/2010/wordprocessingGroup" xmlns:wpi="http://schemas.microsoft.com/office/word/2010/wordprocessingInk" xmlns:wne="http://schemas.microsoft.com/office/word/2006/wordml" xmlns:wps="http://schemas.microsoft.com/office/word/2010/wordprocessingShape" mc:Ignorable="w14 w15 w16se w16cid w16 w16cex w16sdtdh wp14">
   <w:p>
     <w:pPr>
       <w:pStyle w:val="Header"/>
@@ -20779,7 +18908,7 @@
           <v:path o:extrusionok="f" gradientshapeok="t" o:connecttype="rect"/>
           <o:lock v:ext="edit" aspectratio="t"/>
         </v:shapetype>
-        <v:shape id="WordPictureWatermark11198038" o:spid="_x0000_s2056" type="#_x0000_t75" style="position:absolute;margin-left:0;margin-top:0;width:10in;height:540pt;z-index:-251658239;mso-position-horizontal:center;mso-position-horizontal-relative:margin;mso-position-vertical:center;mso-position-vertical-relative:margin" o:allowincell="f">
+        <v:shape id="WordPictureWatermark11198038" o:spid="_x0000_s1032" type="#_x0000_t75" style="position:absolute;margin-left:0;margin-top:0;width:10in;height:540pt;z-index:-251658239;mso-position-horizontal:center;mso-position-horizontal-relative:margin;mso-position-vertical:center;mso-position-vertical-relative:margin" o:allowincell="f">
           <v:imagedata r:id="rId1" o:title="" gain="19661f" blacklevel="22938f"/>
           <w10:wrap anchorx="margin" anchory="margin"/>
         </v:shape>
@@ -20790,7 +18919,7 @@
 </file>
 
 <file path=word/header8.xml><?xml version="1.0" encoding="utf-8"?>
-<w:hdr xmlns:wpc="http://schemas.microsoft.com/office/word/2010/wordprocessingCanvas" xmlns:cx="http://schemas.microsoft.com/office/drawing/2014/chartex" xmlns:cx1="http://schemas.microsoft.com/office/drawing/2015/9/8/chartex" xmlns:cx2="http://schemas.microsoft.com/office/drawing/2015/10/21/chartex" xmlns:cx3="http://schemas.microsoft.com/office/drawing/2016/5/9/chartex" xmlns:cx4="http://schemas.microsoft.com/office/drawing/2016/5/10/chartex" xmlns:cx5="http://schemas.microsoft.com/office/drawing/2016/5/11/chartex" xmlns:cx6="http://schemas.microsoft.com/office/drawing/2016/5/12/chartex" xmlns:cx7="http://schemas.microsoft.com/office/drawing/2016/5/13/chartex" xmlns:cx8="http://schemas.microsoft.com/office/drawing/2016/5/14/chartex" xmlns:mc="http://schemas.openxmlformats.org/markup-compatibility/2006" xmlns:aink="http://schemas.microsoft.com/office/drawing/2016/ink" xmlns:am3d="http://schemas.microsoft.com/office/drawing/2017/model3d" xmlns:o="urn:schemas-microsoft-com:office:office" xmlns:r="http://schemas.openxmlformats.org/officeDocument/2006/relationships" xmlns:m="http://schemas.openxmlformats.org/officeDocument/2006/math" xmlns:v="urn:schemas-microsoft-com:vml" xmlns:wp14="http://schemas.microsoft.com/office/word/2010/wordprocessingDrawing" xmlns:wp="http://schemas.openxmlformats.org/drawingml/2006/wordprocessingDrawing" xmlns:w10="urn:schemas-microsoft-com:office:word" xmlns:w="http://schemas.openxmlformats.org/wordprocessingml/2006/main" xmlns:w14="http://schemas.microsoft.com/office/word/2010/wordml" xmlns:w15="http://schemas.microsoft.com/office/word/2012/wordml" xmlns:w16cex="http://schemas.microsoft.com/office/word/2018/wordml/cex" xmlns:w16cid="http://schemas.microsoft.com/office/word/2016/wordml/cid" xmlns:w16="http://schemas.microsoft.com/office/word/2018/wordml" xmlns:w16sdtdh="http://schemas.microsoft.com/office/word/2020/wordml/sdtdatahash" xmlns:w16se="http://schemas.microsoft.com/office/word/2015/wordml/symex" xmlns:wpg="http://schemas.microsoft.com/office/word/2010/wordprocessingGroup" xmlns:wpi="http://schemas.microsoft.com/office/word/2010/wordprocessingInk" xmlns:wne="http://schemas.microsoft.com/office/word/2006/wordml" xmlns:wps="http://schemas.microsoft.com/office/word/2010/wordprocessingShape" mc:Ignorable="w14 w15 w16se w16cid w16 w16cex w16sdtdh wp14">
+<w:hdr xmlns:wpc="http://schemas.microsoft.com/office/word/2010/wordprocessingCanvas" xmlns:cx="http://schemas.microsoft.com/office/drawing/2014/chartex" xmlns:cx1="http://schemas.microsoft.com/office/drawing/2015/9/8/chartex" xmlns:cx2="http://schemas.microsoft.com/office/drawing/2015/10/21/chartex" xmlns:cx3="http://schemas.microsoft.com/office/drawing/2016/5/9/chartex" xmlns:cx4="http://schemas.microsoft.com/office/drawing/2016/5/10/chartex" xmlns:cx5="http://schemas.microsoft.com/office/drawing/2016/5/11/chartex" xmlns:cx6="http://schemas.microsoft.com/office/drawing/2016/5/12/chartex" xmlns:cx7="http://schemas.microsoft.com/office/drawing/2016/5/13/chartex" xmlns:cx8="http://schemas.microsoft.com/office/drawing/2016/5/14/chartex" xmlns:mc="http://schemas.openxmlformats.org/markup-compatibility/2006" xmlns:aink="http://schemas.microsoft.com/office/drawing/2016/ink" xmlns:am3d="http://schemas.microsoft.com/office/drawing/2017/model3d" xmlns:o="urn:schemas-microsoft-com:office:office" xmlns:oel="http://schemas.microsoft.com/office/2019/extlst" xmlns:r="http://schemas.openxmlformats.org/officeDocument/2006/relationships" xmlns:m="http://schemas.openxmlformats.org/officeDocument/2006/math" xmlns:v="urn:schemas-microsoft-com:vml" xmlns:wp14="http://schemas.microsoft.com/office/word/2010/wordprocessingDrawing" xmlns:wp="http://schemas.openxmlformats.org/drawingml/2006/wordprocessingDrawing" xmlns:w10="urn:schemas-microsoft-com:office:word" xmlns:w="http://schemas.openxmlformats.org/wordprocessingml/2006/main" xmlns:w14="http://schemas.microsoft.com/office/word/2010/wordml" xmlns:w15="http://schemas.microsoft.com/office/word/2012/wordml" xmlns:w16cex="http://schemas.microsoft.com/office/word/2018/wordml/cex" xmlns:w16cid="http://schemas.microsoft.com/office/word/2016/wordml/cid" xmlns:w16="http://schemas.microsoft.com/office/word/2018/wordml" xmlns:w16du="http://schemas.microsoft.com/office/word/2023/wordml/word16du" xmlns:w16sdtdh="http://schemas.microsoft.com/office/word/2020/wordml/sdtdatahash" xmlns:w16se="http://schemas.microsoft.com/office/word/2015/wordml/symex" xmlns:wpg="http://schemas.microsoft.com/office/word/2010/wordprocessingGroup" xmlns:wpi="http://schemas.microsoft.com/office/word/2010/wordprocessingInk" xmlns:wne="http://schemas.microsoft.com/office/word/2006/wordml" xmlns:wps="http://schemas.microsoft.com/office/word/2010/wordprocessingShape" mc:Ignorable="w14 w15 w16se w16cid w16 w16cex w16sdtdh wp14">
   <w:tbl>
     <w:tblPr>
       <w:tblW w:w="5004" w:type="pct"/>
@@ -20871,28 +19000,15 @@
               <w:sz w:val="20"/>
             </w:rPr>
           </w:pPr>
-          <w:del w:id="83" w:author="Alhabibi, Haider@Energy" w:date="2022-02-22T15:26:00Z">
-            <w:r>
-              <w:rPr>
-                <w:rFonts w:ascii="Calibri" w:hAnsi="Calibri"/>
-                <w:b w:val="0"/>
-                <w:bCs/>
-                <w:sz w:val="20"/>
-              </w:rPr>
-              <w:delText>CF2R</w:delText>
-            </w:r>
-          </w:del>
-          <w:ins w:id="84" w:author="Alhabibi, Haider@Energy" w:date="2022-02-22T15:26:00Z">
-            <w:r>
-              <w:rPr>
-                <w:rFonts w:ascii="Calibri" w:hAnsi="Calibri"/>
-                <w:b w:val="0"/>
-                <w:bCs/>
-                <w:sz w:val="20"/>
-              </w:rPr>
-              <w:t>LMCI</w:t>
-            </w:r>
-          </w:ins>
+          <w:r>
+            <w:rPr>
+              <w:rFonts w:ascii="Calibri" w:hAnsi="Calibri"/>
+              <w:b w:val="0"/>
+              <w:bCs/>
+              <w:sz w:val="20"/>
+            </w:rPr>
+            <w:t>LMCI</w:t>
+          </w:r>
           <w:r>
             <w:rPr>
               <w:rFonts w:ascii="Calibri" w:hAnsi="Calibri"/>
@@ -21138,7 +19254,7 @@
           <v:path o:extrusionok="f" gradientshapeok="t" o:connecttype="rect"/>
           <o:lock v:ext="edit" aspectratio="t"/>
         </v:shapetype>
-        <v:shape id="WordPictureWatermark11198039" o:spid="_x0000_s2059" type="#_x0000_t75" style="position:absolute;margin-left:0;margin-top:0;width:10in;height:540pt;z-index:-251658238;mso-position-horizontal:center;mso-position-horizontal-relative:margin;mso-position-vertical:center;mso-position-vertical-relative:margin" o:allowincell="f">
+        <v:shape id="WordPictureWatermark11198039" o:spid="_x0000_s1035" type="#_x0000_t75" style="position:absolute;margin-left:0;margin-top:0;width:10in;height:540pt;z-index:-251658238;mso-position-horizontal:center;mso-position-horizontal-relative:margin;mso-position-vertical:center;mso-position-vertical-relative:margin" o:allowincell="f">
           <v:imagedata r:id="rId1" o:title="" gain="19661f" blacklevel="22938f"/>
           <w10:wrap anchorx="margin" anchory="margin"/>
         </v:shape>
@@ -21149,7 +19265,7 @@
 </file>
 
 <file path=word/header9.xml><?xml version="1.0" encoding="utf-8"?>
-<w:hdr xmlns:wpc="http://schemas.microsoft.com/office/word/2010/wordprocessingCanvas" xmlns:cx="http://schemas.microsoft.com/office/drawing/2014/chartex" xmlns:cx1="http://schemas.microsoft.com/office/drawing/2015/9/8/chartex" xmlns:cx2="http://schemas.microsoft.com/office/drawing/2015/10/21/chartex" xmlns:cx3="http://schemas.microsoft.com/office/drawing/2016/5/9/chartex" xmlns:cx4="http://schemas.microsoft.com/office/drawing/2016/5/10/chartex" xmlns:cx5="http://schemas.microsoft.com/office/drawing/2016/5/11/chartex" xmlns:cx6="http://schemas.microsoft.com/office/drawing/2016/5/12/chartex" xmlns:cx7="http://schemas.microsoft.com/office/drawing/2016/5/13/chartex" xmlns:cx8="http://schemas.microsoft.com/office/drawing/2016/5/14/chartex" xmlns:mc="http://schemas.openxmlformats.org/markup-compatibility/2006" xmlns:aink="http://schemas.microsoft.com/office/drawing/2016/ink" xmlns:am3d="http://schemas.microsoft.com/office/drawing/2017/model3d" xmlns:o="urn:schemas-microsoft-com:office:office" xmlns:r="http://schemas.openxmlformats.org/officeDocument/2006/relationships" xmlns:m="http://schemas.openxmlformats.org/officeDocument/2006/math" xmlns:v="urn:schemas-microsoft-com:vml" xmlns:wp14="http://schemas.microsoft.com/office/word/2010/wordprocessingDrawing" xmlns:wp="http://schemas.openxmlformats.org/drawingml/2006/wordprocessingDrawing" xmlns:w10="urn:schemas-microsoft-com:office:word" xmlns:w="http://schemas.openxmlformats.org/wordprocessingml/2006/main" xmlns:w14="http://schemas.microsoft.com/office/word/2010/wordml" xmlns:w15="http://schemas.microsoft.com/office/word/2012/wordml" xmlns:w16cex="http://schemas.microsoft.com/office/word/2018/wordml/cex" xmlns:w16cid="http://schemas.microsoft.com/office/word/2016/wordml/cid" xmlns:w16="http://schemas.microsoft.com/office/word/2018/wordml" xmlns:w16sdtdh="http://schemas.microsoft.com/office/word/2020/wordml/sdtdatahash" xmlns:w16se="http://schemas.microsoft.com/office/word/2015/wordml/symex" xmlns:wpg="http://schemas.microsoft.com/office/word/2010/wordprocessingGroup" xmlns:wpi="http://schemas.microsoft.com/office/word/2010/wordprocessingInk" xmlns:wne="http://schemas.microsoft.com/office/word/2006/wordml" xmlns:wps="http://schemas.microsoft.com/office/word/2010/wordprocessingShape" mc:Ignorable="w14 w15 w16se w16cid w16 w16cex w16sdtdh wp14">
+<w:hdr xmlns:wpc="http://schemas.microsoft.com/office/word/2010/wordprocessingCanvas" xmlns:cx="http://schemas.microsoft.com/office/drawing/2014/chartex" xmlns:cx1="http://schemas.microsoft.com/office/drawing/2015/9/8/chartex" xmlns:cx2="http://schemas.microsoft.com/office/drawing/2015/10/21/chartex" xmlns:cx3="http://schemas.microsoft.com/office/drawing/2016/5/9/chartex" xmlns:cx4="http://schemas.microsoft.com/office/drawing/2016/5/10/chartex" xmlns:cx5="http://schemas.microsoft.com/office/drawing/2016/5/11/chartex" xmlns:cx6="http://schemas.microsoft.com/office/drawing/2016/5/12/chartex" xmlns:cx7="http://schemas.microsoft.com/office/drawing/2016/5/13/chartex" xmlns:cx8="http://schemas.microsoft.com/office/drawing/2016/5/14/chartex" xmlns:mc="http://schemas.openxmlformats.org/markup-compatibility/2006" xmlns:aink="http://schemas.microsoft.com/office/drawing/2016/ink" xmlns:am3d="http://schemas.microsoft.com/office/drawing/2017/model3d" xmlns:o="urn:schemas-microsoft-com:office:office" xmlns:oel="http://schemas.microsoft.com/office/2019/extlst" xmlns:r="http://schemas.openxmlformats.org/officeDocument/2006/relationships" xmlns:m="http://schemas.openxmlformats.org/officeDocument/2006/math" xmlns:v="urn:schemas-microsoft-com:vml" xmlns:wp14="http://schemas.microsoft.com/office/word/2010/wordprocessingDrawing" xmlns:wp="http://schemas.openxmlformats.org/drawingml/2006/wordprocessingDrawing" xmlns:w10="urn:schemas-microsoft-com:office:word" xmlns:w="http://schemas.openxmlformats.org/wordprocessingml/2006/main" xmlns:w14="http://schemas.microsoft.com/office/word/2010/wordml" xmlns:w15="http://schemas.microsoft.com/office/word/2012/wordml" xmlns:w16cex="http://schemas.microsoft.com/office/word/2018/wordml/cex" xmlns:w16cid="http://schemas.microsoft.com/office/word/2016/wordml/cid" xmlns:w16="http://schemas.microsoft.com/office/word/2018/wordml" xmlns:w16du="http://schemas.microsoft.com/office/word/2023/wordml/word16du" xmlns:w16sdtdh="http://schemas.microsoft.com/office/word/2020/wordml/sdtdatahash" xmlns:w16se="http://schemas.microsoft.com/office/word/2015/wordml/symex" xmlns:wpg="http://schemas.microsoft.com/office/word/2010/wordprocessingGroup" xmlns:wpi="http://schemas.microsoft.com/office/word/2010/wordprocessingInk" xmlns:wne="http://schemas.microsoft.com/office/word/2006/wordml" xmlns:wps="http://schemas.microsoft.com/office/word/2010/wordprocessingShape" mc:Ignorable="w14 w15 w16se w16cid w16 w16cex w16sdtdh wp14">
   <w:p>
     <w:pPr>
       <w:pStyle w:val="Header"/>
@@ -21178,7 +19294,7 @@
           <v:path o:extrusionok="f" gradientshapeok="t" o:connecttype="rect"/>
           <o:lock v:ext="edit" aspectratio="t"/>
         </v:shapetype>
-        <v:shape id="WordPictureWatermark11198037" o:spid="_x0000_s2058" type="#_x0000_t75" style="position:absolute;margin-left:0;margin-top:0;width:10in;height:540pt;z-index:-251658240;mso-position-horizontal:center;mso-position-horizontal-relative:margin;mso-position-vertical:center;mso-position-vertical-relative:margin" o:allowincell="f">
+        <v:shape id="WordPictureWatermark11198037" o:spid="_x0000_s1034" type="#_x0000_t75" style="position:absolute;margin-left:0;margin-top:0;width:10in;height:540pt;z-index:-251658240;mso-position-horizontal:center;mso-position-horizontal-relative:margin;mso-position-vertical:center;mso-position-vertical-relative:margin" o:allowincell="f">
           <v:imagedata r:id="rId1" o:title="" gain="19661f" blacklevel="22938f"/>
           <w10:wrap anchorx="margin" anchory="margin"/>
         </v:shape>
@@ -21189,7 +19305,7 @@
 </file>
 
 <file path=word/numbering.xml><?xml version="1.0" encoding="utf-8"?>
-<w:numbering xmlns:wpc="http://schemas.microsoft.com/office/word/2010/wordprocessingCanvas" xmlns:cx="http://schemas.microsoft.com/office/drawing/2014/chartex" xmlns:cx1="http://schemas.microsoft.com/office/drawing/2015/9/8/chartex" xmlns:cx2="http://schemas.microsoft.com/office/drawing/2015/10/21/chartex" xmlns:cx3="http://schemas.microsoft.com/office/drawing/2016/5/9/chartex" xmlns:cx4="http://schemas.microsoft.com/office/drawing/2016/5/10/chartex" xmlns:cx5="http://schemas.microsoft.com/office/drawing/2016/5/11/chartex" xmlns:cx6="http://schemas.microsoft.com/office/drawing/2016/5/12/chartex" xmlns:cx7="http://schemas.microsoft.com/office/drawing/2016/5/13/chartex" xmlns:cx8="http://schemas.microsoft.com/office/drawing/2016/5/14/chartex" xmlns:mc="http://schemas.openxmlformats.org/markup-compatibility/2006" xmlns:aink="http://schemas.microsoft.com/office/drawing/2016/ink" xmlns:am3d="http://schemas.microsoft.com/office/drawing/2017/model3d" xmlns:o="urn:schemas-microsoft-com:office:office" xmlns:r="http://schemas.openxmlformats.org/officeDocument/2006/relationships" xmlns:m="http://schemas.openxmlformats.org/officeDocument/2006/math" xmlns:v="urn:schemas-microsoft-com:vml" xmlns:wp14="http://schemas.microsoft.com/office/word/2010/wordprocessingDrawing" xmlns:wp="http://schemas.openxmlformats.org/drawingml/2006/wordprocessingDrawing" xmlns:w10="urn:schemas-microsoft-com:office:word" xmlns:w="http://schemas.openxmlformats.org/wordprocessingml/2006/main" xmlns:w14="http://schemas.microsoft.com/office/word/2010/wordml" xmlns:w15="http://schemas.microsoft.com/office/word/2012/wordml" xmlns:w16cex="http://schemas.microsoft.com/office/word/2018/wordml/cex" xmlns:w16cid="http://schemas.microsoft.com/office/word/2016/wordml/cid" xmlns:w16="http://schemas.microsoft.com/office/word/2018/wordml" xmlns:w16sdtdh="http://schemas.microsoft.com/office/word/2020/wordml/sdtdatahash" xmlns:w16se="http://schemas.microsoft.com/office/word/2015/wordml/symex" xmlns:wpg="http://schemas.microsoft.com/office/word/2010/wordprocessingGroup" xmlns:wpi="http://schemas.microsoft.com/office/word/2010/wordprocessingInk" xmlns:wne="http://schemas.microsoft.com/office/word/2006/wordml" xmlns:wps="http://schemas.microsoft.com/office/word/2010/wordprocessingShape" mc:Ignorable="w14 w15 w16se w16cid w16 w16cex w16sdtdh wp14">
+<w:numbering xmlns:wpc="http://schemas.microsoft.com/office/word/2010/wordprocessingCanvas" xmlns:cx="http://schemas.microsoft.com/office/drawing/2014/chartex" xmlns:cx1="http://schemas.microsoft.com/office/drawing/2015/9/8/chartex" xmlns:cx2="http://schemas.microsoft.com/office/drawing/2015/10/21/chartex" xmlns:cx3="http://schemas.microsoft.com/office/drawing/2016/5/9/chartex" xmlns:cx4="http://schemas.microsoft.com/office/drawing/2016/5/10/chartex" xmlns:cx5="http://schemas.microsoft.com/office/drawing/2016/5/11/chartex" xmlns:cx6="http://schemas.microsoft.com/office/drawing/2016/5/12/chartex" xmlns:cx7="http://schemas.microsoft.com/office/drawing/2016/5/13/chartex" xmlns:cx8="http://schemas.microsoft.com/office/drawing/2016/5/14/chartex" xmlns:mc="http://schemas.openxmlformats.org/markup-compatibility/2006" xmlns:aink="http://schemas.microsoft.com/office/drawing/2016/ink" xmlns:am3d="http://schemas.microsoft.com/office/drawing/2017/model3d" xmlns:o="urn:schemas-microsoft-com:office:office" xmlns:oel="http://schemas.microsoft.com/office/2019/extlst" xmlns:r="http://schemas.openxmlformats.org/officeDocument/2006/relationships" xmlns:m="http://schemas.openxmlformats.org/officeDocument/2006/math" xmlns:v="urn:schemas-microsoft-com:vml" xmlns:wp14="http://schemas.microsoft.com/office/word/2010/wordprocessingDrawing" xmlns:wp="http://schemas.openxmlformats.org/drawingml/2006/wordprocessingDrawing" xmlns:w10="urn:schemas-microsoft-com:office:word" xmlns:w="http://schemas.openxmlformats.org/wordprocessingml/2006/main" xmlns:w14="http://schemas.microsoft.com/office/word/2010/wordml" xmlns:w15="http://schemas.microsoft.com/office/word/2012/wordml" xmlns:w16cex="http://schemas.microsoft.com/office/word/2018/wordml/cex" xmlns:w16cid="http://schemas.microsoft.com/office/word/2016/wordml/cid" xmlns:w16="http://schemas.microsoft.com/office/word/2018/wordml" xmlns:w16du="http://schemas.microsoft.com/office/word/2023/wordml/word16du" xmlns:w16sdtdh="http://schemas.microsoft.com/office/word/2020/wordml/sdtdatahash" xmlns:w16se="http://schemas.microsoft.com/office/word/2015/wordml/symex" xmlns:wpg="http://schemas.microsoft.com/office/word/2010/wordprocessingGroup" xmlns:wpi="http://schemas.microsoft.com/office/word/2010/wordprocessingInk" xmlns:wne="http://schemas.microsoft.com/office/word/2006/wordml" xmlns:wps="http://schemas.microsoft.com/office/word/2010/wordprocessingShape" mc:Ignorable="w14 w15 w16se w16cid w16 w16cex w16sdtdh wp14">
   <w:abstractNum w:abstractNumId="0" w15:restartNumberingAfterBreak="0">
     <w:nsid w:val="FFFFFF7E"/>
     <w:multiLevelType w:val="singleLevel"/>
@@ -22318,6 +20434,99 @@
     </w:lvl>
   </w:abstractNum>
   <w:abstractNum w:abstractNumId="11" w15:restartNumberingAfterBreak="0">
+    <w:nsid w:val="3EA80728"/>
+    <w:multiLevelType w:val="hybridMultilevel"/>
+    <w:tmpl w:val="4560CBAA"/>
+    <w:lvl w:ilvl="0" w:tplc="ED2A2C7A">
+      <w:start w:val="1"/>
+      <w:numFmt w:val="decimal"/>
+      <w:lvlText w:val="%1."/>
+      <w:lvlJc w:val="left"/>
+      <w:pPr>
+        <w:ind w:left="1080" w:hanging="720"/>
+      </w:pPr>
+      <w:rPr>
+        <w:rFonts w:hint="default"/>
+        <w:b w:val="0"/>
+        <w:bCs w:val="0"/>
+        <w:sz w:val="20"/>
+        <w:szCs w:val="20"/>
+      </w:rPr>
+    </w:lvl>
+    <w:lvl w:ilvl="1" w:tplc="04090019" w:tentative="1">
+      <w:start w:val="1"/>
+      <w:numFmt w:val="lowerLetter"/>
+      <w:lvlText w:val="%2."/>
+      <w:lvlJc w:val="left"/>
+      <w:pPr>
+        <w:ind w:left="1440" w:hanging="360"/>
+      </w:pPr>
+    </w:lvl>
+    <w:lvl w:ilvl="2" w:tplc="0409001B" w:tentative="1">
+      <w:start w:val="1"/>
+      <w:numFmt w:val="lowerRoman"/>
+      <w:lvlText w:val="%3."/>
+      <w:lvlJc w:val="right"/>
+      <w:pPr>
+        <w:ind w:left="2160" w:hanging="180"/>
+      </w:pPr>
+    </w:lvl>
+    <w:lvl w:ilvl="3" w:tplc="0409000F" w:tentative="1">
+      <w:start w:val="1"/>
+      <w:numFmt w:val="decimal"/>
+      <w:lvlText w:val="%4."/>
+      <w:lvlJc w:val="left"/>
+      <w:pPr>
+        <w:ind w:left="2880" w:hanging="360"/>
+      </w:pPr>
+    </w:lvl>
+    <w:lvl w:ilvl="4" w:tplc="04090019" w:tentative="1">
+      <w:start w:val="1"/>
+      <w:numFmt w:val="lowerLetter"/>
+      <w:lvlText w:val="%5."/>
+      <w:lvlJc w:val="left"/>
+      <w:pPr>
+        <w:ind w:left="3600" w:hanging="360"/>
+      </w:pPr>
+    </w:lvl>
+    <w:lvl w:ilvl="5" w:tplc="0409001B" w:tentative="1">
+      <w:start w:val="1"/>
+      <w:numFmt w:val="lowerRoman"/>
+      <w:lvlText w:val="%6."/>
+      <w:lvlJc w:val="right"/>
+      <w:pPr>
+        <w:ind w:left="4320" w:hanging="180"/>
+      </w:pPr>
+    </w:lvl>
+    <w:lvl w:ilvl="6" w:tplc="0409000F" w:tentative="1">
+      <w:start w:val="1"/>
+      <w:numFmt w:val="decimal"/>
+      <w:lvlText w:val="%7."/>
+      <w:lvlJc w:val="left"/>
+      <w:pPr>
+        <w:ind w:left="5040" w:hanging="360"/>
+      </w:pPr>
+    </w:lvl>
+    <w:lvl w:ilvl="7" w:tplc="04090019" w:tentative="1">
+      <w:start w:val="1"/>
+      <w:numFmt w:val="lowerLetter"/>
+      <w:lvlText w:val="%8."/>
+      <w:lvlJc w:val="left"/>
+      <w:pPr>
+        <w:ind w:left="5760" w:hanging="360"/>
+      </w:pPr>
+    </w:lvl>
+    <w:lvl w:ilvl="8" w:tplc="0409001B" w:tentative="1">
+      <w:start w:val="1"/>
+      <w:numFmt w:val="lowerRoman"/>
+      <w:lvlText w:val="%9."/>
+      <w:lvlJc w:val="right"/>
+      <w:pPr>
+        <w:ind w:left="6480" w:hanging="180"/>
+      </w:pPr>
+    </w:lvl>
+  </w:abstractNum>
+  <w:abstractNum w:abstractNumId="12" w15:restartNumberingAfterBreak="0">
     <w:nsid w:val="4C995930"/>
     <w:multiLevelType w:val="hybridMultilevel"/>
     <w:tmpl w:val="B436F6BA"/>
@@ -22430,7 +20639,7 @@
       </w:rPr>
     </w:lvl>
   </w:abstractNum>
-  <w:abstractNum w:abstractNumId="12" w15:restartNumberingAfterBreak="0">
+  <w:abstractNum w:abstractNumId="13" w15:restartNumberingAfterBreak="0">
     <w:nsid w:val="51B3090A"/>
     <w:multiLevelType w:val="hybridMultilevel"/>
     <w:tmpl w:val="79705A2A"/>
@@ -22545,7 +20754,7 @@
       </w:rPr>
     </w:lvl>
   </w:abstractNum>
-  <w:abstractNum w:abstractNumId="13" w15:restartNumberingAfterBreak="0">
+  <w:abstractNum w:abstractNumId="14" w15:restartNumberingAfterBreak="0">
     <w:nsid w:val="531647EB"/>
     <w:multiLevelType w:val="hybridMultilevel"/>
     <w:tmpl w:val="D88606DE"/>
@@ -22658,7 +20867,7 @@
       </w:rPr>
     </w:lvl>
   </w:abstractNum>
-  <w:abstractNum w:abstractNumId="14" w15:restartNumberingAfterBreak="0">
+  <w:abstractNum w:abstractNumId="15" w15:restartNumberingAfterBreak="0">
     <w:nsid w:val="55FC7805"/>
     <w:multiLevelType w:val="hybridMultilevel"/>
     <w:tmpl w:val="9CC4B920"/>
@@ -22771,7 +20980,7 @@
       </w:rPr>
     </w:lvl>
   </w:abstractNum>
-  <w:abstractNum w:abstractNumId="15" w15:restartNumberingAfterBreak="0">
+  <w:abstractNum w:abstractNumId="16" w15:restartNumberingAfterBreak="0">
     <w:nsid w:val="6BB54197"/>
     <w:multiLevelType w:val="hybridMultilevel"/>
     <w:tmpl w:val="122A4CF2"/>
@@ -22884,7 +21093,7 @@
       </w:rPr>
     </w:lvl>
   </w:abstractNum>
-  <w:abstractNum w:abstractNumId="16" w15:restartNumberingAfterBreak="0">
+  <w:abstractNum w:abstractNumId="17" w15:restartNumberingAfterBreak="0">
     <w:nsid w:val="6D8A1329"/>
     <w:multiLevelType w:val="hybridMultilevel"/>
     <w:tmpl w:val="CA28D3D0"/>
@@ -23024,7 +21233,7 @@
       </w:rPr>
     </w:lvl>
   </w:abstractNum>
-  <w:abstractNum w:abstractNumId="17" w15:restartNumberingAfterBreak="0">
+  <w:abstractNum w:abstractNumId="18" w15:restartNumberingAfterBreak="0">
     <w:nsid w:val="78DF4353"/>
     <w:multiLevelType w:val="hybridMultilevel"/>
     <w:tmpl w:val="7624B73E"/>
@@ -23137,80 +21346,80 @@
       </w:rPr>
     </w:lvl>
   </w:abstractNum>
-  <w:num w:numId="1">
+  <w:num w:numId="1" w16cid:durableId="427697023">
     <w:abstractNumId w:val="1"/>
   </w:num>
-  <w:num w:numId="2">
+  <w:num w:numId="2" w16cid:durableId="1769040640">
     <w:abstractNumId w:val="0"/>
   </w:num>
-  <w:num w:numId="3">
+  <w:num w:numId="3" w16cid:durableId="2001149684">
     <w:abstractNumId w:val="1"/>
   </w:num>
-  <w:num w:numId="4">
+  <w:num w:numId="4" w16cid:durableId="1596598950">
     <w:abstractNumId w:val="0"/>
   </w:num>
-  <w:num w:numId="5">
+  <w:num w:numId="5" w16cid:durableId="1197697887">
     <w:abstractNumId w:val="1"/>
   </w:num>
-  <w:num w:numId="6">
+  <w:num w:numId="6" w16cid:durableId="1095131434">
     <w:abstractNumId w:val="0"/>
   </w:num>
-  <w:num w:numId="7">
+  <w:num w:numId="7" w16cid:durableId="162091389">
     <w:abstractNumId w:val="0"/>
   </w:num>
-  <w:num w:numId="8">
+  <w:num w:numId="8" w16cid:durableId="1880580283">
     <w:abstractNumId w:val="1"/>
   </w:num>
-  <w:num w:numId="9">
+  <w:num w:numId="9" w16cid:durableId="625547536">
     <w:abstractNumId w:val="0"/>
   </w:num>
-  <w:num w:numId="10">
+  <w:num w:numId="10" w16cid:durableId="2038775233">
     <w:abstractNumId w:val="2"/>
   </w:num>
-  <w:num w:numId="11">
+  <w:num w:numId="11" w16cid:durableId="971909628">
+    <w:abstractNumId w:val="17"/>
+  </w:num>
+  <w:num w:numId="12" w16cid:durableId="2050259706">
+    <w:abstractNumId w:val="10"/>
+  </w:num>
+  <w:num w:numId="13" w16cid:durableId="11347402">
+    <w:abstractNumId w:val="7"/>
+  </w:num>
+  <w:num w:numId="14" w16cid:durableId="303200018">
+    <w:abstractNumId w:val="13"/>
+  </w:num>
+  <w:num w:numId="15" w16cid:durableId="224487461">
+    <w:abstractNumId w:val="15"/>
+  </w:num>
+  <w:num w:numId="16" w16cid:durableId="1109204553">
     <w:abstractNumId w:val="16"/>
   </w:num>
-  <w:num w:numId="12">
-    <w:abstractNumId w:val="10"/>
+  <w:num w:numId="17" w16cid:durableId="2011059730">
+    <w:abstractNumId w:val="6"/>
   </w:num>
-  <w:num w:numId="13">
+  <w:num w:numId="18" w16cid:durableId="1928998418">
+    <w:abstractNumId w:val="4"/>
+  </w:num>
+  <w:num w:numId="19" w16cid:durableId="115299490">
+    <w:abstractNumId w:val="18"/>
+  </w:num>
+  <w:num w:numId="20" w16cid:durableId="473913105">
+    <w:abstractNumId w:val="12"/>
+  </w:num>
+  <w:num w:numId="21" w16cid:durableId="393705032">
+    <w:abstractNumId w:val="9"/>
+  </w:num>
+  <w:num w:numId="22" w16cid:durableId="1881355573">
+    <w:abstractNumId w:val="14"/>
+  </w:num>
+  <w:num w:numId="23" w16cid:durableId="2082675105">
+    <w:abstractNumId w:val="3"/>
+  </w:num>
+  <w:num w:numId="24" w16cid:durableId="943002773">
     <w:abstractNumId w:val="7"/>
   </w:num>
-  <w:num w:numId="14">
-    <w:abstractNumId w:val="12"/>
-  </w:num>
-  <w:num w:numId="15">
-    <w:abstractNumId w:val="14"/>
-  </w:num>
-  <w:num w:numId="16">
+  <w:num w:numId="25" w16cid:durableId="1979142324">
     <w:abstractNumId w:val="15"/>
-  </w:num>
-  <w:num w:numId="17">
-    <w:abstractNumId w:val="6"/>
-  </w:num>
-  <w:num w:numId="18">
-    <w:abstractNumId w:val="4"/>
-  </w:num>
-  <w:num w:numId="19">
-    <w:abstractNumId w:val="17"/>
-  </w:num>
-  <w:num w:numId="20">
-    <w:abstractNumId w:val="11"/>
-  </w:num>
-  <w:num w:numId="21">
-    <w:abstractNumId w:val="9"/>
-  </w:num>
-  <w:num w:numId="22">
-    <w:abstractNumId w:val="13"/>
-  </w:num>
-  <w:num w:numId="23">
-    <w:abstractNumId w:val="3"/>
-  </w:num>
-  <w:num w:numId="24">
-    <w:abstractNumId w:val="7"/>
-  </w:num>
-  <w:num w:numId="25">
-    <w:abstractNumId w:val="14"/>
     <w:lvlOverride w:ilvl="0">
       <w:startOverride w:val="1"/>
     </w:lvlOverride>
@@ -23239,26 +21448,26 @@
       <w:startOverride w:val="1"/>
     </w:lvlOverride>
   </w:num>
-  <w:num w:numId="26">
+  <w:num w:numId="26" w16cid:durableId="1518422454">
     <w:abstractNumId w:val="5"/>
   </w:num>
-  <w:num w:numId="27">
+  <w:num w:numId="27" w16cid:durableId="1534687776">
     <w:abstractNumId w:val="8"/>
+  </w:num>
+  <w:num w:numId="28" w16cid:durableId="1416782858">
+    <w:abstractNumId w:val="11"/>
   </w:num>
   <w:numIdMacAtCleanup w:val="14"/>
 </w:numbering>
 </file>
 
 <file path=word/people.xml><?xml version="1.0" encoding="utf-8"?>
-<w15:people xmlns:wpc="http://schemas.microsoft.com/office/word/2010/wordprocessingCanvas" xmlns:cx="http://schemas.microsoft.com/office/drawing/2014/chartex" xmlns:cx1="http://schemas.microsoft.com/office/drawing/2015/9/8/chartex" xmlns:cx2="http://schemas.microsoft.com/office/drawing/2015/10/21/chartex" xmlns:cx3="http://schemas.microsoft.com/office/drawing/2016/5/9/chartex" xmlns:cx4="http://schemas.microsoft.com/office/drawing/2016/5/10/chartex" xmlns:cx5="http://schemas.microsoft.com/office/drawing/2016/5/11/chartex" xmlns:cx6="http://schemas.microsoft.com/office/drawing/2016/5/12/chartex" xmlns:cx7="http://schemas.microsoft.com/office/drawing/2016/5/13/chartex" xmlns:cx8="http://schemas.microsoft.com/office/drawing/2016/5/14/chartex" xmlns:mc="http://schemas.openxmlformats.org/markup-compatibility/2006" xmlns:aink="http://schemas.microsoft.com/office/drawing/2016/ink" xmlns:am3d="http://schemas.microsoft.com/office/drawing/2017/model3d" xmlns:o="urn:schemas-microsoft-com:office:office" xmlns:r="http://schemas.openxmlformats.org/officeDocument/2006/relationships" xmlns:m="http://schemas.openxmlformats.org/officeDocument/2006/math" xmlns:v="urn:schemas-microsoft-com:vml" xmlns:wp14="http://schemas.microsoft.com/office/word/2010/wordprocessingDrawing" xmlns:wp="http://schemas.openxmlformats.org/drawingml/2006/wordprocessingDrawing" xmlns:w10="urn:schemas-microsoft-com:office:word" xmlns:w="http://schemas.openxmlformats.org/wordprocessingml/2006/main" xmlns:w14="http://schemas.microsoft.com/office/word/2010/wordml" xmlns:w15="http://schemas.microsoft.com/office/word/2012/wordml" xmlns:w16cex="http://schemas.microsoft.com/office/word/2018/wordml/cex" xmlns:w16cid="http://schemas.microsoft.com/office/word/2016/wordml/cid" xmlns:w16="http://schemas.microsoft.com/office/word/2018/wordml" xmlns:w16sdtdh="http://schemas.microsoft.com/office/word/2020/wordml/sdtdatahash" xmlns:w16se="http://schemas.microsoft.com/office/word/2015/wordml/symex" xmlns:wpg="http://schemas.microsoft.com/office/word/2010/wordprocessingGroup" xmlns:wpi="http://schemas.microsoft.com/office/word/2010/wordprocessingInk" xmlns:wne="http://schemas.microsoft.com/office/word/2006/wordml" xmlns:wps="http://schemas.microsoft.com/office/word/2010/wordprocessingShape" mc:Ignorable="w14 w15 w16se w16cid w16 w16cex w16sdtdh wp14">
-  <w15:person w15:author="Tsan, Bach@Energy">
-    <w15:presenceInfo w15:providerId="AD" w15:userId="S::Bach.Tsan@energy.ca.gov::12b90a9a-310a-4ea4-8d41-6bc490e058d0"/>
-  </w15:person>
-  <w15:person w15:author="Moua, Cheng@Energy">
-    <w15:presenceInfo w15:providerId="AD" w15:userId="S::Cheng.Moua@energy.ca.gov::0a7b5eaa-32b5-460c-b817-ff0d5e5e693f"/>
-  </w15:person>
+<w15:people xmlns:wpc="http://schemas.microsoft.com/office/word/2010/wordprocessingCanvas" xmlns:cx="http://schemas.microsoft.com/office/drawing/2014/chartex" xmlns:cx1="http://schemas.microsoft.com/office/drawing/2015/9/8/chartex" xmlns:cx2="http://schemas.microsoft.com/office/drawing/2015/10/21/chartex" xmlns:cx3="http://schemas.microsoft.com/office/drawing/2016/5/9/chartex" xmlns:cx4="http://schemas.microsoft.com/office/drawing/2016/5/10/chartex" xmlns:cx5="http://schemas.microsoft.com/office/drawing/2016/5/11/chartex" xmlns:cx6="http://schemas.microsoft.com/office/drawing/2016/5/12/chartex" xmlns:cx7="http://schemas.microsoft.com/office/drawing/2016/5/13/chartex" xmlns:cx8="http://schemas.microsoft.com/office/drawing/2016/5/14/chartex" xmlns:mc="http://schemas.openxmlformats.org/markup-compatibility/2006" xmlns:aink="http://schemas.microsoft.com/office/drawing/2016/ink" xmlns:am3d="http://schemas.microsoft.com/office/drawing/2017/model3d" xmlns:o="urn:schemas-microsoft-com:office:office" xmlns:oel="http://schemas.microsoft.com/office/2019/extlst" xmlns:r="http://schemas.openxmlformats.org/officeDocument/2006/relationships" xmlns:m="http://schemas.openxmlformats.org/officeDocument/2006/math" xmlns:v="urn:schemas-microsoft-com:vml" xmlns:wp14="http://schemas.microsoft.com/office/word/2010/wordprocessingDrawing" xmlns:wp="http://schemas.openxmlformats.org/drawingml/2006/wordprocessingDrawing" xmlns:w10="urn:schemas-microsoft-com:office:word" xmlns:w="http://schemas.openxmlformats.org/wordprocessingml/2006/main" xmlns:w14="http://schemas.microsoft.com/office/word/2010/wordml" xmlns:w15="http://schemas.microsoft.com/office/word/2012/wordml" xmlns:w16cex="http://schemas.microsoft.com/office/word/2018/wordml/cex" xmlns:w16cid="http://schemas.microsoft.com/office/word/2016/wordml/cid" xmlns:w16="http://schemas.microsoft.com/office/word/2018/wordml" xmlns:w16du="http://schemas.microsoft.com/office/word/2023/wordml/word16du" xmlns:w16sdtdh="http://schemas.microsoft.com/office/word/2020/wordml/sdtdatahash" xmlns:w16se="http://schemas.microsoft.com/office/word/2015/wordml/symex" xmlns:wpg="http://schemas.microsoft.com/office/word/2010/wordprocessingGroup" xmlns:wpi="http://schemas.microsoft.com/office/word/2010/wordprocessingInk" xmlns:wne="http://schemas.microsoft.com/office/word/2006/wordml" xmlns:wps="http://schemas.microsoft.com/office/word/2010/wordprocessingShape" mc:Ignorable="w14 w15 w16se w16cid w16 w16cex w16sdtdh wp14">
   <w15:person w15:author="Alhabibi, Haider@Energy">
     <w15:presenceInfo w15:providerId="AD" w15:userId="S::Haider.Alhabibi@energy.ca.gov::9decb8d2-95ad-4b7d-9bf6-d4373f69254c"/>
+  </w15:person>
+  <w15:person w15:author="Alhabibi, Haider@Energy [2]">
+    <w15:presenceInfo w15:providerId="AD" w15:userId="S::Haider.AlHabibi@energy.ca.gov::9decb8d2-95ad-4b7d-9bf6-d4373f69254c"/>
   </w15:person>
 </w15:people>
 </file>
@@ -24569,8 +22778,44 @@
 </file>
 
 <file path=customXml/item1.xml><?xml version="1.0" encoding="utf-8"?>
-<ct:contentTypeSchema xmlns:ct="http://schemas.microsoft.com/office/2006/metadata/contentType" xmlns:ma="http://schemas.microsoft.com/office/2006/metadata/properties/metaAttributes" ct:_="" ma:_="" ma:contentTypeName="Document" ma:contentTypeID="0x01010061DC9A153AAEEE45BACE06E01F8272AC" ma:contentTypeVersion="17" ma:contentTypeDescription="Create a new document." ma:contentTypeScope="" ma:versionID="fc2579ad1970445b0ba1f5954956792b">
-  <xsd:schema xmlns:xsd="http://www.w3.org/2001/XMLSchema" xmlns:xs="http://www.w3.org/2001/XMLSchema" xmlns:p="http://schemas.microsoft.com/office/2006/metadata/properties" xmlns:ns2="785685f2-c2e1-4352-89aa-3faca8eaba52" xmlns:ns3="5067c814-4b34-462c-a21d-c185ff6548d2" targetNamespace="http://schemas.microsoft.com/office/2006/metadata/properties" ma:root="true" ma:fieldsID="864106e033a537969187528b3c0914e2" ns2:_="" ns3:_="">
+<b:Sources xmlns:b="http://schemas.openxmlformats.org/officeDocument/2006/bibliography" xmlns="http://schemas.openxmlformats.org/officeDocument/2006/bibliography" SelectedStyle="\APA.XSL" StyleName="APA"/>
+</file>
+
+<file path=customXml/item2.xml><?xml version="1.0" encoding="utf-8"?>
+<p:properties xmlns:p="http://schemas.microsoft.com/office/2006/metadata/properties" xmlns:xsi="http://www.w3.org/2001/XMLSchema-instance" xmlns:pc="http://schemas.microsoft.com/office/infopath/2007/PartnerControls">
+  <documentManagement>
+    <b26d xmlns="785685f2-c2e1-4352-89aa-3faca8eaba52" xsi:nil="true"/>
+    <DateCCOReviewed xmlns="785685f2-c2e1-4352-89aa-3faca8eaba52" xsi:nil="true"/>
+    <oawc xmlns="785685f2-c2e1-4352-89aa-3faca8eaba52" xsi:nil="true"/>
+    <sipv xmlns="785685f2-c2e1-4352-89aa-3faca8eaba52" xsi:nil="true"/>
+    <_x0074_mv6 xmlns="785685f2-c2e1-4352-89aa-3faca8eaba52">
+      <UserInfo>
+        <DisplayName/>
+        <AccountId xsi:nil="true"/>
+        <AccountType/>
+      </UserInfo>
+    </_x0074_mv6>
+    <CCOReviewr xmlns="785685f2-c2e1-4352-89aa-3faca8eaba52" xsi:nil="true"/>
+    <TaxCatchAll xmlns="5067c814-4b34-462c-a21d-c185ff6548d2" xsi:nil="true"/>
+    <lcf76f155ced4ddcb4097134ff3c332f xmlns="785685f2-c2e1-4352-89aa-3faca8eaba52">
+      <Terms xmlns="http://schemas.microsoft.com/office/infopath/2007/PartnerControls"/>
+    </lcf76f155ced4ddcb4097134ff3c332f>
+  </documentManagement>
+</p:properties>
+</file>
+
+<file path=customXml/item3.xml><?xml version="1.0" encoding="utf-8"?>
+<?mso-contentType ?>
+<FormTemplates xmlns="http://schemas.microsoft.com/sharepoint/v3/contenttype/forms">
+  <Display>DocumentLibraryForm</Display>
+  <Edit>DocumentLibraryForm</Edit>
+  <New>DocumentLibraryForm</New>
+</FormTemplates>
+</file>
+
+<file path=customXml/item4.xml><?xml version="1.0" encoding="utf-8"?>
+<ct:contentTypeSchema xmlns:ct="http://schemas.microsoft.com/office/2006/metadata/contentType" xmlns:ma="http://schemas.microsoft.com/office/2006/metadata/properties/metaAttributes" ct:_="" ma:_="" ma:contentTypeName="Document" ma:contentTypeID="0x01010061DC9A153AAEEE45BACE06E01F8272AC" ma:contentTypeVersion="21" ma:contentTypeDescription="Create a new document." ma:contentTypeScope="" ma:versionID="88efdf97b65d09c9d0c7bbf944c2dedf">
+  <xsd:schema xmlns:xsd="http://www.w3.org/2001/XMLSchema" xmlns:xs="http://www.w3.org/2001/XMLSchema" xmlns:p="http://schemas.microsoft.com/office/2006/metadata/properties" xmlns:ns2="785685f2-c2e1-4352-89aa-3faca8eaba52" xmlns:ns3="5067c814-4b34-462c-a21d-c185ff6548d2" targetNamespace="http://schemas.microsoft.com/office/2006/metadata/properties" ma:root="true" ma:fieldsID="ea7966bcb5d37bb36b188e4d473f173a" ns2:_="" ns3:_="">
     <xsd:import namespace="785685f2-c2e1-4352-89aa-3faca8eaba52"/>
     <xsd:import namespace="5067c814-4b34-462c-a21d-c185ff6548d2"/>
     <xsd:element name="properties">
@@ -24596,6 +22841,9 @@
                 <xsd:element ref="ns2:MediaServiceEventHashCode" minOccurs="0"/>
                 <xsd:element ref="ns2:MediaLengthInSeconds" minOccurs="0"/>
                 <xsd:element ref="ns2:MediaServiceLocation" minOccurs="0"/>
+                <xsd:element ref="ns2:lcf76f155ced4ddcb4097134ff3c332f" minOccurs="0"/>
+                <xsd:element ref="ns3:TaxCatchAll" minOccurs="0"/>
+                <xsd:element ref="ns2:MediaServiceObjectDetectorVersions" minOccurs="0"/>
               </xsd:all>
             </xsd:complexType>
           </xsd:element>
@@ -24701,6 +22949,18 @@
         <xsd:restriction base="dms:Text"/>
       </xsd:simpleType>
     </xsd:element>
+    <xsd:element name="lcf76f155ced4ddcb4097134ff3c332f" ma:index="26" nillable="true" ma:taxonomy="true" ma:internalName="lcf76f155ced4ddcb4097134ff3c332f" ma:taxonomyFieldName="MediaServiceImageTags" ma:displayName="Image Tags" ma:readOnly="false" ma:fieldId="{5cf76f15-5ced-4ddc-b409-7134ff3c332f}" ma:taxonomyMulti="true" ma:sspId="96df981b-247c-4b11-954d-40cb19519683" ma:termSetId="09814cd3-568e-fe90-9814-8d621ff8fb84" ma:anchorId="fba54fb3-c3e1-fe81-a776-ca4b69148c4d" ma:open="true" ma:isKeyword="false">
+      <xsd:complexType>
+        <xsd:sequence>
+          <xsd:element ref="pc:Terms" minOccurs="0" maxOccurs="1"/>
+        </xsd:sequence>
+      </xsd:complexType>
+    </xsd:element>
+    <xsd:element name="MediaServiceObjectDetectorVersions" ma:index="28" nillable="true" ma:displayName="MediaServiceObjectDetectorVersions" ma:hidden="true" ma:indexed="true" ma:internalName="MediaServiceObjectDetectorVersions" ma:readOnly="true">
+      <xsd:simpleType>
+        <xsd:restriction base="dms:Text"/>
+      </xsd:simpleType>
+    </xsd:element>
   </xsd:schema>
   <xsd:schema xmlns:xsd="http://www.w3.org/2001/XMLSchema" xmlns:xs="http://www.w3.org/2001/XMLSchema" xmlns:dms="http://schemas.microsoft.com/office/2006/documentManagement/types" xmlns:pc="http://schemas.microsoft.com/office/infopath/2007/PartnerControls" targetNamespace="5067c814-4b34-462c-a21d-c185ff6548d2" elementFormDefault="qualified">
     <xsd:import namespace="http://schemas.microsoft.com/office/2006/documentManagement/types"/>
@@ -24730,6 +22990,17 @@
           <xsd:maxLength value="255"/>
         </xsd:restriction>
       </xsd:simpleType>
+    </xsd:element>
+    <xsd:element name="TaxCatchAll" ma:index="27" nillable="true" ma:displayName="Taxonomy Catch All Column" ma:hidden="true" ma:list="{c93a3eb4-f9b2-4918-8a30-eb81fd3c8322}" ma:internalName="TaxCatchAll" ma:showField="CatchAllData" ma:web="5067c814-4b34-462c-a21d-c185ff6548d2">
+      <xsd:complexType>
+        <xsd:complexContent>
+          <xsd:extension base="dms:MultiChoiceLookup">
+            <xsd:sequence>
+              <xsd:element name="Value" type="dms:Lookup" maxOccurs="unbounded" minOccurs="0" nillable="true"/>
+            </xsd:sequence>
+          </xsd:extension>
+        </xsd:complexContent>
+      </xsd:complexType>
     </xsd:element>
   </xsd:schema>
   <xsd:schema xmlns="http://schemas.openxmlformats.org/package/2006/metadata/core-properties" xmlns:xsd="http://www.w3.org/2001/XMLSchema" xmlns:xsi="http://www.w3.org/2001/XMLSchema-instance" xmlns:dc="http://purl.org/dc/elements/1.1/" xmlns:dcterms="http://purl.org/dc/terms/" xmlns:odoc="http://schemas.microsoft.com/internal/obd" targetNamespace="http://schemas.openxmlformats.org/package/2006/metadata/core-properties" elementFormDefault="qualified" attributeFormDefault="unqualified" blockDefault="#all">
@@ -24831,58 +23102,26 @@
 </ct:contentTypeSchema>
 </file>
 
-<file path=customXml/item2.xml><?xml version="1.0" encoding="utf-8"?>
-<?mso-contentType ?>
-<FormTemplates xmlns="http://schemas.microsoft.com/sharepoint/v3/contenttype/forms">
-  <Display>DocumentLibraryForm</Display>
-  <Edit>DocumentLibraryForm</Edit>
-  <New>DocumentLibraryForm</New>
-</FormTemplates>
-</file>
-
-<file path=customXml/item3.xml><?xml version="1.0" encoding="utf-8"?>
-<p:properties xmlns:p="http://schemas.microsoft.com/office/2006/metadata/properties" xmlns:xsi="http://www.w3.org/2001/XMLSchema-instance" xmlns:pc="http://schemas.microsoft.com/office/infopath/2007/PartnerControls">
-  <documentManagement>
-    <b26d xmlns="785685f2-c2e1-4352-89aa-3faca8eaba52" xsi:nil="true"/>
-    <DateCCOReviewed xmlns="785685f2-c2e1-4352-89aa-3faca8eaba52" xsi:nil="true"/>
-    <oawc xmlns="785685f2-c2e1-4352-89aa-3faca8eaba52" xsi:nil="true"/>
-    <sipv xmlns="785685f2-c2e1-4352-89aa-3faca8eaba52" xsi:nil="true"/>
-    <_x0074_mv6 xmlns="785685f2-c2e1-4352-89aa-3faca8eaba52">
-      <UserInfo>
-        <DisplayName/>
-        <AccountId xsi:nil="true"/>
-        <AccountType/>
-      </UserInfo>
-    </_x0074_mv6>
-    <CCOReviewr xmlns="785685f2-c2e1-4352-89aa-3faca8eaba52" xsi:nil="true"/>
-  </documentManagement>
-</p:properties>
-</file>
-
-<file path=customXml/item4.xml><?xml version="1.0" encoding="utf-8"?>
-<b:Sources xmlns:b="http://schemas.openxmlformats.org/officeDocument/2006/bibliography" xmlns="http://schemas.openxmlformats.org/officeDocument/2006/bibliography" SelectedStyle="\APA.XSL" StyleName="APA"/>
-</file>
-
 <file path=customXml/itemProps1.xml><?xml version="1.0" encoding="utf-8"?>
-<ds:datastoreItem xmlns:ds="http://schemas.openxmlformats.org/officeDocument/2006/customXml" ds:itemID="{E439B46D-DD41-4343-958B-A61AA9471100}">
+<ds:datastoreItem xmlns:ds="http://schemas.openxmlformats.org/officeDocument/2006/customXml" ds:itemID="{6C8FD0EE-DB51-4344-9C9E-A3233A9D2CDD}">
   <ds:schemaRefs>
-    <ds:schemaRef ds:uri="http://schemas.microsoft.com/office/2006/metadata/contentType"/>
-    <ds:schemaRef ds:uri="http://schemas.microsoft.com/office/2006/metadata/properties/metaAttributes"/>
-    <ds:schemaRef ds:uri="http://www.w3.org/2001/XMLSchema"/>
-    <ds:schemaRef ds:uri="http://schemas.microsoft.com/office/2006/metadata/properties"/>
-    <ds:schemaRef ds:uri="785685f2-c2e1-4352-89aa-3faca8eaba52"/>
-    <ds:schemaRef ds:uri="5067c814-4b34-462c-a21d-c185ff6548d2"/>
-    <ds:schemaRef ds:uri="http://schemas.microsoft.com/office/2006/documentManagement/types"/>
-    <ds:schemaRef ds:uri="http://schemas.microsoft.com/office/infopath/2007/PartnerControls"/>
-    <ds:schemaRef ds:uri="http://schemas.openxmlformats.org/package/2006/metadata/core-properties"/>
-    <ds:schemaRef ds:uri="http://purl.org/dc/elements/1.1/"/>
-    <ds:schemaRef ds:uri="http://purl.org/dc/terms/"/>
-    <ds:schemaRef ds:uri="http://schemas.microsoft.com/internal/obd"/>
+    <ds:schemaRef ds:uri="http://schemas.openxmlformats.org/officeDocument/2006/bibliography"/>
   </ds:schemaRefs>
 </ds:datastoreItem>
 </file>
 
 <file path=customXml/itemProps2.xml><?xml version="1.0" encoding="utf-8"?>
+<ds:datastoreItem xmlns:ds="http://schemas.openxmlformats.org/officeDocument/2006/customXml" ds:itemID="{6A769E20-0E9D-4537-80F5-D111673CA2B3}">
+  <ds:schemaRefs>
+    <ds:schemaRef ds:uri="http://schemas.microsoft.com/office/2006/metadata/properties"/>
+    <ds:schemaRef ds:uri="http://schemas.microsoft.com/office/infopath/2007/PartnerControls"/>
+    <ds:schemaRef ds:uri="785685f2-c2e1-4352-89aa-3faca8eaba52"/>
+    <ds:schemaRef ds:uri="5067c814-4b34-462c-a21d-c185ff6548d2"/>
+  </ds:schemaRefs>
+</ds:datastoreItem>
+</file>
+
+<file path=customXml/itemProps3.xml><?xml version="1.0" encoding="utf-8"?>
 <ds:datastoreItem xmlns:ds="http://schemas.openxmlformats.org/officeDocument/2006/customXml" ds:itemID="{3273CD9F-48A1-4CD7-9446-D4878106BEDC}">
   <ds:schemaRefs>
     <ds:schemaRef ds:uri="http://schemas.microsoft.com/sharepoint/v3/contenttype/forms"/>
@@ -24890,20 +23129,6 @@
 </ds:datastoreItem>
 </file>
 
-<file path=customXml/itemProps3.xml><?xml version="1.0" encoding="utf-8"?>
-<ds:datastoreItem xmlns:ds="http://schemas.openxmlformats.org/officeDocument/2006/customXml" ds:itemID="{6A769E20-0E9D-4537-80F5-D111673CA2B3}">
-  <ds:schemaRefs>
-    <ds:schemaRef ds:uri="http://schemas.microsoft.com/office/2006/metadata/properties"/>
-    <ds:schemaRef ds:uri="http://schemas.microsoft.com/office/infopath/2007/PartnerControls"/>
-    <ds:schemaRef ds:uri="785685f2-c2e1-4352-89aa-3faca8eaba52"/>
-  </ds:schemaRefs>
-</ds:datastoreItem>
-</file>
-
 <file path=customXml/itemProps4.xml><?xml version="1.0" encoding="utf-8"?>
-<ds:datastoreItem xmlns:ds="http://schemas.openxmlformats.org/officeDocument/2006/customXml" ds:itemID="{6C8FD0EE-DB51-4344-9C9E-A3233A9D2CDD}">
-  <ds:schemaRefs>
-    <ds:schemaRef ds:uri="http://schemas.openxmlformats.org/officeDocument/2006/bibliography"/>
-  </ds:schemaRefs>
-</ds:datastoreItem>
+<ds:datastoreItem xmlns:ds="http://schemas.openxmlformats.org/officeDocument/2006/customXml" ds:itemID="{54524081-4103-480D-B637-87D473922F59}"/>
 </file>